--- a/src/template/工资清单.docx
+++ b/src/template/工资清单.docx
@@ -165,7 +165,7 @@
         <w:fldChar w:fldCharType="begin"/>
       </w:r>
       <w:r>
-        <w:instrText xml:space="preserve"> HYPERLINK "mailto:pengyanhui@copote.com" </w:instrText>
+        <w:instrText>HYPERLINK "mailto:liuzhaohui@copote.com"</w:instrText>
       </w:r>
       <w:r>
         <w:fldChar w:fldCharType="separate"/>
@@ -173,12 +173,12 @@
       <w:r>
         <w:rPr>
           <w:rStyle w:val="ad"/>
-          <w:rFonts w:ascii="微软雅黑" w:eastAsia="微软雅黑" w:hAnsi="微软雅黑" w:cs="Arial" w:hint="eastAsia"/>
+          <w:rFonts w:ascii="微软雅黑" w:eastAsia="微软雅黑" w:hAnsi="微软雅黑" w:cs="Arial"/>
           <w:b/>
           <w:sz w:val="18"/>
           <w:szCs w:val="18"/>
         </w:rPr>
-        <w:t>liuqiong</w:t>
+        <w:t>${</w:t>
       </w:r>
       <w:r>
         <w:rPr>
@@ -188,7 +188,7 @@
           <w:sz w:val="18"/>
           <w:szCs w:val="18"/>
         </w:rPr>
-        <w:t>@copote.com</w:t>
+        <w:t>cEmail}</w:t>
       </w:r>
       <w:r>
         <w:rPr>
@@ -208,17 +208,6 @@
           <w:szCs w:val="18"/>
         </w:rPr>
         <w:t>或联系</w:t>
-      </w:r>
-      <w:r>
-        <w:rPr>
-          <w:rFonts w:ascii="微软雅黑" w:eastAsia="微软雅黑" w:hAnsi="微软雅黑" w:cs="Arial"/>
-          <w:b/>
-          <w:color w:val="0000FF"/>
-          <w:sz w:val="18"/>
-          <w:szCs w:val="18"/>
-          <w:u w:val="single"/>
-        </w:rPr>
-        <w:t>0731-8899</w:t>
       </w:r>
       <w:r>
         <w:rPr>
@@ -229,7 +218,42 @@
           <w:szCs w:val="18"/>
           <w:u w:val="single"/>
         </w:rPr>
-        <w:t>8775</w:t>
+        <w:t>$</w:t>
+      </w:r>
+      <w:r>
+        <w:rPr>
+          <w:rFonts w:ascii="微软雅黑" w:eastAsia="微软雅黑" w:hAnsi="微软雅黑" w:cs="Arial"/>
+          <w:b/>
+          <w:color w:val="0000FF"/>
+          <w:sz w:val="18"/>
+          <w:szCs w:val="18"/>
+          <w:u w:val="single"/>
+        </w:rPr>
+        <w:t>{</w:t>
+      </w:r>
+      <w:proofErr w:type="spellStart"/>
+      <w:r>
+        <w:rPr>
+          <w:rFonts w:ascii="微软雅黑" w:eastAsia="微软雅黑" w:hAnsi="微软雅黑" w:cs="Arial"/>
+          <w:b/>
+          <w:color w:val="0000FF"/>
+          <w:sz w:val="18"/>
+          <w:szCs w:val="18"/>
+          <w:u w:val="single"/>
+        </w:rPr>
+        <w:t>cMobileNo</w:t>
+      </w:r>
+      <w:proofErr w:type="spellEnd"/>
+      <w:r>
+        <w:rPr>
+          <w:rFonts w:ascii="微软雅黑" w:eastAsia="微软雅黑" w:hAnsi="微软雅黑" w:cs="Arial"/>
+          <w:b/>
+          <w:color w:val="0000FF"/>
+          <w:sz w:val="18"/>
+          <w:szCs w:val="18"/>
+          <w:u w:val="single"/>
+        </w:rPr>
+        <w:t>}</w:t>
       </w:r>
       <w:r>
         <w:rPr>
@@ -1231,6 +1255,7 @@
                 <w:szCs w:val="18"/>
               </w:rPr>
             </w:pPr>
+            <w:bookmarkStart w:id="0" w:name="_GoBack" w:colFirst="2" w:colLast="2"/>
             <w:r>
               <w:rPr>
                 <w:rFonts w:ascii="微软雅黑" w:eastAsia="微软雅黑" w:hAnsi="微软雅黑" w:cs="Arial"/>
@@ -1298,7 +1323,7 @@
                 <w:sz w:val="18"/>
                 <w:szCs w:val="18"/>
               </w:rPr>
-              <w:t>医疗个人扣款</w:t>
+              <w:t>公积金个人扣款</w:t>
             </w:r>
           </w:p>
         </w:tc>
@@ -1352,7 +1377,198 @@
                 <w:sz w:val="18"/>
                 <w:szCs w:val="18"/>
               </w:rPr>
-              <w:t>nMedical</w:t>
+              <w:t>nGjjgrkk</w:t>
+            </w:r>
+            <w:proofErr w:type="spellEnd"/>
+            <w:r>
+              <w:rPr>
+                <w:rFonts w:ascii="微软雅黑" w:eastAsia="微软雅黑" w:hAnsi="微软雅黑" w:cs="Arial"/>
+                <w:bCs/>
+                <w:color w:val="000000"/>
+                <w:kern w:val="0"/>
+                <w:sz w:val="18"/>
+                <w:szCs w:val="18"/>
+              </w:rPr>
+              <w:t>}</w:t>
+            </w:r>
+          </w:p>
+        </w:tc>
+      </w:tr>
+      <w:bookmarkEnd w:id="0"/>
+      <w:tr>
+        <w:trPr>
+          <w:trHeight w:val="312"/>
+        </w:trPr>
+        <w:tc>
+          <w:tcPr>
+            <w:tcW w:w="2577" w:type="dxa"/>
+            <w:vAlign w:val="center"/>
+          </w:tcPr>
+          <w:p>
+            <w:pPr>
+              <w:widowControl/>
+              <w:jc w:val="left"/>
+              <w:rPr>
+                <w:rFonts w:ascii="微软雅黑" w:eastAsia="微软雅黑" w:hAnsi="微软雅黑" w:cs="Arial"/>
+                <w:color w:val="000000"/>
+                <w:kern w:val="0"/>
+                <w:sz w:val="18"/>
+                <w:szCs w:val="18"/>
+              </w:rPr>
+            </w:pPr>
+            <w:r>
+              <w:rPr>
+                <w:rFonts w:ascii="微软雅黑" w:eastAsia="微软雅黑" w:hAnsi="微软雅黑" w:cs="Arial" w:hint="eastAsia"/>
+                <w:color w:val="000000"/>
+                <w:kern w:val="0"/>
+                <w:sz w:val="18"/>
+                <w:szCs w:val="18"/>
+              </w:rPr>
+              <w:t>绩效实发工资</w:t>
+            </w:r>
+          </w:p>
+        </w:tc>
+        <w:tc>
+          <w:tcPr>
+            <w:tcW w:w="2460" w:type="dxa"/>
+            <w:vAlign w:val="center"/>
+          </w:tcPr>
+          <w:p>
+            <w:pPr>
+              <w:widowControl/>
+              <w:jc w:val="center"/>
+              <w:rPr>
+                <w:rFonts w:ascii="微软雅黑" w:eastAsia="微软雅黑" w:hAnsi="微软雅黑" w:cs="Arial"/>
+                <w:color w:val="000000"/>
+                <w:kern w:val="0"/>
+                <w:sz w:val="18"/>
+                <w:szCs w:val="18"/>
+              </w:rPr>
+            </w:pPr>
+            <w:r>
+              <w:rPr>
+                <w:rFonts w:ascii="微软雅黑" w:eastAsia="微软雅黑" w:hAnsi="微软雅黑" w:cs="Arial" w:hint="eastAsia"/>
+                <w:color w:val="000000"/>
+                <w:kern w:val="0"/>
+                <w:sz w:val="18"/>
+                <w:szCs w:val="18"/>
+              </w:rPr>
+              <w:t>$</w:t>
+            </w:r>
+            <w:r>
+              <w:rPr>
+                <w:rFonts w:ascii="微软雅黑" w:eastAsia="微软雅黑" w:hAnsi="微软雅黑" w:cs="Arial"/>
+                <w:color w:val="000000"/>
+                <w:kern w:val="0"/>
+                <w:sz w:val="18"/>
+                <w:szCs w:val="18"/>
+              </w:rPr>
+              <w:t>{</w:t>
+            </w:r>
+            <w:proofErr w:type="spellStart"/>
+            <w:r>
+              <w:rPr>
+                <w:rFonts w:ascii="微软雅黑" w:eastAsia="微软雅黑" w:hAnsi="微软雅黑" w:cs="Arial"/>
+                <w:color w:val="000000"/>
+                <w:kern w:val="0"/>
+                <w:sz w:val="18"/>
+                <w:szCs w:val="18"/>
+              </w:rPr>
+              <w:t>nJiXiao</w:t>
+            </w:r>
+            <w:proofErr w:type="spellEnd"/>
+            <w:r>
+              <w:rPr>
+                <w:rFonts w:ascii="微软雅黑" w:eastAsia="微软雅黑" w:hAnsi="微软雅黑" w:cs="Arial"/>
+                <w:color w:val="000000"/>
+                <w:kern w:val="0"/>
+                <w:sz w:val="18"/>
+                <w:szCs w:val="18"/>
+              </w:rPr>
+              <w:t>}</w:t>
+            </w:r>
+          </w:p>
+        </w:tc>
+        <w:tc>
+          <w:tcPr>
+            <w:tcW w:w="2460" w:type="dxa"/>
+            <w:vAlign w:val="center"/>
+          </w:tcPr>
+          <w:p>
+            <w:pPr>
+              <w:widowControl/>
+              <w:jc w:val="left"/>
+              <w:rPr>
+                <w:rFonts w:ascii="微软雅黑" w:eastAsia="微软雅黑" w:hAnsi="微软雅黑" w:cs="Arial"/>
+                <w:color w:val="000000"/>
+                <w:kern w:val="0"/>
+                <w:sz w:val="18"/>
+                <w:szCs w:val="18"/>
+              </w:rPr>
+            </w:pPr>
+            <w:r>
+              <w:rPr>
+                <w:rFonts w:ascii="微软雅黑" w:eastAsia="微软雅黑" w:hAnsi="微软雅黑" w:cs="Arial" w:hint="eastAsia"/>
+                <w:color w:val="000000"/>
+                <w:kern w:val="0"/>
+                <w:sz w:val="18"/>
+                <w:szCs w:val="18"/>
+              </w:rPr>
+              <w:t>企业年金个人扣款</w:t>
+            </w:r>
+          </w:p>
+        </w:tc>
+        <w:tc>
+          <w:tcPr>
+            <w:tcW w:w="2569" w:type="dxa"/>
+            <w:vAlign w:val="center"/>
+          </w:tcPr>
+          <w:p>
+            <w:pPr>
+              <w:widowControl/>
+              <w:jc w:val="center"/>
+              <w:rPr>
+                <w:rFonts w:ascii="微软雅黑" w:eastAsia="微软雅黑" w:hAnsi="微软雅黑" w:cs="Arial"/>
+                <w:bCs/>
+                <w:color w:val="000000"/>
+                <w:kern w:val="0"/>
+                <w:sz w:val="18"/>
+                <w:szCs w:val="18"/>
+              </w:rPr>
+            </w:pPr>
+            <w:r>
+              <w:rPr>
+                <w:rFonts w:ascii="微软雅黑" w:eastAsia="微软雅黑" w:hAnsi="微软雅黑" w:cs="Arial" w:hint="eastAsia"/>
+                <w:bCs/>
+                <w:color w:val="000000"/>
+                <w:kern w:val="0"/>
+                <w:sz w:val="18"/>
+                <w:szCs w:val="18"/>
+              </w:rPr>
+              <w:t>$</w:t>
+            </w:r>
+            <w:r>
+              <w:rPr>
+                <w:rFonts w:ascii="微软雅黑" w:eastAsia="微软雅黑" w:hAnsi="微软雅黑" w:cs="Arial"/>
+                <w:bCs/>
+                <w:color w:val="000000"/>
+                <w:kern w:val="0"/>
+                <w:sz w:val="18"/>
+                <w:szCs w:val="18"/>
+              </w:rPr>
+              <w:t>{</w:t>
+            </w:r>
+            <w:proofErr w:type="spellStart"/>
+            <w:r>
+              <w:rPr>
+                <w:rFonts w:ascii="微软雅黑" w:eastAsia="微软雅黑" w:hAnsi="微软雅黑" w:cs="Arial"/>
+                <w:bCs/>
+                <w:color w:val="000000"/>
+                <w:kern w:val="0"/>
+                <w:sz w:val="18"/>
+                <w:szCs w:val="18"/>
+              </w:rPr>
+              <w:t>nQynj</w:t>
             </w:r>
             <w:proofErr w:type="spellEnd"/>
             <w:r>
@@ -1392,13 +1608,13 @@
             </w:pPr>
             <w:r>
               <w:rPr>
-                <w:rFonts w:ascii="微软雅黑" w:eastAsia="微软雅黑" w:hAnsi="微软雅黑" w:cs="Arial"/>
-                <w:color w:val="000000"/>
-                <w:kern w:val="0"/>
-                <w:sz w:val="18"/>
-                <w:szCs w:val="18"/>
-              </w:rPr>
-              <w:t>绩效工资</w:t>
+                <w:rFonts w:ascii="微软雅黑" w:eastAsia="微软雅黑" w:hAnsi="微软雅黑" w:cs="Arial" w:hint="eastAsia"/>
+                <w:color w:val="000000"/>
+                <w:kern w:val="0"/>
+                <w:sz w:val="18"/>
+                <w:szCs w:val="18"/>
+              </w:rPr>
+              <w:t>年资津贴</w:t>
             </w:r>
           </w:p>
         </w:tc>
@@ -1421,13 +1637,65 @@
             </w:pPr>
             <w:r>
               <w:rPr>
-                <w:rFonts w:ascii="微软雅黑" w:eastAsia="微软雅黑" w:hAnsi="微软雅黑" w:cs="Arial"/>
-                <w:color w:val="000000"/>
-                <w:kern w:val="0"/>
-                <w:sz w:val="18"/>
-                <w:szCs w:val="18"/>
-              </w:rPr>
-              <w:t>****</w:t>
+                <w:rFonts w:ascii="微软雅黑" w:eastAsia="微软雅黑" w:hAnsi="微软雅黑" w:cs="Arial" w:hint="eastAsia"/>
+                <w:color w:val="000000"/>
+                <w:kern w:val="0"/>
+                <w:sz w:val="18"/>
+                <w:szCs w:val="18"/>
+              </w:rPr>
+              <w:t>$</w:t>
+            </w:r>
+            <w:r>
+              <w:rPr>
+                <w:rFonts w:ascii="微软雅黑" w:eastAsia="微软雅黑" w:hAnsi="微软雅黑" w:cs="Arial"/>
+                <w:color w:val="000000"/>
+                <w:kern w:val="0"/>
+                <w:sz w:val="18"/>
+                <w:szCs w:val="18"/>
+              </w:rPr>
+              <w:t>{</w:t>
+            </w:r>
+            <w:proofErr w:type="spellStart"/>
+            <w:r>
+              <w:rPr>
+                <w:rFonts w:ascii="微软雅黑" w:eastAsia="微软雅黑" w:hAnsi="微软雅黑" w:cs="Arial"/>
+                <w:color w:val="000000"/>
+                <w:kern w:val="0"/>
+                <w:sz w:val="18"/>
+                <w:szCs w:val="18"/>
+              </w:rPr>
+              <w:t>n</w:t>
+            </w:r>
+            <w:r>
+              <w:rPr>
+                <w:rFonts w:ascii="微软雅黑" w:eastAsia="微软雅黑" w:hAnsi="微软雅黑" w:cs="Arial" w:hint="eastAsia"/>
+                <w:color w:val="000000"/>
+                <w:kern w:val="0"/>
+                <w:sz w:val="18"/>
+                <w:szCs w:val="18"/>
+              </w:rPr>
+              <w:t>N</w:t>
+            </w:r>
+            <w:r>
+              <w:rPr>
+                <w:rFonts w:ascii="微软雅黑" w:eastAsia="微软雅黑" w:hAnsi="微软雅黑" w:cs="Arial"/>
+                <w:color w:val="000000"/>
+                <w:kern w:val="0"/>
+                <w:sz w:val="18"/>
+                <w:szCs w:val="18"/>
+              </w:rPr>
+              <w:t>zjt</w:t>
+            </w:r>
+            <w:proofErr w:type="spellEnd"/>
+            <w:r>
+              <w:rPr>
+                <w:rFonts w:ascii="微软雅黑" w:eastAsia="微软雅黑" w:hAnsi="微软雅黑" w:cs="Arial"/>
+                <w:color w:val="000000"/>
+                <w:kern w:val="0"/>
+                <w:sz w:val="18"/>
+                <w:szCs w:val="18"/>
+              </w:rPr>
+              <w:t>}</w:t>
             </w:r>
           </w:p>
         </w:tc>
@@ -1450,13 +1718,23 @@
             </w:pPr>
             <w:r>
               <w:rPr>
-                <w:rFonts w:ascii="微软雅黑" w:eastAsia="微软雅黑" w:hAnsi="微软雅黑" w:cs="Arial"/>
-                <w:color w:val="000000"/>
-                <w:kern w:val="0"/>
-                <w:sz w:val="18"/>
-                <w:szCs w:val="18"/>
-              </w:rPr>
-              <w:t>公积金个人扣款</w:t>
+                <w:rFonts w:ascii="微软雅黑" w:eastAsia="微软雅黑" w:hAnsi="微软雅黑" w:cs="Arial" w:hint="eastAsia"/>
+                <w:color w:val="000000"/>
+                <w:kern w:val="0"/>
+                <w:sz w:val="18"/>
+                <w:szCs w:val="18"/>
+              </w:rPr>
+              <w:t>个人</w:t>
+            </w:r>
+            <w:r>
+              <w:rPr>
+                <w:rFonts w:ascii="微软雅黑" w:eastAsia="微软雅黑" w:hAnsi="微软雅黑" w:cs="Arial"/>
+                <w:color w:val="000000"/>
+                <w:kern w:val="0"/>
+                <w:sz w:val="18"/>
+                <w:szCs w:val="18"/>
+              </w:rPr>
+              <w:t>所得税</w:t>
             </w:r>
           </w:p>
         </w:tc>
@@ -1468,6 +1746,7 @@
           <w:p>
             <w:pPr>
               <w:widowControl/>
+              <w:ind w:right="27"/>
               <w:jc w:val="center"/>
               <w:rPr>
                 <w:rFonts w:ascii="微软雅黑" w:eastAsia="微软雅黑" w:hAnsi="微软雅黑" w:cs="Arial"/>
@@ -1481,7 +1760,6 @@
             <w:r>
               <w:rPr>
                 <w:rFonts w:ascii="微软雅黑" w:eastAsia="微软雅黑" w:hAnsi="微软雅黑" w:cs="Arial" w:hint="eastAsia"/>
-                <w:bCs/>
                 <w:color w:val="000000"/>
                 <w:kern w:val="0"/>
                 <w:sz w:val="18"/>
@@ -1492,7 +1770,6 @@
             <w:r>
               <w:rPr>
                 <w:rFonts w:ascii="微软雅黑" w:eastAsia="微软雅黑" w:hAnsi="微软雅黑" w:cs="Arial"/>
-                <w:bCs/>
                 <w:color w:val="000000"/>
                 <w:kern w:val="0"/>
                 <w:sz w:val="18"/>
@@ -1504,19 +1781,17 @@
             <w:r>
               <w:rPr>
                 <w:rFonts w:ascii="微软雅黑" w:eastAsia="微软雅黑" w:hAnsi="微软雅黑" w:cs="Arial"/>
-                <w:bCs/>
-                <w:color w:val="000000"/>
-                <w:kern w:val="0"/>
-                <w:sz w:val="18"/>
-                <w:szCs w:val="18"/>
-              </w:rPr>
-              <w:t>nGjjgrkk</w:t>
+                <w:color w:val="000000"/>
+                <w:kern w:val="0"/>
+                <w:sz w:val="18"/>
+                <w:szCs w:val="18"/>
+              </w:rPr>
+              <w:t>nGrsds</w:t>
             </w:r>
             <w:proofErr w:type="spellEnd"/>
             <w:r>
               <w:rPr>
                 <w:rFonts w:ascii="微软雅黑" w:eastAsia="微软雅黑" w:hAnsi="微软雅黑" w:cs="Arial"/>
-                <w:bCs/>
                 <w:color w:val="000000"/>
                 <w:kern w:val="0"/>
                 <w:sz w:val="18"/>
@@ -1556,7 +1831,7 @@
                 <w:sz w:val="18"/>
                 <w:szCs w:val="18"/>
               </w:rPr>
-              <w:t>绩效实发工资</w:t>
+              <w:t>奖励</w:t>
             </w:r>
           </w:p>
         </w:tc>
@@ -1579,17 +1854,103 @@
             </w:pPr>
             <w:r>
               <w:rPr>
+                <w:rFonts w:ascii="微软雅黑" w:eastAsia="微软雅黑" w:hAnsi="微软雅黑" w:cs="Arial"/>
+                <w:bCs/>
+                <w:color w:val="000000"/>
+                <w:kern w:val="0"/>
+                <w:sz w:val="18"/>
+                <w:szCs w:val="18"/>
+              </w:rPr>
+              <w:t>${</w:t>
+            </w:r>
+            <w:proofErr w:type="spellStart"/>
+            <w:r>
+              <w:rPr>
+                <w:rFonts w:ascii="微软雅黑" w:eastAsia="微软雅黑" w:hAnsi="微软雅黑" w:cs="Arial"/>
+                <w:bCs/>
+                <w:color w:val="000000"/>
+                <w:kern w:val="0"/>
+                <w:sz w:val="18"/>
+                <w:szCs w:val="18"/>
+              </w:rPr>
+              <w:t>salary_increase</w:t>
+            </w:r>
+            <w:proofErr w:type="spellEnd"/>
+            <w:r>
+              <w:rPr>
+                <w:rFonts w:ascii="微软雅黑" w:eastAsia="微软雅黑" w:hAnsi="微软雅黑" w:cs="Arial"/>
+                <w:bCs/>
+                <w:color w:val="000000"/>
+                <w:kern w:val="0"/>
+                <w:sz w:val="18"/>
+                <w:szCs w:val="18"/>
+              </w:rPr>
+              <w:t>}</w:t>
+            </w:r>
+          </w:p>
+        </w:tc>
+        <w:tc>
+          <w:tcPr>
+            <w:tcW w:w="2460" w:type="dxa"/>
+            <w:vAlign w:val="center"/>
+          </w:tcPr>
+          <w:p>
+            <w:pPr>
+              <w:widowControl/>
+              <w:jc w:val="left"/>
+              <w:rPr>
+                <w:rFonts w:ascii="微软雅黑" w:eastAsia="微软雅黑" w:hAnsi="微软雅黑" w:cs="Arial"/>
+                <w:color w:val="000000"/>
+                <w:kern w:val="0"/>
+                <w:sz w:val="18"/>
+                <w:szCs w:val="18"/>
+              </w:rPr>
+            </w:pPr>
+            <w:r>
+              <w:rPr>
                 <w:rFonts w:ascii="微软雅黑" w:eastAsia="微软雅黑" w:hAnsi="微软雅黑" w:cs="Arial" w:hint="eastAsia"/>
                 <w:color w:val="000000"/>
                 <w:kern w:val="0"/>
                 <w:sz w:val="18"/>
                 <w:szCs w:val="18"/>
               </w:rPr>
+              <w:t>工会费</w:t>
+            </w:r>
+          </w:p>
+        </w:tc>
+        <w:tc>
+          <w:tcPr>
+            <w:tcW w:w="2569" w:type="dxa"/>
+            <w:vAlign w:val="center"/>
+          </w:tcPr>
+          <w:p>
+            <w:pPr>
+              <w:widowControl/>
+              <w:jc w:val="center"/>
+              <w:rPr>
+                <w:rFonts w:ascii="微软雅黑" w:eastAsia="微软雅黑" w:hAnsi="微软雅黑" w:cs="Arial"/>
+                <w:bCs/>
+                <w:color w:val="000000"/>
+                <w:kern w:val="0"/>
+                <w:sz w:val="18"/>
+                <w:szCs w:val="18"/>
+              </w:rPr>
+            </w:pPr>
+            <w:r>
+              <w:rPr>
+                <w:rFonts w:ascii="微软雅黑" w:eastAsia="微软雅黑" w:hAnsi="微软雅黑" w:cs="Arial" w:hint="eastAsia"/>
+                <w:bCs/>
+                <w:color w:val="000000"/>
+                <w:kern w:val="0"/>
+                <w:sz w:val="18"/>
+                <w:szCs w:val="18"/>
+              </w:rPr>
               <w:t>$</w:t>
             </w:r>
             <w:r>
               <w:rPr>
                 <w:rFonts w:ascii="微软雅黑" w:eastAsia="微软雅黑" w:hAnsi="微软雅黑" w:cs="Arial"/>
+                <w:bCs/>
                 <w:color w:val="000000"/>
                 <w:kern w:val="0"/>
                 <w:sz w:val="18"/>
@@ -1601,106 +1962,13 @@
             <w:r>
               <w:rPr>
                 <w:rFonts w:ascii="微软雅黑" w:eastAsia="微软雅黑" w:hAnsi="微软雅黑" w:cs="Arial"/>
-                <w:color w:val="000000"/>
-                <w:kern w:val="0"/>
-                <w:sz w:val="18"/>
-                <w:szCs w:val="18"/>
-              </w:rPr>
-              <w:t>nJiXiao</w:t>
-            </w:r>
-            <w:proofErr w:type="spellEnd"/>
-            <w:r>
-              <w:rPr>
-                <w:rFonts w:ascii="微软雅黑" w:eastAsia="微软雅黑" w:hAnsi="微软雅黑" w:cs="Arial"/>
-                <w:color w:val="000000"/>
-                <w:kern w:val="0"/>
-                <w:sz w:val="18"/>
-                <w:szCs w:val="18"/>
-              </w:rPr>
-              <w:t>}</w:t>
-            </w:r>
-          </w:p>
-        </w:tc>
-        <w:tc>
-          <w:tcPr>
-            <w:tcW w:w="2460" w:type="dxa"/>
-            <w:vAlign w:val="center"/>
-          </w:tcPr>
-          <w:p>
-            <w:pPr>
-              <w:widowControl/>
-              <w:jc w:val="left"/>
-              <w:rPr>
-                <w:rFonts w:ascii="微软雅黑" w:eastAsia="微软雅黑" w:hAnsi="微软雅黑" w:cs="Arial"/>
-                <w:color w:val="000000"/>
-                <w:kern w:val="0"/>
-                <w:sz w:val="18"/>
-                <w:szCs w:val="18"/>
-              </w:rPr>
-            </w:pPr>
-            <w:r>
-              <w:rPr>
-                <w:rFonts w:ascii="微软雅黑" w:eastAsia="微软雅黑" w:hAnsi="微软雅黑" w:cs="Arial" w:hint="eastAsia"/>
-                <w:color w:val="000000"/>
-                <w:kern w:val="0"/>
-                <w:sz w:val="18"/>
-                <w:szCs w:val="18"/>
-              </w:rPr>
-              <w:t>企业年金个人扣款</w:t>
-            </w:r>
-          </w:p>
-        </w:tc>
-        <w:tc>
-          <w:tcPr>
-            <w:tcW w:w="2569" w:type="dxa"/>
-            <w:vAlign w:val="center"/>
-          </w:tcPr>
-          <w:p>
-            <w:pPr>
-              <w:widowControl/>
-              <w:jc w:val="center"/>
-              <w:rPr>
-                <w:rFonts w:ascii="微软雅黑" w:eastAsia="微软雅黑" w:hAnsi="微软雅黑" w:cs="Arial"/>
-                <w:bCs/>
-                <w:color w:val="000000"/>
-                <w:kern w:val="0"/>
-                <w:sz w:val="18"/>
-                <w:szCs w:val="18"/>
-              </w:rPr>
-            </w:pPr>
-            <w:r>
-              <w:rPr>
-                <w:rFonts w:ascii="微软雅黑" w:eastAsia="微软雅黑" w:hAnsi="微软雅黑" w:cs="Arial" w:hint="eastAsia"/>
-                <w:bCs/>
-                <w:color w:val="000000"/>
-                <w:kern w:val="0"/>
-                <w:sz w:val="18"/>
-                <w:szCs w:val="18"/>
-              </w:rPr>
-              <w:t>$</w:t>
-            </w:r>
-            <w:r>
-              <w:rPr>
-                <w:rFonts w:ascii="微软雅黑" w:eastAsia="微软雅黑" w:hAnsi="微软雅黑" w:cs="Arial"/>
-                <w:bCs/>
-                <w:color w:val="000000"/>
-                <w:kern w:val="0"/>
-                <w:sz w:val="18"/>
-                <w:szCs w:val="18"/>
-              </w:rPr>
-              <w:t>{</w:t>
-            </w:r>
-            <w:proofErr w:type="spellStart"/>
-            <w:r>
-              <w:rPr>
-                <w:rFonts w:ascii="微软雅黑" w:eastAsia="微软雅黑" w:hAnsi="微软雅黑" w:cs="Arial"/>
-                <w:bCs/>
-                <w:color w:val="000000"/>
-                <w:kern w:val="0"/>
-                <w:sz w:val="18"/>
-                <w:szCs w:val="18"/>
-              </w:rPr>
-              <w:t>nQynj</w:t>
+                <w:bCs/>
+                <w:color w:val="000000"/>
+                <w:kern w:val="0"/>
+                <w:sz w:val="18"/>
+                <w:szCs w:val="18"/>
+              </w:rPr>
+              <w:t>nGhf</w:t>
             </w:r>
             <w:proofErr w:type="spellEnd"/>
             <w:r>
@@ -1746,7 +2014,7 @@
                 <w:sz w:val="18"/>
                 <w:szCs w:val="18"/>
               </w:rPr>
-              <w:t>年资津贴</w:t>
+              <w:t>防寒暑费</w:t>
             </w:r>
           </w:p>
         </w:tc>
@@ -1796,8 +2064,38 @@
                 <w:sz w:val="18"/>
                 <w:szCs w:val="18"/>
               </w:rPr>
-              <w:t>n</w:t>
-            </w:r>
+              <w:t>nFhsf</w:t>
+            </w:r>
+            <w:proofErr w:type="spellEnd"/>
+            <w:r>
+              <w:rPr>
+                <w:rFonts w:ascii="微软雅黑" w:eastAsia="微软雅黑" w:hAnsi="微软雅黑" w:cs="Arial"/>
+                <w:color w:val="000000"/>
+                <w:kern w:val="0"/>
+                <w:sz w:val="18"/>
+                <w:szCs w:val="18"/>
+              </w:rPr>
+              <w:t>}</w:t>
+            </w:r>
+          </w:p>
+        </w:tc>
+        <w:tc>
+          <w:tcPr>
+            <w:tcW w:w="2460" w:type="dxa"/>
+            <w:vAlign w:val="center"/>
+          </w:tcPr>
+          <w:p>
+            <w:pPr>
+              <w:widowControl/>
+              <w:jc w:val="left"/>
+              <w:rPr>
+                <w:rFonts w:ascii="微软雅黑" w:eastAsia="微软雅黑" w:hAnsi="微软雅黑" w:cs="Arial"/>
+                <w:color w:val="000000"/>
+                <w:kern w:val="0"/>
+                <w:sz w:val="18"/>
+                <w:szCs w:val="18"/>
+              </w:rPr>
+            </w:pPr>
             <w:r>
               <w:rPr>
                 <w:rFonts w:ascii="微软雅黑" w:eastAsia="微软雅黑" w:hAnsi="微软雅黑" w:cs="Arial" w:hint="eastAsia"/>
@@ -1806,67 +2104,7 @@
                 <w:sz w:val="18"/>
                 <w:szCs w:val="18"/>
               </w:rPr>
-              <w:t>N</w:t>
-            </w:r>
-            <w:r>
-              <w:rPr>
-                <w:rFonts w:ascii="微软雅黑" w:eastAsia="微软雅黑" w:hAnsi="微软雅黑" w:cs="Arial"/>
-                <w:color w:val="000000"/>
-                <w:kern w:val="0"/>
-                <w:sz w:val="18"/>
-                <w:szCs w:val="18"/>
-              </w:rPr>
-              <w:t>zjt</w:t>
-            </w:r>
-            <w:proofErr w:type="spellEnd"/>
-            <w:r>
-              <w:rPr>
-                <w:rFonts w:ascii="微软雅黑" w:eastAsia="微软雅黑" w:hAnsi="微软雅黑" w:cs="Arial"/>
-                <w:color w:val="000000"/>
-                <w:kern w:val="0"/>
-                <w:sz w:val="18"/>
-                <w:szCs w:val="18"/>
-              </w:rPr>
-              <w:t>}</w:t>
-            </w:r>
-          </w:p>
-        </w:tc>
-        <w:tc>
-          <w:tcPr>
-            <w:tcW w:w="2460" w:type="dxa"/>
-            <w:vAlign w:val="center"/>
-          </w:tcPr>
-          <w:p>
-            <w:pPr>
-              <w:widowControl/>
-              <w:jc w:val="left"/>
-              <w:rPr>
-                <w:rFonts w:ascii="微软雅黑" w:eastAsia="微软雅黑" w:hAnsi="微软雅黑" w:cs="Arial"/>
-                <w:color w:val="000000"/>
-                <w:kern w:val="0"/>
-                <w:sz w:val="18"/>
-                <w:szCs w:val="18"/>
-              </w:rPr>
-            </w:pPr>
-            <w:r>
-              <w:rPr>
-                <w:rFonts w:ascii="微软雅黑" w:eastAsia="微软雅黑" w:hAnsi="微软雅黑" w:cs="Arial" w:hint="eastAsia"/>
-                <w:color w:val="000000"/>
-                <w:kern w:val="0"/>
-                <w:sz w:val="18"/>
-                <w:szCs w:val="18"/>
-              </w:rPr>
-              <w:t>个人</w:t>
-            </w:r>
-            <w:r>
-              <w:rPr>
-                <w:rFonts w:ascii="微软雅黑" w:eastAsia="微软雅黑" w:hAnsi="微软雅黑" w:cs="Arial"/>
-                <w:color w:val="000000"/>
-                <w:kern w:val="0"/>
-                <w:sz w:val="18"/>
-                <w:szCs w:val="18"/>
-              </w:rPr>
-              <w:t>所得税</w:t>
+              <w:t>房租费</w:t>
             </w:r>
           </w:p>
         </w:tc>
@@ -1892,6 +2130,7 @@
             <w:r>
               <w:rPr>
                 <w:rFonts w:ascii="微软雅黑" w:eastAsia="微软雅黑" w:hAnsi="微软雅黑" w:cs="Arial" w:hint="eastAsia"/>
+                <w:bCs/>
                 <w:color w:val="000000"/>
                 <w:kern w:val="0"/>
                 <w:sz w:val="18"/>
@@ -1902,6 +2141,7 @@
             <w:r>
               <w:rPr>
                 <w:rFonts w:ascii="微软雅黑" w:eastAsia="微软雅黑" w:hAnsi="微软雅黑" w:cs="Arial"/>
+                <w:bCs/>
                 <w:color w:val="000000"/>
                 <w:kern w:val="0"/>
                 <w:sz w:val="18"/>
@@ -1913,17 +2153,19 @@
             <w:r>
               <w:rPr>
                 <w:rFonts w:ascii="微软雅黑" w:eastAsia="微软雅黑" w:hAnsi="微软雅黑" w:cs="Arial"/>
-                <w:color w:val="000000"/>
-                <w:kern w:val="0"/>
-                <w:sz w:val="18"/>
-                <w:szCs w:val="18"/>
-              </w:rPr>
-              <w:t>nGrsds</w:t>
+                <w:bCs/>
+                <w:color w:val="000000"/>
+                <w:kern w:val="0"/>
+                <w:sz w:val="18"/>
+                <w:szCs w:val="18"/>
+              </w:rPr>
+              <w:t>nFzf</w:t>
             </w:r>
             <w:proofErr w:type="spellEnd"/>
             <w:r>
               <w:rPr>
                 <w:rFonts w:ascii="微软雅黑" w:eastAsia="微软雅黑" w:hAnsi="微软雅黑" w:cs="Arial"/>
+                <w:bCs/>
                 <w:color w:val="000000"/>
                 <w:kern w:val="0"/>
                 <w:sz w:val="18"/>
@@ -1963,7 +2205,7 @@
                 <w:sz w:val="18"/>
                 <w:szCs w:val="18"/>
               </w:rPr>
-              <w:t>奖励</w:t>
+              <w:t>节日费</w:t>
             </w:r>
           </w:p>
         </w:tc>
@@ -1987,7 +2229,6 @@
             <w:r>
               <w:rPr>
                 <w:rFonts w:ascii="微软雅黑" w:eastAsia="微软雅黑" w:hAnsi="微软雅黑" w:cs="Arial"/>
-                <w:bCs/>
                 <w:color w:val="000000"/>
                 <w:kern w:val="0"/>
                 <w:sz w:val="18"/>
@@ -1999,19 +2240,17 @@
             <w:r>
               <w:rPr>
                 <w:rFonts w:ascii="微软雅黑" w:eastAsia="微软雅黑" w:hAnsi="微软雅黑" w:cs="Arial"/>
-                <w:bCs/>
-                <w:color w:val="000000"/>
-                <w:kern w:val="0"/>
-                <w:sz w:val="18"/>
-                <w:szCs w:val="18"/>
-              </w:rPr>
-              <w:t>salary_increase</w:t>
+                <w:color w:val="000000"/>
+                <w:kern w:val="0"/>
+                <w:sz w:val="18"/>
+                <w:szCs w:val="18"/>
+              </w:rPr>
+              <w:t>nJrf</w:t>
             </w:r>
             <w:proofErr w:type="spellEnd"/>
             <w:r>
               <w:rPr>
                 <w:rFonts w:ascii="微软雅黑" w:eastAsia="微软雅黑" w:hAnsi="微软雅黑" w:cs="Arial"/>
-                <w:bCs/>
                 <w:color w:val="000000"/>
                 <w:kern w:val="0"/>
                 <w:sz w:val="18"/>
@@ -2038,6 +2277,7 @@
                 <w:szCs w:val="18"/>
               </w:rPr>
             </w:pPr>
+            <w:proofErr w:type="gramStart"/>
             <w:r>
               <w:rPr>
                 <w:rFonts w:ascii="微软雅黑" w:eastAsia="微软雅黑" w:hAnsi="微软雅黑" w:cs="Arial" w:hint="eastAsia"/>
@@ -2046,8 +2286,9 @@
                 <w:sz w:val="18"/>
                 <w:szCs w:val="18"/>
               </w:rPr>
-              <w:t>工会费</w:t>
-            </w:r>
+              <w:t>物业费</w:t>
+            </w:r>
+            <w:proofErr w:type="gramEnd"/>
           </w:p>
         </w:tc>
         <w:tc>
@@ -2061,52 +2302,37 @@
               <w:jc w:val="center"/>
               <w:rPr>
                 <w:rFonts w:ascii="微软雅黑" w:eastAsia="微软雅黑" w:hAnsi="微软雅黑" w:cs="Arial"/>
-                <w:bCs/>
-                <w:color w:val="000000"/>
-                <w:kern w:val="0"/>
-                <w:sz w:val="18"/>
-                <w:szCs w:val="18"/>
-              </w:rPr>
-            </w:pPr>
-            <w:r>
-              <w:rPr>
-                <w:rFonts w:ascii="微软雅黑" w:eastAsia="微软雅黑" w:hAnsi="微软雅黑" w:cs="Arial" w:hint="eastAsia"/>
-                <w:bCs/>
-                <w:color w:val="000000"/>
-                <w:kern w:val="0"/>
-                <w:sz w:val="18"/>
-                <w:szCs w:val="18"/>
-              </w:rPr>
-              <w:t>$</w:t>
-            </w:r>
-            <w:r>
-              <w:rPr>
-                <w:rFonts w:ascii="微软雅黑" w:eastAsia="微软雅黑" w:hAnsi="微软雅黑" w:cs="Arial"/>
-                <w:bCs/>
-                <w:color w:val="000000"/>
-                <w:kern w:val="0"/>
-                <w:sz w:val="18"/>
-                <w:szCs w:val="18"/>
-              </w:rPr>
-              <w:t>{</w:t>
+                <w:color w:val="000000"/>
+                <w:kern w:val="0"/>
+                <w:sz w:val="18"/>
+                <w:szCs w:val="18"/>
+              </w:rPr>
+            </w:pPr>
+            <w:r>
+              <w:rPr>
+                <w:rFonts w:ascii="微软雅黑" w:eastAsia="微软雅黑" w:hAnsi="微软雅黑" w:cs="Arial"/>
+                <w:color w:val="000000"/>
+                <w:kern w:val="0"/>
+                <w:sz w:val="18"/>
+                <w:szCs w:val="18"/>
+              </w:rPr>
+              <w:t>${</w:t>
             </w:r>
             <w:proofErr w:type="spellStart"/>
             <w:r>
               <w:rPr>
                 <w:rFonts w:ascii="微软雅黑" w:eastAsia="微软雅黑" w:hAnsi="微软雅黑" w:cs="Arial"/>
-                <w:bCs/>
-                <w:color w:val="000000"/>
-                <w:kern w:val="0"/>
-                <w:sz w:val="18"/>
-                <w:szCs w:val="18"/>
-              </w:rPr>
-              <w:t>nGhf</w:t>
+                <w:color w:val="000000"/>
+                <w:kern w:val="0"/>
+                <w:sz w:val="18"/>
+                <w:szCs w:val="18"/>
+              </w:rPr>
+              <w:t>nWyf</w:t>
             </w:r>
             <w:proofErr w:type="spellEnd"/>
             <w:r>
               <w:rPr>
                 <w:rFonts w:ascii="微软雅黑" w:eastAsia="微软雅黑" w:hAnsi="微软雅黑" w:cs="Arial"/>
-                <w:bCs/>
                 <w:color w:val="000000"/>
                 <w:kern w:val="0"/>
                 <w:sz w:val="18"/>
@@ -2140,13 +2366,79 @@
             </w:pPr>
             <w:r>
               <w:rPr>
+                <w:rFonts w:ascii="微软雅黑" w:eastAsia="微软雅黑" w:hAnsi="微软雅黑" w:cs="Arial"/>
+                <w:color w:val="000000"/>
+                <w:kern w:val="0"/>
+                <w:sz w:val="18"/>
+                <w:szCs w:val="18"/>
+              </w:rPr>
+              <w:t>养老个人扣款</w:t>
+            </w:r>
+          </w:p>
+        </w:tc>
+        <w:tc>
+          <w:tcPr>
+            <w:tcW w:w="2460" w:type="dxa"/>
+            <w:vAlign w:val="center"/>
+          </w:tcPr>
+          <w:p>
+            <w:pPr>
+              <w:widowControl/>
+              <w:jc w:val="center"/>
+              <w:rPr>
+                <w:rFonts w:ascii="微软雅黑" w:eastAsia="微软雅黑" w:hAnsi="微软雅黑" w:cs="Arial"/>
+                <w:bCs/>
+                <w:color w:val="000000"/>
+                <w:kern w:val="0"/>
+                <w:sz w:val="18"/>
+                <w:szCs w:val="18"/>
+              </w:rPr>
+            </w:pPr>
+            <w:r>
+              <w:rPr>
                 <w:rFonts w:ascii="微软雅黑" w:eastAsia="微软雅黑" w:hAnsi="微软雅黑" w:cs="Arial" w:hint="eastAsia"/>
-                <w:color w:val="000000"/>
-                <w:kern w:val="0"/>
-                <w:sz w:val="18"/>
-                <w:szCs w:val="18"/>
-              </w:rPr>
-              <w:t>防寒暑费</w:t>
+                <w:bCs/>
+                <w:color w:val="000000"/>
+                <w:kern w:val="0"/>
+                <w:sz w:val="18"/>
+                <w:szCs w:val="18"/>
+              </w:rPr>
+              <w:t>$</w:t>
+            </w:r>
+            <w:r>
+              <w:rPr>
+                <w:rFonts w:ascii="微软雅黑" w:eastAsia="微软雅黑" w:hAnsi="微软雅黑" w:cs="Arial"/>
+                <w:bCs/>
+                <w:color w:val="000000"/>
+                <w:kern w:val="0"/>
+                <w:sz w:val="18"/>
+                <w:szCs w:val="18"/>
+              </w:rPr>
+              <w:t>{</w:t>
+            </w:r>
+            <w:proofErr w:type="spellStart"/>
+            <w:r>
+              <w:rPr>
+                <w:rFonts w:ascii="微软雅黑" w:eastAsia="微软雅黑" w:hAnsi="微软雅黑" w:cs="Arial"/>
+                <w:bCs/>
+                <w:color w:val="000000"/>
+                <w:kern w:val="0"/>
+                <w:sz w:val="18"/>
+                <w:szCs w:val="18"/>
+              </w:rPr>
+              <w:t>nEndowment</w:t>
+            </w:r>
+            <w:proofErr w:type="spellEnd"/>
+            <w:r>
+              <w:rPr>
+                <w:rFonts w:ascii="微软雅黑" w:eastAsia="微软雅黑" w:hAnsi="微软雅黑" w:cs="Arial"/>
+                <w:bCs/>
+                <w:color w:val="000000"/>
+                <w:kern w:val="0"/>
+                <w:sz w:val="18"/>
+                <w:szCs w:val="18"/>
+              </w:rPr>
+              <w:t>}</w:t>
             </w:r>
           </w:p>
         </w:tc>
@@ -2158,6 +2450,35 @@
           <w:p>
             <w:pPr>
               <w:widowControl/>
+              <w:jc w:val="left"/>
+              <w:rPr>
+                <w:rFonts w:ascii="微软雅黑" w:eastAsia="微软雅黑" w:hAnsi="微软雅黑" w:cs="Arial"/>
+                <w:color w:val="000000"/>
+                <w:kern w:val="0"/>
+                <w:sz w:val="18"/>
+                <w:szCs w:val="18"/>
+              </w:rPr>
+            </w:pPr>
+            <w:r>
+              <w:rPr>
+                <w:rFonts w:ascii="微软雅黑" w:eastAsia="微软雅黑" w:hAnsi="微软雅黑" w:cs="Arial" w:hint="eastAsia"/>
+                <w:color w:val="000000"/>
+                <w:kern w:val="0"/>
+                <w:sz w:val="18"/>
+                <w:szCs w:val="18"/>
+              </w:rPr>
+              <w:t>电费</w:t>
+            </w:r>
+          </w:p>
+        </w:tc>
+        <w:tc>
+          <w:tcPr>
+            <w:tcW w:w="2569" w:type="dxa"/>
+            <w:vAlign w:val="center"/>
+          </w:tcPr>
+          <w:p>
+            <w:pPr>
+              <w:widowControl/>
               <w:jc w:val="center"/>
               <w:rPr>
                 <w:rFonts w:ascii="微软雅黑" w:eastAsia="微软雅黑" w:hAnsi="微软雅黑" w:cs="Arial"/>
@@ -2169,23 +2490,13 @@
             </w:pPr>
             <w:r>
               <w:rPr>
-                <w:rFonts w:ascii="微软雅黑" w:eastAsia="微软雅黑" w:hAnsi="微软雅黑" w:cs="Arial" w:hint="eastAsia"/>
-                <w:color w:val="000000"/>
-                <w:kern w:val="0"/>
-                <w:sz w:val="18"/>
-                <w:szCs w:val="18"/>
-              </w:rPr>
-              <w:t>$</w:t>
-            </w:r>
-            <w:r>
-              <w:rPr>
-                <w:rFonts w:ascii="微软雅黑" w:eastAsia="微软雅黑" w:hAnsi="微软雅黑" w:cs="Arial"/>
-                <w:color w:val="000000"/>
-                <w:kern w:val="0"/>
-                <w:sz w:val="18"/>
-                <w:szCs w:val="18"/>
-              </w:rPr>
-              <w:t>{</w:t>
+                <w:rFonts w:ascii="微软雅黑" w:eastAsia="微软雅黑" w:hAnsi="微软雅黑" w:cs="Arial"/>
+                <w:color w:val="000000"/>
+                <w:kern w:val="0"/>
+                <w:sz w:val="18"/>
+                <w:szCs w:val="18"/>
+              </w:rPr>
+              <w:t>${</w:t>
             </w:r>
             <w:proofErr w:type="spellStart"/>
             <w:r>
@@ -2196,108 +2507,12 @@
                 <w:sz w:val="18"/>
                 <w:szCs w:val="18"/>
               </w:rPr>
-              <w:t>nFhsf</w:t>
+              <w:t>nDf</w:t>
             </w:r>
             <w:proofErr w:type="spellEnd"/>
             <w:r>
               <w:rPr>
                 <w:rFonts w:ascii="微软雅黑" w:eastAsia="微软雅黑" w:hAnsi="微软雅黑" w:cs="Arial"/>
-                <w:color w:val="000000"/>
-                <w:kern w:val="0"/>
-                <w:sz w:val="18"/>
-                <w:szCs w:val="18"/>
-              </w:rPr>
-              <w:t>}</w:t>
-            </w:r>
-          </w:p>
-        </w:tc>
-        <w:tc>
-          <w:tcPr>
-            <w:tcW w:w="2460" w:type="dxa"/>
-            <w:vAlign w:val="center"/>
-          </w:tcPr>
-          <w:p>
-            <w:pPr>
-              <w:widowControl/>
-              <w:jc w:val="left"/>
-              <w:rPr>
-                <w:rFonts w:ascii="微软雅黑" w:eastAsia="微软雅黑" w:hAnsi="微软雅黑" w:cs="Arial"/>
-                <w:color w:val="000000"/>
-                <w:kern w:val="0"/>
-                <w:sz w:val="18"/>
-                <w:szCs w:val="18"/>
-              </w:rPr>
-            </w:pPr>
-            <w:r>
-              <w:rPr>
-                <w:rFonts w:ascii="微软雅黑" w:eastAsia="微软雅黑" w:hAnsi="微软雅黑" w:cs="Arial" w:hint="eastAsia"/>
-                <w:color w:val="000000"/>
-                <w:kern w:val="0"/>
-                <w:sz w:val="18"/>
-                <w:szCs w:val="18"/>
-              </w:rPr>
-              <w:t>房租费</w:t>
-            </w:r>
-          </w:p>
-        </w:tc>
-        <w:tc>
-          <w:tcPr>
-            <w:tcW w:w="2569" w:type="dxa"/>
-            <w:vAlign w:val="center"/>
-          </w:tcPr>
-          <w:p>
-            <w:pPr>
-              <w:widowControl/>
-              <w:ind w:right="27"/>
-              <w:jc w:val="center"/>
-              <w:rPr>
-                <w:rFonts w:ascii="微软雅黑" w:eastAsia="微软雅黑" w:hAnsi="微软雅黑" w:cs="Arial"/>
-                <w:bCs/>
-                <w:color w:val="000000"/>
-                <w:kern w:val="0"/>
-                <w:sz w:val="18"/>
-                <w:szCs w:val="18"/>
-              </w:rPr>
-            </w:pPr>
-            <w:r>
-              <w:rPr>
-                <w:rFonts w:ascii="微软雅黑" w:eastAsia="微软雅黑" w:hAnsi="微软雅黑" w:cs="Arial" w:hint="eastAsia"/>
-                <w:bCs/>
-                <w:color w:val="000000"/>
-                <w:kern w:val="0"/>
-                <w:sz w:val="18"/>
-                <w:szCs w:val="18"/>
-              </w:rPr>
-              <w:t>$</w:t>
-            </w:r>
-            <w:r>
-              <w:rPr>
-                <w:rFonts w:ascii="微软雅黑" w:eastAsia="微软雅黑" w:hAnsi="微软雅黑" w:cs="Arial"/>
-                <w:bCs/>
-                <w:color w:val="000000"/>
-                <w:kern w:val="0"/>
-                <w:sz w:val="18"/>
-                <w:szCs w:val="18"/>
-              </w:rPr>
-              <w:t>{</w:t>
-            </w:r>
-            <w:proofErr w:type="spellStart"/>
-            <w:r>
-              <w:rPr>
-                <w:rFonts w:ascii="微软雅黑" w:eastAsia="微软雅黑" w:hAnsi="微软雅黑" w:cs="Arial"/>
-                <w:bCs/>
-                <w:color w:val="000000"/>
-                <w:kern w:val="0"/>
-                <w:sz w:val="18"/>
-                <w:szCs w:val="18"/>
-              </w:rPr>
-              <w:t>nFzf</w:t>
-            </w:r>
-            <w:proofErr w:type="spellEnd"/>
-            <w:r>
-              <w:rPr>
-                <w:rFonts w:ascii="微软雅黑" w:eastAsia="微软雅黑" w:hAnsi="微软雅黑" w:cs="Arial"/>
-                <w:bCs/>
                 <w:color w:val="000000"/>
                 <w:kern w:val="0"/>
                 <w:sz w:val="18"/>
@@ -2331,13 +2546,79 @@
             </w:pPr>
             <w:r>
               <w:rPr>
+                <w:rFonts w:ascii="微软雅黑" w:eastAsia="微软雅黑" w:hAnsi="微软雅黑" w:cs="Arial"/>
+                <w:color w:val="000000"/>
+                <w:kern w:val="0"/>
+                <w:sz w:val="18"/>
+                <w:szCs w:val="18"/>
+              </w:rPr>
+              <w:t>失业个人扣款</w:t>
+            </w:r>
+          </w:p>
+        </w:tc>
+        <w:tc>
+          <w:tcPr>
+            <w:tcW w:w="2460" w:type="dxa"/>
+            <w:vAlign w:val="center"/>
+          </w:tcPr>
+          <w:p>
+            <w:pPr>
+              <w:widowControl/>
+              <w:jc w:val="center"/>
+              <w:rPr>
+                <w:rFonts w:ascii="微软雅黑" w:eastAsia="微软雅黑" w:hAnsi="微软雅黑" w:cs="Arial"/>
+                <w:bCs/>
+                <w:color w:val="000000"/>
+                <w:kern w:val="0"/>
+                <w:sz w:val="18"/>
+                <w:szCs w:val="18"/>
+              </w:rPr>
+            </w:pPr>
+            <w:r>
+              <w:rPr>
                 <w:rFonts w:ascii="微软雅黑" w:eastAsia="微软雅黑" w:hAnsi="微软雅黑" w:cs="Arial" w:hint="eastAsia"/>
-                <w:color w:val="000000"/>
-                <w:kern w:val="0"/>
-                <w:sz w:val="18"/>
-                <w:szCs w:val="18"/>
-              </w:rPr>
-              <w:t>节日费</w:t>
+                <w:bCs/>
+                <w:color w:val="000000"/>
+                <w:kern w:val="0"/>
+                <w:sz w:val="18"/>
+                <w:szCs w:val="18"/>
+              </w:rPr>
+              <w:t>$</w:t>
+            </w:r>
+            <w:r>
+              <w:rPr>
+                <w:rFonts w:ascii="微软雅黑" w:eastAsia="微软雅黑" w:hAnsi="微软雅黑" w:cs="Arial"/>
+                <w:bCs/>
+                <w:color w:val="000000"/>
+                <w:kern w:val="0"/>
+                <w:sz w:val="18"/>
+                <w:szCs w:val="18"/>
+              </w:rPr>
+              <w:t>{</w:t>
+            </w:r>
+            <w:proofErr w:type="spellStart"/>
+            <w:r>
+              <w:rPr>
+                <w:rFonts w:ascii="微软雅黑" w:eastAsia="微软雅黑" w:hAnsi="微软雅黑" w:cs="Arial"/>
+                <w:bCs/>
+                <w:color w:val="000000"/>
+                <w:kern w:val="0"/>
+                <w:sz w:val="18"/>
+                <w:szCs w:val="18"/>
+              </w:rPr>
+              <w:t>nSygrkk</w:t>
+            </w:r>
+            <w:proofErr w:type="spellEnd"/>
+            <w:r>
+              <w:rPr>
+                <w:rFonts w:ascii="微软雅黑" w:eastAsia="微软雅黑" w:hAnsi="微软雅黑" w:cs="Arial"/>
+                <w:bCs/>
+                <w:color w:val="000000"/>
+                <w:kern w:val="0"/>
+                <w:sz w:val="18"/>
+                <w:szCs w:val="18"/>
+              </w:rPr>
+              <w:t>}</w:t>
             </w:r>
           </w:p>
         </w:tc>
@@ -2349,6 +2630,35 @@
           <w:p>
             <w:pPr>
               <w:widowControl/>
+              <w:jc w:val="left"/>
+              <w:rPr>
+                <w:rFonts w:ascii="微软雅黑" w:eastAsia="微软雅黑" w:hAnsi="微软雅黑" w:cs="Arial"/>
+                <w:color w:val="000000"/>
+                <w:kern w:val="0"/>
+                <w:sz w:val="18"/>
+                <w:szCs w:val="18"/>
+              </w:rPr>
+            </w:pPr>
+            <w:r>
+              <w:rPr>
+                <w:rFonts w:ascii="微软雅黑" w:eastAsia="微软雅黑" w:hAnsi="微软雅黑" w:cs="Arial"/>
+                <w:color w:val="000000"/>
+                <w:kern w:val="0"/>
+                <w:sz w:val="18"/>
+                <w:szCs w:val="18"/>
+              </w:rPr>
+              <w:t>其他扣款</w:t>
+            </w:r>
+          </w:p>
+        </w:tc>
+        <w:tc>
+          <w:tcPr>
+            <w:tcW w:w="2569" w:type="dxa"/>
+            <w:vAlign w:val="center"/>
+          </w:tcPr>
+          <w:p>
+            <w:pPr>
+              <w:widowControl/>
               <w:jc w:val="center"/>
               <w:rPr>
                 <w:rFonts w:ascii="微软雅黑" w:eastAsia="微软雅黑" w:hAnsi="微软雅黑" w:cs="Arial"/>
@@ -2377,39 +2687,8 @@
                 <w:sz w:val="18"/>
                 <w:szCs w:val="18"/>
               </w:rPr>
-              <w:t>nJrf</w:t>
-            </w:r>
-            <w:proofErr w:type="spellEnd"/>
-            <w:r>
-              <w:rPr>
-                <w:rFonts w:ascii="微软雅黑" w:eastAsia="微软雅黑" w:hAnsi="微软雅黑" w:cs="Arial"/>
-                <w:color w:val="000000"/>
-                <w:kern w:val="0"/>
-                <w:sz w:val="18"/>
-                <w:szCs w:val="18"/>
-              </w:rPr>
-              <w:t>}</w:t>
-            </w:r>
-          </w:p>
-        </w:tc>
-        <w:tc>
-          <w:tcPr>
-            <w:tcW w:w="2460" w:type="dxa"/>
-            <w:vAlign w:val="center"/>
-          </w:tcPr>
-          <w:p>
-            <w:pPr>
-              <w:widowControl/>
-              <w:jc w:val="left"/>
-              <w:rPr>
-                <w:rFonts w:ascii="微软雅黑" w:eastAsia="微软雅黑" w:hAnsi="微软雅黑" w:cs="Arial"/>
-                <w:color w:val="000000"/>
-                <w:kern w:val="0"/>
-                <w:sz w:val="18"/>
-                <w:szCs w:val="18"/>
-              </w:rPr>
-            </w:pPr>
-            <w:proofErr w:type="gramStart"/>
+              <w:t>nQtkk_</w:t>
+            </w:r>
             <w:r>
               <w:rPr>
                 <w:rFonts w:ascii="微软雅黑" w:eastAsia="微软雅黑" w:hAnsi="微软雅黑" w:cs="Arial" w:hint="eastAsia"/>
@@ -2418,48 +2697,17 @@
                 <w:sz w:val="18"/>
                 <w:szCs w:val="18"/>
               </w:rPr>
-              <w:t>物业费</w:t>
-            </w:r>
-            <w:proofErr w:type="gramEnd"/>
-          </w:p>
-        </w:tc>
-        <w:tc>
-          <w:tcPr>
-            <w:tcW w:w="2569" w:type="dxa"/>
-            <w:vAlign w:val="center"/>
-          </w:tcPr>
-          <w:p>
-            <w:pPr>
-              <w:widowControl/>
-              <w:jc w:val="center"/>
-              <w:rPr>
-                <w:rFonts w:ascii="微软雅黑" w:eastAsia="微软雅黑" w:hAnsi="微软雅黑" w:cs="Arial"/>
-                <w:color w:val="000000"/>
-                <w:kern w:val="0"/>
-                <w:sz w:val="18"/>
-                <w:szCs w:val="18"/>
-              </w:rPr>
-            </w:pPr>
-            <w:r>
-              <w:rPr>
-                <w:rFonts w:ascii="微软雅黑" w:eastAsia="微软雅黑" w:hAnsi="微软雅黑" w:cs="Arial"/>
-                <w:color w:val="000000"/>
-                <w:kern w:val="0"/>
-                <w:sz w:val="18"/>
-                <w:szCs w:val="18"/>
-              </w:rPr>
-              <w:t>${</w:t>
-            </w:r>
-            <w:proofErr w:type="spellStart"/>
-            <w:r>
-              <w:rPr>
-                <w:rFonts w:ascii="微软雅黑" w:eastAsia="微软雅黑" w:hAnsi="微软雅黑" w:cs="Arial"/>
-                <w:color w:val="000000"/>
-                <w:kern w:val="0"/>
-                <w:sz w:val="18"/>
-                <w:szCs w:val="18"/>
-              </w:rPr>
-              <w:t>nWyf</w:t>
+              <w:t>m</w:t>
+            </w:r>
+            <w:r>
+              <w:rPr>
+                <w:rFonts w:ascii="微软雅黑" w:eastAsia="微软雅黑" w:hAnsi="微软雅黑" w:cs="Arial"/>
+                <w:color w:val="000000"/>
+                <w:kern w:val="0"/>
+                <w:sz w:val="18"/>
+                <w:szCs w:val="18"/>
+              </w:rPr>
+              <w:t>s</w:t>
             </w:r>
             <w:proofErr w:type="spellEnd"/>
             <w:r>
@@ -2504,7 +2752,7 @@
                 <w:sz w:val="18"/>
                 <w:szCs w:val="18"/>
               </w:rPr>
-              <w:t>养老个人扣款</w:t>
+              <w:t>医疗个人扣款</w:t>
             </w:r>
           </w:p>
         </w:tc>
@@ -2558,7 +2806,7 @@
                 <w:sz w:val="18"/>
                 <w:szCs w:val="18"/>
               </w:rPr>
-              <w:t>nEndowment</w:t>
+              <w:t>nMedical</w:t>
             </w:r>
             <w:proofErr w:type="spellEnd"/>
             <w:r>
@@ -2591,16 +2839,6 @@
                 <w:szCs w:val="18"/>
               </w:rPr>
             </w:pPr>
-            <w:r>
-              <w:rPr>
-                <w:rFonts w:ascii="微软雅黑" w:eastAsia="微软雅黑" w:hAnsi="微软雅黑" w:cs="Arial" w:hint="eastAsia"/>
-                <w:color w:val="000000"/>
-                <w:kern w:val="0"/>
-                <w:sz w:val="18"/>
-                <w:szCs w:val="18"/>
-              </w:rPr>
-              <w:t>电费</w:t>
-            </w:r>
           </w:p>
         </w:tc>
         <w:tc>
@@ -2620,240 +2858,6 @@
                 <w:szCs w:val="18"/>
               </w:rPr>
             </w:pPr>
-            <w:r>
-              <w:rPr>
-                <w:rFonts w:ascii="微软雅黑" w:eastAsia="微软雅黑" w:hAnsi="微软雅黑" w:cs="Arial"/>
-                <w:color w:val="000000"/>
-                <w:kern w:val="0"/>
-                <w:sz w:val="18"/>
-                <w:szCs w:val="18"/>
-              </w:rPr>
-              <w:t>${</w:t>
-            </w:r>
-            <w:proofErr w:type="spellStart"/>
-            <w:r>
-              <w:rPr>
-                <w:rFonts w:ascii="微软雅黑" w:eastAsia="微软雅黑" w:hAnsi="微软雅黑" w:cs="Arial"/>
-                <w:color w:val="000000"/>
-                <w:kern w:val="0"/>
-                <w:sz w:val="18"/>
-                <w:szCs w:val="18"/>
-              </w:rPr>
-              <w:t>nDf</w:t>
-            </w:r>
-            <w:proofErr w:type="spellEnd"/>
-            <w:r>
-              <w:rPr>
-                <w:rFonts w:ascii="微软雅黑" w:eastAsia="微软雅黑" w:hAnsi="微软雅黑" w:cs="Arial"/>
-                <w:color w:val="000000"/>
-                <w:kern w:val="0"/>
-                <w:sz w:val="18"/>
-                <w:szCs w:val="18"/>
-              </w:rPr>
-              <w:t>}</w:t>
-            </w:r>
-          </w:p>
-        </w:tc>
-        <w:bookmarkStart w:id="0" w:name="_GoBack"/>
-        <w:bookmarkEnd w:id="0"/>
-      </w:tr>
-      <w:tr>
-        <w:trPr>
-          <w:trHeight w:val="312"/>
-        </w:trPr>
-        <w:tc>
-          <w:tcPr>
-            <w:tcW w:w="2577" w:type="dxa"/>
-            <w:vAlign w:val="center"/>
-          </w:tcPr>
-          <w:p>
-            <w:pPr>
-              <w:widowControl/>
-              <w:jc w:val="left"/>
-              <w:rPr>
-                <w:rFonts w:ascii="微软雅黑" w:eastAsia="微软雅黑" w:hAnsi="微软雅黑" w:cs="Arial"/>
-                <w:color w:val="000000"/>
-                <w:kern w:val="0"/>
-                <w:sz w:val="18"/>
-                <w:szCs w:val="18"/>
-              </w:rPr>
-            </w:pPr>
-            <w:r>
-              <w:rPr>
-                <w:rFonts w:ascii="微软雅黑" w:eastAsia="微软雅黑" w:hAnsi="微软雅黑" w:cs="Arial"/>
-                <w:color w:val="000000"/>
-                <w:kern w:val="0"/>
-                <w:sz w:val="18"/>
-                <w:szCs w:val="18"/>
-              </w:rPr>
-              <w:t>失业个人扣款</w:t>
-            </w:r>
-          </w:p>
-        </w:tc>
-        <w:tc>
-          <w:tcPr>
-            <w:tcW w:w="2460" w:type="dxa"/>
-            <w:vAlign w:val="center"/>
-          </w:tcPr>
-          <w:p>
-            <w:pPr>
-              <w:widowControl/>
-              <w:jc w:val="center"/>
-              <w:rPr>
-                <w:rFonts w:ascii="微软雅黑" w:eastAsia="微软雅黑" w:hAnsi="微软雅黑" w:cs="Arial"/>
-                <w:bCs/>
-                <w:color w:val="000000"/>
-                <w:kern w:val="0"/>
-                <w:sz w:val="18"/>
-                <w:szCs w:val="18"/>
-              </w:rPr>
-            </w:pPr>
-            <w:r>
-              <w:rPr>
-                <w:rFonts w:ascii="微软雅黑" w:eastAsia="微软雅黑" w:hAnsi="微软雅黑" w:cs="Arial" w:hint="eastAsia"/>
-                <w:bCs/>
-                <w:color w:val="000000"/>
-                <w:kern w:val="0"/>
-                <w:sz w:val="18"/>
-                <w:szCs w:val="18"/>
-              </w:rPr>
-              <w:t>$</w:t>
-            </w:r>
-            <w:r>
-              <w:rPr>
-                <w:rFonts w:ascii="微软雅黑" w:eastAsia="微软雅黑" w:hAnsi="微软雅黑" w:cs="Arial"/>
-                <w:bCs/>
-                <w:color w:val="000000"/>
-                <w:kern w:val="0"/>
-                <w:sz w:val="18"/>
-                <w:szCs w:val="18"/>
-              </w:rPr>
-              <w:t>{</w:t>
-            </w:r>
-            <w:proofErr w:type="spellStart"/>
-            <w:r>
-              <w:rPr>
-                <w:rFonts w:ascii="微软雅黑" w:eastAsia="微软雅黑" w:hAnsi="微软雅黑" w:cs="Arial"/>
-                <w:bCs/>
-                <w:color w:val="000000"/>
-                <w:kern w:val="0"/>
-                <w:sz w:val="18"/>
-                <w:szCs w:val="18"/>
-              </w:rPr>
-              <w:t>nSygrkk</w:t>
-            </w:r>
-            <w:proofErr w:type="spellEnd"/>
-            <w:r>
-              <w:rPr>
-                <w:rFonts w:ascii="微软雅黑" w:eastAsia="微软雅黑" w:hAnsi="微软雅黑" w:cs="Arial"/>
-                <w:bCs/>
-                <w:color w:val="000000"/>
-                <w:kern w:val="0"/>
-                <w:sz w:val="18"/>
-                <w:szCs w:val="18"/>
-              </w:rPr>
-              <w:t>}</w:t>
-            </w:r>
-          </w:p>
-        </w:tc>
-        <w:tc>
-          <w:tcPr>
-            <w:tcW w:w="2460" w:type="dxa"/>
-            <w:vAlign w:val="center"/>
-          </w:tcPr>
-          <w:p>
-            <w:pPr>
-              <w:widowControl/>
-              <w:jc w:val="left"/>
-              <w:rPr>
-                <w:rFonts w:ascii="微软雅黑" w:eastAsia="微软雅黑" w:hAnsi="微软雅黑" w:cs="Arial"/>
-                <w:color w:val="000000"/>
-                <w:kern w:val="0"/>
-                <w:sz w:val="18"/>
-                <w:szCs w:val="18"/>
-              </w:rPr>
-            </w:pPr>
-            <w:r>
-              <w:rPr>
-                <w:rFonts w:ascii="微软雅黑" w:eastAsia="微软雅黑" w:hAnsi="微软雅黑" w:cs="Arial"/>
-                <w:color w:val="000000"/>
-                <w:kern w:val="0"/>
-                <w:sz w:val="18"/>
-                <w:szCs w:val="18"/>
-              </w:rPr>
-              <w:t>其他扣款</w:t>
-            </w:r>
-          </w:p>
-        </w:tc>
-        <w:tc>
-          <w:tcPr>
-            <w:tcW w:w="2569" w:type="dxa"/>
-            <w:vAlign w:val="center"/>
-          </w:tcPr>
-          <w:p>
-            <w:pPr>
-              <w:widowControl/>
-              <w:jc w:val="center"/>
-              <w:rPr>
-                <w:rFonts w:ascii="微软雅黑" w:eastAsia="微软雅黑" w:hAnsi="微软雅黑" w:cs="Arial"/>
-                <w:color w:val="000000"/>
-                <w:kern w:val="0"/>
-                <w:sz w:val="18"/>
-                <w:szCs w:val="18"/>
-              </w:rPr>
-            </w:pPr>
-            <w:r>
-              <w:rPr>
-                <w:rFonts w:ascii="微软雅黑" w:eastAsia="微软雅黑" w:hAnsi="微软雅黑" w:cs="Arial"/>
-                <w:color w:val="000000"/>
-                <w:kern w:val="0"/>
-                <w:sz w:val="18"/>
-                <w:szCs w:val="18"/>
-              </w:rPr>
-              <w:t>${</w:t>
-            </w:r>
-            <w:proofErr w:type="spellStart"/>
-            <w:r>
-              <w:rPr>
-                <w:rFonts w:ascii="微软雅黑" w:eastAsia="微软雅黑" w:hAnsi="微软雅黑" w:cs="Arial"/>
-                <w:color w:val="000000"/>
-                <w:kern w:val="0"/>
-                <w:sz w:val="18"/>
-                <w:szCs w:val="18"/>
-              </w:rPr>
-              <w:t>nQtkk_</w:t>
-            </w:r>
-            <w:r>
-              <w:rPr>
-                <w:rFonts w:ascii="微软雅黑" w:eastAsia="微软雅黑" w:hAnsi="微软雅黑" w:cs="Arial" w:hint="eastAsia"/>
-                <w:color w:val="000000"/>
-                <w:kern w:val="0"/>
-                <w:sz w:val="18"/>
-                <w:szCs w:val="18"/>
-              </w:rPr>
-              <w:t>m</w:t>
-            </w:r>
-            <w:r>
-              <w:rPr>
-                <w:rFonts w:ascii="微软雅黑" w:eastAsia="微软雅黑" w:hAnsi="微软雅黑" w:cs="Arial"/>
-                <w:color w:val="000000"/>
-                <w:kern w:val="0"/>
-                <w:sz w:val="18"/>
-                <w:szCs w:val="18"/>
-              </w:rPr>
-              <w:t>s</w:t>
-            </w:r>
-            <w:proofErr w:type="spellEnd"/>
-            <w:r>
-              <w:rPr>
-                <w:rFonts w:ascii="微软雅黑" w:eastAsia="微软雅黑" w:hAnsi="微软雅黑" w:cs="Arial"/>
-                <w:color w:val="000000"/>
-                <w:kern w:val="0"/>
-                <w:sz w:val="18"/>
-                <w:szCs w:val="18"/>
-              </w:rPr>
-              <w:t>}</w:t>
-            </w:r>
           </w:p>
         </w:tc>
       </w:tr>
@@ -2956,15 +2960,7 @@
                 <w:sz w:val="18"/>
                 <w:szCs w:val="19"/>
               </w:rPr>
-              <w:t>奖励</w:t>
-            </w:r>
-            <w:r>
-              <w:rPr>
-                <w:rFonts w:ascii="微软雅黑" w:eastAsia="微软雅黑" w:hAnsi="微软雅黑" w:cs="Arial" w:hint="eastAsia"/>
-                <w:sz w:val="18"/>
-                <w:szCs w:val="19"/>
-              </w:rPr>
-              <w:t>(加薪</w:t>
+              <w:t>奖励(加薪</w:t>
             </w:r>
             <w:r>
               <w:rPr>
@@ -3431,23 +3427,39 @@
           <w:sz w:val="18"/>
         </w:rPr>
       </w:pPr>
-      <w:proofErr w:type="gramStart"/>
       <w:r>
         <w:rPr>
           <w:rFonts w:ascii="微软雅黑" w:eastAsia="微软雅黑" w:hAnsi="微软雅黑" w:cs="Arial" w:hint="eastAsia"/>
           <w:b/>
           <w:sz w:val="18"/>
         </w:rPr>
-        <w:t>湘邮科技</w:t>
-      </w:r>
-      <w:proofErr w:type="gramEnd"/>
-      <w:r>
-        <w:rPr>
-          <w:rFonts w:ascii="微软雅黑" w:eastAsia="微软雅黑" w:hAnsi="微软雅黑" w:cs="Arial" w:hint="eastAsia"/>
+        <w:t>$</w:t>
+      </w:r>
+      <w:r>
+        <w:rPr>
+          <w:rFonts w:ascii="微软雅黑" w:eastAsia="微软雅黑" w:hAnsi="微软雅黑" w:cs="Arial"/>
           <w:b/>
           <w:sz w:val="18"/>
         </w:rPr>
-        <w:t>软件开发部</w:t>
+        <w:t>{</w:t>
+      </w:r>
+      <w:proofErr w:type="spellStart"/>
+      <w:r>
+        <w:rPr>
+          <w:rFonts w:ascii="微软雅黑" w:eastAsia="微软雅黑" w:hAnsi="微软雅黑" w:cs="Arial"/>
+          <w:b/>
+          <w:sz w:val="18"/>
+        </w:rPr>
+        <w:t>cDeptName</w:t>
+      </w:r>
+      <w:proofErr w:type="spellEnd"/>
+      <w:r>
+        <w:rPr>
+          <w:rFonts w:ascii="微软雅黑" w:eastAsia="微软雅黑" w:hAnsi="微软雅黑" w:cs="Arial"/>
+          <w:b/>
+          <w:sz w:val="18"/>
+        </w:rPr>
+        <w:t>}</w:t>
       </w:r>
     </w:p>
     <w:p>
@@ -4588,6 +4600,18 @@
       <w:shd w:val="clear" w:color="auto" w:fill="E1DFDD"/>
     </w:rPr>
   </w:style>
+  <w:style w:type="character" w:styleId="af0">
+    <w:name w:val="Unresolved Mention"/>
+    <w:basedOn w:val="a0"/>
+    <w:uiPriority w:val="99"/>
+    <w:semiHidden/>
+    <w:unhideWhenUsed/>
+    <w:rsid w:val="00FE72EF"/>
+    <w:rPr>
+      <w:color w:val="605E5C"/>
+      <w:shd w:val="clear" w:color="auto" w:fill="E1DFDD"/>
+    </w:rPr>
+  </w:style>
 </w:styles>
 </file>
 
@@ -4874,7 +4898,7 @@
 </file>
 
 <file path=customXml/itemProps2.xml><?xml version="1.0" encoding="utf-8"?>
-<ds:datastoreItem xmlns:ds="http://schemas.openxmlformats.org/officeDocument/2006/customXml" ds:itemID="{63C63E97-014B-4C2B-86D2-B5FB30CA8DB6}">
+<ds:datastoreItem xmlns:ds="http://schemas.openxmlformats.org/officeDocument/2006/customXml" ds:itemID="{CC389CB2-C25B-4448-B997-8F3A950A2DCB}">
   <ds:schemaRefs>
     <ds:schemaRef ds:uri="http://schemas.openxmlformats.org/officeDocument/2006/bibliography"/>
   </ds:schemaRefs>

--- a/src/template/工资清单.docx
+++ b/src/template/工资清单.docx
@@ -1,16 +1,16 @@
 
 <file path=word/document.xml><?xml version="1.0" encoding="utf-8"?>
-<w:document xmlns:wpc="http://schemas.microsoft.com/office/word/2010/wordprocessingCanvas" xmlns:cx="http://schemas.microsoft.com/office/drawing/2014/chartex" xmlns:cx1="http://schemas.microsoft.com/office/drawing/2015/9/8/chartex" xmlns:cx2="http://schemas.microsoft.com/office/drawing/2015/10/21/chartex" xmlns:cx3="http://schemas.microsoft.com/office/drawing/2016/5/9/chartex" xmlns:cx4="http://schemas.microsoft.com/office/drawing/2016/5/10/chartex" xmlns:cx5="http://schemas.microsoft.com/office/drawing/2016/5/11/chartex" xmlns:cx6="http://schemas.microsoft.com/office/drawing/2016/5/12/chartex" xmlns:cx7="http://schemas.microsoft.com/office/drawing/2016/5/13/chartex" xmlns:cx8="http://schemas.microsoft.com/office/drawing/2016/5/14/chartex" xmlns:mc="http://schemas.openxmlformats.org/markup-compatibility/2006" xmlns:aink="http://schemas.microsoft.com/office/drawing/2016/ink" xmlns:am3d="http://schemas.microsoft.com/office/drawing/2017/model3d" xmlns:o="urn:schemas-microsoft-com:office:office" xmlns:r="http://schemas.openxmlformats.org/officeDocument/2006/relationships" xmlns:m="http://schemas.openxmlformats.org/officeDocument/2006/math" xmlns:v="urn:schemas-microsoft-com:vml" xmlns:wp14="http://schemas.microsoft.com/office/word/2010/wordprocessingDrawing" xmlns:wp="http://schemas.openxmlformats.org/drawingml/2006/wordprocessingDrawing" xmlns:w10="urn:schemas-microsoft-com:office:word" xmlns:w="http://schemas.openxmlformats.org/wordprocessingml/2006/main" xmlns:w14="http://schemas.microsoft.com/office/word/2010/wordml" xmlns:w15="http://schemas.microsoft.com/office/word/2012/wordml" xmlns:w16cid="http://schemas.microsoft.com/office/word/2016/wordml/cid" xmlns:w16se="http://schemas.microsoft.com/office/word/2015/wordml/symex" xmlns:wpg="http://schemas.microsoft.com/office/word/2010/wordprocessingGroup" xmlns:wpi="http://schemas.microsoft.com/office/word/2010/wordprocessingInk" xmlns:wne="http://schemas.microsoft.com/office/word/2006/wordml" xmlns:wps="http://schemas.microsoft.com/office/word/2010/wordprocessingShape" mc:Ignorable="w14 w15 w16se w16cid wp14">
+<w:document xmlns:wpc="http://schemas.microsoft.com/office/word/2010/wordprocessingCanvas" xmlns:mc="http://schemas.openxmlformats.org/markup-compatibility/2006" xmlns:o="urn:schemas-microsoft-com:office:office" xmlns:r="http://schemas.openxmlformats.org/officeDocument/2006/relationships" xmlns:m="http://schemas.openxmlformats.org/officeDocument/2006/math" xmlns:v="urn:schemas-microsoft-com:vml" xmlns:wp14="http://schemas.microsoft.com/office/word/2010/wordprocessingDrawing" xmlns:wp="http://schemas.openxmlformats.org/drawingml/2006/wordprocessingDrawing" xmlns:w="http://schemas.openxmlformats.org/wordprocessingml/2006/main" xmlns:w14="http://schemas.microsoft.com/office/word/2010/wordml" xmlns:w10="urn:schemas-microsoft-com:office:word" xmlns:w15="http://schemas.microsoft.com/office/word/2012/wordml" xmlns:wpg="http://schemas.microsoft.com/office/word/2010/wordprocessingGroup" xmlns:wpi="http://schemas.microsoft.com/office/word/2010/wordprocessingInk" xmlns:wne="http://schemas.microsoft.com/office/word/2006/wordml" xmlns:wps="http://schemas.microsoft.com/office/word/2010/wordprocessingShape" xmlns:wpsCustomData="http://www.wps.cn/officeDocument/2013/wpsCustomData" mc:Ignorable="w14 w15 wp14">
   <w:body>
     <w:p>
       <w:pPr>
-        <w:pStyle w:val="a9"/>
+        <w:pStyle w:val="7"/>
         <w:adjustRightInd w:val="0"/>
         <w:snapToGrid w:val="0"/>
         <w:spacing w:before="0"/>
         <w:ind w:right="0"/>
         <w:rPr>
-          <w:rFonts w:ascii="微软雅黑" w:eastAsia="微软雅黑" w:hAnsi="微软雅黑" w:cs="Arial"/>
+          <w:rFonts w:ascii="微软雅黑" w:hAnsi="微软雅黑" w:eastAsia="微软雅黑" w:cs="Arial"/>
           <w:b/>
           <w:sz w:val="28"/>
           <w:szCs w:val="30"/>
@@ -18,7 +18,7 @@
       </w:pPr>
       <w:r>
         <w:rPr>
-          <w:rFonts w:ascii="微软雅黑" w:eastAsia="微软雅黑" w:hAnsi="微软雅黑" w:cs="Arial"/>
+          <w:rFonts w:ascii="微软雅黑" w:hAnsi="微软雅黑" w:eastAsia="微软雅黑" w:cs="Arial"/>
           <w:b/>
           <w:sz w:val="28"/>
           <w:szCs w:val="30"/>
@@ -28,21 +28,20 @@
     </w:p>
     <w:p>
       <w:pPr>
-        <w:pStyle w:val="a9"/>
+        <w:pStyle w:val="7"/>
         <w:adjustRightInd w:val="0"/>
         <w:snapToGrid w:val="0"/>
         <w:spacing w:before="0" w:line="320" w:lineRule="exact"/>
         <w:jc w:val="both"/>
         <w:rPr>
-          <w:rFonts w:ascii="微软雅黑" w:eastAsia="微软雅黑" w:hAnsi="微软雅黑" w:cs="Arial"/>
+          <w:rFonts w:ascii="微软雅黑" w:hAnsi="微软雅黑" w:eastAsia="微软雅黑" w:cs="Arial"/>
           <w:sz w:val="18"/>
           <w:szCs w:val="18"/>
         </w:rPr>
       </w:pPr>
       <w:r>
         <w:rPr>
-          <w:rFonts w:ascii="微软雅黑" w:eastAsia="微软雅黑" w:hAnsi="微软雅黑" w:cs="Arial" w:hint="eastAsia"/>
-          <w:noProof/>
+          <w:rFonts w:hint="eastAsia" w:ascii="微软雅黑" w:hAnsi="微软雅黑" w:eastAsia="微软雅黑" w:cs="Arial"/>
           <w:sz w:val="18"/>
           <w:szCs w:val="18"/>
         </w:rPr>
@@ -50,8 +49,7 @@
       </w:r>
       <w:r>
         <w:rPr>
-          <w:rFonts w:ascii="微软雅黑" w:eastAsia="微软雅黑" w:hAnsi="微软雅黑" w:cs="Arial"/>
-          <w:noProof/>
+          <w:rFonts w:ascii="微软雅黑" w:hAnsi="微软雅黑" w:eastAsia="微软雅黑" w:cs="Arial"/>
           <w:sz w:val="18"/>
           <w:szCs w:val="18"/>
         </w:rPr>
@@ -59,8 +57,7 @@
       </w:r>
       <w:r>
         <w:rPr>
-          <w:rFonts w:ascii="微软雅黑" w:eastAsia="微软雅黑" w:hAnsi="微软雅黑" w:cs="Arial" w:hint="eastAsia"/>
-          <w:noProof/>
+          <w:rFonts w:hint="eastAsia" w:ascii="微软雅黑" w:hAnsi="微软雅黑" w:eastAsia="微软雅黑" w:cs="Arial"/>
           <w:sz w:val="18"/>
           <w:szCs w:val="18"/>
         </w:rPr>
@@ -68,35 +65,26 @@
       </w:r>
       <w:r>
         <w:rPr>
-          <w:rFonts w:ascii="微软雅黑" w:eastAsia="微软雅黑" w:hAnsi="微软雅黑" w:cs="Arial"/>
-          <w:noProof/>
-          <w:sz w:val="18"/>
-          <w:szCs w:val="18"/>
-        </w:rPr>
-        <w:t>me}</w:t>
-      </w:r>
-      <w:r>
-        <w:rPr>
-          <w:rFonts w:ascii="微软雅黑" w:eastAsia="微软雅黑" w:hAnsi="微软雅黑" w:cs="Arial"/>
-          <w:sz w:val="18"/>
-          <w:szCs w:val="18"/>
-        </w:rPr>
-        <w:t xml:space="preserve">，您好！ </w:t>
+          <w:rFonts w:ascii="微软雅黑" w:hAnsi="微软雅黑" w:eastAsia="微软雅黑" w:cs="Arial"/>
+          <w:sz w:val="18"/>
+          <w:szCs w:val="18"/>
+        </w:rPr>
+        <w:t xml:space="preserve">me}，您好！ </w:t>
       </w:r>
     </w:p>
     <w:p>
       <w:pPr>
-        <w:pStyle w:val="a9"/>
+        <w:pStyle w:val="7"/>
         <w:pBdr>
-          <w:bottom w:val="double" w:sz="6" w:space="1" w:color="auto"/>
+          <w:bottom w:val="double" w:color="auto" w:sz="6" w:space="1"/>
         </w:pBdr>
         <w:adjustRightInd w:val="0"/>
         <w:snapToGrid w:val="0"/>
         <w:spacing w:before="0" w:line="340" w:lineRule="exact"/>
-        <w:ind w:right="28" w:firstLineChars="236" w:firstLine="425"/>
+        <w:ind w:right="28" w:firstLine="424" w:firstLineChars="236"/>
         <w:jc w:val="both"/>
         <w:rPr>
-          <w:rFonts w:ascii="微软雅黑" w:eastAsia="微软雅黑" w:hAnsi="微软雅黑" w:cs="Arial"/>
+          <w:rFonts w:ascii="微软雅黑" w:hAnsi="微软雅黑" w:eastAsia="微软雅黑" w:cs="Arial"/>
           <w:color w:val="000000"/>
           <w:sz w:val="18"/>
           <w:szCs w:val="18"/>
@@ -104,24 +92,15 @@
       </w:pPr>
       <w:r>
         <w:rPr>
-          <w:rFonts w:ascii="微软雅黑" w:eastAsia="微软雅黑" w:hAnsi="微软雅黑" w:cs="Arial"/>
-          <w:sz w:val="18"/>
-          <w:szCs w:val="18"/>
-        </w:rPr>
-        <w:t>您的</w:t>
-      </w:r>
-      <w:r>
-        <w:rPr>
-          <w:rFonts w:ascii="微软雅黑" w:eastAsia="微软雅黑" w:hAnsi="微软雅黑" w:cs="Arial"/>
-          <w:sz w:val="18"/>
-          <w:szCs w:val="18"/>
-        </w:rPr>
-        <w:t>${</w:t>
-      </w:r>
-      <w:proofErr w:type="spellStart"/>
-      <w:r>
-        <w:rPr>
-          <w:rFonts w:ascii="微软雅黑" w:eastAsia="微软雅黑" w:hAnsi="微软雅黑" w:cs="Arial" w:hint="eastAsia"/>
+          <w:rFonts w:ascii="微软雅黑" w:hAnsi="微软雅黑" w:eastAsia="微软雅黑" w:cs="Arial"/>
+          <w:sz w:val="18"/>
+          <w:szCs w:val="18"/>
+        </w:rPr>
+        <w:t>您的${</w:t>
+      </w:r>
+      <w:r>
+        <w:rPr>
+          <w:rFonts w:hint="eastAsia" w:ascii="微软雅黑" w:hAnsi="微软雅黑" w:eastAsia="微软雅黑" w:cs="Arial"/>
           <w:sz w:val="18"/>
           <w:szCs w:val="18"/>
         </w:rPr>
@@ -129,32 +108,15 @@
       </w:r>
       <w:r>
         <w:rPr>
-          <w:rFonts w:ascii="微软雅黑" w:eastAsia="微软雅黑" w:hAnsi="微软雅黑" w:cs="Arial"/>
-          <w:sz w:val="18"/>
-          <w:szCs w:val="18"/>
-        </w:rPr>
-        <w:t>MM</w:t>
-      </w:r>
-      <w:proofErr w:type="spellEnd"/>
-      <w:r>
-        <w:rPr>
-          <w:rFonts w:ascii="微软雅黑" w:eastAsia="微软雅黑" w:hAnsi="微软雅黑" w:cs="Arial"/>
-          <w:sz w:val="18"/>
-          <w:szCs w:val="18"/>
-        </w:rPr>
-        <w:t>}</w:t>
-      </w:r>
-      <w:r>
-        <w:rPr>
-          <w:rFonts w:ascii="微软雅黑" w:eastAsia="微软雅黑" w:hAnsi="微软雅黑" w:cs="Arial"/>
-          <w:sz w:val="18"/>
-          <w:szCs w:val="18"/>
-        </w:rPr>
-        <w:t>薪资明细如下。</w:t>
-      </w:r>
-      <w:r>
-        <w:rPr>
-          <w:rFonts w:ascii="微软雅黑" w:eastAsia="微软雅黑" w:hAnsi="微软雅黑" w:cs="Arial"/>
+          <w:rFonts w:ascii="微软雅黑" w:hAnsi="微软雅黑" w:eastAsia="微软雅黑" w:cs="Arial"/>
+          <w:sz w:val="18"/>
+          <w:szCs w:val="18"/>
+        </w:rPr>
+        <w:t>MM}薪资明细如下。</w:t>
+      </w:r>
+      <w:r>
+        <w:rPr>
+          <w:rFonts w:ascii="微软雅黑" w:hAnsi="微软雅黑" w:eastAsia="微软雅黑" w:cs="Arial"/>
           <w:color w:val="000000"/>
           <w:sz w:val="18"/>
           <w:szCs w:val="18"/>
@@ -165,44 +127,34 @@
         <w:fldChar w:fldCharType="begin"/>
       </w:r>
       <w:r>
-        <w:instrText>HYPERLINK "mailto:liuzhaohui@copote.com"</w:instrText>
+        <w:instrText xml:space="preserve">HYPERLINK "mailto:liuzhaohui@copote.com"</w:instrText>
       </w:r>
       <w:r>
         <w:fldChar w:fldCharType="separate"/>
       </w:r>
       <w:r>
         <w:rPr>
-          <w:rStyle w:val="ad"/>
-          <w:rFonts w:ascii="微软雅黑" w:eastAsia="微软雅黑" w:hAnsi="微软雅黑" w:cs="Arial"/>
+          <w:rStyle w:val="12"/>
+          <w:rFonts w:ascii="微软雅黑" w:hAnsi="微软雅黑" w:eastAsia="微软雅黑" w:cs="Arial"/>
           <w:b/>
           <w:sz w:val="18"/>
           <w:szCs w:val="18"/>
         </w:rPr>
-        <w:t>${</w:t>
-      </w:r>
-      <w:r>
-        <w:rPr>
-          <w:rStyle w:val="ad"/>
-          <w:rFonts w:ascii="微软雅黑" w:eastAsia="微软雅黑" w:hAnsi="微软雅黑" w:cs="Arial"/>
+        <w:t>${cEmail}</w:t>
+      </w:r>
+      <w:r>
+        <w:rPr>
+          <w:rStyle w:val="12"/>
+          <w:rFonts w:ascii="微软雅黑" w:hAnsi="微软雅黑" w:eastAsia="微软雅黑" w:cs="Arial"/>
           <w:b/>
           <w:sz w:val="18"/>
           <w:szCs w:val="18"/>
         </w:rPr>
-        <w:t>cEmail}</w:t>
-      </w:r>
-      <w:r>
-        <w:rPr>
-          <w:rStyle w:val="ad"/>
-          <w:rFonts w:ascii="微软雅黑" w:eastAsia="微软雅黑" w:hAnsi="微软雅黑" w:cs="Arial"/>
-          <w:b/>
-          <w:sz w:val="18"/>
-          <w:szCs w:val="18"/>
-        </w:rPr>
         <w:fldChar w:fldCharType="end"/>
       </w:r>
       <w:r>
         <w:rPr>
-          <w:rFonts w:ascii="微软雅黑" w:eastAsia="微软雅黑" w:hAnsi="微软雅黑" w:cs="Arial"/>
+          <w:rFonts w:ascii="微软雅黑" w:hAnsi="微软雅黑" w:eastAsia="微软雅黑" w:cs="Arial"/>
           <w:color w:val="000000"/>
           <w:sz w:val="18"/>
           <w:szCs w:val="18"/>
@@ -211,7 +163,7 @@
       </w:r>
       <w:r>
         <w:rPr>
-          <w:rFonts w:ascii="微软雅黑" w:eastAsia="微软雅黑" w:hAnsi="微软雅黑" w:cs="Arial" w:hint="eastAsia"/>
+          <w:rFonts w:hint="eastAsia" w:ascii="微软雅黑" w:hAnsi="微软雅黑" w:eastAsia="微软雅黑" w:cs="Arial"/>
           <w:b/>
           <w:color w:val="0000FF"/>
           <w:sz w:val="18"/>
@@ -222,42 +174,18 @@
       </w:r>
       <w:r>
         <w:rPr>
-          <w:rFonts w:ascii="微软雅黑" w:eastAsia="微软雅黑" w:hAnsi="微软雅黑" w:cs="Arial"/>
+          <w:rFonts w:ascii="微软雅黑" w:hAnsi="微软雅黑" w:eastAsia="微软雅黑" w:cs="Arial"/>
           <w:b/>
           <w:color w:val="0000FF"/>
           <w:sz w:val="18"/>
           <w:szCs w:val="18"/>
           <w:u w:val="single"/>
         </w:rPr>
-        <w:t>{</w:t>
-      </w:r>
-      <w:proofErr w:type="spellStart"/>
-      <w:r>
-        <w:rPr>
-          <w:rFonts w:ascii="微软雅黑" w:eastAsia="微软雅黑" w:hAnsi="微软雅黑" w:cs="Arial"/>
-          <w:b/>
-          <w:color w:val="0000FF"/>
-          <w:sz w:val="18"/>
-          <w:szCs w:val="18"/>
-          <w:u w:val="single"/>
-        </w:rPr>
-        <w:t>cMobileNo</w:t>
-      </w:r>
-      <w:proofErr w:type="spellEnd"/>
-      <w:r>
-        <w:rPr>
-          <w:rFonts w:ascii="微软雅黑" w:eastAsia="微软雅黑" w:hAnsi="微软雅黑" w:cs="Arial"/>
-          <w:b/>
-          <w:color w:val="0000FF"/>
-          <w:sz w:val="18"/>
-          <w:szCs w:val="18"/>
-          <w:u w:val="single"/>
-        </w:rPr>
-        <w:t>}</w:t>
-      </w:r>
-      <w:r>
-        <w:rPr>
-          <w:rFonts w:ascii="微软雅黑" w:eastAsia="微软雅黑" w:hAnsi="微软雅黑" w:cs="Arial"/>
+        <w:t>{cMobileNo}</w:t>
+      </w:r>
+      <w:r>
+        <w:rPr>
+          <w:rFonts w:ascii="微软雅黑" w:hAnsi="微软雅黑" w:eastAsia="微软雅黑" w:cs="Arial"/>
           <w:color w:val="000000"/>
           <w:sz w:val="18"/>
           <w:szCs w:val="18"/>
@@ -267,21 +195,21 @@
     </w:p>
     <w:p>
       <w:pPr>
-        <w:pStyle w:val="a9"/>
+        <w:pStyle w:val="7"/>
         <w:adjustRightInd w:val="0"/>
         <w:snapToGrid w:val="0"/>
-        <w:spacing w:beforeLines="50" w:before="156"/>
+        <w:spacing w:before="156" w:beforeLines="50"/>
         <w:ind w:right="28"/>
         <w:jc w:val="both"/>
         <w:rPr>
-          <w:rFonts w:ascii="微软雅黑" w:eastAsia="微软雅黑" w:hAnsi="微软雅黑" w:cs="Arial"/>
+          <w:rFonts w:ascii="微软雅黑" w:hAnsi="微软雅黑" w:eastAsia="微软雅黑" w:cs="Arial"/>
           <w:sz w:val="18"/>
           <w:szCs w:val="18"/>
         </w:rPr>
       </w:pPr>
       <w:r>
         <w:rPr>
-          <w:rFonts w:ascii="微软雅黑" w:eastAsia="微软雅黑" w:hAnsi="微软雅黑" w:cs="Arial"/>
+          <w:rFonts w:ascii="微软雅黑" w:hAnsi="微软雅黑" w:eastAsia="微软雅黑" w:cs="Arial"/>
           <w:b/>
           <w:sz w:val="18"/>
           <w:szCs w:val="18"/>
@@ -290,8 +218,7 @@
       </w:r>
       <w:r>
         <w:rPr>
-          <w:rFonts w:ascii="微软雅黑" w:eastAsia="微软雅黑" w:hAnsi="微软雅黑" w:cs="Arial" w:hint="eastAsia"/>
-          <w:noProof/>
+          <w:rFonts w:hint="eastAsia" w:ascii="微软雅黑" w:hAnsi="微软雅黑" w:eastAsia="微软雅黑" w:cs="Arial"/>
           <w:sz w:val="18"/>
           <w:szCs w:val="18"/>
         </w:rPr>
@@ -299,8 +226,7 @@
       </w:r>
       <w:r>
         <w:rPr>
-          <w:rFonts w:ascii="微软雅黑" w:eastAsia="微软雅黑" w:hAnsi="微软雅黑" w:cs="Arial"/>
-          <w:noProof/>
+          <w:rFonts w:ascii="微软雅黑" w:hAnsi="微软雅黑" w:eastAsia="微软雅黑" w:cs="Arial"/>
           <w:sz w:val="18"/>
           <w:szCs w:val="18"/>
         </w:rPr>
@@ -308,8 +234,7 @@
       </w:r>
       <w:r>
         <w:rPr>
-          <w:rFonts w:ascii="微软雅黑" w:eastAsia="微软雅黑" w:hAnsi="微软雅黑" w:cs="Arial" w:hint="eastAsia"/>
-          <w:noProof/>
+          <w:rFonts w:hint="eastAsia" w:ascii="微软雅黑" w:hAnsi="微软雅黑" w:eastAsia="微软雅黑" w:cs="Arial"/>
           <w:sz w:val="18"/>
           <w:szCs w:val="18"/>
         </w:rPr>
@@ -317,8 +242,7 @@
       </w:r>
       <w:r>
         <w:rPr>
-          <w:rFonts w:ascii="微软雅黑" w:eastAsia="微软雅黑" w:hAnsi="微软雅黑" w:cs="Arial"/>
-          <w:noProof/>
+          <w:rFonts w:ascii="微软雅黑" w:hAnsi="微软雅黑" w:eastAsia="微软雅黑" w:cs="Arial"/>
           <w:sz w:val="18"/>
           <w:szCs w:val="18"/>
         </w:rPr>
@@ -326,7 +250,7 @@
       </w:r>
       <w:r>
         <w:rPr>
-          <w:rFonts w:ascii="微软雅黑" w:eastAsia="微软雅黑" w:hAnsi="微软雅黑" w:cs="Arial"/>
+          <w:rFonts w:ascii="微软雅黑" w:hAnsi="微软雅黑" w:eastAsia="微软雅黑" w:cs="Arial"/>
           <w:b/>
           <w:sz w:val="18"/>
           <w:szCs w:val="18"/>
@@ -335,127 +259,71 @@
       </w:r>
       <w:r>
         <w:rPr>
-          <w:rFonts w:ascii="微软雅黑" w:eastAsia="微软雅黑" w:hAnsi="微软雅黑" w:cs="Arial"/>
-          <w:noProof/>
+          <w:rFonts w:ascii="微软雅黑" w:hAnsi="微软雅黑" w:eastAsia="微软雅黑" w:cs="Arial"/>
           <w:color w:val="000000"/>
           <w:kern w:val="0"/>
           <w:sz w:val="18"/>
           <w:szCs w:val="18"/>
         </w:rPr>
-        <w:t>${</w:t>
-      </w:r>
-      <w:r>
-        <w:rPr>
-          <w:rFonts w:ascii="微软雅黑" w:eastAsia="微软雅黑" w:hAnsi="微软雅黑" w:cs="Arial"/>
-          <w:noProof/>
+        <w:t>${employee_no}</w:t>
+      </w:r>
+      <w:r>
+        <w:rPr>
+          <w:rFonts w:ascii="微软雅黑" w:hAnsi="微软雅黑" w:eastAsia="微软雅黑" w:cs="Arial"/>
+          <w:b/>
+          <w:sz w:val="18"/>
+          <w:szCs w:val="18"/>
+        </w:rPr>
+        <w:t xml:space="preserve">    证件号：</w:t>
+      </w:r>
+      <w:r>
+        <w:rPr>
+          <w:rFonts w:ascii="微软雅黑" w:hAnsi="微软雅黑" w:eastAsia="微软雅黑" w:cs="Arial"/>
           <w:color w:val="000000"/>
           <w:kern w:val="0"/>
           <w:sz w:val="18"/>
           <w:szCs w:val="18"/>
         </w:rPr>
-        <w:t>employee_no</w:t>
-      </w:r>
-      <w:r>
-        <w:rPr>
-          <w:rFonts w:ascii="微软雅黑" w:eastAsia="微软雅黑" w:hAnsi="微软雅黑" w:cs="Arial"/>
-          <w:noProof/>
-          <w:color w:val="000000"/>
-          <w:kern w:val="0"/>
-          <w:sz w:val="18"/>
-          <w:szCs w:val="18"/>
-        </w:rPr>
-        <w:t>}</w:t>
-      </w:r>
-      <w:r>
-        <w:rPr>
-          <w:rFonts w:ascii="微软雅黑" w:eastAsia="微软雅黑" w:hAnsi="微软雅黑" w:cs="Arial"/>
+        <w:t>${employee_idcard}</w:t>
+      </w:r>
+      <w:r>
+        <w:rPr>
+          <w:rFonts w:ascii="微软雅黑" w:hAnsi="微软雅黑" w:eastAsia="微软雅黑" w:cs="Arial"/>
           <w:b/>
           <w:sz w:val="18"/>
           <w:szCs w:val="18"/>
         </w:rPr>
-        <w:t xml:space="preserve">    证件号：</w:t>
-      </w:r>
-      <w:r>
-        <w:rPr>
-          <w:rFonts w:ascii="微软雅黑" w:eastAsia="微软雅黑" w:hAnsi="微软雅黑" w:cs="Arial"/>
-          <w:noProof/>
-          <w:color w:val="000000"/>
-          <w:kern w:val="0"/>
-          <w:sz w:val="18"/>
-          <w:szCs w:val="18"/>
-        </w:rPr>
-        <w:t>${</w:t>
-      </w:r>
-      <w:r>
-        <w:rPr>
-          <w:rFonts w:ascii="微软雅黑" w:eastAsia="微软雅黑" w:hAnsi="微软雅黑" w:cs="Arial"/>
-          <w:noProof/>
-          <w:color w:val="000000"/>
-          <w:kern w:val="0"/>
-          <w:sz w:val="18"/>
-          <w:szCs w:val="18"/>
-        </w:rPr>
-        <w:t>employee_idcard</w:t>
-      </w:r>
-      <w:r>
-        <w:rPr>
-          <w:rFonts w:ascii="微软雅黑" w:eastAsia="微软雅黑" w:hAnsi="微软雅黑" w:cs="Arial"/>
-          <w:noProof/>
-          <w:color w:val="000000"/>
-          <w:kern w:val="0"/>
-          <w:sz w:val="18"/>
-          <w:szCs w:val="18"/>
-        </w:rPr>
-        <w:t>}</w:t>
-      </w:r>
-      <w:r>
-        <w:rPr>
-          <w:rFonts w:ascii="微软雅黑" w:eastAsia="微软雅黑" w:hAnsi="微软雅黑" w:cs="Arial"/>
-          <w:b/>
-          <w:sz w:val="18"/>
-          <w:szCs w:val="18"/>
-        </w:rPr>
         <w:t xml:space="preserve">    薪资计算期间：</w:t>
       </w:r>
       <w:r>
         <w:rPr>
-          <w:rFonts w:ascii="微软雅黑" w:eastAsia="微软雅黑" w:hAnsi="微软雅黑" w:cs="Arial"/>
-          <w:sz w:val="18"/>
-          <w:szCs w:val="18"/>
-        </w:rPr>
-        <w:t>${</w:t>
-      </w:r>
-      <w:r>
-        <w:rPr>
-          <w:rFonts w:ascii="微软雅黑" w:eastAsia="微软雅黑" w:hAnsi="微软雅黑" w:cs="Arial"/>
-          <w:sz w:val="18"/>
-          <w:szCs w:val="18"/>
-        </w:rPr>
-        <w:t>duration</w:t>
-      </w:r>
-      <w:r>
-        <w:rPr>
-          <w:rFonts w:ascii="微软雅黑" w:eastAsia="微软雅黑" w:hAnsi="微软雅黑" w:cs="Arial"/>
-          <w:sz w:val="18"/>
-          <w:szCs w:val="18"/>
-        </w:rPr>
-        <w:t>}</w:t>
+          <w:rFonts w:ascii="微软雅黑" w:hAnsi="微软雅黑" w:eastAsia="微软雅黑" w:cs="Arial"/>
+          <w:sz w:val="18"/>
+          <w:szCs w:val="18"/>
+        </w:rPr>
+        <w:t>${duration}</w:t>
       </w:r>
     </w:p>
     <w:tbl>
       <w:tblPr>
+        <w:tblStyle w:val="9"/>
         <w:tblW w:w="10065" w:type="dxa"/>
         <w:tblInd w:w="-5" w:type="dxa"/>
         <w:tblBorders>
-          <w:top w:val="single" w:sz="4" w:space="0" w:color="808080"/>
-          <w:left w:val="single" w:sz="4" w:space="0" w:color="808080"/>
-          <w:bottom w:val="single" w:sz="4" w:space="0" w:color="808080"/>
-          <w:right w:val="single" w:sz="4" w:space="0" w:color="808080"/>
-          <w:insideH w:val="single" w:sz="4" w:space="0" w:color="808080"/>
-          <w:insideV w:val="single" w:sz="4" w:space="0" w:color="808080"/>
+          <w:top w:val="single" w:color="808080" w:sz="4" w:space="0"/>
+          <w:left w:val="single" w:color="808080" w:sz="4" w:space="0"/>
+          <w:bottom w:val="single" w:color="808080" w:sz="4" w:space="0"/>
+          <w:right w:val="single" w:color="808080" w:sz="4" w:space="0"/>
+          <w:insideH w:val="single" w:color="808080" w:sz="4" w:space="0"/>
+          <w:insideV w:val="single" w:color="808080" w:sz="4" w:space="0"/>
         </w:tblBorders>
         <w:tblLayout w:type="fixed"/>
-        <w:tblLook w:val="04A0" w:firstRow="1" w:lastRow="0" w:firstColumn="1" w:lastColumn="0" w:noHBand="0" w:noVBand="1"/>
+        <w:tblCellMar>
+          <w:top w:w="0" w:type="dxa"/>
+          <w:left w:w="108" w:type="dxa"/>
+          <w:bottom w:w="0" w:type="dxa"/>
+          <w:right w:w="108" w:type="dxa"/>
+        </w:tblCellMar>
       </w:tblPr>
       <w:tblGrid>
         <w:gridCol w:w="1695"/>
@@ -466,14 +334,36 @@
         <w:gridCol w:w="1682"/>
       </w:tblGrid>
       <w:tr>
+        <w:tblPrEx>
+          <w:tblBorders>
+            <w:top w:val="single" w:color="808080" w:sz="4" w:space="0"/>
+            <w:left w:val="single" w:color="808080" w:sz="4" w:space="0"/>
+            <w:bottom w:val="single" w:color="808080" w:sz="4" w:space="0"/>
+            <w:right w:val="single" w:color="808080" w:sz="4" w:space="0"/>
+            <w:insideH w:val="single" w:color="808080" w:sz="4" w:space="0"/>
+            <w:insideV w:val="single" w:color="808080" w:sz="4" w:space="0"/>
+          </w:tblBorders>
+          <w:tblLayout w:type="fixed"/>
+          <w:tblCellMar>
+            <w:top w:w="0" w:type="dxa"/>
+            <w:left w:w="108" w:type="dxa"/>
+            <w:bottom w:w="0" w:type="dxa"/>
+            <w:right w:w="108" w:type="dxa"/>
+          </w:tblCellMar>
+        </w:tblPrEx>
         <w:trPr>
-          <w:trHeight w:val="429"/>
+          <w:trHeight w:val="429" w:hRule="atLeast"/>
         </w:trPr>
         <w:tc>
           <w:tcPr>
             <w:tcW w:w="10065" w:type="dxa"/>
             <w:gridSpan w:val="6"/>
-            <w:shd w:val="clear" w:color="auto" w:fill="C00000"/>
+            <w:tcBorders>
+              <w:top w:val="nil"/>
+              <w:left w:val="nil"/>
+              <w:right w:val="nil"/>
+            </w:tcBorders>
+            <w:shd w:val="clear" w:color="auto" w:fill="4472C4" w:themeFill="accent1"/>
             <w:vAlign w:val="center"/>
           </w:tcPr>
           <w:p>
@@ -481,7 +371,7 @@
               <w:widowControl/>
               <w:jc w:val="center"/>
               <w:rPr>
-                <w:rFonts w:ascii="微软雅黑" w:eastAsia="微软雅黑" w:hAnsi="微软雅黑" w:cs="Arial"/>
+                <w:rFonts w:ascii="微软雅黑" w:hAnsi="微软雅黑" w:eastAsia="微软雅黑" w:cs="Arial"/>
                 <w:b/>
                 <w:bCs/>
                 <w:color w:val="FFFFFF"/>
@@ -492,7 +382,7 @@
             </w:pPr>
             <w:r>
               <w:rPr>
-                <w:rFonts w:ascii="微软雅黑" w:eastAsia="微软雅黑" w:hAnsi="微软雅黑" w:cs="Arial"/>
+                <w:rFonts w:ascii="微软雅黑" w:hAnsi="微软雅黑" w:eastAsia="微软雅黑" w:cs="Arial"/>
                 <w:b/>
                 <w:bCs/>
                 <w:color w:val="FFFFFF"/>
@@ -506,13 +396,34 @@
         </w:tc>
       </w:tr>
       <w:tr>
+        <w:tblPrEx>
+          <w:tblBorders>
+            <w:top w:val="single" w:color="808080" w:sz="4" w:space="0"/>
+            <w:left w:val="single" w:color="808080" w:sz="4" w:space="0"/>
+            <w:bottom w:val="single" w:color="808080" w:sz="4" w:space="0"/>
+            <w:right w:val="single" w:color="808080" w:sz="4" w:space="0"/>
+            <w:insideH w:val="single" w:color="808080" w:sz="4" w:space="0"/>
+            <w:insideV w:val="single" w:color="808080" w:sz="4" w:space="0"/>
+          </w:tblBorders>
+          <w:tblLayout w:type="fixed"/>
+          <w:tblCellMar>
+            <w:top w:w="0" w:type="dxa"/>
+            <w:left w:w="108" w:type="dxa"/>
+            <w:bottom w:w="0" w:type="dxa"/>
+            <w:right w:w="108" w:type="dxa"/>
+          </w:tblCellMar>
+        </w:tblPrEx>
         <w:trPr>
-          <w:trHeight w:val="663"/>
+          <w:trHeight w:val="663" w:hRule="atLeast"/>
         </w:trPr>
         <w:tc>
           <w:tcPr>
             <w:tcW w:w="1695" w:type="dxa"/>
-            <w:shd w:val="clear" w:color="auto" w:fill="C00000"/>
+            <w:tcBorders>
+              <w:left w:val="nil"/>
+              <w:bottom w:val="nil"/>
+            </w:tcBorders>
+            <w:shd w:val="clear" w:color="auto" w:fill="4472C4" w:themeFill="accent1"/>
             <w:vAlign w:val="center"/>
           </w:tcPr>
           <w:p>
@@ -520,7 +431,7 @@
               <w:widowControl/>
               <w:jc w:val="center"/>
               <w:rPr>
-                <w:rFonts w:ascii="微软雅黑" w:eastAsia="微软雅黑" w:hAnsi="微软雅黑" w:cs="Arial"/>
+                <w:rFonts w:ascii="微软雅黑" w:hAnsi="微软雅黑" w:eastAsia="微软雅黑" w:cs="Arial"/>
                 <w:b/>
                 <w:bCs/>
                 <w:color w:val="FFFFFF"/>
@@ -531,7 +442,7 @@
             </w:pPr>
             <w:r>
               <w:rPr>
-                <w:rFonts w:ascii="微软雅黑" w:eastAsia="微软雅黑" w:hAnsi="微软雅黑" w:cs="Arial"/>
+                <w:rFonts w:ascii="微软雅黑" w:hAnsi="微软雅黑" w:eastAsia="微软雅黑" w:cs="Arial"/>
                 <w:b/>
                 <w:bCs/>
                 <w:color w:val="FFFFFF"/>
@@ -546,7 +457,10 @@
         <w:tc>
           <w:tcPr>
             <w:tcW w:w="1534" w:type="dxa"/>
-            <w:shd w:val="clear" w:color="auto" w:fill="C00000"/>
+            <w:tcBorders>
+              <w:bottom w:val="nil"/>
+            </w:tcBorders>
+            <w:shd w:val="clear" w:color="auto" w:fill="4472C4" w:themeFill="accent1"/>
             <w:vAlign w:val="center"/>
           </w:tcPr>
           <w:p>
@@ -554,7 +468,7 @@
               <w:widowControl/>
               <w:jc w:val="center"/>
               <w:rPr>
-                <w:rFonts w:ascii="微软雅黑" w:eastAsia="微软雅黑" w:hAnsi="微软雅黑" w:cs="Arial"/>
+                <w:rFonts w:ascii="微软雅黑" w:hAnsi="微软雅黑" w:eastAsia="微软雅黑" w:cs="Arial"/>
                 <w:b/>
                 <w:bCs/>
                 <w:color w:val="FFFFFF"/>
@@ -565,7 +479,7 @@
             </w:pPr>
             <w:r>
               <w:rPr>
-                <w:rFonts w:ascii="微软雅黑" w:eastAsia="微软雅黑" w:hAnsi="微软雅黑" w:cs="Arial"/>
+                <w:rFonts w:ascii="微软雅黑" w:hAnsi="微软雅黑" w:eastAsia="微软雅黑" w:cs="Arial"/>
                 <w:b/>
                 <w:bCs/>
                 <w:caps/>
@@ -578,7 +492,7 @@
             </w:r>
             <w:r>
               <w:rPr>
-                <w:rFonts w:ascii="微软雅黑" w:eastAsia="微软雅黑" w:hAnsi="微软雅黑" w:cs="Arial"/>
+                <w:rFonts w:ascii="微软雅黑" w:hAnsi="微软雅黑" w:eastAsia="微软雅黑" w:cs="Arial"/>
                 <w:b/>
                 <w:bCs/>
                 <w:color w:val="FFFFFF"/>
@@ -593,7 +507,10 @@
         <w:tc>
           <w:tcPr>
             <w:tcW w:w="1530" w:type="dxa"/>
-            <w:shd w:val="clear" w:color="auto" w:fill="C00000"/>
+            <w:tcBorders>
+              <w:bottom w:val="nil"/>
+            </w:tcBorders>
+            <w:shd w:val="clear" w:color="auto" w:fill="4472C4" w:themeFill="accent1"/>
             <w:vAlign w:val="center"/>
           </w:tcPr>
           <w:p>
@@ -601,7 +518,7 @@
               <w:widowControl/>
               <w:jc w:val="center"/>
               <w:rPr>
-                <w:rFonts w:ascii="微软雅黑" w:eastAsia="微软雅黑" w:hAnsi="微软雅黑" w:cs="Arial"/>
+                <w:rFonts w:ascii="微软雅黑" w:hAnsi="微软雅黑" w:eastAsia="微软雅黑" w:cs="Arial"/>
                 <w:b/>
                 <w:bCs/>
                 <w:color w:val="FFFFFF"/>
@@ -612,7 +529,7 @@
             </w:pPr>
             <w:r>
               <w:rPr>
-                <w:rFonts w:ascii="微软雅黑" w:eastAsia="微软雅黑" w:hAnsi="微软雅黑" w:cs="Arial"/>
+                <w:rFonts w:ascii="微软雅黑" w:hAnsi="微软雅黑" w:eastAsia="微软雅黑" w:cs="Arial"/>
                 <w:b/>
                 <w:bCs/>
                 <w:color w:val="FFFFFF"/>
@@ -627,7 +544,10 @@
         <w:tc>
           <w:tcPr>
             <w:tcW w:w="2017" w:type="dxa"/>
-            <w:shd w:val="clear" w:color="auto" w:fill="C00000"/>
+            <w:tcBorders>
+              <w:bottom w:val="nil"/>
+            </w:tcBorders>
+            <w:shd w:val="clear" w:color="auto" w:fill="4472C4" w:themeFill="accent1"/>
             <w:vAlign w:val="center"/>
           </w:tcPr>
           <w:p>
@@ -638,7 +558,7 @@
               <w:spacing w:line="240" w:lineRule="exact"/>
               <w:jc w:val="center"/>
               <w:rPr>
-                <w:rFonts w:ascii="微软雅黑" w:eastAsia="微软雅黑" w:hAnsi="微软雅黑" w:cs="Arial"/>
+                <w:rFonts w:ascii="微软雅黑" w:hAnsi="微软雅黑" w:eastAsia="微软雅黑" w:cs="Arial"/>
                 <w:b/>
                 <w:bCs/>
                 <w:color w:val="FFFFFF"/>
@@ -649,7 +569,7 @@
             </w:pPr>
             <w:r>
               <w:rPr>
-                <w:rFonts w:ascii="微软雅黑" w:eastAsia="微软雅黑" w:hAnsi="微软雅黑" w:cs="Arial"/>
+                <w:rFonts w:ascii="微软雅黑" w:hAnsi="微软雅黑" w:eastAsia="微软雅黑" w:cs="Arial"/>
                 <w:b/>
                 <w:bCs/>
                 <w:color w:val="FFFFFF"/>
@@ -668,7 +588,7 @@
               <w:spacing w:line="240" w:lineRule="exact"/>
               <w:jc w:val="center"/>
               <w:rPr>
-                <w:rFonts w:ascii="微软雅黑" w:eastAsia="微软雅黑" w:hAnsi="微软雅黑" w:cs="Arial"/>
+                <w:rFonts w:ascii="微软雅黑" w:hAnsi="微软雅黑" w:eastAsia="微软雅黑" w:cs="Arial"/>
                 <w:b/>
                 <w:bCs/>
                 <w:color w:val="FFFFFF"/>
@@ -679,7 +599,7 @@
             </w:pPr>
             <w:r>
               <w:rPr>
-                <w:rFonts w:ascii="微软雅黑" w:eastAsia="微软雅黑" w:hAnsi="微软雅黑" w:cs="Arial"/>
+                <w:rFonts w:ascii="微软雅黑" w:hAnsi="微软雅黑" w:eastAsia="微软雅黑" w:cs="Arial"/>
                 <w:b/>
                 <w:bCs/>
                 <w:color w:val="FFFFFF"/>
@@ -694,7 +614,10 @@
         <w:tc>
           <w:tcPr>
             <w:tcW w:w="1607" w:type="dxa"/>
-            <w:shd w:val="clear" w:color="auto" w:fill="C00000"/>
+            <w:tcBorders>
+              <w:bottom w:val="nil"/>
+            </w:tcBorders>
+            <w:shd w:val="clear" w:color="auto" w:fill="4472C4" w:themeFill="accent1"/>
             <w:vAlign w:val="center"/>
           </w:tcPr>
           <w:p>
@@ -702,7 +625,7 @@
               <w:widowControl/>
               <w:jc w:val="center"/>
               <w:rPr>
-                <w:rFonts w:ascii="微软雅黑" w:eastAsia="微软雅黑" w:hAnsi="微软雅黑" w:cs="Arial"/>
+                <w:rFonts w:ascii="微软雅黑" w:hAnsi="微软雅黑" w:eastAsia="微软雅黑" w:cs="Arial"/>
                 <w:b/>
                 <w:bCs/>
                 <w:color w:val="FFFFFF"/>
@@ -713,7 +636,7 @@
             </w:pPr>
             <w:r>
               <w:rPr>
-                <w:rFonts w:ascii="微软雅黑" w:eastAsia="微软雅黑" w:hAnsi="微软雅黑" w:cs="Arial"/>
+                <w:rFonts w:ascii="微软雅黑" w:hAnsi="微软雅黑" w:eastAsia="微软雅黑" w:cs="Arial"/>
                 <w:b/>
                 <w:bCs/>
                 <w:color w:val="FFFFFF"/>
@@ -728,7 +651,11 @@
         <w:tc>
           <w:tcPr>
             <w:tcW w:w="1682" w:type="dxa"/>
-            <w:shd w:val="clear" w:color="auto" w:fill="C00000"/>
+            <w:tcBorders>
+              <w:bottom w:val="nil"/>
+              <w:right w:val="nil"/>
+            </w:tcBorders>
+            <w:shd w:val="clear" w:color="auto" w:fill="4472C4" w:themeFill="accent1"/>
             <w:vAlign w:val="center"/>
           </w:tcPr>
           <w:p>
@@ -736,7 +663,7 @@
               <w:widowControl/>
               <w:jc w:val="center"/>
               <w:rPr>
-                <w:rFonts w:ascii="微软雅黑" w:eastAsia="微软雅黑" w:hAnsi="微软雅黑" w:cs="Arial"/>
+                <w:rFonts w:ascii="微软雅黑" w:hAnsi="微软雅黑" w:eastAsia="微软雅黑" w:cs="Arial"/>
                 <w:b/>
                 <w:bCs/>
                 <w:color w:val="FFFFFF"/>
@@ -747,7 +674,7 @@
             </w:pPr>
             <w:r>
               <w:rPr>
-                <w:rFonts w:ascii="微软雅黑" w:eastAsia="微软雅黑" w:hAnsi="微软雅黑" w:cs="Arial"/>
+                <w:rFonts w:ascii="微软雅黑" w:hAnsi="微软雅黑" w:eastAsia="微软雅黑" w:cs="Arial"/>
                 <w:b/>
                 <w:bCs/>
                 <w:color w:val="FFFFFF"/>
@@ -761,12 +688,32 @@
         </w:tc>
       </w:tr>
       <w:tr>
+        <w:tblPrEx>
+          <w:tblBorders>
+            <w:top w:val="single" w:color="808080" w:sz="4" w:space="0"/>
+            <w:left w:val="single" w:color="808080" w:sz="4" w:space="0"/>
+            <w:bottom w:val="single" w:color="808080" w:sz="4" w:space="0"/>
+            <w:right w:val="single" w:color="808080" w:sz="4" w:space="0"/>
+            <w:insideH w:val="single" w:color="808080" w:sz="4" w:space="0"/>
+            <w:insideV w:val="single" w:color="808080" w:sz="4" w:space="0"/>
+          </w:tblBorders>
+          <w:tblLayout w:type="fixed"/>
+          <w:tblCellMar>
+            <w:top w:w="0" w:type="dxa"/>
+            <w:left w:w="108" w:type="dxa"/>
+            <w:bottom w:w="0" w:type="dxa"/>
+            <w:right w:w="108" w:type="dxa"/>
+          </w:tblCellMar>
+        </w:tblPrEx>
         <w:trPr>
-          <w:trHeight w:val="432"/>
+          <w:trHeight w:val="432" w:hRule="atLeast"/>
         </w:trPr>
         <w:tc>
           <w:tcPr>
             <w:tcW w:w="1695" w:type="dxa"/>
+            <w:tcBorders>
+              <w:top w:val="nil"/>
+            </w:tcBorders>
             <w:shd w:val="clear" w:color="auto" w:fill="auto"/>
             <w:vAlign w:val="center"/>
           </w:tcPr>
@@ -776,7 +723,7 @@
               <w:ind w:right="27"/>
               <w:jc w:val="center"/>
               <w:rPr>
-                <w:rFonts w:ascii="微软雅黑" w:eastAsia="微软雅黑" w:hAnsi="微软雅黑" w:cs="Arial"/>
+                <w:rFonts w:ascii="微软雅黑" w:hAnsi="微软雅黑" w:eastAsia="微软雅黑" w:cs="Arial"/>
                 <w:b/>
                 <w:bCs/>
                 <w:color w:val="FF0000"/>
@@ -787,8 +734,7 @@
             </w:pPr>
             <w:r>
               <w:rPr>
-                <w:rFonts w:ascii="微软雅黑" w:eastAsia="微软雅黑" w:hAnsi="微软雅黑" w:cs="Arial"/>
-                <w:noProof/>
+                <w:rFonts w:ascii="微软雅黑" w:hAnsi="微软雅黑" w:eastAsia="微软雅黑" w:cs="Arial"/>
                 <w:color w:val="000000"/>
                 <w:kern w:val="0"/>
                 <w:sz w:val="18"/>
@@ -801,6 +747,9 @@
         <w:tc>
           <w:tcPr>
             <w:tcW w:w="1534" w:type="dxa"/>
+            <w:tcBorders>
+              <w:top w:val="nil"/>
+            </w:tcBorders>
             <w:shd w:val="clear" w:color="auto" w:fill="auto"/>
             <w:vAlign w:val="center"/>
           </w:tcPr>
@@ -810,17 +759,16 @@
               <w:ind w:right="27"/>
               <w:jc w:val="center"/>
               <w:rPr>
-                <w:rFonts w:ascii="微软雅黑" w:eastAsia="微软雅黑" w:hAnsi="微软雅黑" w:cs="Arial"/>
-                <w:color w:val="000000"/>
-                <w:kern w:val="0"/>
-                <w:sz w:val="18"/>
-                <w:szCs w:val="18"/>
-              </w:rPr>
-            </w:pPr>
-            <w:r>
-              <w:rPr>
-                <w:rFonts w:ascii="微软雅黑" w:eastAsia="微软雅黑" w:hAnsi="微软雅黑" w:cs="Arial"/>
-                <w:noProof/>
+                <w:rFonts w:ascii="微软雅黑" w:hAnsi="微软雅黑" w:eastAsia="微软雅黑" w:cs="Arial"/>
+                <w:color w:val="000000"/>
+                <w:kern w:val="0"/>
+                <w:sz w:val="18"/>
+                <w:szCs w:val="18"/>
+              </w:rPr>
+            </w:pPr>
+            <w:r>
+              <w:rPr>
+                <w:rFonts w:ascii="微软雅黑" w:hAnsi="微软雅黑" w:eastAsia="微软雅黑" w:cs="Arial"/>
                 <w:color w:val="000000"/>
                 <w:kern w:val="0"/>
                 <w:sz w:val="18"/>
@@ -833,6 +781,9 @@
         <w:tc>
           <w:tcPr>
             <w:tcW w:w="1530" w:type="dxa"/>
+            <w:tcBorders>
+              <w:top w:val="nil"/>
+            </w:tcBorders>
             <w:shd w:val="clear" w:color="auto" w:fill="auto"/>
             <w:vAlign w:val="center"/>
           </w:tcPr>
@@ -842,16 +793,16 @@
               <w:ind w:right="27"/>
               <w:jc w:val="center"/>
               <w:rPr>
-                <w:rFonts w:ascii="微软雅黑" w:eastAsia="微软雅黑" w:hAnsi="微软雅黑" w:cs="Arial"/>
-                <w:color w:val="000000"/>
-                <w:kern w:val="0"/>
-                <w:sz w:val="18"/>
-                <w:szCs w:val="18"/>
-              </w:rPr>
-            </w:pPr>
-            <w:r>
-              <w:rPr>
-                <w:rFonts w:ascii="微软雅黑" w:eastAsia="微软雅黑" w:hAnsi="微软雅黑" w:cs="Arial" w:hint="eastAsia"/>
+                <w:rFonts w:ascii="微软雅黑" w:hAnsi="微软雅黑" w:eastAsia="微软雅黑" w:cs="Arial"/>
+                <w:color w:val="000000"/>
+                <w:kern w:val="0"/>
+                <w:sz w:val="18"/>
+                <w:szCs w:val="18"/>
+              </w:rPr>
+            </w:pPr>
+            <w:r>
+              <w:rPr>
+                <w:rFonts w:hint="eastAsia" w:ascii="微软雅黑" w:hAnsi="微软雅黑" w:eastAsia="微软雅黑" w:cs="Arial"/>
                 <w:color w:val="000000"/>
                 <w:kern w:val="0"/>
                 <w:sz w:val="18"/>
@@ -861,41 +812,22 @@
             </w:r>
             <w:r>
               <w:rPr>
-                <w:rFonts w:ascii="微软雅黑" w:eastAsia="微软雅黑" w:hAnsi="微软雅黑" w:cs="Arial"/>
-                <w:color w:val="000000"/>
-                <w:kern w:val="0"/>
-                <w:sz w:val="18"/>
-                <w:szCs w:val="18"/>
-              </w:rPr>
-              <w:t>{</w:t>
-            </w:r>
-            <w:proofErr w:type="spellStart"/>
-            <w:r>
-              <w:rPr>
-                <w:rFonts w:ascii="微软雅黑" w:eastAsia="微软雅黑" w:hAnsi="微软雅黑" w:cs="Arial"/>
-                <w:color w:val="000000"/>
-                <w:kern w:val="0"/>
-                <w:sz w:val="18"/>
-                <w:szCs w:val="18"/>
-              </w:rPr>
-              <w:t>nSqbk</w:t>
-            </w:r>
-            <w:proofErr w:type="spellEnd"/>
-            <w:r>
-              <w:rPr>
-                <w:rFonts w:ascii="微软雅黑" w:eastAsia="微软雅黑" w:hAnsi="微软雅黑" w:cs="Arial"/>
-                <w:color w:val="000000"/>
-                <w:kern w:val="0"/>
-                <w:sz w:val="18"/>
-                <w:szCs w:val="18"/>
-              </w:rPr>
-              <w:t>}</w:t>
+                <w:rFonts w:ascii="微软雅黑" w:hAnsi="微软雅黑" w:eastAsia="微软雅黑" w:cs="Arial"/>
+                <w:color w:val="000000"/>
+                <w:kern w:val="0"/>
+                <w:sz w:val="18"/>
+                <w:szCs w:val="18"/>
+              </w:rPr>
+              <w:t>{nSqbk}</w:t>
             </w:r>
           </w:p>
         </w:tc>
         <w:tc>
           <w:tcPr>
             <w:tcW w:w="2017" w:type="dxa"/>
+            <w:tcBorders>
+              <w:top w:val="nil"/>
+            </w:tcBorders>
             <w:shd w:val="clear" w:color="auto" w:fill="auto"/>
             <w:vAlign w:val="center"/>
           </w:tcPr>
@@ -905,17 +837,16 @@
               <w:ind w:right="27"/>
               <w:jc w:val="center"/>
               <w:rPr>
-                <w:rFonts w:ascii="微软雅黑" w:eastAsia="微软雅黑" w:hAnsi="微软雅黑" w:cs="Arial"/>
-                <w:color w:val="000000"/>
-                <w:kern w:val="0"/>
-                <w:sz w:val="18"/>
-                <w:szCs w:val="18"/>
-              </w:rPr>
-            </w:pPr>
-            <w:r>
-              <w:rPr>
-                <w:rFonts w:ascii="微软雅黑" w:eastAsia="微软雅黑" w:hAnsi="微软雅黑" w:cs="Arial"/>
-                <w:noProof/>
+                <w:rFonts w:ascii="微软雅黑" w:hAnsi="微软雅黑" w:eastAsia="微软雅黑" w:cs="Arial"/>
+                <w:color w:val="000000"/>
+                <w:kern w:val="0"/>
+                <w:sz w:val="18"/>
+                <w:szCs w:val="18"/>
+              </w:rPr>
+            </w:pPr>
+            <w:r>
+              <w:rPr>
+                <w:rFonts w:ascii="微软雅黑" w:hAnsi="微软雅黑" w:eastAsia="微软雅黑" w:cs="Arial"/>
                 <w:color w:val="000000"/>
                 <w:kern w:val="0"/>
                 <w:sz w:val="18"/>
@@ -925,8 +856,7 @@
             </w:r>
             <w:r>
               <w:rPr>
-                <w:rFonts w:ascii="微软雅黑" w:eastAsia="微软雅黑" w:hAnsi="微软雅黑" w:cs="Arial" w:hint="eastAsia"/>
-                <w:noProof/>
+                <w:rFonts w:hint="eastAsia" w:ascii="微软雅黑" w:hAnsi="微软雅黑" w:eastAsia="微软雅黑" w:cs="Arial"/>
                 <w:color w:val="000000"/>
                 <w:kern w:val="0"/>
                 <w:sz w:val="18"/>
@@ -936,8 +866,7 @@
             </w:r>
             <w:r>
               <w:rPr>
-                <w:rFonts w:ascii="微软雅黑" w:eastAsia="微软雅黑" w:hAnsi="微软雅黑" w:cs="Arial"/>
-                <w:noProof/>
+                <w:rFonts w:ascii="微软雅黑" w:hAnsi="微软雅黑" w:eastAsia="微软雅黑" w:cs="Arial"/>
                 <w:color w:val="000000"/>
                 <w:kern w:val="0"/>
                 <w:sz w:val="18"/>
@@ -950,6 +879,9 @@
         <w:tc>
           <w:tcPr>
             <w:tcW w:w="1607" w:type="dxa"/>
+            <w:tcBorders>
+              <w:top w:val="nil"/>
+            </w:tcBorders>
             <w:shd w:val="clear" w:color="auto" w:fill="auto"/>
             <w:vAlign w:val="center"/>
           </w:tcPr>
@@ -959,17 +891,16 @@
               <w:ind w:right="27"/>
               <w:jc w:val="center"/>
               <w:rPr>
-                <w:rFonts w:ascii="微软雅黑" w:eastAsia="微软雅黑" w:hAnsi="微软雅黑" w:cs="Arial"/>
-                <w:color w:val="000000"/>
-                <w:kern w:val="0"/>
-                <w:sz w:val="18"/>
-                <w:szCs w:val="18"/>
-              </w:rPr>
-            </w:pPr>
-            <w:r>
-              <w:rPr>
-                <w:rFonts w:ascii="微软雅黑" w:eastAsia="微软雅黑" w:hAnsi="微软雅黑" w:cs="Arial"/>
-                <w:noProof/>
+                <w:rFonts w:ascii="微软雅黑" w:hAnsi="微软雅黑" w:eastAsia="微软雅黑" w:cs="Arial"/>
+                <w:color w:val="000000"/>
+                <w:kern w:val="0"/>
+                <w:sz w:val="18"/>
+                <w:szCs w:val="18"/>
+              </w:rPr>
+            </w:pPr>
+            <w:r>
+              <w:rPr>
+                <w:rFonts w:ascii="微软雅黑" w:hAnsi="微软雅黑" w:eastAsia="微软雅黑" w:cs="Arial"/>
                 <w:color w:val="000000"/>
                 <w:kern w:val="0"/>
                 <w:sz w:val="18"/>
@@ -982,6 +913,9 @@
         <w:tc>
           <w:tcPr>
             <w:tcW w:w="1682" w:type="dxa"/>
+            <w:tcBorders>
+              <w:top w:val="nil"/>
+            </w:tcBorders>
             <w:vAlign w:val="center"/>
           </w:tcPr>
           <w:p>
@@ -990,16 +924,16 @@
               <w:ind w:right="27"/>
               <w:jc w:val="center"/>
               <w:rPr>
-                <w:rFonts w:ascii="微软雅黑" w:eastAsia="微软雅黑" w:hAnsi="微软雅黑" w:cs="Arial"/>
-                <w:color w:val="000000"/>
-                <w:kern w:val="0"/>
-                <w:sz w:val="18"/>
-                <w:szCs w:val="18"/>
-              </w:rPr>
-            </w:pPr>
-            <w:r>
-              <w:rPr>
-                <w:rFonts w:ascii="微软雅黑" w:eastAsia="微软雅黑" w:hAnsi="微软雅黑" w:cs="Arial" w:hint="eastAsia"/>
+                <w:rFonts w:ascii="微软雅黑" w:hAnsi="微软雅黑" w:eastAsia="微软雅黑" w:cs="Arial"/>
+                <w:color w:val="000000"/>
+                <w:kern w:val="0"/>
+                <w:sz w:val="18"/>
+                <w:szCs w:val="18"/>
+              </w:rPr>
+            </w:pPr>
+            <w:r>
+              <w:rPr>
+                <w:rFonts w:hint="eastAsia" w:ascii="微软雅黑" w:hAnsi="微软雅黑" w:eastAsia="微软雅黑" w:cs="Arial"/>
                 <w:color w:val="000000"/>
                 <w:kern w:val="0"/>
                 <w:sz w:val="18"/>
@@ -1009,35 +943,13 @@
             </w:r>
             <w:r>
               <w:rPr>
-                <w:rFonts w:ascii="微软雅黑" w:eastAsia="微软雅黑" w:hAnsi="微软雅黑" w:cs="Arial"/>
-                <w:color w:val="000000"/>
-                <w:kern w:val="0"/>
-                <w:sz w:val="18"/>
-                <w:szCs w:val="18"/>
-              </w:rPr>
-              <w:t>{</w:t>
-            </w:r>
-            <w:proofErr w:type="spellStart"/>
-            <w:r>
-              <w:rPr>
-                <w:rFonts w:ascii="微软雅黑" w:eastAsia="微软雅黑" w:hAnsi="微软雅黑" w:cs="Arial"/>
-                <w:color w:val="000000"/>
-                <w:kern w:val="0"/>
-                <w:sz w:val="18"/>
-                <w:szCs w:val="18"/>
-              </w:rPr>
-              <w:t>nShkk</w:t>
-            </w:r>
-            <w:proofErr w:type="spellEnd"/>
-            <w:r>
-              <w:rPr>
-                <w:rFonts w:ascii="微软雅黑" w:eastAsia="微软雅黑" w:hAnsi="微软雅黑" w:cs="Arial"/>
-                <w:color w:val="000000"/>
-                <w:kern w:val="0"/>
-                <w:sz w:val="18"/>
-                <w:szCs w:val="18"/>
-              </w:rPr>
-              <w:t>}</w:t>
+                <w:rFonts w:ascii="微软雅黑" w:hAnsi="微软雅黑" w:eastAsia="微软雅黑" w:cs="Arial"/>
+                <w:color w:val="000000"/>
+                <w:kern w:val="0"/>
+                <w:sz w:val="18"/>
+                <w:szCs w:val="18"/>
+              </w:rPr>
+              <w:t>{nShkk}</w:t>
             </w:r>
           </w:p>
         </w:tc>
@@ -1045,18 +957,18 @@
     </w:tbl>
     <w:p>
       <w:pPr>
-        <w:pStyle w:val="a9"/>
+        <w:pStyle w:val="7"/>
         <w:numPr>
           <w:ilvl w:val="0"/>
           <w:numId w:val="1"/>
         </w:numPr>
         <w:adjustRightInd w:val="0"/>
         <w:snapToGrid w:val="0"/>
-        <w:spacing w:beforeLines="30" w:before="93"/>
+        <w:spacing w:before="93" w:beforeLines="30"/>
         <w:ind w:left="448" w:right="28" w:hanging="448"/>
         <w:jc w:val="both"/>
         <w:rPr>
-          <w:rFonts w:ascii="微软雅黑" w:eastAsia="微软雅黑" w:hAnsi="微软雅黑" w:cs="Arial"/>
+          <w:rFonts w:ascii="微软雅黑" w:hAnsi="微软雅黑" w:eastAsia="微软雅黑" w:cs="Arial"/>
           <w:b/>
           <w:sz w:val="20"/>
           <w:szCs w:val="21"/>
@@ -1064,7 +976,7 @@
       </w:pPr>
       <w:r>
         <w:rPr>
-          <w:rFonts w:ascii="微软雅黑" w:eastAsia="微软雅黑" w:hAnsi="微软雅黑" w:cs="Arial"/>
+          <w:rFonts w:ascii="微软雅黑" w:hAnsi="微软雅黑" w:eastAsia="微软雅黑" w:cs="Arial"/>
           <w:b/>
           <w:sz w:val="20"/>
           <w:szCs w:val="21"/>
@@ -1074,18 +986,24 @@
     </w:p>
     <w:tbl>
       <w:tblPr>
+        <w:tblStyle w:val="9"/>
         <w:tblW w:w="10066" w:type="dxa"/>
         <w:tblInd w:w="-10" w:type="dxa"/>
         <w:tblBorders>
-          <w:top w:val="single" w:sz="8" w:space="0" w:color="808080"/>
-          <w:left w:val="single" w:sz="8" w:space="0" w:color="808080"/>
-          <w:bottom w:val="single" w:sz="8" w:space="0" w:color="808080"/>
-          <w:right w:val="single" w:sz="8" w:space="0" w:color="808080"/>
-          <w:insideH w:val="single" w:sz="8" w:space="0" w:color="808080"/>
-          <w:insideV w:val="single" w:sz="8" w:space="0" w:color="808080"/>
+          <w:top w:val="single" w:color="808080" w:sz="8" w:space="0"/>
+          <w:left w:val="single" w:color="808080" w:sz="8" w:space="0"/>
+          <w:bottom w:val="single" w:color="808080" w:sz="8" w:space="0"/>
+          <w:right w:val="single" w:color="808080" w:sz="8" w:space="0"/>
+          <w:insideH w:val="single" w:color="808080" w:sz="8" w:space="0"/>
+          <w:insideV w:val="single" w:color="808080" w:sz="8" w:space="0"/>
         </w:tblBorders>
         <w:tblLayout w:type="fixed"/>
-        <w:tblLook w:val="04A0" w:firstRow="1" w:lastRow="0" w:firstColumn="1" w:lastColumn="0" w:noHBand="0" w:noVBand="1"/>
+        <w:tblCellMar>
+          <w:top w:w="0" w:type="dxa"/>
+          <w:left w:w="108" w:type="dxa"/>
+          <w:bottom w:w="0" w:type="dxa"/>
+          <w:right w:w="108" w:type="dxa"/>
+        </w:tblCellMar>
       </w:tblPr>
       <w:tblGrid>
         <w:gridCol w:w="2577"/>
@@ -1094,13 +1012,30 @@
         <w:gridCol w:w="2569"/>
       </w:tblGrid>
       <w:tr>
+        <w:tblPrEx>
+          <w:tblBorders>
+            <w:top w:val="single" w:color="808080" w:sz="8" w:space="0"/>
+            <w:left w:val="single" w:color="808080" w:sz="8" w:space="0"/>
+            <w:bottom w:val="single" w:color="808080" w:sz="8" w:space="0"/>
+            <w:right w:val="single" w:color="808080" w:sz="8" w:space="0"/>
+            <w:insideH w:val="single" w:color="808080" w:sz="8" w:space="0"/>
+            <w:insideV w:val="single" w:color="808080" w:sz="8" w:space="0"/>
+          </w:tblBorders>
+          <w:tblLayout w:type="fixed"/>
+          <w:tblCellMar>
+            <w:top w:w="0" w:type="dxa"/>
+            <w:left w:w="108" w:type="dxa"/>
+            <w:bottom w:w="0" w:type="dxa"/>
+            <w:right w:w="108" w:type="dxa"/>
+          </w:tblCellMar>
+        </w:tblPrEx>
         <w:trPr>
-          <w:trHeight w:val="369"/>
+          <w:trHeight w:val="369" w:hRule="atLeast"/>
         </w:trPr>
         <w:tc>
           <w:tcPr>
             <w:tcW w:w="2577" w:type="dxa"/>
-            <w:shd w:val="clear" w:color="auto" w:fill="C00000"/>
+            <w:shd w:val="clear" w:color="auto" w:fill="4472C4" w:themeFill="accent1"/>
             <w:vAlign w:val="center"/>
           </w:tcPr>
           <w:p>
@@ -1108,7 +1043,7 @@
               <w:widowControl/>
               <w:jc w:val="center"/>
               <w:rPr>
-                <w:rFonts w:ascii="微软雅黑" w:eastAsia="微软雅黑" w:hAnsi="微软雅黑" w:cs="Arial"/>
+                <w:rFonts w:ascii="微软雅黑" w:hAnsi="微软雅黑" w:eastAsia="微软雅黑" w:cs="Arial"/>
                 <w:b/>
                 <w:bCs/>
                 <w:color w:val="FFFFFF"/>
@@ -1119,7 +1054,7 @@
             </w:pPr>
             <w:r>
               <w:rPr>
-                <w:rFonts w:ascii="微软雅黑" w:eastAsia="微软雅黑" w:hAnsi="微软雅黑" w:cs="Arial"/>
+                <w:rFonts w:ascii="微软雅黑" w:hAnsi="微软雅黑" w:eastAsia="微软雅黑" w:cs="Arial"/>
                 <w:b/>
                 <w:bCs/>
                 <w:color w:val="FFFFFF"/>
@@ -1134,7 +1069,7 @@
         <w:tc>
           <w:tcPr>
             <w:tcW w:w="2460" w:type="dxa"/>
-            <w:shd w:val="clear" w:color="auto" w:fill="C00000"/>
+            <w:shd w:val="clear" w:color="auto" w:fill="4472C4" w:themeFill="accent1"/>
             <w:vAlign w:val="center"/>
           </w:tcPr>
           <w:p>
@@ -1142,7 +1077,7 @@
               <w:widowControl/>
               <w:jc w:val="center"/>
               <w:rPr>
-                <w:rFonts w:ascii="微软雅黑" w:eastAsia="微软雅黑" w:hAnsi="微软雅黑" w:cs="Arial"/>
+                <w:rFonts w:ascii="微软雅黑" w:hAnsi="微软雅黑" w:eastAsia="微软雅黑" w:cs="Arial"/>
                 <w:b/>
                 <w:bCs/>
                 <w:color w:val="FFFFFF"/>
@@ -1153,7 +1088,7 @@
             </w:pPr>
             <w:r>
               <w:rPr>
-                <w:rFonts w:ascii="微软雅黑" w:eastAsia="微软雅黑" w:hAnsi="微软雅黑" w:cs="Arial"/>
+                <w:rFonts w:ascii="微软雅黑" w:hAnsi="微软雅黑" w:eastAsia="微软雅黑" w:cs="Arial"/>
                 <w:b/>
                 <w:bCs/>
                 <w:color w:val="FFFFFF"/>
@@ -1168,7 +1103,7 @@
         <w:tc>
           <w:tcPr>
             <w:tcW w:w="2460" w:type="dxa"/>
-            <w:shd w:val="clear" w:color="auto" w:fill="C00000"/>
+            <w:shd w:val="clear" w:color="auto" w:fill="4472C4" w:themeFill="accent1"/>
             <w:vAlign w:val="center"/>
           </w:tcPr>
           <w:p>
@@ -1176,7 +1111,7 @@
               <w:widowControl/>
               <w:jc w:val="center"/>
               <w:rPr>
-                <w:rFonts w:ascii="微软雅黑" w:eastAsia="微软雅黑" w:hAnsi="微软雅黑" w:cs="Arial"/>
+                <w:rFonts w:ascii="微软雅黑" w:hAnsi="微软雅黑" w:eastAsia="微软雅黑" w:cs="Arial"/>
                 <w:b/>
                 <w:bCs/>
                 <w:color w:val="FFFFFF"/>
@@ -1187,7 +1122,7 @@
             </w:pPr>
             <w:r>
               <w:rPr>
-                <w:rFonts w:ascii="微软雅黑" w:eastAsia="微软雅黑" w:hAnsi="微软雅黑" w:cs="Arial"/>
+                <w:rFonts w:ascii="微软雅黑" w:hAnsi="微软雅黑" w:eastAsia="微软雅黑" w:cs="Arial"/>
                 <w:b/>
                 <w:bCs/>
                 <w:color w:val="FFFFFF"/>
@@ -1202,7 +1137,7 @@
         <w:tc>
           <w:tcPr>
             <w:tcW w:w="2569" w:type="dxa"/>
-            <w:shd w:val="clear" w:color="auto" w:fill="C00000"/>
+            <w:shd w:val="clear" w:color="auto" w:fill="4472C4" w:themeFill="accent1"/>
             <w:vAlign w:val="center"/>
           </w:tcPr>
           <w:p>
@@ -1210,7 +1145,7 @@
               <w:widowControl/>
               <w:jc w:val="center"/>
               <w:rPr>
-                <w:rFonts w:ascii="微软雅黑" w:eastAsia="微软雅黑" w:hAnsi="微软雅黑" w:cs="Arial"/>
+                <w:rFonts w:ascii="微软雅黑" w:hAnsi="微软雅黑" w:eastAsia="微软雅黑" w:cs="Arial"/>
                 <w:b/>
                 <w:bCs/>
                 <w:color w:val="FFFFFF"/>
@@ -1221,7 +1156,7 @@
             </w:pPr>
             <w:r>
               <w:rPr>
-                <w:rFonts w:ascii="微软雅黑" w:eastAsia="微软雅黑" w:hAnsi="微软雅黑" w:cs="Arial"/>
+                <w:rFonts w:ascii="微软雅黑" w:hAnsi="微软雅黑" w:eastAsia="微软雅黑" w:cs="Arial"/>
                 <w:b/>
                 <w:bCs/>
                 <w:color w:val="FFFFFF"/>
@@ -1235,8 +1170,25 @@
         </w:tc>
       </w:tr>
       <w:tr>
+        <w:tblPrEx>
+          <w:tblBorders>
+            <w:top w:val="single" w:color="808080" w:sz="8" w:space="0"/>
+            <w:left w:val="single" w:color="808080" w:sz="8" w:space="0"/>
+            <w:bottom w:val="single" w:color="808080" w:sz="8" w:space="0"/>
+            <w:right w:val="single" w:color="808080" w:sz="8" w:space="0"/>
+            <w:insideH w:val="single" w:color="808080" w:sz="8" w:space="0"/>
+            <w:insideV w:val="single" w:color="808080" w:sz="8" w:space="0"/>
+          </w:tblBorders>
+          <w:tblLayout w:type="fixed"/>
+          <w:tblCellMar>
+            <w:top w:w="0" w:type="dxa"/>
+            <w:left w:w="108" w:type="dxa"/>
+            <w:bottom w:w="0" w:type="dxa"/>
+            <w:right w:w="108" w:type="dxa"/>
+          </w:tblCellMar>
+        </w:tblPrEx>
         <w:trPr>
-          <w:trHeight w:val="312"/>
+          <w:trHeight w:val="312" w:hRule="atLeast"/>
         </w:trPr>
         <w:tc>
           <w:tcPr>
@@ -1248,17 +1200,16 @@
               <w:widowControl/>
               <w:jc w:val="left"/>
               <w:rPr>
-                <w:rFonts w:ascii="微软雅黑" w:eastAsia="微软雅黑" w:hAnsi="微软雅黑" w:cs="Arial"/>
-                <w:color w:val="000000"/>
-                <w:kern w:val="0"/>
-                <w:sz w:val="18"/>
-                <w:szCs w:val="18"/>
-              </w:rPr>
-            </w:pPr>
-            <w:bookmarkStart w:id="0" w:name="_GoBack" w:colFirst="2" w:colLast="2"/>
-            <w:r>
-              <w:rPr>
-                <w:rFonts w:ascii="微软雅黑" w:eastAsia="微软雅黑" w:hAnsi="微软雅黑" w:cs="Arial"/>
+                <w:rFonts w:ascii="微软雅黑" w:hAnsi="微软雅黑" w:eastAsia="微软雅黑" w:cs="Arial"/>
+                <w:color w:val="000000"/>
+                <w:kern w:val="0"/>
+                <w:sz w:val="18"/>
+                <w:szCs w:val="18"/>
+              </w:rPr>
+            </w:pPr>
+            <w:r>
+              <w:rPr>
+                <w:rFonts w:ascii="微软雅黑" w:hAnsi="微软雅黑" w:eastAsia="微软雅黑" w:cs="Arial"/>
                 <w:color w:val="000000"/>
                 <w:kern w:val="0"/>
                 <w:sz w:val="18"/>
@@ -1278,17 +1229,16 @@
               <w:widowControl/>
               <w:jc w:val="center"/>
               <w:rPr>
-                <w:rFonts w:ascii="微软雅黑" w:eastAsia="微软雅黑" w:hAnsi="微软雅黑" w:cs="Arial"/>
-                <w:color w:val="000000"/>
-                <w:kern w:val="0"/>
-                <w:sz w:val="18"/>
-                <w:szCs w:val="18"/>
-              </w:rPr>
-            </w:pPr>
-            <w:r>
-              <w:rPr>
-                <w:rFonts w:ascii="微软雅黑" w:eastAsia="微软雅黑" w:hAnsi="微软雅黑" w:cs="Arial"/>
-                <w:noProof/>
+                <w:rFonts w:ascii="微软雅黑" w:hAnsi="微软雅黑" w:eastAsia="微软雅黑" w:cs="Arial"/>
+                <w:color w:val="000000"/>
+                <w:kern w:val="0"/>
+                <w:sz w:val="18"/>
+                <w:szCs w:val="18"/>
+              </w:rPr>
+            </w:pPr>
+            <w:r>
+              <w:rPr>
+                <w:rFonts w:ascii="微软雅黑" w:hAnsi="微软雅黑" w:eastAsia="微软雅黑" w:cs="Arial"/>
                 <w:color w:val="000000"/>
                 <w:kern w:val="0"/>
                 <w:sz w:val="18"/>
@@ -1308,16 +1258,16 @@
               <w:widowControl/>
               <w:jc w:val="left"/>
               <w:rPr>
-                <w:rFonts w:ascii="微软雅黑" w:eastAsia="微软雅黑" w:hAnsi="微软雅黑" w:cs="Arial"/>
-                <w:color w:val="000000"/>
-                <w:kern w:val="0"/>
-                <w:sz w:val="18"/>
-                <w:szCs w:val="18"/>
-              </w:rPr>
-            </w:pPr>
-            <w:r>
-              <w:rPr>
-                <w:rFonts w:ascii="微软雅黑" w:eastAsia="微软雅黑" w:hAnsi="微软雅黑" w:cs="Arial"/>
+                <w:rFonts w:ascii="微软雅黑" w:hAnsi="微软雅黑" w:eastAsia="微软雅黑" w:cs="Arial"/>
+                <w:color w:val="000000"/>
+                <w:kern w:val="0"/>
+                <w:sz w:val="18"/>
+                <w:szCs w:val="18"/>
+              </w:rPr>
+            </w:pPr>
+            <w:r>
+              <w:rPr>
+                <w:rFonts w:ascii="微软雅黑" w:hAnsi="微软雅黑" w:eastAsia="微软雅黑" w:cs="Arial"/>
                 <w:color w:val="000000"/>
                 <w:kern w:val="0"/>
                 <w:sz w:val="18"/>
@@ -1337,17 +1287,17 @@
               <w:widowControl/>
               <w:jc w:val="center"/>
               <w:rPr>
-                <w:rFonts w:ascii="微软雅黑" w:eastAsia="微软雅黑" w:hAnsi="微软雅黑" w:cs="Arial"/>
-                <w:bCs/>
-                <w:color w:val="000000"/>
-                <w:kern w:val="0"/>
-                <w:sz w:val="18"/>
-                <w:szCs w:val="18"/>
-              </w:rPr>
-            </w:pPr>
-            <w:r>
-              <w:rPr>
-                <w:rFonts w:ascii="微软雅黑" w:eastAsia="微软雅黑" w:hAnsi="微软雅黑" w:cs="Arial" w:hint="eastAsia"/>
+                <w:rFonts w:ascii="微软雅黑" w:hAnsi="微软雅黑" w:eastAsia="微软雅黑" w:cs="Arial"/>
+                <w:bCs/>
+                <w:color w:val="000000"/>
+                <w:kern w:val="0"/>
+                <w:sz w:val="18"/>
+                <w:szCs w:val="18"/>
+              </w:rPr>
+            </w:pPr>
+            <w:r>
+              <w:rPr>
+                <w:rFonts w:hint="eastAsia" w:ascii="微软雅黑" w:hAnsi="微软雅黑" w:eastAsia="微软雅黑" w:cs="Arial"/>
                 <w:bCs/>
                 <w:color w:val="000000"/>
                 <w:kern w:val="0"/>
@@ -1358,236 +1308,38 @@
             </w:r>
             <w:r>
               <w:rPr>
-                <w:rFonts w:ascii="微软雅黑" w:eastAsia="微软雅黑" w:hAnsi="微软雅黑" w:cs="Arial"/>
-                <w:bCs/>
-                <w:color w:val="000000"/>
-                <w:kern w:val="0"/>
-                <w:sz w:val="18"/>
-                <w:szCs w:val="18"/>
-              </w:rPr>
-              <w:t>{</w:t>
-            </w:r>
-            <w:proofErr w:type="spellStart"/>
-            <w:r>
-              <w:rPr>
-                <w:rFonts w:ascii="微软雅黑" w:eastAsia="微软雅黑" w:hAnsi="微软雅黑" w:cs="Arial"/>
-                <w:bCs/>
-                <w:color w:val="000000"/>
-                <w:kern w:val="0"/>
-                <w:sz w:val="18"/>
-                <w:szCs w:val="18"/>
-              </w:rPr>
-              <w:t>nGjjgrkk</w:t>
-            </w:r>
-            <w:proofErr w:type="spellEnd"/>
-            <w:r>
-              <w:rPr>
-                <w:rFonts w:ascii="微软雅黑" w:eastAsia="微软雅黑" w:hAnsi="微软雅黑" w:cs="Arial"/>
-                <w:bCs/>
-                <w:color w:val="000000"/>
-                <w:kern w:val="0"/>
-                <w:sz w:val="18"/>
-                <w:szCs w:val="18"/>
-              </w:rPr>
-              <w:t>}</w:t>
-            </w:r>
-          </w:p>
-        </w:tc>
-      </w:tr>
-      <w:bookmarkEnd w:id="0"/>
-      <w:tr>
-        <w:trPr>
-          <w:trHeight w:val="312"/>
-        </w:trPr>
-        <w:tc>
-          <w:tcPr>
-            <w:tcW w:w="2577" w:type="dxa"/>
-            <w:vAlign w:val="center"/>
-          </w:tcPr>
-          <w:p>
-            <w:pPr>
-              <w:widowControl/>
-              <w:jc w:val="left"/>
-              <w:rPr>
-                <w:rFonts w:ascii="微软雅黑" w:eastAsia="微软雅黑" w:hAnsi="微软雅黑" w:cs="Arial"/>
-                <w:color w:val="000000"/>
-                <w:kern w:val="0"/>
-                <w:sz w:val="18"/>
-                <w:szCs w:val="18"/>
-              </w:rPr>
-            </w:pPr>
-            <w:r>
-              <w:rPr>
-                <w:rFonts w:ascii="微软雅黑" w:eastAsia="微软雅黑" w:hAnsi="微软雅黑" w:cs="Arial" w:hint="eastAsia"/>
-                <w:color w:val="000000"/>
-                <w:kern w:val="0"/>
-                <w:sz w:val="18"/>
-                <w:szCs w:val="18"/>
-              </w:rPr>
-              <w:t>绩效实发工资</w:t>
-            </w:r>
-          </w:p>
-        </w:tc>
-        <w:tc>
-          <w:tcPr>
-            <w:tcW w:w="2460" w:type="dxa"/>
-            <w:vAlign w:val="center"/>
-          </w:tcPr>
-          <w:p>
-            <w:pPr>
-              <w:widowControl/>
-              <w:jc w:val="center"/>
-              <w:rPr>
-                <w:rFonts w:ascii="微软雅黑" w:eastAsia="微软雅黑" w:hAnsi="微软雅黑" w:cs="Arial"/>
-                <w:color w:val="000000"/>
-                <w:kern w:val="0"/>
-                <w:sz w:val="18"/>
-                <w:szCs w:val="18"/>
-              </w:rPr>
-            </w:pPr>
-            <w:r>
-              <w:rPr>
-                <w:rFonts w:ascii="微软雅黑" w:eastAsia="微软雅黑" w:hAnsi="微软雅黑" w:cs="Arial" w:hint="eastAsia"/>
-                <w:color w:val="000000"/>
-                <w:kern w:val="0"/>
-                <w:sz w:val="18"/>
-                <w:szCs w:val="18"/>
-              </w:rPr>
-              <w:t>$</w:t>
-            </w:r>
-            <w:r>
-              <w:rPr>
-                <w:rFonts w:ascii="微软雅黑" w:eastAsia="微软雅黑" w:hAnsi="微软雅黑" w:cs="Arial"/>
-                <w:color w:val="000000"/>
-                <w:kern w:val="0"/>
-                <w:sz w:val="18"/>
-                <w:szCs w:val="18"/>
-              </w:rPr>
-              <w:t>{</w:t>
-            </w:r>
-            <w:proofErr w:type="spellStart"/>
-            <w:r>
-              <w:rPr>
-                <w:rFonts w:ascii="微软雅黑" w:eastAsia="微软雅黑" w:hAnsi="微软雅黑" w:cs="Arial"/>
-                <w:color w:val="000000"/>
-                <w:kern w:val="0"/>
-                <w:sz w:val="18"/>
-                <w:szCs w:val="18"/>
-              </w:rPr>
-              <w:t>nJiXiao</w:t>
-            </w:r>
-            <w:proofErr w:type="spellEnd"/>
-            <w:r>
-              <w:rPr>
-                <w:rFonts w:ascii="微软雅黑" w:eastAsia="微软雅黑" w:hAnsi="微软雅黑" w:cs="Arial"/>
-                <w:color w:val="000000"/>
-                <w:kern w:val="0"/>
-                <w:sz w:val="18"/>
-                <w:szCs w:val="18"/>
-              </w:rPr>
-              <w:t>}</w:t>
-            </w:r>
-          </w:p>
-        </w:tc>
-        <w:tc>
-          <w:tcPr>
-            <w:tcW w:w="2460" w:type="dxa"/>
-            <w:vAlign w:val="center"/>
-          </w:tcPr>
-          <w:p>
-            <w:pPr>
-              <w:widowControl/>
-              <w:jc w:val="left"/>
-              <w:rPr>
-                <w:rFonts w:ascii="微软雅黑" w:eastAsia="微软雅黑" w:hAnsi="微软雅黑" w:cs="Arial"/>
-                <w:color w:val="000000"/>
-                <w:kern w:val="0"/>
-                <w:sz w:val="18"/>
-                <w:szCs w:val="18"/>
-              </w:rPr>
-            </w:pPr>
-            <w:r>
-              <w:rPr>
-                <w:rFonts w:ascii="微软雅黑" w:eastAsia="微软雅黑" w:hAnsi="微软雅黑" w:cs="Arial" w:hint="eastAsia"/>
-                <w:color w:val="000000"/>
-                <w:kern w:val="0"/>
-                <w:sz w:val="18"/>
-                <w:szCs w:val="18"/>
-              </w:rPr>
-              <w:t>企业年金个人扣款</w:t>
-            </w:r>
-          </w:p>
-        </w:tc>
-        <w:tc>
-          <w:tcPr>
-            <w:tcW w:w="2569" w:type="dxa"/>
-            <w:vAlign w:val="center"/>
-          </w:tcPr>
-          <w:p>
-            <w:pPr>
-              <w:widowControl/>
-              <w:jc w:val="center"/>
-              <w:rPr>
-                <w:rFonts w:ascii="微软雅黑" w:eastAsia="微软雅黑" w:hAnsi="微软雅黑" w:cs="Arial"/>
-                <w:bCs/>
-                <w:color w:val="000000"/>
-                <w:kern w:val="0"/>
-                <w:sz w:val="18"/>
-                <w:szCs w:val="18"/>
-              </w:rPr>
-            </w:pPr>
-            <w:r>
-              <w:rPr>
-                <w:rFonts w:ascii="微软雅黑" w:eastAsia="微软雅黑" w:hAnsi="微软雅黑" w:cs="Arial" w:hint="eastAsia"/>
-                <w:bCs/>
-                <w:color w:val="000000"/>
-                <w:kern w:val="0"/>
-                <w:sz w:val="18"/>
-                <w:szCs w:val="18"/>
-              </w:rPr>
-              <w:t>$</w:t>
-            </w:r>
-            <w:r>
-              <w:rPr>
-                <w:rFonts w:ascii="微软雅黑" w:eastAsia="微软雅黑" w:hAnsi="微软雅黑" w:cs="Arial"/>
-                <w:bCs/>
-                <w:color w:val="000000"/>
-                <w:kern w:val="0"/>
-                <w:sz w:val="18"/>
-                <w:szCs w:val="18"/>
-              </w:rPr>
-              <w:t>{</w:t>
-            </w:r>
-            <w:proofErr w:type="spellStart"/>
-            <w:r>
-              <w:rPr>
-                <w:rFonts w:ascii="微软雅黑" w:eastAsia="微软雅黑" w:hAnsi="微软雅黑" w:cs="Arial"/>
-                <w:bCs/>
-                <w:color w:val="000000"/>
-                <w:kern w:val="0"/>
-                <w:sz w:val="18"/>
-                <w:szCs w:val="18"/>
-              </w:rPr>
-              <w:t>nQynj</w:t>
-            </w:r>
-            <w:proofErr w:type="spellEnd"/>
-            <w:r>
-              <w:rPr>
-                <w:rFonts w:ascii="微软雅黑" w:eastAsia="微软雅黑" w:hAnsi="微软雅黑" w:cs="Arial"/>
-                <w:bCs/>
-                <w:color w:val="000000"/>
-                <w:kern w:val="0"/>
-                <w:sz w:val="18"/>
-                <w:szCs w:val="18"/>
-              </w:rPr>
-              <w:t>}</w:t>
+                <w:rFonts w:ascii="微软雅黑" w:hAnsi="微软雅黑" w:eastAsia="微软雅黑" w:cs="Arial"/>
+                <w:bCs/>
+                <w:color w:val="000000"/>
+                <w:kern w:val="0"/>
+                <w:sz w:val="18"/>
+                <w:szCs w:val="18"/>
+              </w:rPr>
+              <w:t>{nGjjgrkk}</w:t>
             </w:r>
           </w:p>
         </w:tc>
       </w:tr>
       <w:tr>
+        <w:tblPrEx>
+          <w:tblBorders>
+            <w:top w:val="single" w:color="808080" w:sz="8" w:space="0"/>
+            <w:left w:val="single" w:color="808080" w:sz="8" w:space="0"/>
+            <w:bottom w:val="single" w:color="808080" w:sz="8" w:space="0"/>
+            <w:right w:val="single" w:color="808080" w:sz="8" w:space="0"/>
+            <w:insideH w:val="single" w:color="808080" w:sz="8" w:space="0"/>
+            <w:insideV w:val="single" w:color="808080" w:sz="8" w:space="0"/>
+          </w:tblBorders>
+          <w:tblLayout w:type="fixed"/>
+          <w:tblCellMar>
+            <w:top w:w="0" w:type="dxa"/>
+            <w:left w:w="108" w:type="dxa"/>
+            <w:bottom w:w="0" w:type="dxa"/>
+            <w:right w:w="108" w:type="dxa"/>
+          </w:tblCellMar>
+        </w:tblPrEx>
         <w:trPr>
-          <w:trHeight w:val="312"/>
+          <w:trHeight w:val="312" w:hRule="atLeast"/>
         </w:trPr>
         <w:tc>
           <w:tcPr>
@@ -1599,16 +1351,177 @@
               <w:widowControl/>
               <w:jc w:val="left"/>
               <w:rPr>
-                <w:rFonts w:ascii="微软雅黑" w:eastAsia="微软雅黑" w:hAnsi="微软雅黑" w:cs="Arial"/>
-                <w:color w:val="000000"/>
-                <w:kern w:val="0"/>
-                <w:sz w:val="18"/>
-                <w:szCs w:val="18"/>
-              </w:rPr>
-            </w:pPr>
-            <w:r>
-              <w:rPr>
-                <w:rFonts w:ascii="微软雅黑" w:eastAsia="微软雅黑" w:hAnsi="微软雅黑" w:cs="Arial" w:hint="eastAsia"/>
+                <w:rFonts w:ascii="微软雅黑" w:hAnsi="微软雅黑" w:eastAsia="微软雅黑" w:cs="Arial"/>
+                <w:color w:val="000000"/>
+                <w:kern w:val="0"/>
+                <w:sz w:val="18"/>
+                <w:szCs w:val="18"/>
+              </w:rPr>
+            </w:pPr>
+            <w:r>
+              <w:rPr>
+                <w:rFonts w:hint="eastAsia" w:ascii="微软雅黑" w:hAnsi="微软雅黑" w:eastAsia="微软雅黑" w:cs="Arial"/>
+                <w:color w:val="000000"/>
+                <w:kern w:val="0"/>
+                <w:sz w:val="18"/>
+                <w:szCs w:val="18"/>
+              </w:rPr>
+              <w:t>绩效实发工资</w:t>
+            </w:r>
+          </w:p>
+        </w:tc>
+        <w:tc>
+          <w:tcPr>
+            <w:tcW w:w="2460" w:type="dxa"/>
+            <w:vAlign w:val="center"/>
+          </w:tcPr>
+          <w:p>
+            <w:pPr>
+              <w:widowControl/>
+              <w:jc w:val="center"/>
+              <w:rPr>
+                <w:rFonts w:ascii="微软雅黑" w:hAnsi="微软雅黑" w:eastAsia="微软雅黑" w:cs="Arial"/>
+                <w:color w:val="000000"/>
+                <w:kern w:val="0"/>
+                <w:sz w:val="18"/>
+                <w:szCs w:val="18"/>
+              </w:rPr>
+            </w:pPr>
+            <w:r>
+              <w:rPr>
+                <w:rFonts w:hint="eastAsia" w:ascii="微软雅黑" w:hAnsi="微软雅黑" w:eastAsia="微软雅黑" w:cs="Arial"/>
+                <w:color w:val="000000"/>
+                <w:kern w:val="0"/>
+                <w:sz w:val="18"/>
+                <w:szCs w:val="18"/>
+              </w:rPr>
+              <w:t>$</w:t>
+            </w:r>
+            <w:r>
+              <w:rPr>
+                <w:rFonts w:ascii="微软雅黑" w:hAnsi="微软雅黑" w:eastAsia="微软雅黑" w:cs="Arial"/>
+                <w:color w:val="000000"/>
+                <w:kern w:val="0"/>
+                <w:sz w:val="18"/>
+                <w:szCs w:val="18"/>
+              </w:rPr>
+              <w:t>{nJiXiao}</w:t>
+            </w:r>
+          </w:p>
+        </w:tc>
+        <w:tc>
+          <w:tcPr>
+            <w:tcW w:w="2460" w:type="dxa"/>
+            <w:vAlign w:val="center"/>
+          </w:tcPr>
+          <w:p>
+            <w:pPr>
+              <w:widowControl/>
+              <w:jc w:val="left"/>
+              <w:rPr>
+                <w:rFonts w:ascii="微软雅黑" w:hAnsi="微软雅黑" w:eastAsia="微软雅黑" w:cs="Arial"/>
+                <w:color w:val="000000"/>
+                <w:kern w:val="0"/>
+                <w:sz w:val="18"/>
+                <w:szCs w:val="18"/>
+              </w:rPr>
+            </w:pPr>
+            <w:r>
+              <w:rPr>
+                <w:rFonts w:hint="eastAsia" w:ascii="微软雅黑" w:hAnsi="微软雅黑" w:eastAsia="微软雅黑" w:cs="Arial"/>
+                <w:color w:val="000000"/>
+                <w:kern w:val="0"/>
+                <w:sz w:val="18"/>
+                <w:szCs w:val="18"/>
+              </w:rPr>
+              <w:t>企业年金个人扣款</w:t>
+            </w:r>
+          </w:p>
+        </w:tc>
+        <w:tc>
+          <w:tcPr>
+            <w:tcW w:w="2569" w:type="dxa"/>
+            <w:vAlign w:val="center"/>
+          </w:tcPr>
+          <w:p>
+            <w:pPr>
+              <w:widowControl/>
+              <w:jc w:val="center"/>
+              <w:rPr>
+                <w:rFonts w:ascii="微软雅黑" w:hAnsi="微软雅黑" w:eastAsia="微软雅黑" w:cs="Arial"/>
+                <w:bCs/>
+                <w:color w:val="000000"/>
+                <w:kern w:val="0"/>
+                <w:sz w:val="18"/>
+                <w:szCs w:val="18"/>
+              </w:rPr>
+            </w:pPr>
+            <w:r>
+              <w:rPr>
+                <w:rFonts w:hint="eastAsia" w:ascii="微软雅黑" w:hAnsi="微软雅黑" w:eastAsia="微软雅黑" w:cs="Arial"/>
+                <w:bCs/>
+                <w:color w:val="000000"/>
+                <w:kern w:val="0"/>
+                <w:sz w:val="18"/>
+                <w:szCs w:val="18"/>
+              </w:rPr>
+              <w:t>$</w:t>
+            </w:r>
+            <w:r>
+              <w:rPr>
+                <w:rFonts w:ascii="微软雅黑" w:hAnsi="微软雅黑" w:eastAsia="微软雅黑" w:cs="Arial"/>
+                <w:bCs/>
+                <w:color w:val="000000"/>
+                <w:kern w:val="0"/>
+                <w:sz w:val="18"/>
+                <w:szCs w:val="18"/>
+              </w:rPr>
+              <w:t>{nQynj}</w:t>
+            </w:r>
+          </w:p>
+        </w:tc>
+      </w:tr>
+      <w:tr>
+        <w:tblPrEx>
+          <w:tblBorders>
+            <w:top w:val="single" w:color="808080" w:sz="8" w:space="0"/>
+            <w:left w:val="single" w:color="808080" w:sz="8" w:space="0"/>
+            <w:bottom w:val="single" w:color="808080" w:sz="8" w:space="0"/>
+            <w:right w:val="single" w:color="808080" w:sz="8" w:space="0"/>
+            <w:insideH w:val="single" w:color="808080" w:sz="8" w:space="0"/>
+            <w:insideV w:val="single" w:color="808080" w:sz="8" w:space="0"/>
+          </w:tblBorders>
+          <w:tblLayout w:type="fixed"/>
+          <w:tblCellMar>
+            <w:top w:w="0" w:type="dxa"/>
+            <w:left w:w="108" w:type="dxa"/>
+            <w:bottom w:w="0" w:type="dxa"/>
+            <w:right w:w="108" w:type="dxa"/>
+          </w:tblCellMar>
+        </w:tblPrEx>
+        <w:trPr>
+          <w:trHeight w:val="312" w:hRule="atLeast"/>
+        </w:trPr>
+        <w:tc>
+          <w:tcPr>
+            <w:tcW w:w="2577" w:type="dxa"/>
+            <w:vAlign w:val="center"/>
+          </w:tcPr>
+          <w:p>
+            <w:pPr>
+              <w:widowControl/>
+              <w:jc w:val="left"/>
+              <w:rPr>
+                <w:rFonts w:ascii="微软雅黑" w:hAnsi="微软雅黑" w:eastAsia="微软雅黑" w:cs="Arial"/>
+                <w:color w:val="000000"/>
+                <w:kern w:val="0"/>
+                <w:sz w:val="18"/>
+                <w:szCs w:val="18"/>
+              </w:rPr>
+            </w:pPr>
+            <w:r>
+              <w:rPr>
+                <w:rFonts w:hint="eastAsia" w:ascii="微软雅黑" w:hAnsi="微软雅黑" w:eastAsia="微软雅黑" w:cs="Arial"/>
                 <w:color w:val="000000"/>
                 <w:kern w:val="0"/>
                 <w:sz w:val="18"/>
@@ -1628,16 +1541,16 @@
               <w:widowControl/>
               <w:jc w:val="center"/>
               <w:rPr>
-                <w:rFonts w:ascii="微软雅黑" w:eastAsia="微软雅黑" w:hAnsi="微软雅黑" w:cs="Arial"/>
-                <w:color w:val="000000"/>
-                <w:kern w:val="0"/>
-                <w:sz w:val="18"/>
-                <w:szCs w:val="18"/>
-              </w:rPr>
-            </w:pPr>
-            <w:r>
-              <w:rPr>
-                <w:rFonts w:ascii="微软雅黑" w:eastAsia="微软雅黑" w:hAnsi="微软雅黑" w:cs="Arial" w:hint="eastAsia"/>
+                <w:rFonts w:ascii="微软雅黑" w:hAnsi="微软雅黑" w:eastAsia="微软雅黑" w:cs="Arial"/>
+                <w:color w:val="000000"/>
+                <w:kern w:val="0"/>
+                <w:sz w:val="18"/>
+                <w:szCs w:val="18"/>
+              </w:rPr>
+            </w:pPr>
+            <w:r>
+              <w:rPr>
+                <w:rFonts w:hint="eastAsia" w:ascii="微软雅黑" w:hAnsi="微软雅黑" w:eastAsia="微软雅黑" w:cs="Arial"/>
                 <w:color w:val="000000"/>
                 <w:kern w:val="0"/>
                 <w:sz w:val="18"/>
@@ -1647,28 +1560,17 @@
             </w:r>
             <w:r>
               <w:rPr>
-                <w:rFonts w:ascii="微软雅黑" w:eastAsia="微软雅黑" w:hAnsi="微软雅黑" w:cs="Arial"/>
-                <w:color w:val="000000"/>
-                <w:kern w:val="0"/>
-                <w:sz w:val="18"/>
-                <w:szCs w:val="18"/>
-              </w:rPr>
-              <w:t>{</w:t>
-            </w:r>
-            <w:proofErr w:type="spellStart"/>
-            <w:r>
-              <w:rPr>
-                <w:rFonts w:ascii="微软雅黑" w:eastAsia="微软雅黑" w:hAnsi="微软雅黑" w:cs="Arial"/>
-                <w:color w:val="000000"/>
-                <w:kern w:val="0"/>
-                <w:sz w:val="18"/>
-                <w:szCs w:val="18"/>
-              </w:rPr>
-              <w:t>n</w:t>
-            </w:r>
-            <w:r>
-              <w:rPr>
-                <w:rFonts w:ascii="微软雅黑" w:eastAsia="微软雅黑" w:hAnsi="微软雅黑" w:cs="Arial" w:hint="eastAsia"/>
+                <w:rFonts w:ascii="微软雅黑" w:hAnsi="微软雅黑" w:eastAsia="微软雅黑" w:cs="Arial"/>
+                <w:color w:val="000000"/>
+                <w:kern w:val="0"/>
+                <w:sz w:val="18"/>
+                <w:szCs w:val="18"/>
+              </w:rPr>
+              <w:t>{n</w:t>
+            </w:r>
+            <w:r>
+              <w:rPr>
+                <w:rFonts w:hint="eastAsia" w:ascii="微软雅黑" w:hAnsi="微软雅黑" w:eastAsia="微软雅黑" w:cs="Arial"/>
                 <w:color w:val="000000"/>
                 <w:kern w:val="0"/>
                 <w:sz w:val="18"/>
@@ -1678,24 +1580,13 @@
             </w:r>
             <w:r>
               <w:rPr>
-                <w:rFonts w:ascii="微软雅黑" w:eastAsia="微软雅黑" w:hAnsi="微软雅黑" w:cs="Arial"/>
-                <w:color w:val="000000"/>
-                <w:kern w:val="0"/>
-                <w:sz w:val="18"/>
-                <w:szCs w:val="18"/>
-              </w:rPr>
-              <w:t>zjt</w:t>
-            </w:r>
-            <w:proofErr w:type="spellEnd"/>
-            <w:r>
-              <w:rPr>
-                <w:rFonts w:ascii="微软雅黑" w:eastAsia="微软雅黑" w:hAnsi="微软雅黑" w:cs="Arial"/>
-                <w:color w:val="000000"/>
-                <w:kern w:val="0"/>
-                <w:sz w:val="18"/>
-                <w:szCs w:val="18"/>
-              </w:rPr>
-              <w:t>}</w:t>
+                <w:rFonts w:ascii="微软雅黑" w:hAnsi="微软雅黑" w:eastAsia="微软雅黑" w:cs="Arial"/>
+                <w:color w:val="000000"/>
+                <w:kern w:val="0"/>
+                <w:sz w:val="18"/>
+                <w:szCs w:val="18"/>
+              </w:rPr>
+              <w:t>zjt}</w:t>
             </w:r>
           </w:p>
         </w:tc>
@@ -1709,16 +1600,16 @@
               <w:widowControl/>
               <w:jc w:val="left"/>
               <w:rPr>
-                <w:rFonts w:ascii="微软雅黑" w:eastAsia="微软雅黑" w:hAnsi="微软雅黑" w:cs="Arial"/>
-                <w:color w:val="000000"/>
-                <w:kern w:val="0"/>
-                <w:sz w:val="18"/>
-                <w:szCs w:val="18"/>
-              </w:rPr>
-            </w:pPr>
-            <w:r>
-              <w:rPr>
-                <w:rFonts w:ascii="微软雅黑" w:eastAsia="微软雅黑" w:hAnsi="微软雅黑" w:cs="Arial" w:hint="eastAsia"/>
+                <w:rFonts w:ascii="微软雅黑" w:hAnsi="微软雅黑" w:eastAsia="微软雅黑" w:cs="Arial"/>
+                <w:color w:val="000000"/>
+                <w:kern w:val="0"/>
+                <w:sz w:val="18"/>
+                <w:szCs w:val="18"/>
+              </w:rPr>
+            </w:pPr>
+            <w:r>
+              <w:rPr>
+                <w:rFonts w:hint="eastAsia" w:ascii="微软雅黑" w:hAnsi="微软雅黑" w:eastAsia="微软雅黑" w:cs="Arial"/>
                 <w:color w:val="000000"/>
                 <w:kern w:val="0"/>
                 <w:sz w:val="18"/>
@@ -1728,7 +1619,7 @@
             </w:r>
             <w:r>
               <w:rPr>
-                <w:rFonts w:ascii="微软雅黑" w:eastAsia="微软雅黑" w:hAnsi="微软雅黑" w:cs="Arial"/>
+                <w:rFonts w:ascii="微软雅黑" w:hAnsi="微软雅黑" w:eastAsia="微软雅黑" w:cs="Arial"/>
                 <w:color w:val="000000"/>
                 <w:kern w:val="0"/>
                 <w:sz w:val="18"/>
@@ -1749,17 +1640,17 @@
               <w:ind w:right="27"/>
               <w:jc w:val="center"/>
               <w:rPr>
-                <w:rFonts w:ascii="微软雅黑" w:eastAsia="微软雅黑" w:hAnsi="微软雅黑" w:cs="Arial"/>
-                <w:bCs/>
-                <w:color w:val="000000"/>
-                <w:kern w:val="0"/>
-                <w:sz w:val="18"/>
-                <w:szCs w:val="18"/>
-              </w:rPr>
-            </w:pPr>
-            <w:r>
-              <w:rPr>
-                <w:rFonts w:ascii="微软雅黑" w:eastAsia="微软雅黑" w:hAnsi="微软雅黑" w:cs="Arial" w:hint="eastAsia"/>
+                <w:rFonts w:ascii="微软雅黑" w:hAnsi="微软雅黑" w:eastAsia="微软雅黑" w:cs="Arial"/>
+                <w:bCs/>
+                <w:color w:val="000000"/>
+                <w:kern w:val="0"/>
+                <w:sz w:val="18"/>
+                <w:szCs w:val="18"/>
+              </w:rPr>
+            </w:pPr>
+            <w:r>
+              <w:rPr>
+                <w:rFonts w:hint="eastAsia" w:ascii="微软雅黑" w:hAnsi="微软雅黑" w:eastAsia="微软雅黑" w:cs="Arial"/>
                 <w:color w:val="000000"/>
                 <w:kern w:val="0"/>
                 <w:sz w:val="18"/>
@@ -1769,42 +1660,37 @@
             </w:r>
             <w:r>
               <w:rPr>
-                <w:rFonts w:ascii="微软雅黑" w:eastAsia="微软雅黑" w:hAnsi="微软雅黑" w:cs="Arial"/>
-                <w:color w:val="000000"/>
-                <w:kern w:val="0"/>
-                <w:sz w:val="18"/>
-                <w:szCs w:val="18"/>
-              </w:rPr>
-              <w:t>{</w:t>
-            </w:r>
-            <w:proofErr w:type="spellStart"/>
-            <w:r>
-              <w:rPr>
-                <w:rFonts w:ascii="微软雅黑" w:eastAsia="微软雅黑" w:hAnsi="微软雅黑" w:cs="Arial"/>
-                <w:color w:val="000000"/>
-                <w:kern w:val="0"/>
-                <w:sz w:val="18"/>
-                <w:szCs w:val="18"/>
-              </w:rPr>
-              <w:t>nGrsds</w:t>
-            </w:r>
-            <w:proofErr w:type="spellEnd"/>
-            <w:r>
-              <w:rPr>
-                <w:rFonts w:ascii="微软雅黑" w:eastAsia="微软雅黑" w:hAnsi="微软雅黑" w:cs="Arial"/>
-                <w:color w:val="000000"/>
-                <w:kern w:val="0"/>
-                <w:sz w:val="18"/>
-                <w:szCs w:val="18"/>
-              </w:rPr>
-              <w:t>}</w:t>
+                <w:rFonts w:ascii="微软雅黑" w:hAnsi="微软雅黑" w:eastAsia="微软雅黑" w:cs="Arial"/>
+                <w:color w:val="000000"/>
+                <w:kern w:val="0"/>
+                <w:sz w:val="18"/>
+                <w:szCs w:val="18"/>
+              </w:rPr>
+              <w:t>{nGrsds}</w:t>
             </w:r>
           </w:p>
         </w:tc>
       </w:tr>
       <w:tr>
+        <w:tblPrEx>
+          <w:tblBorders>
+            <w:top w:val="single" w:color="808080" w:sz="8" w:space="0"/>
+            <w:left w:val="single" w:color="808080" w:sz="8" w:space="0"/>
+            <w:bottom w:val="single" w:color="808080" w:sz="8" w:space="0"/>
+            <w:right w:val="single" w:color="808080" w:sz="8" w:space="0"/>
+            <w:insideH w:val="single" w:color="808080" w:sz="8" w:space="0"/>
+            <w:insideV w:val="single" w:color="808080" w:sz="8" w:space="0"/>
+          </w:tblBorders>
+          <w:tblLayout w:type="fixed"/>
+          <w:tblCellMar>
+            <w:top w:w="0" w:type="dxa"/>
+            <w:left w:w="108" w:type="dxa"/>
+            <w:bottom w:w="0" w:type="dxa"/>
+            <w:right w:w="108" w:type="dxa"/>
+          </w:tblCellMar>
+        </w:tblPrEx>
         <w:trPr>
-          <w:trHeight w:val="312"/>
+          <w:trHeight w:val="312" w:hRule="atLeast"/>
         </w:trPr>
         <w:tc>
           <w:tcPr>
@@ -1816,16 +1702,16 @@
               <w:widowControl/>
               <w:jc w:val="left"/>
               <w:rPr>
-                <w:rFonts w:ascii="微软雅黑" w:eastAsia="微软雅黑" w:hAnsi="微软雅黑" w:cs="Arial"/>
-                <w:color w:val="000000"/>
-                <w:kern w:val="0"/>
-                <w:sz w:val="18"/>
-                <w:szCs w:val="18"/>
-              </w:rPr>
-            </w:pPr>
-            <w:r>
-              <w:rPr>
-                <w:rFonts w:ascii="微软雅黑" w:eastAsia="微软雅黑" w:hAnsi="微软雅黑" w:cs="Arial" w:hint="eastAsia"/>
+                <w:rFonts w:ascii="微软雅黑" w:hAnsi="微软雅黑" w:eastAsia="微软雅黑" w:cs="Arial"/>
+                <w:color w:val="000000"/>
+                <w:kern w:val="0"/>
+                <w:sz w:val="18"/>
+                <w:szCs w:val="18"/>
+              </w:rPr>
+            </w:pPr>
+            <w:r>
+              <w:rPr>
+                <w:rFonts w:hint="eastAsia" w:ascii="微软雅黑" w:hAnsi="微软雅黑" w:eastAsia="微软雅黑" w:cs="Arial"/>
                 <w:color w:val="000000"/>
                 <w:kern w:val="0"/>
                 <w:sz w:val="18"/>
@@ -1845,47 +1731,23 @@
               <w:widowControl/>
               <w:jc w:val="center"/>
               <w:rPr>
-                <w:rFonts w:ascii="微软雅黑" w:eastAsia="微软雅黑" w:hAnsi="微软雅黑" w:cs="Arial"/>
-                <w:color w:val="000000"/>
-                <w:kern w:val="0"/>
-                <w:sz w:val="18"/>
-                <w:szCs w:val="18"/>
-              </w:rPr>
-            </w:pPr>
-            <w:r>
-              <w:rPr>
-                <w:rFonts w:ascii="微软雅黑" w:eastAsia="微软雅黑" w:hAnsi="微软雅黑" w:cs="Arial"/>
-                <w:bCs/>
-                <w:color w:val="000000"/>
-                <w:kern w:val="0"/>
-                <w:sz w:val="18"/>
-                <w:szCs w:val="18"/>
-              </w:rPr>
-              <w:t>${</w:t>
-            </w:r>
-            <w:proofErr w:type="spellStart"/>
-            <w:r>
-              <w:rPr>
-                <w:rFonts w:ascii="微软雅黑" w:eastAsia="微软雅黑" w:hAnsi="微软雅黑" w:cs="Arial"/>
-                <w:bCs/>
-                <w:color w:val="000000"/>
-                <w:kern w:val="0"/>
-                <w:sz w:val="18"/>
-                <w:szCs w:val="18"/>
-              </w:rPr>
-              <w:t>salary_increase</w:t>
-            </w:r>
-            <w:proofErr w:type="spellEnd"/>
-            <w:r>
-              <w:rPr>
-                <w:rFonts w:ascii="微软雅黑" w:eastAsia="微软雅黑" w:hAnsi="微软雅黑" w:cs="Arial"/>
-                <w:bCs/>
-                <w:color w:val="000000"/>
-                <w:kern w:val="0"/>
-                <w:sz w:val="18"/>
-                <w:szCs w:val="18"/>
-              </w:rPr>
-              <w:t>}</w:t>
+                <w:rFonts w:ascii="微软雅黑" w:hAnsi="微软雅黑" w:eastAsia="微软雅黑" w:cs="Arial"/>
+                <w:color w:val="000000"/>
+                <w:kern w:val="0"/>
+                <w:sz w:val="18"/>
+                <w:szCs w:val="18"/>
+              </w:rPr>
+            </w:pPr>
+            <w:r>
+              <w:rPr>
+                <w:rFonts w:ascii="微软雅黑" w:hAnsi="微软雅黑" w:eastAsia="微软雅黑" w:cs="Arial"/>
+                <w:bCs/>
+                <w:color w:val="000000"/>
+                <w:kern w:val="0"/>
+                <w:sz w:val="18"/>
+                <w:szCs w:val="18"/>
+              </w:rPr>
+              <w:t>${salary_increase}</w:t>
             </w:r>
           </w:p>
         </w:tc>
@@ -1899,16 +1761,16 @@
               <w:widowControl/>
               <w:jc w:val="left"/>
               <w:rPr>
-                <w:rFonts w:ascii="微软雅黑" w:eastAsia="微软雅黑" w:hAnsi="微软雅黑" w:cs="Arial"/>
-                <w:color w:val="000000"/>
-                <w:kern w:val="0"/>
-                <w:sz w:val="18"/>
-                <w:szCs w:val="18"/>
-              </w:rPr>
-            </w:pPr>
-            <w:r>
-              <w:rPr>
-                <w:rFonts w:ascii="微软雅黑" w:eastAsia="微软雅黑" w:hAnsi="微软雅黑" w:cs="Arial" w:hint="eastAsia"/>
+                <w:rFonts w:ascii="微软雅黑" w:hAnsi="微软雅黑" w:eastAsia="微软雅黑" w:cs="Arial"/>
+                <w:color w:val="000000"/>
+                <w:kern w:val="0"/>
+                <w:sz w:val="18"/>
+                <w:szCs w:val="18"/>
+              </w:rPr>
+            </w:pPr>
+            <w:r>
+              <w:rPr>
+                <w:rFonts w:hint="eastAsia" w:ascii="微软雅黑" w:hAnsi="微软雅黑" w:eastAsia="微软雅黑" w:cs="Arial"/>
                 <w:color w:val="000000"/>
                 <w:kern w:val="0"/>
                 <w:sz w:val="18"/>
@@ -1928,17 +1790,17 @@
               <w:widowControl/>
               <w:jc w:val="center"/>
               <w:rPr>
-                <w:rFonts w:ascii="微软雅黑" w:eastAsia="微软雅黑" w:hAnsi="微软雅黑" w:cs="Arial"/>
-                <w:bCs/>
-                <w:color w:val="000000"/>
-                <w:kern w:val="0"/>
-                <w:sz w:val="18"/>
-                <w:szCs w:val="18"/>
-              </w:rPr>
-            </w:pPr>
-            <w:r>
-              <w:rPr>
-                <w:rFonts w:ascii="微软雅黑" w:eastAsia="微软雅黑" w:hAnsi="微软雅黑" w:cs="Arial" w:hint="eastAsia"/>
+                <w:rFonts w:ascii="微软雅黑" w:hAnsi="微软雅黑" w:eastAsia="微软雅黑" w:cs="Arial"/>
+                <w:bCs/>
+                <w:color w:val="000000"/>
+                <w:kern w:val="0"/>
+                <w:sz w:val="18"/>
+                <w:szCs w:val="18"/>
+              </w:rPr>
+            </w:pPr>
+            <w:r>
+              <w:rPr>
+                <w:rFonts w:hint="eastAsia" w:ascii="微软雅黑" w:hAnsi="微软雅黑" w:eastAsia="微软雅黑" w:cs="Arial"/>
                 <w:bCs/>
                 <w:color w:val="000000"/>
                 <w:kern w:val="0"/>
@@ -1949,45 +1811,38 @@
             </w:r>
             <w:r>
               <w:rPr>
-                <w:rFonts w:ascii="微软雅黑" w:eastAsia="微软雅黑" w:hAnsi="微软雅黑" w:cs="Arial"/>
-                <w:bCs/>
-                <w:color w:val="000000"/>
-                <w:kern w:val="0"/>
-                <w:sz w:val="18"/>
-                <w:szCs w:val="18"/>
-              </w:rPr>
-              <w:t>{</w:t>
-            </w:r>
-            <w:proofErr w:type="spellStart"/>
-            <w:r>
-              <w:rPr>
-                <w:rFonts w:ascii="微软雅黑" w:eastAsia="微软雅黑" w:hAnsi="微软雅黑" w:cs="Arial"/>
-                <w:bCs/>
-                <w:color w:val="000000"/>
-                <w:kern w:val="0"/>
-                <w:sz w:val="18"/>
-                <w:szCs w:val="18"/>
-              </w:rPr>
-              <w:t>nGhf</w:t>
-            </w:r>
-            <w:proofErr w:type="spellEnd"/>
-            <w:r>
-              <w:rPr>
-                <w:rFonts w:ascii="微软雅黑" w:eastAsia="微软雅黑" w:hAnsi="微软雅黑" w:cs="Arial"/>
-                <w:bCs/>
-                <w:color w:val="000000"/>
-                <w:kern w:val="0"/>
-                <w:sz w:val="18"/>
-                <w:szCs w:val="18"/>
-              </w:rPr>
-              <w:t>}</w:t>
+                <w:rFonts w:ascii="微软雅黑" w:hAnsi="微软雅黑" w:eastAsia="微软雅黑" w:cs="Arial"/>
+                <w:bCs/>
+                <w:color w:val="000000"/>
+                <w:kern w:val="0"/>
+                <w:sz w:val="18"/>
+                <w:szCs w:val="18"/>
+              </w:rPr>
+              <w:t>{nGhf}</w:t>
             </w:r>
           </w:p>
         </w:tc>
       </w:tr>
       <w:tr>
+        <w:tblPrEx>
+          <w:tblBorders>
+            <w:top w:val="single" w:color="808080" w:sz="8" w:space="0"/>
+            <w:left w:val="single" w:color="808080" w:sz="8" w:space="0"/>
+            <w:bottom w:val="single" w:color="808080" w:sz="8" w:space="0"/>
+            <w:right w:val="single" w:color="808080" w:sz="8" w:space="0"/>
+            <w:insideH w:val="single" w:color="808080" w:sz="8" w:space="0"/>
+            <w:insideV w:val="single" w:color="808080" w:sz="8" w:space="0"/>
+          </w:tblBorders>
+          <w:tblLayout w:type="fixed"/>
+          <w:tblCellMar>
+            <w:top w:w="0" w:type="dxa"/>
+            <w:left w:w="108" w:type="dxa"/>
+            <w:bottom w:w="0" w:type="dxa"/>
+            <w:right w:w="108" w:type="dxa"/>
+          </w:tblCellMar>
+        </w:tblPrEx>
         <w:trPr>
-          <w:trHeight w:val="312"/>
+          <w:trHeight w:val="312" w:hRule="atLeast"/>
         </w:trPr>
         <w:tc>
           <w:tcPr>
@@ -1999,16 +1854,16 @@
               <w:widowControl/>
               <w:jc w:val="left"/>
               <w:rPr>
-                <w:rFonts w:ascii="微软雅黑" w:eastAsia="微软雅黑" w:hAnsi="微软雅黑" w:cs="Arial"/>
-                <w:color w:val="000000"/>
-                <w:kern w:val="0"/>
-                <w:sz w:val="18"/>
-                <w:szCs w:val="18"/>
-              </w:rPr>
-            </w:pPr>
-            <w:r>
-              <w:rPr>
-                <w:rFonts w:ascii="微软雅黑" w:eastAsia="微软雅黑" w:hAnsi="微软雅黑" w:cs="Arial" w:hint="eastAsia"/>
+                <w:rFonts w:ascii="微软雅黑" w:hAnsi="微软雅黑" w:eastAsia="微软雅黑" w:cs="Arial"/>
+                <w:color w:val="000000"/>
+                <w:kern w:val="0"/>
+                <w:sz w:val="18"/>
+                <w:szCs w:val="18"/>
+              </w:rPr>
+            </w:pPr>
+            <w:r>
+              <w:rPr>
+                <w:rFonts w:hint="eastAsia" w:ascii="微软雅黑" w:hAnsi="微软雅黑" w:eastAsia="微软雅黑" w:cs="Arial"/>
                 <w:color w:val="000000"/>
                 <w:kern w:val="0"/>
                 <w:sz w:val="18"/>
@@ -2028,16 +1883,16 @@
               <w:widowControl/>
               <w:jc w:val="center"/>
               <w:rPr>
-                <w:rFonts w:ascii="微软雅黑" w:eastAsia="微软雅黑" w:hAnsi="微软雅黑" w:cs="Arial"/>
-                <w:color w:val="000000"/>
-                <w:kern w:val="0"/>
-                <w:sz w:val="18"/>
-                <w:szCs w:val="18"/>
-              </w:rPr>
-            </w:pPr>
-            <w:r>
-              <w:rPr>
-                <w:rFonts w:ascii="微软雅黑" w:eastAsia="微软雅黑" w:hAnsi="微软雅黑" w:cs="Arial" w:hint="eastAsia"/>
+                <w:rFonts w:ascii="微软雅黑" w:hAnsi="微软雅黑" w:eastAsia="微软雅黑" w:cs="Arial"/>
+                <w:color w:val="000000"/>
+                <w:kern w:val="0"/>
+                <w:sz w:val="18"/>
+                <w:szCs w:val="18"/>
+              </w:rPr>
+            </w:pPr>
+            <w:r>
+              <w:rPr>
+                <w:rFonts w:hint="eastAsia" w:ascii="微软雅黑" w:hAnsi="微软雅黑" w:eastAsia="微软雅黑" w:cs="Arial"/>
                 <w:color w:val="000000"/>
                 <w:kern w:val="0"/>
                 <w:sz w:val="18"/>
@@ -2047,35 +1902,13 @@
             </w:r>
             <w:r>
               <w:rPr>
-                <w:rFonts w:ascii="微软雅黑" w:eastAsia="微软雅黑" w:hAnsi="微软雅黑" w:cs="Arial"/>
-                <w:color w:val="000000"/>
-                <w:kern w:val="0"/>
-                <w:sz w:val="18"/>
-                <w:szCs w:val="18"/>
-              </w:rPr>
-              <w:t>{</w:t>
-            </w:r>
-            <w:proofErr w:type="spellStart"/>
-            <w:r>
-              <w:rPr>
-                <w:rFonts w:ascii="微软雅黑" w:eastAsia="微软雅黑" w:hAnsi="微软雅黑" w:cs="Arial"/>
-                <w:color w:val="000000"/>
-                <w:kern w:val="0"/>
-                <w:sz w:val="18"/>
-                <w:szCs w:val="18"/>
-              </w:rPr>
-              <w:t>nFhsf</w:t>
-            </w:r>
-            <w:proofErr w:type="spellEnd"/>
-            <w:r>
-              <w:rPr>
-                <w:rFonts w:ascii="微软雅黑" w:eastAsia="微软雅黑" w:hAnsi="微软雅黑" w:cs="Arial"/>
-                <w:color w:val="000000"/>
-                <w:kern w:val="0"/>
-                <w:sz w:val="18"/>
-                <w:szCs w:val="18"/>
-              </w:rPr>
-              <w:t>}</w:t>
+                <w:rFonts w:ascii="微软雅黑" w:hAnsi="微软雅黑" w:eastAsia="微软雅黑" w:cs="Arial"/>
+                <w:color w:val="000000"/>
+                <w:kern w:val="0"/>
+                <w:sz w:val="18"/>
+                <w:szCs w:val="18"/>
+              </w:rPr>
+              <w:t>{nFhsf}</w:t>
             </w:r>
           </w:p>
         </w:tc>
@@ -2089,16 +1922,16 @@
               <w:widowControl/>
               <w:jc w:val="left"/>
               <w:rPr>
-                <w:rFonts w:ascii="微软雅黑" w:eastAsia="微软雅黑" w:hAnsi="微软雅黑" w:cs="Arial"/>
-                <w:color w:val="000000"/>
-                <w:kern w:val="0"/>
-                <w:sz w:val="18"/>
-                <w:szCs w:val="18"/>
-              </w:rPr>
-            </w:pPr>
-            <w:r>
-              <w:rPr>
-                <w:rFonts w:ascii="微软雅黑" w:eastAsia="微软雅黑" w:hAnsi="微软雅黑" w:cs="Arial" w:hint="eastAsia"/>
+                <w:rFonts w:ascii="微软雅黑" w:hAnsi="微软雅黑" w:eastAsia="微软雅黑" w:cs="Arial"/>
+                <w:color w:val="000000"/>
+                <w:kern w:val="0"/>
+                <w:sz w:val="18"/>
+                <w:szCs w:val="18"/>
+              </w:rPr>
+            </w:pPr>
+            <w:r>
+              <w:rPr>
+                <w:rFonts w:hint="eastAsia" w:ascii="微软雅黑" w:hAnsi="微软雅黑" w:eastAsia="微软雅黑" w:cs="Arial"/>
                 <w:color w:val="000000"/>
                 <w:kern w:val="0"/>
                 <w:sz w:val="18"/>
@@ -2119,17 +1952,17 @@
               <w:ind w:right="27"/>
               <w:jc w:val="center"/>
               <w:rPr>
-                <w:rFonts w:ascii="微软雅黑" w:eastAsia="微软雅黑" w:hAnsi="微软雅黑" w:cs="Arial"/>
-                <w:bCs/>
-                <w:color w:val="000000"/>
-                <w:kern w:val="0"/>
-                <w:sz w:val="18"/>
-                <w:szCs w:val="18"/>
-              </w:rPr>
-            </w:pPr>
-            <w:r>
-              <w:rPr>
-                <w:rFonts w:ascii="微软雅黑" w:eastAsia="微软雅黑" w:hAnsi="微软雅黑" w:cs="Arial" w:hint="eastAsia"/>
+                <w:rFonts w:ascii="微软雅黑" w:hAnsi="微软雅黑" w:eastAsia="微软雅黑" w:cs="Arial"/>
+                <w:bCs/>
+                <w:color w:val="000000"/>
+                <w:kern w:val="0"/>
+                <w:sz w:val="18"/>
+                <w:szCs w:val="18"/>
+              </w:rPr>
+            </w:pPr>
+            <w:r>
+              <w:rPr>
+                <w:rFonts w:hint="eastAsia" w:ascii="微软雅黑" w:hAnsi="微软雅黑" w:eastAsia="微软雅黑" w:cs="Arial"/>
                 <w:bCs/>
                 <w:color w:val="000000"/>
                 <w:kern w:val="0"/>
@@ -2140,45 +1973,38 @@
             </w:r>
             <w:r>
               <w:rPr>
-                <w:rFonts w:ascii="微软雅黑" w:eastAsia="微软雅黑" w:hAnsi="微软雅黑" w:cs="Arial"/>
-                <w:bCs/>
-                <w:color w:val="000000"/>
-                <w:kern w:val="0"/>
-                <w:sz w:val="18"/>
-                <w:szCs w:val="18"/>
-              </w:rPr>
-              <w:t>{</w:t>
-            </w:r>
-            <w:proofErr w:type="spellStart"/>
-            <w:r>
-              <w:rPr>
-                <w:rFonts w:ascii="微软雅黑" w:eastAsia="微软雅黑" w:hAnsi="微软雅黑" w:cs="Arial"/>
-                <w:bCs/>
-                <w:color w:val="000000"/>
-                <w:kern w:val="0"/>
-                <w:sz w:val="18"/>
-                <w:szCs w:val="18"/>
-              </w:rPr>
-              <w:t>nFzf</w:t>
-            </w:r>
-            <w:proofErr w:type="spellEnd"/>
-            <w:r>
-              <w:rPr>
-                <w:rFonts w:ascii="微软雅黑" w:eastAsia="微软雅黑" w:hAnsi="微软雅黑" w:cs="Arial"/>
-                <w:bCs/>
-                <w:color w:val="000000"/>
-                <w:kern w:val="0"/>
-                <w:sz w:val="18"/>
-                <w:szCs w:val="18"/>
-              </w:rPr>
-              <w:t>}</w:t>
+                <w:rFonts w:ascii="微软雅黑" w:hAnsi="微软雅黑" w:eastAsia="微软雅黑" w:cs="Arial"/>
+                <w:bCs/>
+                <w:color w:val="000000"/>
+                <w:kern w:val="0"/>
+                <w:sz w:val="18"/>
+                <w:szCs w:val="18"/>
+              </w:rPr>
+              <w:t>{nFzf}</w:t>
             </w:r>
           </w:p>
         </w:tc>
       </w:tr>
       <w:tr>
+        <w:tblPrEx>
+          <w:tblBorders>
+            <w:top w:val="single" w:color="808080" w:sz="8" w:space="0"/>
+            <w:left w:val="single" w:color="808080" w:sz="8" w:space="0"/>
+            <w:bottom w:val="single" w:color="808080" w:sz="8" w:space="0"/>
+            <w:right w:val="single" w:color="808080" w:sz="8" w:space="0"/>
+            <w:insideH w:val="single" w:color="808080" w:sz="8" w:space="0"/>
+            <w:insideV w:val="single" w:color="808080" w:sz="8" w:space="0"/>
+          </w:tblBorders>
+          <w:tblLayout w:type="fixed"/>
+          <w:tblCellMar>
+            <w:top w:w="0" w:type="dxa"/>
+            <w:left w:w="108" w:type="dxa"/>
+            <w:bottom w:w="0" w:type="dxa"/>
+            <w:right w:w="108" w:type="dxa"/>
+          </w:tblCellMar>
+        </w:tblPrEx>
         <w:trPr>
-          <w:trHeight w:val="312"/>
+          <w:trHeight w:val="312" w:hRule="atLeast"/>
         </w:trPr>
         <w:tc>
           <w:tcPr>
@@ -2190,16 +2016,16 @@
               <w:widowControl/>
               <w:jc w:val="left"/>
               <w:rPr>
-                <w:rFonts w:ascii="微软雅黑" w:eastAsia="微软雅黑" w:hAnsi="微软雅黑" w:cs="Arial"/>
-                <w:color w:val="000000"/>
-                <w:kern w:val="0"/>
-                <w:sz w:val="18"/>
-                <w:szCs w:val="18"/>
-              </w:rPr>
-            </w:pPr>
-            <w:r>
-              <w:rPr>
-                <w:rFonts w:ascii="微软雅黑" w:eastAsia="微软雅黑" w:hAnsi="微软雅黑" w:cs="Arial" w:hint="eastAsia"/>
+                <w:rFonts w:ascii="微软雅黑" w:hAnsi="微软雅黑" w:eastAsia="微软雅黑" w:cs="Arial"/>
+                <w:color w:val="000000"/>
+                <w:kern w:val="0"/>
+                <w:sz w:val="18"/>
+                <w:szCs w:val="18"/>
+              </w:rPr>
+            </w:pPr>
+            <w:r>
+              <w:rPr>
+                <w:rFonts w:hint="eastAsia" w:ascii="微软雅黑" w:hAnsi="微软雅黑" w:eastAsia="微软雅黑" w:cs="Arial"/>
                 <w:color w:val="000000"/>
                 <w:kern w:val="0"/>
                 <w:sz w:val="18"/>
@@ -2219,44 +2045,22 @@
               <w:widowControl/>
               <w:jc w:val="center"/>
               <w:rPr>
-                <w:rFonts w:ascii="微软雅黑" w:eastAsia="微软雅黑" w:hAnsi="微软雅黑" w:cs="Arial"/>
-                <w:color w:val="000000"/>
-                <w:kern w:val="0"/>
-                <w:sz w:val="18"/>
-                <w:szCs w:val="18"/>
-              </w:rPr>
-            </w:pPr>
-            <w:r>
-              <w:rPr>
-                <w:rFonts w:ascii="微软雅黑" w:eastAsia="微软雅黑" w:hAnsi="微软雅黑" w:cs="Arial"/>
-                <w:color w:val="000000"/>
-                <w:kern w:val="0"/>
-                <w:sz w:val="18"/>
-                <w:szCs w:val="18"/>
-              </w:rPr>
-              <w:t>${</w:t>
-            </w:r>
-            <w:proofErr w:type="spellStart"/>
-            <w:r>
-              <w:rPr>
-                <w:rFonts w:ascii="微软雅黑" w:eastAsia="微软雅黑" w:hAnsi="微软雅黑" w:cs="Arial"/>
-                <w:color w:val="000000"/>
-                <w:kern w:val="0"/>
-                <w:sz w:val="18"/>
-                <w:szCs w:val="18"/>
-              </w:rPr>
-              <w:t>nJrf</w:t>
-            </w:r>
-            <w:proofErr w:type="spellEnd"/>
-            <w:r>
-              <w:rPr>
-                <w:rFonts w:ascii="微软雅黑" w:eastAsia="微软雅黑" w:hAnsi="微软雅黑" w:cs="Arial"/>
-                <w:color w:val="000000"/>
-                <w:kern w:val="0"/>
-                <w:sz w:val="18"/>
-                <w:szCs w:val="18"/>
-              </w:rPr>
-              <w:t>}</w:t>
+                <w:rFonts w:ascii="微软雅黑" w:hAnsi="微软雅黑" w:eastAsia="微软雅黑" w:cs="Arial"/>
+                <w:color w:val="000000"/>
+                <w:kern w:val="0"/>
+                <w:sz w:val="18"/>
+                <w:szCs w:val="18"/>
+              </w:rPr>
+            </w:pPr>
+            <w:r>
+              <w:rPr>
+                <w:rFonts w:ascii="微软雅黑" w:hAnsi="微软雅黑" w:eastAsia="微软雅黑" w:cs="Arial"/>
+                <w:color w:val="000000"/>
+                <w:kern w:val="0"/>
+                <w:sz w:val="18"/>
+                <w:szCs w:val="18"/>
+              </w:rPr>
+              <w:t>${nJrf}</w:t>
             </w:r>
           </w:p>
         </w:tc>
@@ -2270,17 +2074,16 @@
               <w:widowControl/>
               <w:jc w:val="left"/>
               <w:rPr>
-                <w:rFonts w:ascii="微软雅黑" w:eastAsia="微软雅黑" w:hAnsi="微软雅黑" w:cs="Arial"/>
-                <w:color w:val="000000"/>
-                <w:kern w:val="0"/>
-                <w:sz w:val="18"/>
-                <w:szCs w:val="18"/>
-              </w:rPr>
-            </w:pPr>
-            <w:proofErr w:type="gramStart"/>
-            <w:r>
-              <w:rPr>
-                <w:rFonts w:ascii="微软雅黑" w:eastAsia="微软雅黑" w:hAnsi="微软雅黑" w:cs="Arial" w:hint="eastAsia"/>
+                <w:rFonts w:ascii="微软雅黑" w:hAnsi="微软雅黑" w:eastAsia="微软雅黑" w:cs="Arial"/>
+                <w:color w:val="000000"/>
+                <w:kern w:val="0"/>
+                <w:sz w:val="18"/>
+                <w:szCs w:val="18"/>
+              </w:rPr>
+            </w:pPr>
+            <w:r>
+              <w:rPr>
+                <w:rFonts w:hint="eastAsia" w:ascii="微软雅黑" w:hAnsi="微软雅黑" w:eastAsia="微软雅黑" w:cs="Arial"/>
                 <w:color w:val="000000"/>
                 <w:kern w:val="0"/>
                 <w:sz w:val="18"/>
@@ -2288,7 +2091,6 @@
               </w:rPr>
               <w:t>物业费</w:t>
             </w:r>
-            <w:proofErr w:type="gramEnd"/>
           </w:p>
         </w:tc>
         <w:tc>
@@ -2301,51 +2103,46 @@
               <w:widowControl/>
               <w:jc w:val="center"/>
               <w:rPr>
-                <w:rFonts w:ascii="微软雅黑" w:eastAsia="微软雅黑" w:hAnsi="微软雅黑" w:cs="Arial"/>
-                <w:color w:val="000000"/>
-                <w:kern w:val="0"/>
-                <w:sz w:val="18"/>
-                <w:szCs w:val="18"/>
-              </w:rPr>
-            </w:pPr>
-            <w:r>
-              <w:rPr>
-                <w:rFonts w:ascii="微软雅黑" w:eastAsia="微软雅黑" w:hAnsi="微软雅黑" w:cs="Arial"/>
-                <w:color w:val="000000"/>
-                <w:kern w:val="0"/>
-                <w:sz w:val="18"/>
-                <w:szCs w:val="18"/>
-              </w:rPr>
-              <w:t>${</w:t>
-            </w:r>
-            <w:proofErr w:type="spellStart"/>
-            <w:r>
-              <w:rPr>
-                <w:rFonts w:ascii="微软雅黑" w:eastAsia="微软雅黑" w:hAnsi="微软雅黑" w:cs="Arial"/>
-                <w:color w:val="000000"/>
-                <w:kern w:val="0"/>
-                <w:sz w:val="18"/>
-                <w:szCs w:val="18"/>
-              </w:rPr>
-              <w:t>nWyf</w:t>
-            </w:r>
-            <w:proofErr w:type="spellEnd"/>
-            <w:r>
-              <w:rPr>
-                <w:rFonts w:ascii="微软雅黑" w:eastAsia="微软雅黑" w:hAnsi="微软雅黑" w:cs="Arial"/>
-                <w:color w:val="000000"/>
-                <w:kern w:val="0"/>
-                <w:sz w:val="18"/>
-                <w:szCs w:val="18"/>
-              </w:rPr>
-              <w:t>}</w:t>
+                <w:rFonts w:ascii="微软雅黑" w:hAnsi="微软雅黑" w:eastAsia="微软雅黑" w:cs="Arial"/>
+                <w:color w:val="000000"/>
+                <w:kern w:val="0"/>
+                <w:sz w:val="18"/>
+                <w:szCs w:val="18"/>
+              </w:rPr>
+            </w:pPr>
+            <w:r>
+              <w:rPr>
+                <w:rFonts w:ascii="微软雅黑" w:hAnsi="微软雅黑" w:eastAsia="微软雅黑" w:cs="Arial"/>
+                <w:color w:val="000000"/>
+                <w:kern w:val="0"/>
+                <w:sz w:val="18"/>
+                <w:szCs w:val="18"/>
+              </w:rPr>
+              <w:t>${nWyf}</w:t>
             </w:r>
           </w:p>
         </w:tc>
       </w:tr>
       <w:tr>
+        <w:tblPrEx>
+          <w:tblBorders>
+            <w:top w:val="single" w:color="808080" w:sz="8" w:space="0"/>
+            <w:left w:val="single" w:color="808080" w:sz="8" w:space="0"/>
+            <w:bottom w:val="single" w:color="808080" w:sz="8" w:space="0"/>
+            <w:right w:val="single" w:color="808080" w:sz="8" w:space="0"/>
+            <w:insideH w:val="single" w:color="808080" w:sz="8" w:space="0"/>
+            <w:insideV w:val="single" w:color="808080" w:sz="8" w:space="0"/>
+          </w:tblBorders>
+          <w:tblLayout w:type="fixed"/>
+          <w:tblCellMar>
+            <w:top w:w="0" w:type="dxa"/>
+            <w:left w:w="108" w:type="dxa"/>
+            <w:bottom w:w="0" w:type="dxa"/>
+            <w:right w:w="108" w:type="dxa"/>
+          </w:tblCellMar>
+        </w:tblPrEx>
         <w:trPr>
-          <w:trHeight w:val="312"/>
+          <w:trHeight w:val="312" w:hRule="atLeast"/>
         </w:trPr>
         <w:tc>
           <w:tcPr>
@@ -2357,16 +2154,16 @@
               <w:widowControl/>
               <w:jc w:val="left"/>
               <w:rPr>
-                <w:rFonts w:ascii="微软雅黑" w:eastAsia="微软雅黑" w:hAnsi="微软雅黑" w:cs="Arial"/>
-                <w:color w:val="000000"/>
-                <w:kern w:val="0"/>
-                <w:sz w:val="18"/>
-                <w:szCs w:val="18"/>
-              </w:rPr>
-            </w:pPr>
-            <w:r>
-              <w:rPr>
-                <w:rFonts w:ascii="微软雅黑" w:eastAsia="微软雅黑" w:hAnsi="微软雅黑" w:cs="Arial"/>
+                <w:rFonts w:ascii="微软雅黑" w:hAnsi="微软雅黑" w:eastAsia="微软雅黑" w:cs="Arial"/>
+                <w:color w:val="000000"/>
+                <w:kern w:val="0"/>
+                <w:sz w:val="18"/>
+                <w:szCs w:val="18"/>
+              </w:rPr>
+            </w:pPr>
+            <w:r>
+              <w:rPr>
+                <w:rFonts w:ascii="微软雅黑" w:hAnsi="微软雅黑" w:eastAsia="微软雅黑" w:cs="Arial"/>
                 <w:color w:val="000000"/>
                 <w:kern w:val="0"/>
                 <w:sz w:val="18"/>
@@ -2386,17 +2183,17 @@
               <w:widowControl/>
               <w:jc w:val="center"/>
               <w:rPr>
-                <w:rFonts w:ascii="微软雅黑" w:eastAsia="微软雅黑" w:hAnsi="微软雅黑" w:cs="Arial"/>
-                <w:bCs/>
-                <w:color w:val="000000"/>
-                <w:kern w:val="0"/>
-                <w:sz w:val="18"/>
-                <w:szCs w:val="18"/>
-              </w:rPr>
-            </w:pPr>
-            <w:r>
-              <w:rPr>
-                <w:rFonts w:ascii="微软雅黑" w:eastAsia="微软雅黑" w:hAnsi="微软雅黑" w:cs="Arial" w:hint="eastAsia"/>
+                <w:rFonts w:ascii="微软雅黑" w:hAnsi="微软雅黑" w:eastAsia="微软雅黑" w:cs="Arial"/>
+                <w:bCs/>
+                <w:color w:val="000000"/>
+                <w:kern w:val="0"/>
+                <w:sz w:val="18"/>
+                <w:szCs w:val="18"/>
+              </w:rPr>
+            </w:pPr>
+            <w:r>
+              <w:rPr>
+                <w:rFonts w:hint="eastAsia" w:ascii="微软雅黑" w:hAnsi="微软雅黑" w:eastAsia="微软雅黑" w:cs="Arial"/>
                 <w:bCs/>
                 <w:color w:val="000000"/>
                 <w:kern w:val="0"/>
@@ -2407,38 +2204,14 @@
             </w:r>
             <w:r>
               <w:rPr>
-                <w:rFonts w:ascii="微软雅黑" w:eastAsia="微软雅黑" w:hAnsi="微软雅黑" w:cs="Arial"/>
-                <w:bCs/>
-                <w:color w:val="000000"/>
-                <w:kern w:val="0"/>
-                <w:sz w:val="18"/>
-                <w:szCs w:val="18"/>
-              </w:rPr>
-              <w:t>{</w:t>
-            </w:r>
-            <w:proofErr w:type="spellStart"/>
-            <w:r>
-              <w:rPr>
-                <w:rFonts w:ascii="微软雅黑" w:eastAsia="微软雅黑" w:hAnsi="微软雅黑" w:cs="Arial"/>
-                <w:bCs/>
-                <w:color w:val="000000"/>
-                <w:kern w:val="0"/>
-                <w:sz w:val="18"/>
-                <w:szCs w:val="18"/>
-              </w:rPr>
-              <w:t>nEndowment</w:t>
-            </w:r>
-            <w:proofErr w:type="spellEnd"/>
-            <w:r>
-              <w:rPr>
-                <w:rFonts w:ascii="微软雅黑" w:eastAsia="微软雅黑" w:hAnsi="微软雅黑" w:cs="Arial"/>
-                <w:bCs/>
-                <w:color w:val="000000"/>
-                <w:kern w:val="0"/>
-                <w:sz w:val="18"/>
-                <w:szCs w:val="18"/>
-              </w:rPr>
-              <w:t>}</w:t>
+                <w:rFonts w:ascii="微软雅黑" w:hAnsi="微软雅黑" w:eastAsia="微软雅黑" w:cs="Arial"/>
+                <w:bCs/>
+                <w:color w:val="000000"/>
+                <w:kern w:val="0"/>
+                <w:sz w:val="18"/>
+                <w:szCs w:val="18"/>
+              </w:rPr>
+              <w:t>{nEndowment}</w:t>
             </w:r>
           </w:p>
         </w:tc>
@@ -2452,16 +2225,16 @@
               <w:widowControl/>
               <w:jc w:val="left"/>
               <w:rPr>
-                <w:rFonts w:ascii="微软雅黑" w:eastAsia="微软雅黑" w:hAnsi="微软雅黑" w:cs="Arial"/>
-                <w:color w:val="000000"/>
-                <w:kern w:val="0"/>
-                <w:sz w:val="18"/>
-                <w:szCs w:val="18"/>
-              </w:rPr>
-            </w:pPr>
-            <w:r>
-              <w:rPr>
-                <w:rFonts w:ascii="微软雅黑" w:eastAsia="微软雅黑" w:hAnsi="微软雅黑" w:cs="Arial" w:hint="eastAsia"/>
+                <w:rFonts w:ascii="微软雅黑" w:hAnsi="微软雅黑" w:eastAsia="微软雅黑" w:cs="Arial"/>
+                <w:color w:val="000000"/>
+                <w:kern w:val="0"/>
+                <w:sz w:val="18"/>
+                <w:szCs w:val="18"/>
+              </w:rPr>
+            </w:pPr>
+            <w:r>
+              <w:rPr>
+                <w:rFonts w:hint="eastAsia" w:ascii="微软雅黑" w:hAnsi="微软雅黑" w:eastAsia="微软雅黑" w:cs="Arial"/>
                 <w:color w:val="000000"/>
                 <w:kern w:val="0"/>
                 <w:sz w:val="18"/>
@@ -2481,51 +2254,46 @@
               <w:widowControl/>
               <w:jc w:val="center"/>
               <w:rPr>
-                <w:rFonts w:ascii="微软雅黑" w:eastAsia="微软雅黑" w:hAnsi="微软雅黑" w:cs="Arial"/>
-                <w:color w:val="000000"/>
-                <w:kern w:val="0"/>
-                <w:sz w:val="18"/>
-                <w:szCs w:val="18"/>
-              </w:rPr>
-            </w:pPr>
-            <w:r>
-              <w:rPr>
-                <w:rFonts w:ascii="微软雅黑" w:eastAsia="微软雅黑" w:hAnsi="微软雅黑" w:cs="Arial"/>
-                <w:color w:val="000000"/>
-                <w:kern w:val="0"/>
-                <w:sz w:val="18"/>
-                <w:szCs w:val="18"/>
-              </w:rPr>
-              <w:t>${</w:t>
-            </w:r>
-            <w:proofErr w:type="spellStart"/>
-            <w:r>
-              <w:rPr>
-                <w:rFonts w:ascii="微软雅黑" w:eastAsia="微软雅黑" w:hAnsi="微软雅黑" w:cs="Arial"/>
-                <w:color w:val="000000"/>
-                <w:kern w:val="0"/>
-                <w:sz w:val="18"/>
-                <w:szCs w:val="18"/>
-              </w:rPr>
-              <w:t>nDf</w:t>
-            </w:r>
-            <w:proofErr w:type="spellEnd"/>
-            <w:r>
-              <w:rPr>
-                <w:rFonts w:ascii="微软雅黑" w:eastAsia="微软雅黑" w:hAnsi="微软雅黑" w:cs="Arial"/>
-                <w:color w:val="000000"/>
-                <w:kern w:val="0"/>
-                <w:sz w:val="18"/>
-                <w:szCs w:val="18"/>
-              </w:rPr>
-              <w:t>}</w:t>
+                <w:rFonts w:ascii="微软雅黑" w:hAnsi="微软雅黑" w:eastAsia="微软雅黑" w:cs="Arial"/>
+                <w:color w:val="000000"/>
+                <w:kern w:val="0"/>
+                <w:sz w:val="18"/>
+                <w:szCs w:val="18"/>
+              </w:rPr>
+            </w:pPr>
+            <w:r>
+              <w:rPr>
+                <w:rFonts w:ascii="微软雅黑" w:hAnsi="微软雅黑" w:eastAsia="微软雅黑" w:cs="Arial"/>
+                <w:color w:val="000000"/>
+                <w:kern w:val="0"/>
+                <w:sz w:val="18"/>
+                <w:szCs w:val="18"/>
+              </w:rPr>
+              <w:t>${nDf}</w:t>
             </w:r>
           </w:p>
         </w:tc>
       </w:tr>
       <w:tr>
+        <w:tblPrEx>
+          <w:tblBorders>
+            <w:top w:val="single" w:color="808080" w:sz="8" w:space="0"/>
+            <w:left w:val="single" w:color="808080" w:sz="8" w:space="0"/>
+            <w:bottom w:val="single" w:color="808080" w:sz="8" w:space="0"/>
+            <w:right w:val="single" w:color="808080" w:sz="8" w:space="0"/>
+            <w:insideH w:val="single" w:color="808080" w:sz="8" w:space="0"/>
+            <w:insideV w:val="single" w:color="808080" w:sz="8" w:space="0"/>
+          </w:tblBorders>
+          <w:tblLayout w:type="fixed"/>
+          <w:tblCellMar>
+            <w:top w:w="0" w:type="dxa"/>
+            <w:left w:w="108" w:type="dxa"/>
+            <w:bottom w:w="0" w:type="dxa"/>
+            <w:right w:w="108" w:type="dxa"/>
+          </w:tblCellMar>
+        </w:tblPrEx>
         <w:trPr>
-          <w:trHeight w:val="312"/>
+          <w:trHeight w:val="312" w:hRule="atLeast"/>
         </w:trPr>
         <w:tc>
           <w:tcPr>
@@ -2537,16 +2305,16 @@
               <w:widowControl/>
               <w:jc w:val="left"/>
               <w:rPr>
-                <w:rFonts w:ascii="微软雅黑" w:eastAsia="微软雅黑" w:hAnsi="微软雅黑" w:cs="Arial"/>
-                <w:color w:val="000000"/>
-                <w:kern w:val="0"/>
-                <w:sz w:val="18"/>
-                <w:szCs w:val="18"/>
-              </w:rPr>
-            </w:pPr>
-            <w:r>
-              <w:rPr>
-                <w:rFonts w:ascii="微软雅黑" w:eastAsia="微软雅黑" w:hAnsi="微软雅黑" w:cs="Arial"/>
+                <w:rFonts w:ascii="微软雅黑" w:hAnsi="微软雅黑" w:eastAsia="微软雅黑" w:cs="Arial"/>
+                <w:color w:val="000000"/>
+                <w:kern w:val="0"/>
+                <w:sz w:val="18"/>
+                <w:szCs w:val="18"/>
+              </w:rPr>
+            </w:pPr>
+            <w:r>
+              <w:rPr>
+                <w:rFonts w:ascii="微软雅黑" w:hAnsi="微软雅黑" w:eastAsia="微软雅黑" w:cs="Arial"/>
                 <w:color w:val="000000"/>
                 <w:kern w:val="0"/>
                 <w:sz w:val="18"/>
@@ -2566,17 +2334,17 @@
               <w:widowControl/>
               <w:jc w:val="center"/>
               <w:rPr>
-                <w:rFonts w:ascii="微软雅黑" w:eastAsia="微软雅黑" w:hAnsi="微软雅黑" w:cs="Arial"/>
-                <w:bCs/>
-                <w:color w:val="000000"/>
-                <w:kern w:val="0"/>
-                <w:sz w:val="18"/>
-                <w:szCs w:val="18"/>
-              </w:rPr>
-            </w:pPr>
-            <w:r>
-              <w:rPr>
-                <w:rFonts w:ascii="微软雅黑" w:eastAsia="微软雅黑" w:hAnsi="微软雅黑" w:cs="Arial" w:hint="eastAsia"/>
+                <w:rFonts w:ascii="微软雅黑" w:hAnsi="微软雅黑" w:eastAsia="微软雅黑" w:cs="Arial"/>
+                <w:bCs/>
+                <w:color w:val="000000"/>
+                <w:kern w:val="0"/>
+                <w:sz w:val="18"/>
+                <w:szCs w:val="18"/>
+              </w:rPr>
+            </w:pPr>
+            <w:r>
+              <w:rPr>
+                <w:rFonts w:hint="eastAsia" w:ascii="微软雅黑" w:hAnsi="微软雅黑" w:eastAsia="微软雅黑" w:cs="Arial"/>
                 <w:bCs/>
                 <w:color w:val="000000"/>
                 <w:kern w:val="0"/>
@@ -2587,38 +2355,14 @@
             </w:r>
             <w:r>
               <w:rPr>
-                <w:rFonts w:ascii="微软雅黑" w:eastAsia="微软雅黑" w:hAnsi="微软雅黑" w:cs="Arial"/>
-                <w:bCs/>
-                <w:color w:val="000000"/>
-                <w:kern w:val="0"/>
-                <w:sz w:val="18"/>
-                <w:szCs w:val="18"/>
-              </w:rPr>
-              <w:t>{</w:t>
-            </w:r>
-            <w:proofErr w:type="spellStart"/>
-            <w:r>
-              <w:rPr>
-                <w:rFonts w:ascii="微软雅黑" w:eastAsia="微软雅黑" w:hAnsi="微软雅黑" w:cs="Arial"/>
-                <w:bCs/>
-                <w:color w:val="000000"/>
-                <w:kern w:val="0"/>
-                <w:sz w:val="18"/>
-                <w:szCs w:val="18"/>
-              </w:rPr>
-              <w:t>nSygrkk</w:t>
-            </w:r>
-            <w:proofErr w:type="spellEnd"/>
-            <w:r>
-              <w:rPr>
-                <w:rFonts w:ascii="微软雅黑" w:eastAsia="微软雅黑" w:hAnsi="微软雅黑" w:cs="Arial"/>
-                <w:bCs/>
-                <w:color w:val="000000"/>
-                <w:kern w:val="0"/>
-                <w:sz w:val="18"/>
-                <w:szCs w:val="18"/>
-              </w:rPr>
-              <w:t>}</w:t>
+                <w:rFonts w:ascii="微软雅黑" w:hAnsi="微软雅黑" w:eastAsia="微软雅黑" w:cs="Arial"/>
+                <w:bCs/>
+                <w:color w:val="000000"/>
+                <w:kern w:val="0"/>
+                <w:sz w:val="18"/>
+                <w:szCs w:val="18"/>
+              </w:rPr>
+              <w:t>{nSygrkk}</w:t>
             </w:r>
           </w:p>
         </w:tc>
@@ -2632,16 +2376,16 @@
               <w:widowControl/>
               <w:jc w:val="left"/>
               <w:rPr>
-                <w:rFonts w:ascii="微软雅黑" w:eastAsia="微软雅黑" w:hAnsi="微软雅黑" w:cs="Arial"/>
-                <w:color w:val="000000"/>
-                <w:kern w:val="0"/>
-                <w:sz w:val="18"/>
-                <w:szCs w:val="18"/>
-              </w:rPr>
-            </w:pPr>
-            <w:r>
-              <w:rPr>
-                <w:rFonts w:ascii="微软雅黑" w:eastAsia="微软雅黑" w:hAnsi="微软雅黑" w:cs="Arial"/>
+                <w:rFonts w:ascii="微软雅黑" w:hAnsi="微软雅黑" w:eastAsia="微软雅黑" w:cs="Arial"/>
+                <w:color w:val="000000"/>
+                <w:kern w:val="0"/>
+                <w:sz w:val="18"/>
+                <w:szCs w:val="18"/>
+              </w:rPr>
+            </w:pPr>
+            <w:r>
+              <w:rPr>
+                <w:rFonts w:ascii="微软雅黑" w:hAnsi="微软雅黑" w:eastAsia="微软雅黑" w:cs="Arial"/>
                 <w:color w:val="000000"/>
                 <w:kern w:val="0"/>
                 <w:sz w:val="18"/>
@@ -2661,37 +2405,26 @@
               <w:widowControl/>
               <w:jc w:val="center"/>
               <w:rPr>
-                <w:rFonts w:ascii="微软雅黑" w:eastAsia="微软雅黑" w:hAnsi="微软雅黑" w:cs="Arial"/>
-                <w:color w:val="000000"/>
-                <w:kern w:val="0"/>
-                <w:sz w:val="18"/>
-                <w:szCs w:val="18"/>
-              </w:rPr>
-            </w:pPr>
-            <w:r>
-              <w:rPr>
-                <w:rFonts w:ascii="微软雅黑" w:eastAsia="微软雅黑" w:hAnsi="微软雅黑" w:cs="Arial"/>
-                <w:color w:val="000000"/>
-                <w:kern w:val="0"/>
-                <w:sz w:val="18"/>
-                <w:szCs w:val="18"/>
-              </w:rPr>
-              <w:t>${</w:t>
-            </w:r>
-            <w:proofErr w:type="spellStart"/>
-            <w:r>
-              <w:rPr>
-                <w:rFonts w:ascii="微软雅黑" w:eastAsia="微软雅黑" w:hAnsi="微软雅黑" w:cs="Arial"/>
-                <w:color w:val="000000"/>
-                <w:kern w:val="0"/>
-                <w:sz w:val="18"/>
-                <w:szCs w:val="18"/>
-              </w:rPr>
-              <w:t>nQtkk_</w:t>
-            </w:r>
-            <w:r>
-              <w:rPr>
-                <w:rFonts w:ascii="微软雅黑" w:eastAsia="微软雅黑" w:hAnsi="微软雅黑" w:cs="Arial" w:hint="eastAsia"/>
+                <w:rFonts w:ascii="微软雅黑" w:hAnsi="微软雅黑" w:eastAsia="微软雅黑" w:cs="Arial"/>
+                <w:color w:val="000000"/>
+                <w:kern w:val="0"/>
+                <w:sz w:val="18"/>
+                <w:szCs w:val="18"/>
+              </w:rPr>
+            </w:pPr>
+            <w:r>
+              <w:rPr>
+                <w:rFonts w:ascii="微软雅黑" w:hAnsi="微软雅黑" w:eastAsia="微软雅黑" w:cs="Arial"/>
+                <w:color w:val="000000"/>
+                <w:kern w:val="0"/>
+                <w:sz w:val="18"/>
+                <w:szCs w:val="18"/>
+              </w:rPr>
+              <w:t>${nQtkk_</w:t>
+            </w:r>
+            <w:r>
+              <w:rPr>
+                <w:rFonts w:hint="eastAsia" w:ascii="微软雅黑" w:hAnsi="微软雅黑" w:eastAsia="微软雅黑" w:cs="Arial"/>
                 <w:color w:val="000000"/>
                 <w:kern w:val="0"/>
                 <w:sz w:val="18"/>
@@ -2701,31 +2434,37 @@
             </w:r>
             <w:r>
               <w:rPr>
-                <w:rFonts w:ascii="微软雅黑" w:eastAsia="微软雅黑" w:hAnsi="微软雅黑" w:cs="Arial"/>
-                <w:color w:val="000000"/>
-                <w:kern w:val="0"/>
-                <w:sz w:val="18"/>
-                <w:szCs w:val="18"/>
-              </w:rPr>
-              <w:t>s</w:t>
-            </w:r>
-            <w:proofErr w:type="spellEnd"/>
-            <w:r>
-              <w:rPr>
-                <w:rFonts w:ascii="微软雅黑" w:eastAsia="微软雅黑" w:hAnsi="微软雅黑" w:cs="Arial"/>
-                <w:color w:val="000000"/>
-                <w:kern w:val="0"/>
-                <w:sz w:val="18"/>
-                <w:szCs w:val="18"/>
-              </w:rPr>
-              <w:t>}</w:t>
+                <w:rFonts w:ascii="微软雅黑" w:hAnsi="微软雅黑" w:eastAsia="微软雅黑" w:cs="Arial"/>
+                <w:color w:val="000000"/>
+                <w:kern w:val="0"/>
+                <w:sz w:val="18"/>
+                <w:szCs w:val="18"/>
+              </w:rPr>
+              <w:t>s}</w:t>
             </w:r>
           </w:p>
         </w:tc>
       </w:tr>
       <w:tr>
+        <w:tblPrEx>
+          <w:tblBorders>
+            <w:top w:val="single" w:color="808080" w:sz="8" w:space="0"/>
+            <w:left w:val="single" w:color="808080" w:sz="8" w:space="0"/>
+            <w:bottom w:val="single" w:color="808080" w:sz="8" w:space="0"/>
+            <w:right w:val="single" w:color="808080" w:sz="8" w:space="0"/>
+            <w:insideH w:val="single" w:color="808080" w:sz="8" w:space="0"/>
+            <w:insideV w:val="single" w:color="808080" w:sz="8" w:space="0"/>
+          </w:tblBorders>
+          <w:tblLayout w:type="fixed"/>
+          <w:tblCellMar>
+            <w:top w:w="0" w:type="dxa"/>
+            <w:left w:w="108" w:type="dxa"/>
+            <w:bottom w:w="0" w:type="dxa"/>
+            <w:right w:w="108" w:type="dxa"/>
+          </w:tblCellMar>
+        </w:tblPrEx>
         <w:trPr>
-          <w:trHeight w:val="312"/>
+          <w:trHeight w:val="312" w:hRule="atLeast"/>
         </w:trPr>
         <w:tc>
           <w:tcPr>
@@ -2737,16 +2476,16 @@
               <w:widowControl/>
               <w:jc w:val="left"/>
               <w:rPr>
-                <w:rFonts w:ascii="微软雅黑" w:eastAsia="微软雅黑" w:hAnsi="微软雅黑" w:cs="Arial"/>
-                <w:color w:val="000000"/>
-                <w:kern w:val="0"/>
-                <w:sz w:val="18"/>
-                <w:szCs w:val="18"/>
-              </w:rPr>
-            </w:pPr>
-            <w:r>
-              <w:rPr>
-                <w:rFonts w:ascii="微软雅黑" w:eastAsia="微软雅黑" w:hAnsi="微软雅黑" w:cs="Arial"/>
+                <w:rFonts w:ascii="微软雅黑" w:hAnsi="微软雅黑" w:eastAsia="微软雅黑" w:cs="Arial"/>
+                <w:color w:val="000000"/>
+                <w:kern w:val="0"/>
+                <w:sz w:val="18"/>
+                <w:szCs w:val="18"/>
+              </w:rPr>
+            </w:pPr>
+            <w:r>
+              <w:rPr>
+                <w:rFonts w:ascii="微软雅黑" w:hAnsi="微软雅黑" w:eastAsia="微软雅黑" w:cs="Arial"/>
                 <w:color w:val="000000"/>
                 <w:kern w:val="0"/>
                 <w:sz w:val="18"/>
@@ -2766,17 +2505,17 @@
               <w:widowControl/>
               <w:jc w:val="center"/>
               <w:rPr>
-                <w:rFonts w:ascii="微软雅黑" w:eastAsia="微软雅黑" w:hAnsi="微软雅黑" w:cs="Arial"/>
-                <w:bCs/>
-                <w:color w:val="000000"/>
-                <w:kern w:val="0"/>
-                <w:sz w:val="18"/>
-                <w:szCs w:val="18"/>
-              </w:rPr>
-            </w:pPr>
-            <w:r>
-              <w:rPr>
-                <w:rFonts w:ascii="微软雅黑" w:eastAsia="微软雅黑" w:hAnsi="微软雅黑" w:cs="Arial" w:hint="eastAsia"/>
+                <w:rFonts w:ascii="微软雅黑" w:hAnsi="微软雅黑" w:eastAsia="微软雅黑" w:cs="Arial"/>
+                <w:bCs/>
+                <w:color w:val="000000"/>
+                <w:kern w:val="0"/>
+                <w:sz w:val="18"/>
+                <w:szCs w:val="18"/>
+              </w:rPr>
+            </w:pPr>
+            <w:r>
+              <w:rPr>
+                <w:rFonts w:hint="eastAsia" w:ascii="微软雅黑" w:hAnsi="微软雅黑" w:eastAsia="微软雅黑" w:cs="Arial"/>
                 <w:bCs/>
                 <w:color w:val="000000"/>
                 <w:kern w:val="0"/>
@@ -2787,38 +2526,14 @@
             </w:r>
             <w:r>
               <w:rPr>
-                <w:rFonts w:ascii="微软雅黑" w:eastAsia="微软雅黑" w:hAnsi="微软雅黑" w:cs="Arial"/>
-                <w:bCs/>
-                <w:color w:val="000000"/>
-                <w:kern w:val="0"/>
-                <w:sz w:val="18"/>
-                <w:szCs w:val="18"/>
-              </w:rPr>
-              <w:t>{</w:t>
-            </w:r>
-            <w:proofErr w:type="spellStart"/>
-            <w:r>
-              <w:rPr>
-                <w:rFonts w:ascii="微软雅黑" w:eastAsia="微软雅黑" w:hAnsi="微软雅黑" w:cs="Arial"/>
-                <w:bCs/>
-                <w:color w:val="000000"/>
-                <w:kern w:val="0"/>
-                <w:sz w:val="18"/>
-                <w:szCs w:val="18"/>
-              </w:rPr>
-              <w:t>nMedical</w:t>
-            </w:r>
-            <w:proofErr w:type="spellEnd"/>
-            <w:r>
-              <w:rPr>
-                <w:rFonts w:ascii="微软雅黑" w:eastAsia="微软雅黑" w:hAnsi="微软雅黑" w:cs="Arial"/>
-                <w:bCs/>
-                <w:color w:val="000000"/>
-                <w:kern w:val="0"/>
-                <w:sz w:val="18"/>
-                <w:szCs w:val="18"/>
-              </w:rPr>
-              <w:t>}</w:t>
+                <w:rFonts w:ascii="微软雅黑" w:hAnsi="微软雅黑" w:eastAsia="微软雅黑" w:cs="Arial"/>
+                <w:bCs/>
+                <w:color w:val="000000"/>
+                <w:kern w:val="0"/>
+                <w:sz w:val="18"/>
+                <w:szCs w:val="18"/>
+              </w:rPr>
+              <w:t>{nMedical}</w:t>
             </w:r>
           </w:p>
         </w:tc>
@@ -2832,7 +2547,7 @@
               <w:widowControl/>
               <w:jc w:val="left"/>
               <w:rPr>
-                <w:rFonts w:ascii="微软雅黑" w:eastAsia="微软雅黑" w:hAnsi="微软雅黑" w:cs="Arial"/>
+                <w:rFonts w:ascii="微软雅黑" w:hAnsi="微软雅黑" w:eastAsia="微软雅黑" w:cs="Arial"/>
                 <w:color w:val="000000"/>
                 <w:kern w:val="0"/>
                 <w:sz w:val="18"/>
@@ -2851,7 +2566,7 @@
               <w:widowControl/>
               <w:jc w:val="center"/>
               <w:rPr>
-                <w:rFonts w:ascii="微软雅黑" w:eastAsia="微软雅黑" w:hAnsi="微软雅黑" w:cs="Arial"/>
+                <w:rFonts w:ascii="微软雅黑" w:hAnsi="微软雅黑" w:eastAsia="微软雅黑" w:cs="Arial"/>
                 <w:color w:val="000000"/>
                 <w:kern w:val="0"/>
                 <w:sz w:val="18"/>
@@ -2862,8 +2577,25 @@
         </w:tc>
       </w:tr>
       <w:tr>
+        <w:tblPrEx>
+          <w:tblBorders>
+            <w:top w:val="single" w:color="808080" w:sz="8" w:space="0"/>
+            <w:left w:val="single" w:color="808080" w:sz="8" w:space="0"/>
+            <w:bottom w:val="single" w:color="808080" w:sz="8" w:space="0"/>
+            <w:right w:val="single" w:color="808080" w:sz="8" w:space="0"/>
+            <w:insideH w:val="single" w:color="808080" w:sz="8" w:space="0"/>
+            <w:insideV w:val="single" w:color="808080" w:sz="8" w:space="0"/>
+          </w:tblBorders>
+          <w:tblLayout w:type="fixed"/>
+          <w:tblCellMar>
+            <w:top w:w="0" w:type="dxa"/>
+            <w:left w:w="108" w:type="dxa"/>
+            <w:bottom w:w="0" w:type="dxa"/>
+            <w:right w:w="108" w:type="dxa"/>
+          </w:tblCellMar>
+        </w:tblPrEx>
         <w:trPr>
-          <w:trHeight w:val="283"/>
+          <w:trHeight w:val="283" w:hRule="atLeast"/>
         </w:trPr>
         <w:tc>
           <w:tcPr>
@@ -2873,19 +2605,19 @@
           </w:tcPr>
           <w:p>
             <w:pPr>
-              <w:pStyle w:val="a9"/>
+              <w:pStyle w:val="7"/>
               <w:spacing w:before="0" w:line="240" w:lineRule="atLeast"/>
               <w:ind w:right="0"/>
               <w:jc w:val="both"/>
               <w:rPr>
-                <w:rFonts w:ascii="微软雅黑" w:eastAsia="微软雅黑" w:hAnsi="微软雅黑" w:cs="Arial"/>
+                <w:rFonts w:ascii="微软雅黑" w:hAnsi="微软雅黑" w:eastAsia="微软雅黑" w:cs="Arial"/>
                 <w:sz w:val="18"/>
                 <w:szCs w:val="19"/>
               </w:rPr>
             </w:pPr>
             <w:r>
               <w:rPr>
-                <w:rFonts w:ascii="微软雅黑" w:eastAsia="微软雅黑" w:hAnsi="微软雅黑" w:cs="微软雅黑" w:hint="eastAsia"/>
+                <w:rFonts w:hint="eastAsia" w:ascii="微软雅黑" w:hAnsi="微软雅黑" w:eastAsia="微软雅黑" w:cs="微软雅黑"/>
                 <w:sz w:val="18"/>
                 <w:szCs w:val="19"/>
               </w:rPr>
@@ -2893,7 +2625,7 @@
             </w:r>
             <w:r>
               <w:rPr>
-                <w:rFonts w:ascii="微软雅黑" w:eastAsia="微软雅黑" w:hAnsi="微软雅黑" w:cs="Arial"/>
+                <w:rFonts w:ascii="微软雅黑" w:hAnsi="微软雅黑" w:eastAsia="微软雅黑" w:cs="Arial"/>
                 <w:sz w:val="18"/>
                 <w:szCs w:val="19"/>
               </w:rPr>
@@ -2901,7 +2633,7 @@
             </w:r>
             <w:r>
               <w:rPr>
-                <w:rFonts w:ascii="微软雅黑" w:eastAsia="微软雅黑" w:hAnsi="微软雅黑" w:cs="Arial" w:hint="eastAsia"/>
+                <w:rFonts w:hint="eastAsia" w:ascii="微软雅黑" w:hAnsi="微软雅黑" w:eastAsia="微软雅黑" w:cs="Arial"/>
                 <w:color w:val="000000"/>
                 <w:kern w:val="0"/>
                 <w:sz w:val="18"/>
@@ -2912,19 +2644,19 @@
           </w:p>
           <w:p>
             <w:pPr>
-              <w:pStyle w:val="a9"/>
+              <w:pStyle w:val="7"/>
               <w:spacing w:before="0" w:line="240" w:lineRule="atLeast"/>
               <w:ind w:right="0"/>
               <w:jc w:val="both"/>
               <w:rPr>
-                <w:rFonts w:ascii="微软雅黑" w:eastAsia="微软雅黑" w:hAnsi="微软雅黑" w:cs="Arial"/>
+                <w:rFonts w:ascii="微软雅黑" w:hAnsi="微软雅黑" w:eastAsia="微软雅黑" w:cs="Arial"/>
                 <w:sz w:val="18"/>
                 <w:szCs w:val="19"/>
               </w:rPr>
             </w:pPr>
             <w:r>
               <w:rPr>
-                <w:rFonts w:ascii="微软雅黑" w:eastAsia="微软雅黑" w:hAnsi="微软雅黑" w:cs="微软雅黑" w:hint="eastAsia"/>
+                <w:rFonts w:hint="eastAsia" w:ascii="微软雅黑" w:hAnsi="微软雅黑" w:eastAsia="微软雅黑" w:cs="微软雅黑"/>
                 <w:sz w:val="18"/>
                 <w:szCs w:val="19"/>
               </w:rPr>
@@ -2932,7 +2664,7 @@
             </w:r>
             <w:r>
               <w:rPr>
-                <w:rFonts w:ascii="微软雅黑" w:eastAsia="微软雅黑" w:hAnsi="微软雅黑" w:cs="Arial"/>
+                <w:rFonts w:ascii="微软雅黑" w:hAnsi="微软雅黑" w:eastAsia="微软雅黑" w:cs="Arial"/>
                 <w:sz w:val="18"/>
                 <w:szCs w:val="19"/>
               </w:rPr>
@@ -2940,7 +2672,7 @@
             </w:r>
             <w:r>
               <w:rPr>
-                <w:rFonts w:ascii="微软雅黑" w:eastAsia="微软雅黑" w:hAnsi="微软雅黑" w:cs="Arial" w:hint="eastAsia"/>
+                <w:rFonts w:hint="eastAsia" w:ascii="微软雅黑" w:hAnsi="微软雅黑" w:eastAsia="微软雅黑" w:cs="Arial"/>
                 <w:sz w:val="18"/>
                 <w:szCs w:val="19"/>
               </w:rPr>
@@ -2948,7 +2680,7 @@
             </w:r>
             <w:r>
               <w:rPr>
-                <w:rFonts w:ascii="微软雅黑" w:eastAsia="微软雅黑" w:hAnsi="微软雅黑" w:cs="Arial"/>
+                <w:rFonts w:ascii="微软雅黑" w:hAnsi="微软雅黑" w:eastAsia="微软雅黑" w:cs="Arial"/>
                 <w:sz w:val="18"/>
                 <w:szCs w:val="19"/>
               </w:rPr>
@@ -2956,7 +2688,7 @@
             </w:r>
             <w:r>
               <w:rPr>
-                <w:rFonts w:ascii="微软雅黑" w:eastAsia="微软雅黑" w:hAnsi="微软雅黑" w:cs="Arial" w:hint="eastAsia"/>
+                <w:rFonts w:hint="eastAsia" w:ascii="微软雅黑" w:hAnsi="微软雅黑" w:eastAsia="微软雅黑" w:cs="Arial"/>
                 <w:sz w:val="18"/>
                 <w:szCs w:val="19"/>
               </w:rPr>
@@ -2964,7 +2696,7 @@
             </w:r>
             <w:r>
               <w:rPr>
-                <w:rFonts w:ascii="微软雅黑" w:eastAsia="微软雅黑" w:hAnsi="微软雅黑" w:cs="Arial"/>
+                <w:rFonts w:ascii="微软雅黑" w:hAnsi="微软雅黑" w:eastAsia="微软雅黑" w:cs="Arial"/>
                 <w:sz w:val="18"/>
                 <w:szCs w:val="19"/>
               </w:rPr>
@@ -2972,7 +2704,7 @@
             </w:r>
             <w:r>
               <w:rPr>
-                <w:rFonts w:ascii="微软雅黑" w:eastAsia="微软雅黑" w:hAnsi="微软雅黑" w:cs="Arial" w:hint="eastAsia"/>
+                <w:rFonts w:hint="eastAsia" w:ascii="微软雅黑" w:hAnsi="微软雅黑" w:eastAsia="微软雅黑" w:cs="Arial"/>
                 <w:sz w:val="18"/>
                 <w:szCs w:val="19"/>
               </w:rPr>
@@ -2981,19 +2713,19 @@
           </w:p>
           <w:p>
             <w:pPr>
-              <w:pStyle w:val="a9"/>
+              <w:pStyle w:val="7"/>
               <w:spacing w:before="0" w:line="240" w:lineRule="atLeast"/>
               <w:ind w:right="0"/>
               <w:jc w:val="both"/>
               <w:rPr>
-                <w:rFonts w:ascii="微软雅黑" w:eastAsia="微软雅黑" w:hAnsi="微软雅黑" w:cs="Arial"/>
+                <w:rFonts w:ascii="微软雅黑" w:hAnsi="微软雅黑" w:eastAsia="微软雅黑" w:cs="Arial"/>
                 <w:sz w:val="18"/>
                 <w:szCs w:val="19"/>
               </w:rPr>
             </w:pPr>
             <w:r>
               <w:rPr>
-                <w:rFonts w:ascii="微软雅黑" w:eastAsia="微软雅黑" w:hAnsi="微软雅黑" w:cs="微软雅黑" w:hint="eastAsia"/>
+                <w:rFonts w:hint="eastAsia" w:ascii="微软雅黑" w:hAnsi="微软雅黑" w:eastAsia="微软雅黑" w:cs="微软雅黑"/>
                 <w:sz w:val="18"/>
                 <w:szCs w:val="19"/>
               </w:rPr>
@@ -3001,7 +2733,7 @@
             </w:r>
             <w:r>
               <w:rPr>
-                <w:rFonts w:ascii="微软雅黑" w:eastAsia="微软雅黑" w:hAnsi="微软雅黑" w:cs="Arial"/>
+                <w:rFonts w:ascii="微软雅黑" w:hAnsi="微软雅黑" w:eastAsia="微软雅黑" w:cs="Arial"/>
                 <w:sz w:val="18"/>
                 <w:szCs w:val="19"/>
               </w:rPr>
@@ -3009,7 +2741,7 @@
             </w:r>
             <w:r>
               <w:rPr>
-                <w:rFonts w:ascii="微软雅黑" w:eastAsia="微软雅黑" w:hAnsi="微软雅黑" w:cs="Arial" w:hint="eastAsia"/>
+                <w:rFonts w:hint="eastAsia" w:ascii="微软雅黑" w:hAnsi="微软雅黑" w:eastAsia="微软雅黑" w:cs="Arial"/>
                 <w:sz w:val="18"/>
                 <w:szCs w:val="19"/>
               </w:rPr>
@@ -3017,7 +2749,7 @@
             </w:r>
             <w:r>
               <w:rPr>
-                <w:rFonts w:ascii="微软雅黑" w:eastAsia="微软雅黑" w:hAnsi="微软雅黑" w:cs="Arial"/>
+                <w:rFonts w:ascii="微软雅黑" w:hAnsi="微软雅黑" w:eastAsia="微软雅黑" w:cs="Arial"/>
                 <w:sz w:val="18"/>
                 <w:szCs w:val="19"/>
               </w:rPr>
@@ -3025,7 +2757,7 @@
             </w:r>
             <w:r>
               <w:rPr>
-                <w:rFonts w:ascii="微软雅黑" w:eastAsia="微软雅黑" w:hAnsi="微软雅黑" w:cs="Arial" w:hint="eastAsia"/>
+                <w:rFonts w:hint="eastAsia" w:ascii="微软雅黑" w:hAnsi="微软雅黑" w:eastAsia="微软雅黑" w:cs="Arial"/>
                 <w:sz w:val="18"/>
                 <w:szCs w:val="19"/>
               </w:rPr>
@@ -3033,7 +2765,7 @@
             </w:r>
             <w:r>
               <w:rPr>
-                <w:rFonts w:ascii="微软雅黑" w:eastAsia="微软雅黑" w:hAnsi="微软雅黑" w:cs="Arial"/>
+                <w:rFonts w:ascii="微软雅黑" w:hAnsi="微软雅黑" w:eastAsia="微软雅黑" w:cs="Arial"/>
                 <w:sz w:val="18"/>
                 <w:szCs w:val="19"/>
               </w:rPr>
@@ -3041,7 +2773,7 @@
             </w:r>
             <w:r>
               <w:rPr>
-                <w:rFonts w:ascii="微软雅黑" w:eastAsia="微软雅黑" w:hAnsi="微软雅黑" w:cs="Arial" w:hint="eastAsia"/>
+                <w:rFonts w:hint="eastAsia" w:ascii="微软雅黑" w:hAnsi="微软雅黑" w:eastAsia="微软雅黑" w:cs="Arial"/>
                 <w:sz w:val="18"/>
                 <w:szCs w:val="19"/>
               </w:rPr>
@@ -3049,7 +2781,7 @@
             </w:r>
             <w:r>
               <w:rPr>
-                <w:rFonts w:ascii="微软雅黑" w:eastAsia="微软雅黑" w:hAnsi="微软雅黑" w:cs="Arial"/>
+                <w:rFonts w:ascii="微软雅黑" w:hAnsi="微软雅黑" w:eastAsia="微软雅黑" w:cs="Arial"/>
                 <w:sz w:val="18"/>
                 <w:szCs w:val="19"/>
               </w:rPr>
@@ -3057,7 +2789,7 @@
             </w:r>
             <w:r>
               <w:rPr>
-                <w:rFonts w:ascii="微软雅黑" w:eastAsia="微软雅黑" w:hAnsi="微软雅黑" w:cs="Arial" w:hint="eastAsia"/>
+                <w:rFonts w:hint="eastAsia" w:ascii="微软雅黑" w:hAnsi="微软雅黑" w:eastAsia="微软雅黑" w:cs="Arial"/>
                 <w:sz w:val="18"/>
                 <w:szCs w:val="19"/>
               </w:rPr>
@@ -3066,19 +2798,19 @@
           </w:p>
           <w:p>
             <w:pPr>
-              <w:pStyle w:val="a9"/>
+              <w:pStyle w:val="7"/>
               <w:spacing w:before="0" w:line="240" w:lineRule="atLeast"/>
               <w:ind w:right="0"/>
               <w:jc w:val="both"/>
               <w:rPr>
-                <w:rFonts w:ascii="微软雅黑" w:eastAsia="微软雅黑" w:hAnsi="微软雅黑" w:cs="Arial"/>
+                <w:rFonts w:ascii="微软雅黑" w:hAnsi="微软雅黑" w:eastAsia="微软雅黑" w:cs="Arial"/>
                 <w:sz w:val="18"/>
                 <w:szCs w:val="19"/>
               </w:rPr>
             </w:pPr>
             <w:r>
               <w:rPr>
-                <w:rFonts w:ascii="微软雅黑" w:eastAsia="微软雅黑" w:hAnsi="微软雅黑" w:cs="微软雅黑" w:hint="eastAsia"/>
+                <w:rFonts w:hint="eastAsia" w:ascii="微软雅黑" w:hAnsi="微软雅黑" w:eastAsia="微软雅黑" w:cs="微软雅黑"/>
                 <w:sz w:val="18"/>
                 <w:szCs w:val="19"/>
               </w:rPr>
@@ -3086,7 +2818,7 @@
             </w:r>
             <w:r>
               <w:rPr>
-                <w:rFonts w:ascii="微软雅黑" w:eastAsia="微软雅黑" w:hAnsi="微软雅黑" w:cs="Arial"/>
+                <w:rFonts w:ascii="微软雅黑" w:hAnsi="微软雅黑" w:eastAsia="微软雅黑" w:cs="Arial"/>
                 <w:sz w:val="18"/>
                 <w:szCs w:val="19"/>
               </w:rPr>
@@ -3094,7 +2826,7 @@
             </w:r>
             <w:r>
               <w:rPr>
-                <w:rFonts w:ascii="微软雅黑" w:eastAsia="微软雅黑" w:hAnsi="微软雅黑" w:cs="Arial" w:hint="eastAsia"/>
+                <w:rFonts w:hint="eastAsia" w:ascii="微软雅黑" w:hAnsi="微软雅黑" w:eastAsia="微软雅黑" w:cs="Arial"/>
                 <w:sz w:val="18"/>
                 <w:szCs w:val="19"/>
               </w:rPr>
@@ -3102,7 +2834,7 @@
             </w:r>
             <w:r>
               <w:rPr>
-                <w:rFonts w:ascii="微软雅黑" w:eastAsia="微软雅黑" w:hAnsi="微软雅黑" w:cs="Arial"/>
+                <w:rFonts w:ascii="微软雅黑" w:hAnsi="微软雅黑" w:eastAsia="微软雅黑" w:cs="Arial"/>
                 <w:sz w:val="18"/>
                 <w:szCs w:val="19"/>
               </w:rPr>
@@ -3110,7 +2842,7 @@
             </w:r>
             <w:r>
               <w:rPr>
-                <w:rFonts w:ascii="Arial" w:eastAsia="微软雅黑" w:hAnsi="Arial" w:cs="Arial" w:hint="eastAsia"/>
+                <w:rFonts w:hint="eastAsia" w:ascii="Arial" w:hAnsi="Arial" w:eastAsia="微软雅黑" w:cs="Arial"/>
                 <w:sz w:val="18"/>
                 <w:szCs w:val="19"/>
               </w:rPr>
@@ -3118,7 +2850,7 @@
             </w:r>
             <w:r>
               <w:rPr>
-                <w:rFonts w:ascii="微软雅黑" w:eastAsia="微软雅黑" w:hAnsi="微软雅黑" w:cs="Arial"/>
+                <w:rFonts w:ascii="微软雅黑" w:hAnsi="微软雅黑" w:eastAsia="微软雅黑" w:cs="Arial"/>
                 <w:sz w:val="18"/>
                 <w:szCs w:val="19"/>
               </w:rPr>
@@ -3126,7 +2858,7 @@
             </w:r>
             <w:r>
               <w:rPr>
-                <w:rFonts w:ascii="Arial" w:eastAsia="微软雅黑" w:hAnsi="Arial" w:cs="Arial" w:hint="eastAsia"/>
+                <w:rFonts w:hint="eastAsia" w:ascii="Arial" w:hAnsi="Arial" w:eastAsia="微软雅黑" w:cs="Arial"/>
                 <w:sz w:val="18"/>
                 <w:szCs w:val="19"/>
               </w:rPr>
@@ -3134,7 +2866,7 @@
             </w:r>
             <w:r>
               <w:rPr>
-                <w:rFonts w:ascii="微软雅黑" w:eastAsia="微软雅黑" w:hAnsi="微软雅黑" w:cs="Arial" w:hint="eastAsia"/>
+                <w:rFonts w:hint="eastAsia" w:ascii="微软雅黑" w:hAnsi="微软雅黑" w:eastAsia="微软雅黑" w:cs="Arial"/>
                 <w:sz w:val="18"/>
                 <w:szCs w:val="19"/>
               </w:rPr>
@@ -3147,7 +2879,7 @@
     <w:p>
       <w:pPr>
         <w:rPr>
-          <w:rFonts w:ascii="微软雅黑" w:eastAsia="微软雅黑" w:hAnsi="微软雅黑" w:cs="Arial"/>
+          <w:rFonts w:ascii="微软雅黑" w:hAnsi="微软雅黑" w:eastAsia="微软雅黑" w:cs="Arial"/>
           <w:b/>
           <w:sz w:val="18"/>
           <w:szCs w:val="18"/>
@@ -3157,7 +2889,7 @@
     <w:p>
       <w:pPr>
         <w:rPr>
-          <w:rFonts w:ascii="微软雅黑" w:eastAsia="微软雅黑" w:hAnsi="微软雅黑" w:cs="Arial"/>
+          <w:rFonts w:ascii="微软雅黑" w:hAnsi="微软雅黑" w:eastAsia="微软雅黑" w:cs="Arial"/>
           <w:b/>
           <w:sz w:val="18"/>
           <w:szCs w:val="18"/>
@@ -3165,7 +2897,7 @@
       </w:pPr>
       <w:r>
         <w:rPr>
-          <w:rFonts w:ascii="微软雅黑" w:eastAsia="微软雅黑" w:hAnsi="微软雅黑" w:cs="Arial"/>
+          <w:rFonts w:ascii="微软雅黑" w:hAnsi="微软雅黑" w:eastAsia="微软雅黑" w:cs="Arial"/>
           <w:b/>
           <w:sz w:val="18"/>
           <w:szCs w:val="18"/>
@@ -3176,7 +2908,7 @@
     <w:p>
       <w:pPr>
         <w:rPr>
-          <w:rFonts w:ascii="微软雅黑" w:eastAsia="微软雅黑" w:hAnsi="微软雅黑" w:cs="Arial"/>
+          <w:rFonts w:ascii="微软雅黑" w:hAnsi="微软雅黑" w:eastAsia="微软雅黑" w:cs="Arial"/>
           <w:b/>
           <w:sz w:val="18"/>
           <w:szCs w:val="18"/>
@@ -3184,7 +2916,7 @@
       </w:pPr>
       <w:r>
         <w:rPr>
-          <w:rFonts w:ascii="微软雅黑" w:eastAsia="微软雅黑" w:hAnsi="微软雅黑" w:cs="Arial"/>
+          <w:rFonts w:ascii="微软雅黑" w:hAnsi="微软雅黑" w:eastAsia="微软雅黑" w:cs="Arial"/>
           <w:b/>
           <w:sz w:val="18"/>
           <w:szCs w:val="18"/>
@@ -3203,14 +2935,14 @@
         </w:tabs>
         <w:ind w:hanging="136"/>
         <w:rPr>
-          <w:rFonts w:ascii="微软雅黑" w:eastAsia="微软雅黑" w:hAnsi="微软雅黑" w:cs="Arial"/>
+          <w:rFonts w:ascii="微软雅黑" w:hAnsi="微软雅黑" w:eastAsia="微软雅黑" w:cs="Arial"/>
           <w:sz w:val="18"/>
           <w:szCs w:val="18"/>
         </w:rPr>
       </w:pPr>
       <w:r>
         <w:rPr>
-          <w:rFonts w:ascii="微软雅黑" w:eastAsia="微软雅黑" w:hAnsi="微软雅黑" w:cs="Arial"/>
+          <w:rFonts w:ascii="微软雅黑" w:hAnsi="微软雅黑" w:eastAsia="微软雅黑" w:cs="Arial"/>
           <w:b/>
           <w:sz w:val="18"/>
           <w:szCs w:val="18"/>
@@ -3219,7 +2951,7 @@
       </w:r>
       <w:r>
         <w:rPr>
-          <w:rFonts w:ascii="微软雅黑" w:eastAsia="微软雅黑" w:hAnsi="微软雅黑" w:cs="Arial"/>
+          <w:rFonts w:ascii="微软雅黑" w:hAnsi="微软雅黑" w:eastAsia="微软雅黑" w:cs="Arial"/>
           <w:sz w:val="18"/>
           <w:szCs w:val="18"/>
         </w:rPr>
@@ -3234,14 +2966,14 @@
         </w:numPr>
         <w:ind w:left="567" w:hanging="283"/>
         <w:rPr>
-          <w:rFonts w:ascii="微软雅黑" w:eastAsia="微软雅黑" w:hAnsi="微软雅黑" w:cs="Arial"/>
+          <w:rFonts w:ascii="微软雅黑" w:hAnsi="微软雅黑" w:eastAsia="微软雅黑" w:cs="Arial"/>
           <w:sz w:val="18"/>
           <w:szCs w:val="18"/>
         </w:rPr>
       </w:pPr>
       <w:r>
         <w:rPr>
-          <w:rFonts w:ascii="微软雅黑" w:eastAsia="微软雅黑" w:hAnsi="微软雅黑" w:cs="Arial"/>
+          <w:rFonts w:ascii="微软雅黑" w:hAnsi="微软雅黑" w:eastAsia="微软雅黑" w:cs="Arial"/>
           <w:b/>
           <w:sz w:val="18"/>
           <w:szCs w:val="18"/>
@@ -3250,7 +2982,7 @@
       </w:r>
       <w:r>
         <w:rPr>
-          <w:rFonts w:ascii="微软雅黑" w:eastAsia="微软雅黑" w:hAnsi="微软雅黑" w:cs="Arial"/>
+          <w:rFonts w:ascii="微软雅黑" w:hAnsi="微软雅黑" w:eastAsia="微软雅黑" w:cs="Arial"/>
           <w:sz w:val="18"/>
           <w:szCs w:val="18"/>
         </w:rPr>
@@ -3268,14 +3000,14 @@
         </w:tabs>
         <w:ind w:hanging="136"/>
         <w:rPr>
-          <w:rFonts w:ascii="微软雅黑" w:eastAsia="微软雅黑" w:hAnsi="微软雅黑" w:cs="Arial"/>
+          <w:rFonts w:ascii="微软雅黑" w:hAnsi="微软雅黑" w:eastAsia="微软雅黑" w:cs="Arial"/>
           <w:sz w:val="18"/>
           <w:szCs w:val="18"/>
         </w:rPr>
       </w:pPr>
       <w:r>
         <w:rPr>
-          <w:rFonts w:ascii="微软雅黑" w:eastAsia="微软雅黑" w:hAnsi="微软雅黑" w:cs="Arial"/>
+          <w:rFonts w:ascii="微软雅黑" w:hAnsi="微软雅黑" w:eastAsia="微软雅黑" w:cs="Arial"/>
           <w:b/>
           <w:sz w:val="18"/>
           <w:szCs w:val="18"/>
@@ -3284,7 +3016,7 @@
       </w:r>
       <w:r>
         <w:rPr>
-          <w:rFonts w:ascii="微软雅黑" w:eastAsia="微软雅黑" w:hAnsi="微软雅黑" w:cs="Arial"/>
+          <w:rFonts w:ascii="微软雅黑" w:hAnsi="微软雅黑" w:eastAsia="微软雅黑" w:cs="Arial"/>
           <w:sz w:val="18"/>
           <w:szCs w:val="18"/>
         </w:rPr>
@@ -3292,37 +3024,19 @@
       </w:r>
       <w:r>
         <w:rPr>
-          <w:rFonts w:ascii="微软雅黑" w:eastAsia="微软雅黑" w:hAnsi="微软雅黑" w:cs="Arial" w:hint="eastAsia"/>
-          <w:sz w:val="18"/>
-          <w:szCs w:val="18"/>
-        </w:rPr>
-        <w:t>工资的</w:t>
-      </w:r>
-      <w:proofErr w:type="gramStart"/>
-      <w:r>
-        <w:rPr>
-          <w:rFonts w:ascii="微软雅黑" w:eastAsia="微软雅黑" w:hAnsi="微软雅黑" w:cs="Arial" w:hint="eastAsia"/>
-          <w:sz w:val="18"/>
-          <w:szCs w:val="18"/>
-        </w:rPr>
-        <w:t>当月</w:t>
-      </w:r>
-      <w:r>
-        <w:rPr>
-          <w:rFonts w:ascii="微软雅黑" w:eastAsia="微软雅黑" w:hAnsi="微软雅黑" w:cs="Arial"/>
-          <w:sz w:val="18"/>
-          <w:szCs w:val="18"/>
-        </w:rPr>
-        <w:t>内</w:t>
-      </w:r>
-      <w:proofErr w:type="gramEnd"/>
-      <w:r>
-        <w:rPr>
-          <w:rFonts w:ascii="微软雅黑" w:eastAsia="微软雅黑" w:hAnsi="微软雅黑" w:cs="Arial"/>
-          <w:sz w:val="18"/>
-          <w:szCs w:val="18"/>
-        </w:rPr>
-        <w:t>提出，否则视为已认可工资清单全部内容。</w:t>
+          <w:rFonts w:hint="eastAsia" w:ascii="微软雅黑" w:hAnsi="微软雅黑" w:eastAsia="微软雅黑" w:cs="Arial"/>
+          <w:sz w:val="18"/>
+          <w:szCs w:val="18"/>
+        </w:rPr>
+        <w:t>工资的当月</w:t>
+      </w:r>
+      <w:r>
+        <w:rPr>
+          <w:rFonts w:ascii="微软雅黑" w:hAnsi="微软雅黑" w:eastAsia="微软雅黑" w:cs="Arial"/>
+          <w:sz w:val="18"/>
+          <w:szCs w:val="18"/>
+        </w:rPr>
+        <w:t>内提出，否则视为已认可工资清单全部内容。</w:t>
       </w:r>
     </w:p>
     <w:p>
@@ -3336,14 +3050,14 @@
         </w:tabs>
         <w:ind w:hanging="136"/>
         <w:rPr>
-          <w:rFonts w:ascii="微软雅黑" w:eastAsia="微软雅黑" w:hAnsi="微软雅黑" w:cs="Arial"/>
+          <w:rFonts w:ascii="微软雅黑" w:hAnsi="微软雅黑" w:eastAsia="微软雅黑" w:cs="Arial"/>
           <w:sz w:val="18"/>
           <w:szCs w:val="18"/>
         </w:rPr>
       </w:pPr>
       <w:r>
         <w:rPr>
-          <w:rFonts w:ascii="微软雅黑" w:eastAsia="微软雅黑" w:hAnsi="微软雅黑" w:cs="Arial"/>
+          <w:rFonts w:ascii="微软雅黑" w:hAnsi="微软雅黑" w:eastAsia="微软雅黑" w:cs="Arial"/>
           <w:b/>
           <w:sz w:val="18"/>
           <w:szCs w:val="18"/>
@@ -3352,7 +3066,7 @@
       </w:r>
       <w:r>
         <w:rPr>
-          <w:rFonts w:ascii="微软雅黑" w:eastAsia="微软雅黑" w:hAnsi="微软雅黑" w:cs="Arial"/>
+          <w:rFonts w:ascii="微软雅黑" w:hAnsi="微软雅黑" w:eastAsia="微软雅黑" w:cs="Arial"/>
           <w:sz w:val="18"/>
           <w:szCs w:val="18"/>
         </w:rPr>
@@ -3360,7 +3074,7 @@
       </w:r>
       <w:r>
         <w:rPr>
-          <w:rFonts w:ascii="微软雅黑" w:eastAsia="微软雅黑" w:hAnsi="微软雅黑" w:cs="Arial" w:hint="eastAsia"/>
+          <w:rFonts w:hint="eastAsia" w:ascii="微软雅黑" w:hAnsi="微软雅黑" w:eastAsia="微软雅黑" w:cs="Arial"/>
           <w:sz w:val="18"/>
           <w:szCs w:val="18"/>
         </w:rPr>
@@ -3368,7 +3082,7 @@
       </w:r>
       <w:r>
         <w:rPr>
-          <w:rFonts w:ascii="微软雅黑" w:eastAsia="微软雅黑" w:hAnsi="微软雅黑" w:cs="Arial"/>
+          <w:rFonts w:ascii="微软雅黑" w:hAnsi="微软雅黑" w:eastAsia="微软雅黑" w:cs="Arial"/>
           <w:sz w:val="18"/>
           <w:szCs w:val="18"/>
         </w:rPr>
@@ -3376,7 +3090,7 @@
       </w:r>
       <w:r>
         <w:rPr>
-          <w:rFonts w:ascii="微软雅黑" w:eastAsia="微软雅黑" w:hAnsi="微软雅黑" w:cs="Arial" w:hint="eastAsia"/>
+          <w:rFonts w:hint="eastAsia" w:ascii="微软雅黑" w:hAnsi="微软雅黑" w:eastAsia="微软雅黑" w:cs="Arial"/>
           <w:sz w:val="18"/>
           <w:szCs w:val="18"/>
         </w:rPr>
@@ -3384,7 +3098,7 @@
       </w:r>
       <w:r>
         <w:rPr>
-          <w:rFonts w:ascii="微软雅黑" w:eastAsia="微软雅黑" w:hAnsi="微软雅黑" w:cs="Arial"/>
+          <w:rFonts w:ascii="微软雅黑" w:hAnsi="微软雅黑" w:eastAsia="微软雅黑" w:cs="Arial"/>
           <w:sz w:val="18"/>
           <w:szCs w:val="18"/>
         </w:rPr>
@@ -3397,7 +3111,7 @@
         <w:snapToGrid w:val="0"/>
         <w:spacing w:line="276" w:lineRule="auto"/>
         <w:rPr>
-          <w:rFonts w:ascii="微软雅黑" w:eastAsia="微软雅黑" w:hAnsi="微软雅黑" w:cs="Arial"/>
+          <w:rFonts w:ascii="微软雅黑" w:hAnsi="微软雅黑" w:eastAsia="微软雅黑" w:cs="Arial"/>
           <w:b/>
           <w:sz w:val="18"/>
         </w:rPr>
@@ -3409,7 +3123,7 @@
         <w:snapToGrid w:val="0"/>
         <w:spacing w:line="276" w:lineRule="auto"/>
         <w:rPr>
-          <w:rFonts w:ascii="微软雅黑" w:eastAsia="微软雅黑" w:hAnsi="微软雅黑" w:cs="Arial"/>
+          <w:rFonts w:ascii="微软雅黑" w:hAnsi="微软雅黑" w:eastAsia="微软雅黑" w:cs="Arial"/>
           <w:b/>
           <w:sz w:val="18"/>
         </w:rPr>
@@ -3420,16 +3134,16 @@
         <w:adjustRightInd w:val="0"/>
         <w:snapToGrid w:val="0"/>
         <w:spacing w:line="276" w:lineRule="auto"/>
-        <w:ind w:firstLineChars="4200" w:firstLine="7560"/>
-        <w:rPr>
-          <w:rFonts w:ascii="微软雅黑" w:eastAsia="微软雅黑" w:hAnsi="微软雅黑" w:cs="Arial"/>
+        <w:ind w:firstLine="7564" w:firstLineChars="4200"/>
+        <w:rPr>
+          <w:rFonts w:ascii="微软雅黑" w:hAnsi="微软雅黑" w:eastAsia="微软雅黑" w:cs="Arial"/>
           <w:b/>
           <w:sz w:val="18"/>
         </w:rPr>
       </w:pPr>
       <w:r>
         <w:rPr>
-          <w:rFonts w:ascii="微软雅黑" w:eastAsia="微软雅黑" w:hAnsi="微软雅黑" w:cs="Arial" w:hint="eastAsia"/>
+          <w:rFonts w:hint="eastAsia" w:ascii="微软雅黑" w:hAnsi="微软雅黑" w:eastAsia="微软雅黑" w:cs="Arial"/>
           <w:b/>
           <w:sz w:val="18"/>
         </w:rPr>
@@ -3437,29 +3151,11 @@
       </w:r>
       <w:r>
         <w:rPr>
-          <w:rFonts w:ascii="微软雅黑" w:eastAsia="微软雅黑" w:hAnsi="微软雅黑" w:cs="Arial"/>
+          <w:rFonts w:ascii="微软雅黑" w:hAnsi="微软雅黑" w:eastAsia="微软雅黑" w:cs="Arial"/>
           <w:b/>
           <w:sz w:val="18"/>
         </w:rPr>
-        <w:t>{</w:t>
-      </w:r>
-      <w:proofErr w:type="spellStart"/>
-      <w:r>
-        <w:rPr>
-          <w:rFonts w:ascii="微软雅黑" w:eastAsia="微软雅黑" w:hAnsi="微软雅黑" w:cs="Arial"/>
-          <w:b/>
-          <w:sz w:val="18"/>
-        </w:rPr>
-        <w:t>cDeptName</w:t>
-      </w:r>
-      <w:proofErr w:type="spellEnd"/>
-      <w:r>
-        <w:rPr>
-          <w:rFonts w:ascii="微软雅黑" w:eastAsia="微软雅黑" w:hAnsi="微软雅黑" w:cs="Arial"/>
-          <w:b/>
-          <w:sz w:val="18"/>
-        </w:rPr>
-        <w:t>}</w:t>
+        <w:t>{cDeptName}</w:t>
       </w:r>
     </w:p>
     <w:p>
@@ -3469,55 +3165,33 @@
         <w:spacing w:line="276" w:lineRule="auto"/>
         <w:jc w:val="right"/>
         <w:rPr>
-          <w:rFonts w:ascii="微软雅黑" w:eastAsia="微软雅黑" w:hAnsi="微软雅黑" w:cs="Arial"/>
+          <w:rFonts w:ascii="微软雅黑" w:hAnsi="微软雅黑" w:eastAsia="微软雅黑" w:cs="Arial"/>
           <w:b/>
           <w:sz w:val="18"/>
         </w:rPr>
       </w:pPr>
     </w:p>
     <w:sectPr>
-      <w:headerReference w:type="even" r:id="rId9"/>
-      <w:headerReference w:type="default" r:id="rId10"/>
-      <w:footerReference w:type="default" r:id="rId11"/>
-      <w:headerReference w:type="first" r:id="rId12"/>
+      <w:headerReference r:id="rId5" w:type="first"/>
+      <w:headerReference r:id="rId3" w:type="default"/>
+      <w:footerReference r:id="rId6" w:type="default"/>
+      <w:headerReference r:id="rId4" w:type="even"/>
       <w:pgSz w:w="11906" w:h="16838"/>
       <w:pgMar w:top="340" w:right="907" w:bottom="340" w:left="907" w:header="737" w:footer="397" w:gutter="0"/>
-      <w:cols w:space="425"/>
-      <w:docGrid w:type="lines" w:linePitch="312"/>
+      <w:cols w:space="425" w:num="1"/>
+      <w:docGrid w:type="lines" w:linePitch="312" w:charSpace="0"/>
     </w:sectPr>
   </w:body>
 </w:document>
 </file>
 
-<file path=word/endnotes.xml><?xml version="1.0" encoding="utf-8"?>
-<w:endnotes xmlns:wpc="http://schemas.microsoft.com/office/word/2010/wordprocessingCanvas" xmlns:cx="http://schemas.microsoft.com/office/drawing/2014/chartex" xmlns:cx1="http://schemas.microsoft.com/office/drawing/2015/9/8/chartex" xmlns:cx2="http://schemas.microsoft.com/office/drawing/2015/10/21/chartex" xmlns:cx3="http://schemas.microsoft.com/office/drawing/2016/5/9/chartex" xmlns:cx4="http://schemas.microsoft.com/office/drawing/2016/5/10/chartex" xmlns:cx5="http://schemas.microsoft.com/office/drawing/2016/5/11/chartex" xmlns:cx6="http://schemas.microsoft.com/office/drawing/2016/5/12/chartex" xmlns:cx7="http://schemas.microsoft.com/office/drawing/2016/5/13/chartex" xmlns:cx8="http://schemas.microsoft.com/office/drawing/2016/5/14/chartex" xmlns:mc="http://schemas.openxmlformats.org/markup-compatibility/2006" xmlns:aink="http://schemas.microsoft.com/office/drawing/2016/ink" xmlns:am3d="http://schemas.microsoft.com/office/drawing/2017/model3d" xmlns:o="urn:schemas-microsoft-com:office:office" xmlns:r="http://schemas.openxmlformats.org/officeDocument/2006/relationships" xmlns:m="http://schemas.openxmlformats.org/officeDocument/2006/math" xmlns:v="urn:schemas-microsoft-com:vml" xmlns:wp14="http://schemas.microsoft.com/office/word/2010/wordprocessingDrawing" xmlns:wp="http://schemas.openxmlformats.org/drawingml/2006/wordprocessingDrawing" xmlns:w10="urn:schemas-microsoft-com:office:word" xmlns:w="http://schemas.openxmlformats.org/wordprocessingml/2006/main" xmlns:w14="http://schemas.microsoft.com/office/word/2010/wordml" xmlns:w15="http://schemas.microsoft.com/office/word/2012/wordml" xmlns:w16cid="http://schemas.microsoft.com/office/word/2016/wordml/cid" xmlns:w16se="http://schemas.microsoft.com/office/word/2015/wordml/symex" xmlns:wpg="http://schemas.microsoft.com/office/word/2010/wordprocessingGroup" xmlns:wpi="http://schemas.microsoft.com/office/word/2010/wordprocessingInk" xmlns:wne="http://schemas.microsoft.com/office/word/2006/wordml" xmlns:wps="http://schemas.microsoft.com/office/word/2010/wordprocessingShape" mc:Ignorable="w14 w15 w16se w16cid wp14">
-  <w:endnote w:type="separator" w:id="-1">
-    <w:p>
-      <w:r>
-        <w:separator/>
-      </w:r>
-    </w:p>
-  </w:endnote>
-  <w:endnote w:type="continuationSeparator" w:id="0">
-    <w:p>
-      <w:r>
-        <w:continuationSeparator/>
-      </w:r>
-    </w:p>
-  </w:endnote>
-</w:endnotes>
-</file>
-
 <file path=word/footer1.xml><?xml version="1.0" encoding="utf-8"?>
-<w:ftr xmlns:wpc="http://schemas.microsoft.com/office/word/2010/wordprocessingCanvas" xmlns:cx="http://schemas.microsoft.com/office/drawing/2014/chartex" xmlns:cx1="http://schemas.microsoft.com/office/drawing/2015/9/8/chartex" xmlns:cx2="http://schemas.microsoft.com/office/drawing/2015/10/21/chartex" xmlns:cx3="http://schemas.microsoft.com/office/drawing/2016/5/9/chartex" xmlns:cx4="http://schemas.microsoft.com/office/drawing/2016/5/10/chartex" xmlns:cx5="http://schemas.microsoft.com/office/drawing/2016/5/11/chartex" xmlns:cx6="http://schemas.microsoft.com/office/drawing/2016/5/12/chartex" xmlns:cx7="http://schemas.microsoft.com/office/drawing/2016/5/13/chartex" xmlns:cx8="http://schemas.microsoft.com/office/drawing/2016/5/14/chartex" xmlns:mc="http://schemas.openxmlformats.org/markup-compatibility/2006" xmlns:aink="http://schemas.microsoft.com/office/drawing/2016/ink" xmlns:am3d="http://schemas.microsoft.com/office/drawing/2017/model3d" xmlns:o="urn:schemas-microsoft-com:office:office" xmlns:r="http://schemas.openxmlformats.org/officeDocument/2006/relationships" xmlns:m="http://schemas.openxmlformats.org/officeDocument/2006/math" xmlns:v="urn:schemas-microsoft-com:vml" xmlns:wp14="http://schemas.microsoft.com/office/word/2010/wordprocessingDrawing" xmlns:wp="http://schemas.openxmlformats.org/drawingml/2006/wordprocessingDrawing" xmlns:w10="urn:schemas-microsoft-com:office:word" xmlns:w="http://schemas.openxmlformats.org/wordprocessingml/2006/main" xmlns:w14="http://schemas.microsoft.com/office/word/2010/wordml" xmlns:w15="http://schemas.microsoft.com/office/word/2012/wordml" xmlns:w16cid="http://schemas.microsoft.com/office/word/2016/wordml/cid" xmlns:w16se="http://schemas.microsoft.com/office/word/2015/wordml/symex" xmlns:wpg="http://schemas.microsoft.com/office/word/2010/wordprocessingGroup" xmlns:wpi="http://schemas.microsoft.com/office/word/2010/wordprocessingInk" xmlns:wne="http://schemas.microsoft.com/office/word/2006/wordml" xmlns:wps="http://schemas.microsoft.com/office/word/2010/wordprocessingShape" mc:Ignorable="w14 w15 w16se w16cid wp14">
+<w:ftr xmlns:wpc="http://schemas.microsoft.com/office/word/2010/wordprocessingCanvas" xmlns:mc="http://schemas.openxmlformats.org/markup-compatibility/2006" xmlns:o="urn:schemas-microsoft-com:office:office" xmlns:r="http://schemas.openxmlformats.org/officeDocument/2006/relationships" xmlns:m="http://schemas.openxmlformats.org/officeDocument/2006/math" xmlns:v="urn:schemas-microsoft-com:vml" xmlns:wp14="http://schemas.microsoft.com/office/word/2010/wordprocessingDrawing" xmlns:wp="http://schemas.openxmlformats.org/drawingml/2006/wordprocessingDrawing" xmlns:w10="urn:schemas-microsoft-com:office:word" xmlns:w="http://schemas.openxmlformats.org/wordprocessingml/2006/main" xmlns:w14="http://schemas.microsoft.com/office/word/2010/wordml" xmlns:w15="http://schemas.microsoft.com/office/word/2012/wordml" xmlns:wpg="http://schemas.microsoft.com/office/word/2010/wordprocessingGroup" xmlns:wpi="http://schemas.microsoft.com/office/word/2010/wordprocessingInk" xmlns:wne="http://schemas.microsoft.com/office/word/2006/wordml" xmlns:wps="http://schemas.microsoft.com/office/word/2010/wordprocessingShape" xmlns:wpsCustomData="http://www.wps.cn/officeDocument/2013/wpsCustomData" mc:Ignorable="w14 w15 wp14">
   <w:p>
     <w:pPr>
-      <w:pStyle w:val="a7"/>
+      <w:pStyle w:val="5"/>
     </w:pPr>
     <w:r>
-      <w:rPr>
-        <w:noProof/>
-      </w:rPr>
       <mc:AlternateContent>
         <mc:Choice Requires="wpg">
           <w:drawing>
@@ -3602,7 +3276,7 @@
             </wp:anchor>
           </w:drawing>
         </mc:Choice>
-        <mc:Fallback xmlns:wpsCustomData="http://www.wps.cn/officeDocument/2013/wpsCustomData">
+        <mc:Fallback>
           <w:pict>
             <v:group id="Group 10" o:spid="_x0000_s1026" o:spt="203" style="position:absolute;left:0pt;margin-left:-49.85pt;margin-top:11.05pt;height:17.7pt;width:602.25pt;z-index:251659264;mso-width-relative:page;mso-height-relative:page;" coordorigin="-145,16455" coordsize="11962,354" o:gfxdata="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">
               <o:lock v:ext="edit" aspectratio="f"/>
@@ -3627,80 +3301,15 @@
 </w:ftr>
 </file>
 
-<file path=word/footnotes.xml><?xml version="1.0" encoding="utf-8"?>
-<w:footnotes xmlns:wpc="http://schemas.microsoft.com/office/word/2010/wordprocessingCanvas" xmlns:cx="http://schemas.microsoft.com/office/drawing/2014/chartex" xmlns:cx1="http://schemas.microsoft.com/office/drawing/2015/9/8/chartex" xmlns:cx2="http://schemas.microsoft.com/office/drawing/2015/10/21/chartex" xmlns:cx3="http://schemas.microsoft.com/office/drawing/2016/5/9/chartex" xmlns:cx4="http://schemas.microsoft.com/office/drawing/2016/5/10/chartex" xmlns:cx5="http://schemas.microsoft.com/office/drawing/2016/5/11/chartex" xmlns:cx6="http://schemas.microsoft.com/office/drawing/2016/5/12/chartex" xmlns:cx7="http://schemas.microsoft.com/office/drawing/2016/5/13/chartex" xmlns:cx8="http://schemas.microsoft.com/office/drawing/2016/5/14/chartex" xmlns:mc="http://schemas.openxmlformats.org/markup-compatibility/2006" xmlns:aink="http://schemas.microsoft.com/office/drawing/2016/ink" xmlns:am3d="http://schemas.microsoft.com/office/drawing/2017/model3d" xmlns:o="urn:schemas-microsoft-com:office:office" xmlns:r="http://schemas.openxmlformats.org/officeDocument/2006/relationships" xmlns:m="http://schemas.openxmlformats.org/officeDocument/2006/math" xmlns:v="urn:schemas-microsoft-com:vml" xmlns:wp14="http://schemas.microsoft.com/office/word/2010/wordprocessingDrawing" xmlns:wp="http://schemas.openxmlformats.org/drawingml/2006/wordprocessingDrawing" xmlns:w10="urn:schemas-microsoft-com:office:word" xmlns:w="http://schemas.openxmlformats.org/wordprocessingml/2006/main" xmlns:w14="http://schemas.microsoft.com/office/word/2010/wordml" xmlns:w15="http://schemas.microsoft.com/office/word/2012/wordml" xmlns:w16cid="http://schemas.microsoft.com/office/word/2016/wordml/cid" xmlns:w16se="http://schemas.microsoft.com/office/word/2015/wordml/symex" xmlns:wpg="http://schemas.microsoft.com/office/word/2010/wordprocessingGroup" xmlns:wpi="http://schemas.microsoft.com/office/word/2010/wordprocessingInk" xmlns:wne="http://schemas.microsoft.com/office/word/2006/wordml" xmlns:wps="http://schemas.microsoft.com/office/word/2010/wordprocessingShape" mc:Ignorable="w14 w15 w16se w16cid wp14">
-  <w:footnote w:type="separator" w:id="-1">
-    <w:p>
-      <w:r>
-        <w:separator/>
-      </w:r>
-    </w:p>
-  </w:footnote>
-  <w:footnote w:type="continuationSeparator" w:id="0">
-    <w:p>
-      <w:r>
-        <w:continuationSeparator/>
-      </w:r>
-    </w:p>
-  </w:footnote>
-</w:footnotes>
-</file>
-
 <file path=word/header1.xml><?xml version="1.0" encoding="utf-8"?>
-<w:hdr xmlns:wpc="http://schemas.microsoft.com/office/word/2010/wordprocessingCanvas" xmlns:cx="http://schemas.microsoft.com/office/drawing/2014/chartex" xmlns:cx1="http://schemas.microsoft.com/office/drawing/2015/9/8/chartex" xmlns:cx2="http://schemas.microsoft.com/office/drawing/2015/10/21/chartex" xmlns:cx3="http://schemas.microsoft.com/office/drawing/2016/5/9/chartex" xmlns:cx4="http://schemas.microsoft.com/office/drawing/2016/5/10/chartex" xmlns:cx5="http://schemas.microsoft.com/office/drawing/2016/5/11/chartex" xmlns:cx6="http://schemas.microsoft.com/office/drawing/2016/5/12/chartex" xmlns:cx7="http://schemas.microsoft.com/office/drawing/2016/5/13/chartex" xmlns:cx8="http://schemas.microsoft.com/office/drawing/2016/5/14/chartex" xmlns:mc="http://schemas.openxmlformats.org/markup-compatibility/2006" xmlns:aink="http://schemas.microsoft.com/office/drawing/2016/ink" xmlns:am3d="http://schemas.microsoft.com/office/drawing/2017/model3d" xmlns:o="urn:schemas-microsoft-com:office:office" xmlns:r="http://schemas.openxmlformats.org/officeDocument/2006/relationships" xmlns:m="http://schemas.openxmlformats.org/officeDocument/2006/math" xmlns:v="urn:schemas-microsoft-com:vml" xmlns:wp14="http://schemas.microsoft.com/office/word/2010/wordprocessingDrawing" xmlns:wp="http://schemas.openxmlformats.org/drawingml/2006/wordprocessingDrawing" xmlns:w10="urn:schemas-microsoft-com:office:word" xmlns:w="http://schemas.openxmlformats.org/wordprocessingml/2006/main" xmlns:w14="http://schemas.microsoft.com/office/word/2010/wordml" xmlns:w15="http://schemas.microsoft.com/office/word/2012/wordml" xmlns:w16cid="http://schemas.microsoft.com/office/word/2016/wordml/cid" xmlns:w16se="http://schemas.microsoft.com/office/word/2015/wordml/symex" xmlns:wpg="http://schemas.microsoft.com/office/word/2010/wordprocessingGroup" xmlns:wpi="http://schemas.microsoft.com/office/word/2010/wordprocessingInk" xmlns:wne="http://schemas.microsoft.com/office/word/2006/wordml" xmlns:wps="http://schemas.microsoft.com/office/word/2010/wordprocessingShape" mc:Ignorable="w14 w15 w16se w16cid wp14">
+<w:hdr xmlns:wpc="http://schemas.microsoft.com/office/word/2010/wordprocessingCanvas" xmlns:mc="http://schemas.openxmlformats.org/markup-compatibility/2006" xmlns:o="urn:schemas-microsoft-com:office:office" xmlns:r="http://schemas.openxmlformats.org/officeDocument/2006/relationships" xmlns:m="http://schemas.openxmlformats.org/officeDocument/2006/math" xmlns:v="urn:schemas-microsoft-com:vml" xmlns:wp14="http://schemas.microsoft.com/office/word/2010/wordprocessingDrawing" xmlns:wp="http://schemas.openxmlformats.org/drawingml/2006/wordprocessingDrawing" xmlns:w10="urn:schemas-microsoft-com:office:word" xmlns:w="http://schemas.openxmlformats.org/wordprocessingml/2006/main" xmlns:w14="http://schemas.microsoft.com/office/word/2010/wordml" xmlns:w15="http://schemas.microsoft.com/office/word/2012/wordml" xmlns:wpg="http://schemas.microsoft.com/office/word/2010/wordprocessingGroup" xmlns:wpi="http://schemas.microsoft.com/office/word/2010/wordprocessingInk" xmlns:wne="http://schemas.microsoft.com/office/word/2006/wordml" xmlns:wps="http://schemas.microsoft.com/office/word/2010/wordprocessingShape" xmlns:wpsCustomData="http://www.wps.cn/officeDocument/2013/wpsCustomData" mc:Ignorable="w14 w15 wp14">
   <w:p>
     <w:pPr>
-      <w:pStyle w:val="a8"/>
-    </w:pPr>
-    <w:r>
-      <w:pict>
-        <v:shapetype id="_x0000_t136" coordsize="21600,21600" o:spt="136" adj="10800" path="m@7,l@8,m@5,21600l@6,21600e">
-          <v:formulas>
-            <v:f eqn="sum #0 0 10800"/>
-            <v:f eqn="prod #0 2 1"/>
-            <v:f eqn="sum 21600 0 @1"/>
-            <v:f eqn="sum 0 0 @2"/>
-            <v:f eqn="sum 21600 0 @3"/>
-            <v:f eqn="if @0 @3 0"/>
-            <v:f eqn="if @0 21600 @1"/>
-            <v:f eqn="if @0 0 @2"/>
-            <v:f eqn="if @0 @4 21600"/>
-            <v:f eqn="mid @5 @6"/>
-            <v:f eqn="mid @8 @5"/>
-            <v:f eqn="mid @7 @8"/>
-            <v:f eqn="mid @6 @7"/>
-            <v:f eqn="sum @6 0 @5"/>
-          </v:formulas>
-          <v:path textpathok="t" o:connecttype="custom" o:connectlocs="@9,0;@10,10800;@11,21600;@12,10800" o:connectangles="270,180,90,0"/>
-          <v:textpath on="t" fitshape="t"/>
-          <v:handles>
-            <v:h position="#0,bottomRight" xrange="6629,14971"/>
-          </v:handles>
-          <o:lock v:ext="edit" text="t" shapetype="t"/>
-        </v:shapetype>
-        <v:shape id="PowerPlusWaterMarkObject2" o:spid="_x0000_s3075" type="#_x0000_t136" style="position:absolute;left:0;text-align:left;margin-left:0;margin-top:0;width:399.65pt;height:199.8pt;rotation:315;z-index:-251659264;mso-position-horizontal:center;mso-position-horizontal-relative:margin;mso-position-vertical:center;mso-position-vertical-relative:margin;mso-width-relative:page;mso-height-relative:page" o:allowincell="f" fillcolor="silver" stroked="f">
-          <v:fill opacity=".5"/>
-          <v:textpath style="font-family:&quot;宋体&quot;;font-size:1pt" fitpath="t" string="机密"/>
-          <w10:wrap anchorx="margin" anchory="margin"/>
-        </v:shape>
-      </w:pict>
-    </w:r>
-  </w:p>
-</w:hdr>
-</file>
-
-<file path=word/header2.xml><?xml version="1.0" encoding="utf-8"?>
-<w:hdr xmlns:wpc="http://schemas.microsoft.com/office/word/2010/wordprocessingCanvas" xmlns:cx="http://schemas.microsoft.com/office/drawing/2014/chartex" xmlns:cx1="http://schemas.microsoft.com/office/drawing/2015/9/8/chartex" xmlns:cx2="http://schemas.microsoft.com/office/drawing/2015/10/21/chartex" xmlns:cx3="http://schemas.microsoft.com/office/drawing/2016/5/9/chartex" xmlns:cx4="http://schemas.microsoft.com/office/drawing/2016/5/10/chartex" xmlns:cx5="http://schemas.microsoft.com/office/drawing/2016/5/11/chartex" xmlns:cx6="http://schemas.microsoft.com/office/drawing/2016/5/12/chartex" xmlns:cx7="http://schemas.microsoft.com/office/drawing/2016/5/13/chartex" xmlns:cx8="http://schemas.microsoft.com/office/drawing/2016/5/14/chartex" xmlns:mc="http://schemas.openxmlformats.org/markup-compatibility/2006" xmlns:aink="http://schemas.microsoft.com/office/drawing/2016/ink" xmlns:am3d="http://schemas.microsoft.com/office/drawing/2017/model3d" xmlns:o="urn:schemas-microsoft-com:office:office" xmlns:r="http://schemas.openxmlformats.org/officeDocument/2006/relationships" xmlns:m="http://schemas.openxmlformats.org/officeDocument/2006/math" xmlns:v="urn:schemas-microsoft-com:vml" xmlns:wp14="http://schemas.microsoft.com/office/word/2010/wordprocessingDrawing" xmlns:wp="http://schemas.openxmlformats.org/drawingml/2006/wordprocessingDrawing" xmlns:w10="urn:schemas-microsoft-com:office:word" xmlns:w="http://schemas.openxmlformats.org/wordprocessingml/2006/main" xmlns:w14="http://schemas.microsoft.com/office/word/2010/wordml" xmlns:w15="http://schemas.microsoft.com/office/word/2012/wordml" xmlns:w16cid="http://schemas.microsoft.com/office/word/2016/wordml/cid" xmlns:w16se="http://schemas.microsoft.com/office/word/2015/wordml/symex" xmlns:wpg="http://schemas.microsoft.com/office/word/2010/wordprocessingGroup" xmlns:wpi="http://schemas.microsoft.com/office/word/2010/wordprocessingInk" xmlns:wne="http://schemas.microsoft.com/office/word/2006/wordml" xmlns:wps="http://schemas.microsoft.com/office/word/2010/wordprocessingShape" mc:Ignorable="w14 w15 w16se w16cid wp14">
-  <w:p>
-    <w:pPr>
-      <w:pStyle w:val="a8"/>
-      <w:ind w:leftChars="-270" w:left="-567"/>
+      <w:pStyle w:val="6"/>
+      <w:ind w:left="-567" w:leftChars="-270"/>
       <w:jc w:val="both"/>
     </w:pPr>
     <w:r>
-      <w:rPr>
-        <w:noProof/>
-      </w:rPr>
       <w:drawing>
         <wp:inline distT="0" distB="0" distL="0" distR="0">
           <wp:extent cx="2847975" cy="314325"/>
@@ -3752,34 +3361,35 @@
     </w:r>
     <w:r>
       <w:pict>
-        <v:shapetype id="_x0000_t136" coordsize="21600,21600" o:spt="136" adj="10800" path="m@7,l@8,m@5,21600l@6,21600e">
-          <v:formulas>
-            <v:f eqn="sum #0 0 10800"/>
-            <v:f eqn="prod #0 2 1"/>
-            <v:f eqn="sum 21600 0 @1"/>
-            <v:f eqn="sum 0 0 @2"/>
-            <v:f eqn="sum 21600 0 @3"/>
-            <v:f eqn="if @0 @3 0"/>
-            <v:f eqn="if @0 21600 @1"/>
-            <v:f eqn="if @0 0 @2"/>
-            <v:f eqn="if @0 @4 21600"/>
-            <v:f eqn="mid @5 @6"/>
-            <v:f eqn="mid @8 @5"/>
-            <v:f eqn="mid @7 @8"/>
-            <v:f eqn="mid @6 @7"/>
-            <v:f eqn="sum @6 0 @5"/>
-          </v:formulas>
-          <v:path textpathok="t" o:connecttype="custom" o:connectlocs="@9,0;@10,10800;@11,21600;@12,10800" o:connectangles="270,180,90,0"/>
-          <v:textpath on="t" fitshape="t"/>
-          <v:handles>
-            <v:h position="#0,bottomRight" xrange="6629,14971"/>
-          </v:handles>
-          <o:lock v:ext="edit" text="t" shapetype="t"/>
-        </v:shapetype>
-        <v:shape id="PowerPlusWaterMarkObject3" o:spid="_x0000_s3074" type="#_x0000_t136" style="position:absolute;left:0;text-align:left;margin-left:0;margin-top:0;width:399.65pt;height:199.8pt;rotation:315;z-index:-251658240;mso-position-horizontal:center;mso-position-horizontal-relative:margin;mso-position-vertical:center;mso-position-vertical-relative:margin;mso-width-relative:page;mso-height-relative:page" o:allowincell="f" fillcolor="silver" stroked="f">
-          <v:fill opacity=".5"/>
-          <v:textpath style="font-family:&quot;宋体&quot;;font-size:1pt" fitpath="t" string="机密"/>
-          <w10:wrap anchorx="margin" anchory="margin"/>
+        <v:shape id="PowerPlusWaterMarkObject3" o:spid="_x0000_s3074" o:spt="136" type="#_x0000_t136" style="position:absolute;left:0pt;height:199.8pt;width:399.65pt;mso-position-horizontal:center;mso-position-horizontal-relative:margin;mso-position-vertical:center;mso-position-vertical-relative:margin;rotation:20643840f;z-index:-251658240;mso-width-relative:page;mso-height-relative:page;" fillcolor="#C0C0C0" filled="t" stroked="f" coordsize="21600,21600" o:allowincell="f">
+          <v:path/>
+          <v:fill on="t" opacity="32768f" focussize="0,0"/>
+          <v:stroke on="f"/>
+          <v:imagedata o:title=""/>
+          <o:lock v:ext="edit"/>
+          <v:textpath on="t" fitshape="t" fitpath="t" trim="f" xscale="f" string="机密" style="font-family:宋体;font-size:1pt;v-text-align:center;"/>
+        </v:shape>
+      </w:pict>
+    </w:r>
+  </w:p>
+</w:hdr>
+</file>
+
+<file path=word/header2.xml><?xml version="1.0" encoding="utf-8"?>
+<w:hdr xmlns:wpc="http://schemas.microsoft.com/office/word/2010/wordprocessingCanvas" xmlns:mc="http://schemas.openxmlformats.org/markup-compatibility/2006" xmlns:o="urn:schemas-microsoft-com:office:office" xmlns:r="http://schemas.openxmlformats.org/officeDocument/2006/relationships" xmlns:m="http://schemas.openxmlformats.org/officeDocument/2006/math" xmlns:v="urn:schemas-microsoft-com:vml" xmlns:wp14="http://schemas.microsoft.com/office/word/2010/wordprocessingDrawing" xmlns:wp="http://schemas.openxmlformats.org/drawingml/2006/wordprocessingDrawing" xmlns:w10="urn:schemas-microsoft-com:office:word" xmlns:w="http://schemas.openxmlformats.org/wordprocessingml/2006/main" xmlns:w14="http://schemas.microsoft.com/office/word/2010/wordml" xmlns:w15="http://schemas.microsoft.com/office/word/2012/wordml" xmlns:wpg="http://schemas.microsoft.com/office/word/2010/wordprocessingGroup" xmlns:wpi="http://schemas.microsoft.com/office/word/2010/wordprocessingInk" xmlns:wne="http://schemas.microsoft.com/office/word/2006/wordml" xmlns:wps="http://schemas.microsoft.com/office/word/2010/wordprocessingShape" xmlns:wpsCustomData="http://www.wps.cn/officeDocument/2013/wpsCustomData" mc:Ignorable="w14 w15 wp14">
+  <w:p>
+    <w:pPr>
+      <w:pStyle w:val="6"/>
+    </w:pPr>
+    <w:r>
+      <w:pict>
+        <v:shape id="PowerPlusWaterMarkObject2" o:spid="_x0000_s3075" o:spt="136" type="#_x0000_t136" style="position:absolute;left:0pt;height:199.8pt;width:399.65pt;mso-position-horizontal:center;mso-position-horizontal-relative:margin;mso-position-vertical:center;mso-position-vertical-relative:margin;rotation:20643840f;z-index:-251659264;mso-width-relative:page;mso-height-relative:page;" fillcolor="#C0C0C0" filled="t" stroked="f" coordsize="21600,21600" o:allowincell="f">
+          <v:path/>
+          <v:fill on="t" opacity="32768f" focussize="0,0"/>
+          <v:stroke on="f"/>
+          <v:imagedata o:title=""/>
+          <o:lock v:ext="edit"/>
+          <v:textpath on="t" fitshape="t" fitpath="t" trim="f" xscale="f" string="机密" style="font-family:宋体;font-size:1pt;v-text-align:center;"/>
         </v:shape>
       </w:pict>
     </w:r>
@@ -3788,41 +3398,20 @@
 </file>
 
 <file path=word/header3.xml><?xml version="1.0" encoding="utf-8"?>
-<w:hdr xmlns:wpc="http://schemas.microsoft.com/office/word/2010/wordprocessingCanvas" xmlns:cx="http://schemas.microsoft.com/office/drawing/2014/chartex" xmlns:cx1="http://schemas.microsoft.com/office/drawing/2015/9/8/chartex" xmlns:cx2="http://schemas.microsoft.com/office/drawing/2015/10/21/chartex" xmlns:cx3="http://schemas.microsoft.com/office/drawing/2016/5/9/chartex" xmlns:cx4="http://schemas.microsoft.com/office/drawing/2016/5/10/chartex" xmlns:cx5="http://schemas.microsoft.com/office/drawing/2016/5/11/chartex" xmlns:cx6="http://schemas.microsoft.com/office/drawing/2016/5/12/chartex" xmlns:cx7="http://schemas.microsoft.com/office/drawing/2016/5/13/chartex" xmlns:cx8="http://schemas.microsoft.com/office/drawing/2016/5/14/chartex" xmlns:mc="http://schemas.openxmlformats.org/markup-compatibility/2006" xmlns:aink="http://schemas.microsoft.com/office/drawing/2016/ink" xmlns:am3d="http://schemas.microsoft.com/office/drawing/2017/model3d" xmlns:o="urn:schemas-microsoft-com:office:office" xmlns:r="http://schemas.openxmlformats.org/officeDocument/2006/relationships" xmlns:m="http://schemas.openxmlformats.org/officeDocument/2006/math" xmlns:v="urn:schemas-microsoft-com:vml" xmlns:wp14="http://schemas.microsoft.com/office/word/2010/wordprocessingDrawing" xmlns:wp="http://schemas.openxmlformats.org/drawingml/2006/wordprocessingDrawing" xmlns:w10="urn:schemas-microsoft-com:office:word" xmlns:w="http://schemas.openxmlformats.org/wordprocessingml/2006/main" xmlns:w14="http://schemas.microsoft.com/office/word/2010/wordml" xmlns:w15="http://schemas.microsoft.com/office/word/2012/wordml" xmlns:w16cid="http://schemas.microsoft.com/office/word/2016/wordml/cid" xmlns:w16se="http://schemas.microsoft.com/office/word/2015/wordml/symex" xmlns:wpg="http://schemas.microsoft.com/office/word/2010/wordprocessingGroup" xmlns:wpi="http://schemas.microsoft.com/office/word/2010/wordprocessingInk" xmlns:wne="http://schemas.microsoft.com/office/word/2006/wordml" xmlns:wps="http://schemas.microsoft.com/office/word/2010/wordprocessingShape" mc:Ignorable="w14 w15 w16se w16cid wp14">
+<w:hdr xmlns:wpc="http://schemas.microsoft.com/office/word/2010/wordprocessingCanvas" xmlns:mc="http://schemas.openxmlformats.org/markup-compatibility/2006" xmlns:o="urn:schemas-microsoft-com:office:office" xmlns:r="http://schemas.openxmlformats.org/officeDocument/2006/relationships" xmlns:m="http://schemas.openxmlformats.org/officeDocument/2006/math" xmlns:v="urn:schemas-microsoft-com:vml" xmlns:wp14="http://schemas.microsoft.com/office/word/2010/wordprocessingDrawing" xmlns:wp="http://schemas.openxmlformats.org/drawingml/2006/wordprocessingDrawing" xmlns:w10="urn:schemas-microsoft-com:office:word" xmlns:w="http://schemas.openxmlformats.org/wordprocessingml/2006/main" xmlns:w14="http://schemas.microsoft.com/office/word/2010/wordml" xmlns:w15="http://schemas.microsoft.com/office/word/2012/wordml" xmlns:wpg="http://schemas.microsoft.com/office/word/2010/wordprocessingGroup" xmlns:wpi="http://schemas.microsoft.com/office/word/2010/wordprocessingInk" xmlns:wne="http://schemas.microsoft.com/office/word/2006/wordml" xmlns:wps="http://schemas.microsoft.com/office/word/2010/wordprocessingShape" xmlns:wpsCustomData="http://www.wps.cn/officeDocument/2013/wpsCustomData" mc:Ignorable="w14 w15 wp14">
   <w:p>
     <w:pPr>
-      <w:pStyle w:val="a8"/>
+      <w:pStyle w:val="6"/>
     </w:pPr>
     <w:r>
       <w:pict>
-        <v:shapetype id="_x0000_t136" coordsize="21600,21600" o:spt="136" adj="10800" path="m@7,l@8,m@5,21600l@6,21600e">
-          <v:formulas>
-            <v:f eqn="sum #0 0 10800"/>
-            <v:f eqn="prod #0 2 1"/>
-            <v:f eqn="sum 21600 0 @1"/>
-            <v:f eqn="sum 0 0 @2"/>
-            <v:f eqn="sum 21600 0 @3"/>
-            <v:f eqn="if @0 @3 0"/>
-            <v:f eqn="if @0 21600 @1"/>
-            <v:f eqn="if @0 0 @2"/>
-            <v:f eqn="if @0 @4 21600"/>
-            <v:f eqn="mid @5 @6"/>
-            <v:f eqn="mid @8 @5"/>
-            <v:f eqn="mid @7 @8"/>
-            <v:f eqn="mid @6 @7"/>
-            <v:f eqn="sum @6 0 @5"/>
-          </v:formulas>
-          <v:path textpathok="t" o:connecttype="custom" o:connectlocs="@9,0;@10,10800;@11,21600;@12,10800" o:connectangles="270,180,90,0"/>
-          <v:textpath on="t" fitshape="t"/>
-          <v:handles>
-            <v:h position="#0,bottomRight" xrange="6629,14971"/>
-          </v:handles>
-          <o:lock v:ext="edit" text="t" shapetype="t"/>
-        </v:shapetype>
-        <v:shape id="PowerPlusWaterMarkObject1" o:spid="_x0000_s3073" type="#_x0000_t136" style="position:absolute;left:0;text-align:left;margin-left:0;margin-top:0;width:399.65pt;height:199.8pt;rotation:315;z-index:-251660288;mso-position-horizontal:center;mso-position-horizontal-relative:margin;mso-position-vertical:center;mso-position-vertical-relative:margin;mso-width-relative:page;mso-height-relative:page" o:allowincell="f" fillcolor="silver" stroked="f">
-          <v:fill opacity=".5"/>
-          <v:textpath style="font-family:&quot;宋体&quot;;font-size:1pt" fitpath="t" string="机密"/>
-          <w10:wrap anchorx="margin" anchory="margin"/>
+        <v:shape id="PowerPlusWaterMarkObject1" o:spid="_x0000_s3073" o:spt="136" type="#_x0000_t136" style="position:absolute;left:0pt;height:199.8pt;width:399.65pt;mso-position-horizontal:center;mso-position-horizontal-relative:margin;mso-position-vertical:center;mso-position-vertical-relative:margin;rotation:20643840f;z-index:-251660288;mso-width-relative:page;mso-height-relative:page;" fillcolor="#C0C0C0" filled="t" stroked="f" coordsize="21600,21600" o:allowincell="f">
+          <v:path/>
+          <v:fill on="t" opacity="32768f" focussize="0,0"/>
+          <v:stroke on="f"/>
+          <v:imagedata o:title=""/>
+          <o:lock v:ext="edit"/>
+          <v:textpath on="t" fitshape="t" fitpath="t" trim="f" xscale="f" string="机密" style="font-family:宋体;font-size:1pt;v-text-align:center;"/>
         </v:shape>
       </w:pict>
     </w:r>
@@ -3831,12 +3420,12 @@
 </file>
 
 <file path=word/numbering.xml><?xml version="1.0" encoding="utf-8"?>
-<w:numbering xmlns:wpc="http://schemas.microsoft.com/office/word/2010/wordprocessingCanvas" xmlns:cx="http://schemas.microsoft.com/office/drawing/2014/chartex" xmlns:cx1="http://schemas.microsoft.com/office/drawing/2015/9/8/chartex" xmlns:cx2="http://schemas.microsoft.com/office/drawing/2015/10/21/chartex" xmlns:cx3="http://schemas.microsoft.com/office/drawing/2016/5/9/chartex" xmlns:cx4="http://schemas.microsoft.com/office/drawing/2016/5/10/chartex" xmlns:cx5="http://schemas.microsoft.com/office/drawing/2016/5/11/chartex" xmlns:cx6="http://schemas.microsoft.com/office/drawing/2016/5/12/chartex" xmlns:cx7="http://schemas.microsoft.com/office/drawing/2016/5/13/chartex" xmlns:cx8="http://schemas.microsoft.com/office/drawing/2016/5/14/chartex" xmlns:mc="http://schemas.openxmlformats.org/markup-compatibility/2006" xmlns:aink="http://schemas.microsoft.com/office/drawing/2016/ink" xmlns:am3d="http://schemas.microsoft.com/office/drawing/2017/model3d" xmlns:o="urn:schemas-microsoft-com:office:office" xmlns:r="http://schemas.openxmlformats.org/officeDocument/2006/relationships" xmlns:m="http://schemas.openxmlformats.org/officeDocument/2006/math" xmlns:v="urn:schemas-microsoft-com:vml" xmlns:wp14="http://schemas.microsoft.com/office/word/2010/wordprocessingDrawing" xmlns:wp="http://schemas.openxmlformats.org/drawingml/2006/wordprocessingDrawing" xmlns:w10="urn:schemas-microsoft-com:office:word" xmlns:w="http://schemas.openxmlformats.org/wordprocessingml/2006/main" xmlns:w14="http://schemas.microsoft.com/office/word/2010/wordml" xmlns:w15="http://schemas.microsoft.com/office/word/2012/wordml" xmlns:w16cid="http://schemas.microsoft.com/office/word/2016/wordml/cid" xmlns:w16se="http://schemas.microsoft.com/office/word/2015/wordml/symex" xmlns:wpg="http://schemas.microsoft.com/office/word/2010/wordprocessingGroup" xmlns:wpi="http://schemas.microsoft.com/office/word/2010/wordprocessingInk" xmlns:wne="http://schemas.microsoft.com/office/word/2006/wordml" xmlns:wps="http://schemas.microsoft.com/office/word/2010/wordprocessingShape" mc:Ignorable="w14 w15 w16se w16cid wp14">
-  <w:abstractNum w:abstractNumId="0" w15:restartNumberingAfterBreak="0">
+<w:numbering xmlns:wpc="http://schemas.microsoft.com/office/word/2010/wordprocessingCanvas" xmlns:mc="http://schemas.openxmlformats.org/markup-compatibility/2006" xmlns:o="urn:schemas-microsoft-com:office:office" xmlns:r="http://schemas.openxmlformats.org/officeDocument/2006/relationships" xmlns:m="http://schemas.openxmlformats.org/officeDocument/2006/math" xmlns:v="urn:schemas-microsoft-com:vml" xmlns:wp14="http://schemas.microsoft.com/office/word/2010/wordprocessingDrawing" xmlns:wp="http://schemas.openxmlformats.org/drawingml/2006/wordprocessingDrawing" xmlns:w10="urn:schemas-microsoft-com:office:word" xmlns:w="http://schemas.openxmlformats.org/wordprocessingml/2006/main" xmlns:w14="http://schemas.microsoft.com/office/word/2010/wordml" xmlns:wpg="http://schemas.microsoft.com/office/word/2010/wordprocessingGroup" xmlns:wpi="http://schemas.microsoft.com/office/word/2010/wordprocessingInk" xmlns:wne="http://schemas.microsoft.com/office/word/2006/wordml" xmlns:wps="http://schemas.microsoft.com/office/word/2010/wordprocessingShape" mc:Ignorable="w14 wp14">
+  <w:abstractNum w:abstractNumId="0">
     <w:nsid w:val="0DFF3439"/>
     <w:multiLevelType w:val="multilevel"/>
     <w:tmpl w:val="0DFF3439"/>
-    <w:lvl w:ilvl="0">
+    <w:lvl w:ilvl="0" w:tentative="0">
       <w:start w:val="1"/>
       <w:numFmt w:val="japaneseCounting"/>
       <w:lvlText w:val="%1、"/>
@@ -3848,7 +3437,7 @@
         <w:rFonts w:hint="default"/>
       </w:rPr>
     </w:lvl>
-    <w:lvl w:ilvl="1">
+    <w:lvl w:ilvl="1" w:tentative="0">
       <w:start w:val="1"/>
       <w:numFmt w:val="lowerLetter"/>
       <w:lvlText w:val="%2)"/>
@@ -3857,7 +3446,7 @@
         <w:ind w:left="840" w:hanging="420"/>
       </w:pPr>
     </w:lvl>
-    <w:lvl w:ilvl="2">
+    <w:lvl w:ilvl="2" w:tentative="0">
       <w:start w:val="1"/>
       <w:numFmt w:val="lowerRoman"/>
       <w:lvlText w:val="%3."/>
@@ -3866,7 +3455,7 @@
         <w:ind w:left="1260" w:hanging="420"/>
       </w:pPr>
     </w:lvl>
-    <w:lvl w:ilvl="3">
+    <w:lvl w:ilvl="3" w:tentative="0">
       <w:start w:val="1"/>
       <w:numFmt w:val="decimal"/>
       <w:lvlText w:val="%4."/>
@@ -3875,7 +3464,7 @@
         <w:ind w:left="1680" w:hanging="420"/>
       </w:pPr>
     </w:lvl>
-    <w:lvl w:ilvl="4">
+    <w:lvl w:ilvl="4" w:tentative="0">
       <w:start w:val="1"/>
       <w:numFmt w:val="lowerLetter"/>
       <w:lvlText w:val="%5)"/>
@@ -3884,7 +3473,7 @@
         <w:ind w:left="2100" w:hanging="420"/>
       </w:pPr>
     </w:lvl>
-    <w:lvl w:ilvl="5">
+    <w:lvl w:ilvl="5" w:tentative="0">
       <w:start w:val="1"/>
       <w:numFmt w:val="lowerRoman"/>
       <w:lvlText w:val="%6."/>
@@ -3893,7 +3482,7 @@
         <w:ind w:left="2520" w:hanging="420"/>
       </w:pPr>
     </w:lvl>
-    <w:lvl w:ilvl="6">
+    <w:lvl w:ilvl="6" w:tentative="0">
       <w:start w:val="1"/>
       <w:numFmt w:val="decimal"/>
       <w:lvlText w:val="%7."/>
@@ -3902,7 +3491,7 @@
         <w:ind w:left="2940" w:hanging="420"/>
       </w:pPr>
     </w:lvl>
-    <w:lvl w:ilvl="7">
+    <w:lvl w:ilvl="7" w:tentative="0">
       <w:start w:val="1"/>
       <w:numFmt w:val="lowerLetter"/>
       <w:lvlText w:val="%8)"/>
@@ -3911,7 +3500,7 @@
         <w:ind w:left="3360" w:hanging="420"/>
       </w:pPr>
     </w:lvl>
-    <w:lvl w:ilvl="8">
+    <w:lvl w:ilvl="8" w:tentative="0">
       <w:start w:val="1"/>
       <w:numFmt w:val="lowerRoman"/>
       <w:lvlText w:val="%9."/>
@@ -3921,11 +3510,11 @@
       </w:pPr>
     </w:lvl>
   </w:abstractNum>
-  <w:abstractNum w:abstractNumId="1" w15:restartNumberingAfterBreak="0">
+  <w:abstractNum w:abstractNumId="1">
     <w:nsid w:val="267466A8"/>
     <w:multiLevelType w:val="multilevel"/>
     <w:tmpl w:val="267466A8"/>
-    <w:lvl w:ilvl="0">
+    <w:lvl w:ilvl="0" w:tentative="0">
       <w:start w:val="1"/>
       <w:numFmt w:val="decimal"/>
       <w:lvlText w:val="%1."/>
@@ -3934,7 +3523,7 @@
         <w:ind w:left="420" w:hanging="420"/>
       </w:pPr>
     </w:lvl>
-    <w:lvl w:ilvl="1">
+    <w:lvl w:ilvl="1" w:tentative="0">
       <w:start w:val="1"/>
       <w:numFmt w:val="lowerLetter"/>
       <w:lvlText w:val="%2)"/>
@@ -3943,7 +3532,7 @@
         <w:ind w:left="840" w:hanging="420"/>
       </w:pPr>
     </w:lvl>
-    <w:lvl w:ilvl="2">
+    <w:lvl w:ilvl="2" w:tentative="0">
       <w:start w:val="1"/>
       <w:numFmt w:val="lowerRoman"/>
       <w:lvlText w:val="%3."/>
@@ -3952,7 +3541,7 @@
         <w:ind w:left="1260" w:hanging="420"/>
       </w:pPr>
     </w:lvl>
-    <w:lvl w:ilvl="3">
+    <w:lvl w:ilvl="3" w:tentative="0">
       <w:start w:val="1"/>
       <w:numFmt w:val="decimal"/>
       <w:lvlText w:val="%4."/>
@@ -3961,7 +3550,7 @@
         <w:ind w:left="1680" w:hanging="420"/>
       </w:pPr>
     </w:lvl>
-    <w:lvl w:ilvl="4">
+    <w:lvl w:ilvl="4" w:tentative="0">
       <w:start w:val="1"/>
       <w:numFmt w:val="lowerLetter"/>
       <w:lvlText w:val="%5)"/>
@@ -3970,7 +3559,7 @@
         <w:ind w:left="2100" w:hanging="420"/>
       </w:pPr>
     </w:lvl>
-    <w:lvl w:ilvl="5">
+    <w:lvl w:ilvl="5" w:tentative="0">
       <w:start w:val="1"/>
       <w:numFmt w:val="lowerRoman"/>
       <w:lvlText w:val="%6."/>
@@ -3979,7 +3568,7 @@
         <w:ind w:left="2520" w:hanging="420"/>
       </w:pPr>
     </w:lvl>
-    <w:lvl w:ilvl="6">
+    <w:lvl w:ilvl="6" w:tentative="0">
       <w:start w:val="1"/>
       <w:numFmt w:val="decimal"/>
       <w:lvlText w:val="%7."/>
@@ -3988,7 +3577,7 @@
         <w:ind w:left="2940" w:hanging="420"/>
       </w:pPr>
     </w:lvl>
-    <w:lvl w:ilvl="7">
+    <w:lvl w:ilvl="7" w:tentative="0">
       <w:start w:val="1"/>
       <w:numFmt w:val="lowerLetter"/>
       <w:lvlText w:val="%8)"/>
@@ -3997,7 +3586,7 @@
         <w:ind w:left="3360" w:hanging="420"/>
       </w:pPr>
     </w:lvl>
-    <w:lvl w:ilvl="8">
+    <w:lvl w:ilvl="8" w:tentative="0">
       <w:start w:val="1"/>
       <w:numFmt w:val="lowerRoman"/>
       <w:lvlText w:val="%9."/>
@@ -4017,412 +3606,294 @@
 </file>
 
 <file path=word/styles.xml><?xml version="1.0" encoding="utf-8"?>
-<w:styles xmlns:mc="http://schemas.openxmlformats.org/markup-compatibility/2006" xmlns:r="http://schemas.openxmlformats.org/officeDocument/2006/relationships" xmlns:w="http://schemas.openxmlformats.org/wordprocessingml/2006/main" xmlns:w14="http://schemas.microsoft.com/office/word/2010/wordml" xmlns:w15="http://schemas.microsoft.com/office/word/2012/wordml" xmlns:w16cid="http://schemas.microsoft.com/office/word/2016/wordml/cid" xmlns:w16se="http://schemas.microsoft.com/office/word/2015/wordml/symex" mc:Ignorable="w14 w15 w16se w16cid">
+<w:styles xmlns:mc="http://schemas.openxmlformats.org/markup-compatibility/2006" xmlns:o="urn:schemas-microsoft-com:office:office" xmlns:r="http://schemas.openxmlformats.org/officeDocument/2006/relationships" xmlns:m="http://schemas.openxmlformats.org/officeDocument/2006/math" xmlns:v="urn:schemas-microsoft-com:vml" xmlns:w="http://schemas.openxmlformats.org/wordprocessingml/2006/main" xmlns:w14="http://schemas.microsoft.com/office/word/2010/wordml" xmlns:w10="urn:schemas-microsoft-com:office:word" xmlns:sl="http://schemas.openxmlformats.org/schemaLibrary/2006/main" mc:Ignorable="w14">
   <w:docDefaults>
     <w:rPrDefault>
       <w:rPr>
-        <w:rFonts w:ascii="Times New Roman" w:eastAsia="宋体" w:hAnsi="Times New Roman" w:cs="Times New Roman"/>
-        <w:lang w:val="en-US" w:eastAsia="zh-CN" w:bidi="ar-SA"/>
+        <w:rFonts w:ascii="Times New Roman" w:hAnsi="Times New Roman" w:eastAsia="宋体" w:cs="Times New Roman"/>
       </w:rPr>
     </w:rPrDefault>
-    <w:pPrDefault/>
   </w:docDefaults>
-  <w:latentStyles w:defLockedState="0" w:defUIPriority="0" w:defSemiHidden="0" w:defUnhideWhenUsed="0" w:defQFormat="0" w:count="376">
-    <w:lsdException w:name="Normal" w:qFormat="1"/>
-    <w:lsdException w:name="heading 1" w:qFormat="1"/>
-    <w:lsdException w:name="heading 2" w:semiHidden="1" w:unhideWhenUsed="1" w:qFormat="1"/>
-    <w:lsdException w:name="heading 3" w:semiHidden="1" w:unhideWhenUsed="1" w:qFormat="1"/>
-    <w:lsdException w:name="heading 4" w:semiHidden="1" w:unhideWhenUsed="1" w:qFormat="1"/>
-    <w:lsdException w:name="heading 5" w:semiHidden="1" w:unhideWhenUsed="1" w:qFormat="1"/>
-    <w:lsdException w:name="heading 6" w:semiHidden="1" w:unhideWhenUsed="1" w:qFormat="1"/>
-    <w:lsdException w:name="heading 7" w:semiHidden="1" w:unhideWhenUsed="1" w:qFormat="1"/>
-    <w:lsdException w:name="heading 8" w:semiHidden="1" w:unhideWhenUsed="1" w:qFormat="1"/>
-    <w:lsdException w:name="heading 9" w:semiHidden="1" w:unhideWhenUsed="1" w:qFormat="1"/>
-    <w:lsdException w:name="index 1" w:semiHidden="1" w:unhideWhenUsed="1"/>
-    <w:lsdException w:name="index 2" w:semiHidden="1" w:unhideWhenUsed="1"/>
-    <w:lsdException w:name="index 3" w:semiHidden="1" w:unhideWhenUsed="1"/>
-    <w:lsdException w:name="index 4" w:semiHidden="1" w:unhideWhenUsed="1"/>
-    <w:lsdException w:name="index 5" w:semiHidden="1" w:unhideWhenUsed="1"/>
-    <w:lsdException w:name="index 6" w:semiHidden="1" w:unhideWhenUsed="1"/>
-    <w:lsdException w:name="index 7" w:semiHidden="1" w:unhideWhenUsed="1"/>
-    <w:lsdException w:name="index 8" w:semiHidden="1" w:unhideWhenUsed="1"/>
-    <w:lsdException w:name="index 9" w:semiHidden="1" w:unhideWhenUsed="1"/>
-    <w:lsdException w:name="toc 1" w:semiHidden="1" w:unhideWhenUsed="1"/>
-    <w:lsdException w:name="toc 2" w:semiHidden="1" w:unhideWhenUsed="1"/>
-    <w:lsdException w:name="toc 3" w:semiHidden="1" w:unhideWhenUsed="1"/>
-    <w:lsdException w:name="toc 4" w:semiHidden="1" w:unhideWhenUsed="1"/>
-    <w:lsdException w:name="toc 5" w:semiHidden="1" w:unhideWhenUsed="1"/>
-    <w:lsdException w:name="toc 6" w:semiHidden="1" w:unhideWhenUsed="1"/>
-    <w:lsdException w:name="toc 7" w:semiHidden="1" w:unhideWhenUsed="1"/>
-    <w:lsdException w:name="toc 8" w:semiHidden="1" w:unhideWhenUsed="1"/>
-    <w:lsdException w:name="toc 9" w:semiHidden="1" w:unhideWhenUsed="1"/>
-    <w:lsdException w:name="Normal Indent" w:semiHidden="1" w:unhideWhenUsed="1"/>
-    <w:lsdException w:name="footnote text" w:semiHidden="1" w:unhideWhenUsed="1"/>
-    <w:lsdException w:name="annotation text" w:qFormat="1"/>
-    <w:lsdException w:name="index heading" w:semiHidden="1" w:unhideWhenUsed="1"/>
-    <w:lsdException w:name="caption" w:semiHidden="1" w:unhideWhenUsed="1" w:qFormat="1"/>
-    <w:lsdException w:name="table of figures" w:semiHidden="1" w:unhideWhenUsed="1"/>
-    <w:lsdException w:name="envelope address" w:semiHidden="1" w:unhideWhenUsed="1"/>
-    <w:lsdException w:name="envelope return" w:semiHidden="1" w:unhideWhenUsed="1"/>
-    <w:lsdException w:name="footnote reference" w:semiHidden="1" w:unhideWhenUsed="1"/>
-    <w:lsdException w:name="annotation reference" w:qFormat="1"/>
-    <w:lsdException w:name="line number" w:semiHidden="1" w:unhideWhenUsed="1"/>
-    <w:lsdException w:name="page number" w:semiHidden="1" w:unhideWhenUsed="1"/>
-    <w:lsdException w:name="endnote reference" w:semiHidden="1" w:unhideWhenUsed="1"/>
-    <w:lsdException w:name="endnote text" w:semiHidden="1" w:unhideWhenUsed="1"/>
-    <w:lsdException w:name="table of authorities" w:semiHidden="1" w:unhideWhenUsed="1"/>
-    <w:lsdException w:name="macro" w:semiHidden="1" w:unhideWhenUsed="1"/>
-    <w:lsdException w:name="toa heading" w:semiHidden="1" w:unhideWhenUsed="1"/>
-    <w:lsdException w:name="List" w:semiHidden="1" w:unhideWhenUsed="1"/>
-    <w:lsdException w:name="List Bullet" w:semiHidden="1" w:unhideWhenUsed="1"/>
-    <w:lsdException w:name="List 2" w:semiHidden="1" w:unhideWhenUsed="1"/>
-    <w:lsdException w:name="List 3" w:semiHidden="1" w:unhideWhenUsed="1"/>
-    <w:lsdException w:name="List Bullet 2" w:semiHidden="1" w:unhideWhenUsed="1"/>
-    <w:lsdException w:name="List Bullet 3" w:semiHidden="1" w:unhideWhenUsed="1"/>
-    <w:lsdException w:name="List Bullet 4" w:semiHidden="1" w:unhideWhenUsed="1"/>
-    <w:lsdException w:name="List Bullet 5" w:semiHidden="1" w:unhideWhenUsed="1"/>
-    <w:lsdException w:name="List Number 2" w:semiHidden="1" w:unhideWhenUsed="1"/>
-    <w:lsdException w:name="List Number 3" w:semiHidden="1" w:unhideWhenUsed="1"/>
-    <w:lsdException w:name="List Number 4" w:semiHidden="1" w:unhideWhenUsed="1"/>
-    <w:lsdException w:name="List Number 5" w:semiHidden="1" w:unhideWhenUsed="1"/>
-    <w:lsdException w:name="Title" w:qFormat="1"/>
-    <w:lsdException w:name="Closing" w:semiHidden="1" w:unhideWhenUsed="1"/>
-    <w:lsdException w:name="Signature" w:semiHidden="1" w:unhideWhenUsed="1"/>
-    <w:lsdException w:name="Default Paragraph Font" w:semiHidden="1" w:uiPriority="1" w:unhideWhenUsed="1"/>
-    <w:lsdException w:name="Body Text" w:semiHidden="1" w:unhideWhenUsed="1"/>
-    <w:lsdException w:name="Body Text Indent" w:semiHidden="1" w:unhideWhenUsed="1"/>
-    <w:lsdException w:name="List Continue" w:semiHidden="1" w:unhideWhenUsed="1"/>
-    <w:lsdException w:name="List Continue 2" w:semiHidden="1" w:unhideWhenUsed="1"/>
-    <w:lsdException w:name="List Continue 3" w:semiHidden="1" w:unhideWhenUsed="1"/>
-    <w:lsdException w:name="List Continue 4" w:semiHidden="1" w:unhideWhenUsed="1"/>
-    <w:lsdException w:name="List Continue 5" w:semiHidden="1" w:unhideWhenUsed="1"/>
-    <w:lsdException w:name="Message Header" w:semiHidden="1" w:unhideWhenUsed="1"/>
-    <w:lsdException w:name="Subtitle" w:qFormat="1"/>
-    <w:lsdException w:name="Body Text First Indent 2" w:semiHidden="1" w:unhideWhenUsed="1"/>
-    <w:lsdException w:name="Note Heading" w:semiHidden="1" w:unhideWhenUsed="1"/>
-    <w:lsdException w:name="Body Text 2" w:semiHidden="1" w:unhideWhenUsed="1"/>
-    <w:lsdException w:name="Body Text 3" w:semiHidden="1" w:unhideWhenUsed="1"/>
-    <w:lsdException w:name="Body Text Indent 2" w:semiHidden="1" w:unhideWhenUsed="1"/>
-    <w:lsdException w:name="Body Text Indent 3" w:semiHidden="1" w:unhideWhenUsed="1"/>
-    <w:lsdException w:name="Block Text" w:semiHidden="1" w:unhideWhenUsed="1"/>
-    <w:lsdException w:name="Hyperlink" w:qFormat="1"/>
-    <w:lsdException w:name="FollowedHyperlink" w:semiHidden="1" w:unhideWhenUsed="1"/>
-    <w:lsdException w:name="Strong" w:qFormat="1"/>
-    <w:lsdException w:name="Emphasis" w:qFormat="1"/>
-    <w:lsdException w:name="Document Map" w:semiHidden="1"/>
-    <w:lsdException w:name="Plain Text" w:semiHidden="1" w:unhideWhenUsed="1"/>
-    <w:lsdException w:name="E-mail Signature" w:semiHidden="1" w:unhideWhenUsed="1"/>
-    <w:lsdException w:name="HTML Top of Form" w:semiHidden="1" w:uiPriority="99" w:unhideWhenUsed="1"/>
-    <w:lsdException w:name="HTML Bottom of Form" w:semiHidden="1" w:uiPriority="99" w:unhideWhenUsed="1"/>
-    <w:lsdException w:name="Normal (Web)" w:semiHidden="1" w:unhideWhenUsed="1"/>
-    <w:lsdException w:name="HTML Acronym" w:semiHidden="1" w:unhideWhenUsed="1"/>
-    <w:lsdException w:name="HTML Address" w:semiHidden="1" w:unhideWhenUsed="1"/>
-    <w:lsdException w:name="HTML Cite" w:semiHidden="1" w:unhideWhenUsed="1"/>
-    <w:lsdException w:name="HTML Code" w:semiHidden="1" w:unhideWhenUsed="1"/>
-    <w:lsdException w:name="HTML Definition" w:semiHidden="1" w:unhideWhenUsed="1"/>
-    <w:lsdException w:name="HTML Keyboard" w:semiHidden="1" w:unhideWhenUsed="1"/>
-    <w:lsdException w:name="HTML Preformatted" w:semiHidden="1" w:unhideWhenUsed="1"/>
-    <w:lsdException w:name="HTML Sample" w:semiHidden="1" w:unhideWhenUsed="1"/>
-    <w:lsdException w:name="HTML Typewriter" w:semiHidden="1" w:unhideWhenUsed="1"/>
-    <w:lsdException w:name="HTML Variable" w:semiHidden="1" w:unhideWhenUsed="1"/>
-    <w:lsdException w:name="Normal Table" w:semiHidden="1" w:uiPriority="99" w:unhideWhenUsed="1"/>
-    <w:lsdException w:name="annotation subject" w:qFormat="1"/>
-    <w:lsdException w:name="No List" w:semiHidden="1" w:uiPriority="99" w:unhideWhenUsed="1"/>
-    <w:lsdException w:name="Outline List 1" w:semiHidden="1" w:uiPriority="99" w:unhideWhenUsed="1"/>
-    <w:lsdException w:name="Outline List 2" w:semiHidden="1" w:uiPriority="99" w:unhideWhenUsed="1"/>
-    <w:lsdException w:name="Outline List 3" w:semiHidden="1" w:uiPriority="99" w:unhideWhenUsed="1"/>
-    <w:lsdException w:name="Table Simple 1" w:semiHidden="1" w:unhideWhenUsed="1"/>
-    <w:lsdException w:name="Table Simple 2" w:semiHidden="1" w:unhideWhenUsed="1"/>
-    <w:lsdException w:name="Table Simple 3" w:semiHidden="1" w:unhideWhenUsed="1"/>
-    <w:lsdException w:name="Table Classic 1" w:semiHidden="1" w:unhideWhenUsed="1"/>
-    <w:lsdException w:name="Table Classic 2" w:semiHidden="1" w:unhideWhenUsed="1"/>
-    <w:lsdException w:name="Table Classic 3" w:semiHidden="1" w:unhideWhenUsed="1"/>
-    <w:lsdException w:name="Table Classic 4" w:semiHidden="1" w:unhideWhenUsed="1"/>
-    <w:lsdException w:name="Table Colorful 1" w:semiHidden="1" w:unhideWhenUsed="1"/>
-    <w:lsdException w:name="Table Colorful 2" w:semiHidden="1" w:unhideWhenUsed="1"/>
-    <w:lsdException w:name="Table Colorful 3" w:semiHidden="1" w:unhideWhenUsed="1"/>
-    <w:lsdException w:name="Table Columns 1" w:semiHidden="1" w:unhideWhenUsed="1"/>
-    <w:lsdException w:name="Table Columns 2" w:semiHidden="1" w:unhideWhenUsed="1"/>
-    <w:lsdException w:name="Table Columns 3" w:semiHidden="1" w:unhideWhenUsed="1"/>
-    <w:lsdException w:name="Table Columns 4" w:semiHidden="1" w:unhideWhenUsed="1"/>
-    <w:lsdException w:name="Table Columns 5" w:semiHidden="1" w:unhideWhenUsed="1"/>
-    <w:lsdException w:name="Table Grid 1" w:semiHidden="1" w:unhideWhenUsed="1"/>
-    <w:lsdException w:name="Table Grid 2" w:semiHidden="1" w:unhideWhenUsed="1"/>
-    <w:lsdException w:name="Table Grid 3" w:semiHidden="1" w:unhideWhenUsed="1"/>
-    <w:lsdException w:name="Table Grid 4" w:semiHidden="1" w:unhideWhenUsed="1"/>
-    <w:lsdException w:name="Table Grid 5" w:semiHidden="1" w:unhideWhenUsed="1"/>
-    <w:lsdException w:name="Table Grid 6" w:semiHidden="1" w:unhideWhenUsed="1"/>
-    <w:lsdException w:name="Table Grid 7" w:semiHidden="1" w:unhideWhenUsed="1"/>
-    <w:lsdException w:name="Table Grid 8" w:semiHidden="1" w:unhideWhenUsed="1"/>
-    <w:lsdException w:name="Table List 1" w:semiHidden="1" w:unhideWhenUsed="1"/>
-    <w:lsdException w:name="Table List 2" w:semiHidden="1" w:unhideWhenUsed="1"/>
-    <w:lsdException w:name="Table List 3" w:semiHidden="1" w:unhideWhenUsed="1"/>
-    <w:lsdException w:name="Table List 4" w:semiHidden="1" w:unhideWhenUsed="1"/>
-    <w:lsdException w:name="Table List 5" w:semiHidden="1" w:unhideWhenUsed="1"/>
-    <w:lsdException w:name="Table List 6" w:semiHidden="1" w:unhideWhenUsed="1"/>
-    <w:lsdException w:name="Table List 7" w:semiHidden="1" w:unhideWhenUsed="1"/>
-    <w:lsdException w:name="Table List 8" w:semiHidden="1" w:unhideWhenUsed="1"/>
-    <w:lsdException w:name="Table 3D effects 1" w:semiHidden="1" w:unhideWhenUsed="1"/>
-    <w:lsdException w:name="Table 3D effects 2" w:semiHidden="1" w:unhideWhenUsed="1"/>
-    <w:lsdException w:name="Table 3D effects 3" w:semiHidden="1" w:unhideWhenUsed="1"/>
-    <w:lsdException w:name="Table Contemporary" w:semiHidden="1" w:unhideWhenUsed="1"/>
-    <w:lsdException w:name="Table Elegant" w:semiHidden="1" w:unhideWhenUsed="1"/>
-    <w:lsdException w:name="Table Professional" w:semiHidden="1" w:unhideWhenUsed="1"/>
-    <w:lsdException w:name="Table Subtle 1" w:semiHidden="1" w:unhideWhenUsed="1"/>
-    <w:lsdException w:name="Table Subtle 2" w:semiHidden="1" w:unhideWhenUsed="1"/>
-    <w:lsdException w:name="Table Web 1" w:semiHidden="1" w:unhideWhenUsed="1"/>
-    <w:lsdException w:name="Table Web 2" w:semiHidden="1" w:unhideWhenUsed="1"/>
-    <w:lsdException w:name="Table Web 3" w:semiHidden="1" w:unhideWhenUsed="1"/>
-    <w:lsdException w:name="Balloon Text" w:semiHidden="1"/>
-    <w:lsdException w:name="Table Grid" w:qFormat="1"/>
-    <w:lsdException w:name="Table Theme" w:semiHidden="1" w:unhideWhenUsed="1"/>
-    <w:lsdException w:name="Placeholder Text" w:semiHidden="1" w:uiPriority="99"/>
-    <w:lsdException w:name="No Spacing" w:uiPriority="99"/>
-    <w:lsdException w:name="Light Shading" w:uiPriority="60"/>
-    <w:lsdException w:name="Light List" w:uiPriority="61"/>
-    <w:lsdException w:name="Light Grid" w:uiPriority="62"/>
-    <w:lsdException w:name="Medium Shading 1" w:uiPriority="63"/>
-    <w:lsdException w:name="Medium Shading 2" w:uiPriority="64"/>
-    <w:lsdException w:name="Medium List 1" w:uiPriority="65"/>
-    <w:lsdException w:name="Medium List 2" w:uiPriority="66"/>
-    <w:lsdException w:name="Medium Grid 1" w:uiPriority="67"/>
-    <w:lsdException w:name="Medium Grid 2" w:uiPriority="68"/>
-    <w:lsdException w:name="Medium Grid 3" w:uiPriority="69"/>
-    <w:lsdException w:name="Dark List" w:uiPriority="70"/>
-    <w:lsdException w:name="Colorful Shading" w:uiPriority="71"/>
-    <w:lsdException w:name="Colorful List" w:uiPriority="72"/>
-    <w:lsdException w:name="Colorful Grid" w:uiPriority="73"/>
-    <w:lsdException w:name="Light Shading Accent 1" w:uiPriority="60"/>
-    <w:lsdException w:name="Light List Accent 1" w:uiPriority="61"/>
-    <w:lsdException w:name="Light Grid Accent 1" w:uiPriority="62"/>
-    <w:lsdException w:name="Medium Shading 1 Accent 1" w:uiPriority="63"/>
-    <w:lsdException w:name="Medium Shading 2 Accent 1" w:uiPriority="64"/>
-    <w:lsdException w:name="Medium List 1 Accent 1" w:uiPriority="65"/>
-    <w:lsdException w:name="Revision" w:semiHidden="1" w:uiPriority="99"/>
-    <w:lsdException w:name="List Paragraph" w:uiPriority="99"/>
-    <w:lsdException w:name="Quote" w:uiPriority="99"/>
-    <w:lsdException w:name="Intense Quote" w:uiPriority="99"/>
-    <w:lsdException w:name="Medium List 2 Accent 1" w:uiPriority="66"/>
-    <w:lsdException w:name="Medium Grid 1 Accent 1" w:uiPriority="67"/>
-    <w:lsdException w:name="Medium Grid 2 Accent 1" w:uiPriority="68"/>
-    <w:lsdException w:name="Medium Grid 3 Accent 1" w:uiPriority="69"/>
-    <w:lsdException w:name="Dark List Accent 1" w:uiPriority="70"/>
-    <w:lsdException w:name="Colorful Shading Accent 1" w:uiPriority="71"/>
-    <w:lsdException w:name="Colorful List Accent 1" w:uiPriority="72"/>
-    <w:lsdException w:name="Colorful Grid Accent 1" w:uiPriority="73"/>
-    <w:lsdException w:name="Light Shading Accent 2" w:uiPriority="60"/>
-    <w:lsdException w:name="Light List Accent 2" w:uiPriority="61"/>
-    <w:lsdException w:name="Light Grid Accent 2" w:uiPriority="62"/>
-    <w:lsdException w:name="Medium Shading 1 Accent 2" w:uiPriority="63"/>
-    <w:lsdException w:name="Medium Shading 2 Accent 2" w:uiPriority="64"/>
-    <w:lsdException w:name="Medium List 1 Accent 2" w:uiPriority="65"/>
-    <w:lsdException w:name="Medium List 2 Accent 2" w:uiPriority="66"/>
-    <w:lsdException w:name="Medium Grid 1 Accent 2" w:uiPriority="67"/>
-    <w:lsdException w:name="Medium Grid 2 Accent 2" w:uiPriority="68"/>
-    <w:lsdException w:name="Medium Grid 3 Accent 2" w:uiPriority="69"/>
-    <w:lsdException w:name="Dark List Accent 2" w:uiPriority="70"/>
-    <w:lsdException w:name="Colorful Shading Accent 2" w:uiPriority="71"/>
-    <w:lsdException w:name="Colorful List Accent 2" w:uiPriority="72"/>
-    <w:lsdException w:name="Colorful Grid Accent 2" w:uiPriority="73"/>
-    <w:lsdException w:name="Light Shading Accent 3" w:uiPriority="60"/>
-    <w:lsdException w:name="Light List Accent 3" w:uiPriority="61"/>
-    <w:lsdException w:name="Light Grid Accent 3" w:uiPriority="62"/>
-    <w:lsdException w:name="Medium Shading 1 Accent 3" w:uiPriority="63"/>
-    <w:lsdException w:name="Medium Shading 2 Accent 3" w:uiPriority="64"/>
-    <w:lsdException w:name="Medium List 1 Accent 3" w:uiPriority="65"/>
-    <w:lsdException w:name="Medium List 2 Accent 3" w:uiPriority="66"/>
-    <w:lsdException w:name="Medium Grid 1 Accent 3" w:uiPriority="67"/>
-    <w:lsdException w:name="Medium Grid 2 Accent 3" w:uiPriority="68"/>
-    <w:lsdException w:name="Medium Grid 3 Accent 3" w:uiPriority="69"/>
-    <w:lsdException w:name="Dark List Accent 3" w:uiPriority="70"/>
-    <w:lsdException w:name="Colorful Shading Accent 3" w:uiPriority="71"/>
-    <w:lsdException w:name="Colorful List Accent 3" w:uiPriority="72"/>
-    <w:lsdException w:name="Colorful Grid Accent 3" w:uiPriority="73"/>
-    <w:lsdException w:name="Light Shading Accent 4" w:uiPriority="60"/>
-    <w:lsdException w:name="Light List Accent 4" w:uiPriority="61"/>
-    <w:lsdException w:name="Light Grid Accent 4" w:uiPriority="62"/>
-    <w:lsdException w:name="Medium Shading 1 Accent 4" w:uiPriority="63"/>
-    <w:lsdException w:name="Medium Shading 2 Accent 4" w:uiPriority="64"/>
-    <w:lsdException w:name="Medium List 1 Accent 4" w:uiPriority="65"/>
-    <w:lsdException w:name="Medium List 2 Accent 4" w:uiPriority="66"/>
-    <w:lsdException w:name="Medium Grid 1 Accent 4" w:uiPriority="67"/>
-    <w:lsdException w:name="Medium Grid 2 Accent 4" w:uiPriority="68"/>
-    <w:lsdException w:name="Medium Grid 3 Accent 4" w:uiPriority="69"/>
-    <w:lsdException w:name="Dark List Accent 4" w:uiPriority="70"/>
-    <w:lsdException w:name="Colorful Shading Accent 4" w:uiPriority="71"/>
-    <w:lsdException w:name="Colorful List Accent 4" w:uiPriority="72"/>
-    <w:lsdException w:name="Colorful Grid Accent 4" w:uiPriority="73"/>
-    <w:lsdException w:name="Light Shading Accent 5" w:uiPriority="60"/>
-    <w:lsdException w:name="Light List Accent 5" w:uiPriority="61"/>
-    <w:lsdException w:name="Light Grid Accent 5" w:uiPriority="62"/>
-    <w:lsdException w:name="Medium Shading 1 Accent 5" w:uiPriority="63"/>
-    <w:lsdException w:name="Medium Shading 2 Accent 5" w:uiPriority="64"/>
-    <w:lsdException w:name="Medium List 1 Accent 5" w:uiPriority="65"/>
-    <w:lsdException w:name="Medium List 2 Accent 5" w:uiPriority="66"/>
-    <w:lsdException w:name="Medium Grid 1 Accent 5" w:uiPriority="67"/>
-    <w:lsdException w:name="Medium Grid 2 Accent 5" w:uiPriority="68"/>
-    <w:lsdException w:name="Medium Grid 3 Accent 5" w:uiPriority="69"/>
-    <w:lsdException w:name="Dark List Accent 5" w:uiPriority="70"/>
-    <w:lsdException w:name="Colorful Shading Accent 5" w:uiPriority="71"/>
-    <w:lsdException w:name="Colorful List Accent 5" w:uiPriority="72"/>
-    <w:lsdException w:name="Colorful Grid Accent 5" w:uiPriority="73"/>
-    <w:lsdException w:name="Light Shading Accent 6" w:uiPriority="60"/>
-    <w:lsdException w:name="Light List Accent 6" w:uiPriority="61"/>
-    <w:lsdException w:name="Light Grid Accent 6" w:uiPriority="62"/>
-    <w:lsdException w:name="Medium Shading 1 Accent 6" w:uiPriority="63"/>
-    <w:lsdException w:name="Medium Shading 2 Accent 6" w:uiPriority="64"/>
-    <w:lsdException w:name="Medium List 1 Accent 6" w:uiPriority="65"/>
-    <w:lsdException w:name="Medium List 2 Accent 6" w:uiPriority="66"/>
-    <w:lsdException w:name="Medium Grid 1 Accent 6" w:uiPriority="67"/>
-    <w:lsdException w:name="Medium Grid 2 Accent 6" w:uiPriority="68"/>
-    <w:lsdException w:name="Medium Grid 3 Accent 6" w:uiPriority="69"/>
-    <w:lsdException w:name="Dark List Accent 6" w:uiPriority="70"/>
-    <w:lsdException w:name="Colorful Shading Accent 6" w:uiPriority="71"/>
-    <w:lsdException w:name="Colorful List Accent 6" w:uiPriority="72"/>
-    <w:lsdException w:name="Colorful Grid Accent 6" w:uiPriority="73"/>
-    <w:lsdException w:name="Subtle Emphasis" w:uiPriority="19" w:qFormat="1"/>
-    <w:lsdException w:name="Intense Emphasis" w:uiPriority="21" w:qFormat="1"/>
-    <w:lsdException w:name="Subtle Reference" w:uiPriority="31" w:qFormat="1"/>
-    <w:lsdException w:name="Intense Reference" w:uiPriority="32" w:qFormat="1"/>
-    <w:lsdException w:name="Book Title" w:uiPriority="33" w:qFormat="1"/>
-    <w:lsdException w:name="Bibliography" w:semiHidden="1" w:uiPriority="37" w:unhideWhenUsed="1"/>
-    <w:lsdException w:name="TOC Heading" w:semiHidden="1" w:uiPriority="39" w:unhideWhenUsed="1" w:qFormat="1"/>
-    <w:lsdException w:name="Plain Table 1" w:uiPriority="41"/>
-    <w:lsdException w:name="Plain Table 2" w:uiPriority="42"/>
-    <w:lsdException w:name="Plain Table 3" w:uiPriority="43"/>
-    <w:lsdException w:name="Plain Table 4" w:uiPriority="44"/>
-    <w:lsdException w:name="Plain Table 5" w:uiPriority="45"/>
-    <w:lsdException w:name="Grid Table Light" w:uiPriority="40"/>
-    <w:lsdException w:name="Grid Table 1 Light" w:uiPriority="46"/>
-    <w:lsdException w:name="Grid Table 2" w:uiPriority="47"/>
-    <w:lsdException w:name="Grid Table 3" w:uiPriority="48"/>
-    <w:lsdException w:name="Grid Table 4" w:uiPriority="49"/>
-    <w:lsdException w:name="Grid Table 5 Dark" w:uiPriority="50"/>
-    <w:lsdException w:name="Grid Table 6 Colorful" w:uiPriority="51"/>
-    <w:lsdException w:name="Grid Table 7 Colorful" w:uiPriority="52"/>
-    <w:lsdException w:name="Grid Table 1 Light Accent 1" w:uiPriority="46"/>
-    <w:lsdException w:name="Grid Table 2 Accent 1" w:uiPriority="47"/>
-    <w:lsdException w:name="Grid Table 3 Accent 1" w:uiPriority="48"/>
-    <w:lsdException w:name="Grid Table 4 Accent 1" w:uiPriority="49"/>
-    <w:lsdException w:name="Grid Table 5 Dark Accent 1" w:uiPriority="50"/>
-    <w:lsdException w:name="Grid Table 6 Colorful Accent 1" w:uiPriority="51"/>
-    <w:lsdException w:name="Grid Table 7 Colorful Accent 1" w:uiPriority="52"/>
-    <w:lsdException w:name="Grid Table 1 Light Accent 2" w:uiPriority="46"/>
-    <w:lsdException w:name="Grid Table 2 Accent 2" w:uiPriority="47"/>
-    <w:lsdException w:name="Grid Table 3 Accent 2" w:uiPriority="48"/>
-    <w:lsdException w:name="Grid Table 4 Accent 2" w:uiPriority="49"/>
-    <w:lsdException w:name="Grid Table 5 Dark Accent 2" w:uiPriority="50"/>
-    <w:lsdException w:name="Grid Table 6 Colorful Accent 2" w:uiPriority="51"/>
-    <w:lsdException w:name="Grid Table 7 Colorful Accent 2" w:uiPriority="52"/>
-    <w:lsdException w:name="Grid Table 1 Light Accent 3" w:uiPriority="46"/>
-    <w:lsdException w:name="Grid Table 2 Accent 3" w:uiPriority="47"/>
-    <w:lsdException w:name="Grid Table 3 Accent 3" w:uiPriority="48"/>
-    <w:lsdException w:name="Grid Table 4 Accent 3" w:uiPriority="49"/>
-    <w:lsdException w:name="Grid Table 5 Dark Accent 3" w:uiPriority="50"/>
-    <w:lsdException w:name="Grid Table 6 Colorful Accent 3" w:uiPriority="51"/>
-    <w:lsdException w:name="Grid Table 7 Colorful Accent 3" w:uiPriority="52"/>
-    <w:lsdException w:name="Grid Table 1 Light Accent 4" w:uiPriority="46"/>
-    <w:lsdException w:name="Grid Table 2 Accent 4" w:uiPriority="47"/>
-    <w:lsdException w:name="Grid Table 3 Accent 4" w:uiPriority="48"/>
-    <w:lsdException w:name="Grid Table 4 Accent 4" w:uiPriority="49"/>
-    <w:lsdException w:name="Grid Table 5 Dark Accent 4" w:uiPriority="50"/>
-    <w:lsdException w:name="Grid Table 6 Colorful Accent 4" w:uiPriority="51"/>
-    <w:lsdException w:name="Grid Table 7 Colorful Accent 4" w:uiPriority="52"/>
-    <w:lsdException w:name="Grid Table 1 Light Accent 5" w:uiPriority="46"/>
-    <w:lsdException w:name="Grid Table 2 Accent 5" w:uiPriority="47"/>
-    <w:lsdException w:name="Grid Table 3 Accent 5" w:uiPriority="48"/>
-    <w:lsdException w:name="Grid Table 4 Accent 5" w:uiPriority="49"/>
-    <w:lsdException w:name="Grid Table 5 Dark Accent 5" w:uiPriority="50"/>
-    <w:lsdException w:name="Grid Table 6 Colorful Accent 5" w:uiPriority="51"/>
-    <w:lsdException w:name="Grid Table 7 Colorful Accent 5" w:uiPriority="52"/>
-    <w:lsdException w:name="Grid Table 1 Light Accent 6" w:uiPriority="46"/>
-    <w:lsdException w:name="Grid Table 2 Accent 6" w:uiPriority="47"/>
-    <w:lsdException w:name="Grid Table 3 Accent 6" w:uiPriority="48"/>
-    <w:lsdException w:name="Grid Table 4 Accent 6" w:uiPriority="49"/>
-    <w:lsdException w:name="Grid Table 5 Dark Accent 6" w:uiPriority="50"/>
-    <w:lsdException w:name="Grid Table 6 Colorful Accent 6" w:uiPriority="51"/>
-    <w:lsdException w:name="Grid Table 7 Colorful Accent 6" w:uiPriority="52"/>
-    <w:lsdException w:name="List Table 1 Light" w:uiPriority="46"/>
-    <w:lsdException w:name="List Table 2" w:uiPriority="47"/>
-    <w:lsdException w:name="List Table 3" w:uiPriority="48"/>
-    <w:lsdException w:name="List Table 4" w:uiPriority="49"/>
-    <w:lsdException w:name="List Table 5 Dark" w:uiPriority="50"/>
-    <w:lsdException w:name="List Table 6 Colorful" w:uiPriority="51"/>
-    <w:lsdException w:name="List Table 7 Colorful" w:uiPriority="52"/>
-    <w:lsdException w:name="List Table 1 Light Accent 1" w:uiPriority="46"/>
-    <w:lsdException w:name="List Table 2 Accent 1" w:uiPriority="47"/>
-    <w:lsdException w:name="List Table 3 Accent 1" w:uiPriority="48"/>
-    <w:lsdException w:name="List Table 4 Accent 1" w:uiPriority="49"/>
-    <w:lsdException w:name="List Table 5 Dark Accent 1" w:uiPriority="50"/>
-    <w:lsdException w:name="List Table 6 Colorful Accent 1" w:uiPriority="51"/>
-    <w:lsdException w:name="List Table 7 Colorful Accent 1" w:uiPriority="52"/>
-    <w:lsdException w:name="List Table 1 Light Accent 2" w:uiPriority="46"/>
-    <w:lsdException w:name="List Table 2 Accent 2" w:uiPriority="47"/>
-    <w:lsdException w:name="List Table 3 Accent 2" w:uiPriority="48"/>
-    <w:lsdException w:name="List Table 4 Accent 2" w:uiPriority="49"/>
-    <w:lsdException w:name="List Table 5 Dark Accent 2" w:uiPriority="50"/>
-    <w:lsdException w:name="List Table 6 Colorful Accent 2" w:uiPriority="51"/>
-    <w:lsdException w:name="List Table 7 Colorful Accent 2" w:uiPriority="52"/>
-    <w:lsdException w:name="List Table 1 Light Accent 3" w:uiPriority="46"/>
-    <w:lsdException w:name="List Table 2 Accent 3" w:uiPriority="47"/>
-    <w:lsdException w:name="List Table 3 Accent 3" w:uiPriority="48"/>
-    <w:lsdException w:name="List Table 4 Accent 3" w:uiPriority="49"/>
-    <w:lsdException w:name="List Table 5 Dark Accent 3" w:uiPriority="50"/>
-    <w:lsdException w:name="List Table 6 Colorful Accent 3" w:uiPriority="51"/>
-    <w:lsdException w:name="List Table 7 Colorful Accent 3" w:uiPriority="52"/>
-    <w:lsdException w:name="List Table 1 Light Accent 4" w:uiPriority="46"/>
-    <w:lsdException w:name="List Table 2 Accent 4" w:uiPriority="47"/>
-    <w:lsdException w:name="List Table 3 Accent 4" w:uiPriority="48"/>
-    <w:lsdException w:name="List Table 4 Accent 4" w:uiPriority="49"/>
-    <w:lsdException w:name="List Table 5 Dark Accent 4" w:uiPriority="50"/>
-    <w:lsdException w:name="List Table 6 Colorful Accent 4" w:uiPriority="51"/>
-    <w:lsdException w:name="List Table 7 Colorful Accent 4" w:uiPriority="52"/>
-    <w:lsdException w:name="List Table 1 Light Accent 5" w:uiPriority="46"/>
-    <w:lsdException w:name="List Table 2 Accent 5" w:uiPriority="47"/>
-    <w:lsdException w:name="List Table 3 Accent 5" w:uiPriority="48"/>
-    <w:lsdException w:name="List Table 4 Accent 5" w:uiPriority="49"/>
-    <w:lsdException w:name="List Table 5 Dark Accent 5" w:uiPriority="50"/>
-    <w:lsdException w:name="List Table 6 Colorful Accent 5" w:uiPriority="51"/>
-    <w:lsdException w:name="List Table 7 Colorful Accent 5" w:uiPriority="52"/>
-    <w:lsdException w:name="List Table 1 Light Accent 6" w:uiPriority="46"/>
-    <w:lsdException w:name="List Table 2 Accent 6" w:uiPriority="47"/>
-    <w:lsdException w:name="List Table 3 Accent 6" w:uiPriority="48"/>
-    <w:lsdException w:name="List Table 4 Accent 6" w:uiPriority="49"/>
-    <w:lsdException w:name="List Table 5 Dark Accent 6" w:uiPriority="50"/>
-    <w:lsdException w:name="List Table 6 Colorful Accent 6" w:uiPriority="51"/>
-    <w:lsdException w:name="List Table 7 Colorful Accent 6" w:uiPriority="52"/>
-    <w:lsdException w:name="Mention" w:semiHidden="1" w:uiPriority="99" w:unhideWhenUsed="1"/>
-    <w:lsdException w:name="Smart Hyperlink" w:semiHidden="1" w:uiPriority="99" w:unhideWhenUsed="1"/>
-    <w:lsdException w:name="Hashtag" w:semiHidden="1" w:uiPriority="99" w:unhideWhenUsed="1"/>
-    <w:lsdException w:name="Unresolved Mention" w:semiHidden="1" w:uiPriority="99" w:unhideWhenUsed="1"/>
-    <w:lsdException w:name="Smart Link" w:semiHidden="1" w:uiPriority="99" w:unhideWhenUsed="1"/>
+  <w:latentStyles w:count="260" w:defQFormat="0" w:defUnhideWhenUsed="1" w:defSemiHidden="1" w:defUIPriority="99" w:defLockedState="0">
+    <w:lsdException w:qFormat="1" w:unhideWhenUsed="0" w:uiPriority="0" w:semiHidden="0" w:name="Normal"/>
+    <w:lsdException w:qFormat="1" w:unhideWhenUsed="0" w:uiPriority="0" w:semiHidden="0" w:name="heading 1"/>
+    <w:lsdException w:qFormat="1" w:uiPriority="0" w:name="heading 2"/>
+    <w:lsdException w:qFormat="1" w:uiPriority="0" w:name="heading 3"/>
+    <w:lsdException w:qFormat="1" w:uiPriority="0" w:name="heading 4"/>
+    <w:lsdException w:qFormat="1" w:uiPriority="0" w:name="heading 5"/>
+    <w:lsdException w:qFormat="1" w:uiPriority="0" w:name="heading 6"/>
+    <w:lsdException w:qFormat="1" w:uiPriority="0" w:name="heading 7"/>
+    <w:lsdException w:qFormat="1" w:uiPriority="0" w:name="heading 8"/>
+    <w:lsdException w:qFormat="1" w:uiPriority="0" w:name="heading 9"/>
+    <w:lsdException w:uiPriority="0" w:name="index 1"/>
+    <w:lsdException w:uiPriority="0" w:name="index 2"/>
+    <w:lsdException w:uiPriority="0" w:name="index 3"/>
+    <w:lsdException w:uiPriority="0" w:name="index 4"/>
+    <w:lsdException w:uiPriority="0" w:name="index 5"/>
+    <w:lsdException w:uiPriority="0" w:name="index 6"/>
+    <w:lsdException w:uiPriority="0" w:name="index 7"/>
+    <w:lsdException w:uiPriority="0" w:name="index 8"/>
+    <w:lsdException w:uiPriority="0" w:name="index 9"/>
+    <w:lsdException w:uiPriority="0" w:name="toc 1"/>
+    <w:lsdException w:uiPriority="0" w:name="toc 2"/>
+    <w:lsdException w:uiPriority="0" w:name="toc 3"/>
+    <w:lsdException w:uiPriority="0" w:name="toc 4"/>
+    <w:lsdException w:uiPriority="0" w:name="toc 5"/>
+    <w:lsdException w:uiPriority="0" w:name="toc 6"/>
+    <w:lsdException w:uiPriority="0" w:name="toc 7"/>
+    <w:lsdException w:uiPriority="0" w:name="toc 8"/>
+    <w:lsdException w:uiPriority="0" w:name="toc 9"/>
+    <w:lsdException w:uiPriority="0" w:name="Normal Indent"/>
+    <w:lsdException w:uiPriority="0" w:name="footnote text"/>
+    <w:lsdException w:qFormat="1" w:unhideWhenUsed="0" w:uiPriority="0" w:semiHidden="0" w:name="annotation text"/>
+    <w:lsdException w:qFormat="1" w:unhideWhenUsed="0" w:uiPriority="0" w:semiHidden="0" w:name="header"/>
+    <w:lsdException w:unhideWhenUsed="0" w:uiPriority="0" w:semiHidden="0" w:name="footer"/>
+    <w:lsdException w:uiPriority="0" w:name="index heading"/>
+    <w:lsdException w:qFormat="1" w:uiPriority="0" w:name="caption"/>
+    <w:lsdException w:uiPriority="0" w:name="table of figures"/>
+    <w:lsdException w:uiPriority="0" w:name="envelope address"/>
+    <w:lsdException w:uiPriority="0" w:name="envelope return"/>
+    <w:lsdException w:uiPriority="0" w:name="footnote reference"/>
+    <w:lsdException w:qFormat="1" w:unhideWhenUsed="0" w:uiPriority="0" w:semiHidden="0" w:name="annotation reference"/>
+    <w:lsdException w:uiPriority="0" w:name="line number"/>
+    <w:lsdException w:uiPriority="0" w:name="page number"/>
+    <w:lsdException w:uiPriority="0" w:name="endnote reference"/>
+    <w:lsdException w:uiPriority="0" w:name="endnote text"/>
+    <w:lsdException w:uiPriority="0" w:name="table of authorities"/>
+    <w:lsdException w:uiPriority="0" w:name="macro"/>
+    <w:lsdException w:uiPriority="0" w:name="toa heading"/>
+    <w:lsdException w:uiPriority="0" w:name="List"/>
+    <w:lsdException w:uiPriority="0" w:name="List Bullet"/>
+    <w:lsdException w:unhideWhenUsed="0" w:uiPriority="0" w:semiHidden="0" w:name="List Number"/>
+    <w:lsdException w:uiPriority="0" w:name="List 2"/>
+    <w:lsdException w:uiPriority="0" w:name="List 3"/>
+    <w:lsdException w:unhideWhenUsed="0" w:uiPriority="0" w:semiHidden="0" w:name="List 4"/>
+    <w:lsdException w:unhideWhenUsed="0" w:uiPriority="0" w:semiHidden="0" w:name="List 5"/>
+    <w:lsdException w:uiPriority="0" w:name="List Bullet 2"/>
+    <w:lsdException w:uiPriority="0" w:name="List Bullet 3"/>
+    <w:lsdException w:uiPriority="0" w:name="List Bullet 4"/>
+    <w:lsdException w:uiPriority="0" w:name="List Bullet 5"/>
+    <w:lsdException w:uiPriority="0" w:name="List Number 2"/>
+    <w:lsdException w:uiPriority="0" w:name="List Number 3"/>
+    <w:lsdException w:uiPriority="0" w:name="List Number 4"/>
+    <w:lsdException w:uiPriority="0" w:name="List Number 5"/>
+    <w:lsdException w:qFormat="1" w:unhideWhenUsed="0" w:uiPriority="0" w:semiHidden="0" w:name="Title"/>
+    <w:lsdException w:uiPriority="0" w:name="Closing"/>
+    <w:lsdException w:uiPriority="0" w:name="Signature"/>
+    <w:lsdException w:uiPriority="1" w:name="Default Paragraph Font"/>
+    <w:lsdException w:uiPriority="0" w:name="Body Text"/>
+    <w:lsdException w:uiPriority="0" w:name="Body Text Indent"/>
+    <w:lsdException w:uiPriority="0" w:name="List Continue"/>
+    <w:lsdException w:uiPriority="0" w:name="List Continue 2"/>
+    <w:lsdException w:uiPriority="0" w:name="List Continue 3"/>
+    <w:lsdException w:uiPriority="0" w:name="List Continue 4"/>
+    <w:lsdException w:uiPriority="0" w:name="List Continue 5"/>
+    <w:lsdException w:uiPriority="0" w:name="Message Header"/>
+    <w:lsdException w:qFormat="1" w:unhideWhenUsed="0" w:uiPriority="0" w:semiHidden="0" w:name="Subtitle"/>
+    <w:lsdException w:unhideWhenUsed="0" w:uiPriority="0" w:semiHidden="0" w:name="Salutation"/>
+    <w:lsdException w:unhideWhenUsed="0" w:uiPriority="0" w:semiHidden="0" w:name="Date"/>
+    <w:lsdException w:unhideWhenUsed="0" w:uiPriority="0" w:semiHidden="0" w:name="Body Text First Indent"/>
+    <w:lsdException w:uiPriority="0" w:name="Body Text First Indent 2"/>
+    <w:lsdException w:uiPriority="0" w:name="Note Heading"/>
+    <w:lsdException w:uiPriority="0" w:name="Body Text 2"/>
+    <w:lsdException w:uiPriority="0" w:name="Body Text 3"/>
+    <w:lsdException w:uiPriority="0" w:name="Body Text Indent 2"/>
+    <w:lsdException w:uiPriority="0" w:name="Body Text Indent 3"/>
+    <w:lsdException w:uiPriority="0" w:name="Block Text"/>
+    <w:lsdException w:qFormat="1" w:unhideWhenUsed="0" w:uiPriority="0" w:semiHidden="0" w:name="Hyperlink"/>
+    <w:lsdException w:uiPriority="0" w:name="FollowedHyperlink"/>
+    <w:lsdException w:qFormat="1" w:unhideWhenUsed="0" w:uiPriority="0" w:semiHidden="0" w:name="Strong"/>
+    <w:lsdException w:qFormat="1" w:unhideWhenUsed="0" w:uiPriority="0" w:semiHidden="0" w:name="Emphasis"/>
+    <w:lsdException w:unhideWhenUsed="0" w:uiPriority="0" w:name="Document Map"/>
+    <w:lsdException w:uiPriority="0" w:name="Plain Text"/>
+    <w:lsdException w:uiPriority="0" w:name="E-mail Signature"/>
+    <w:lsdException w:uiPriority="0" w:name="Normal (Web)"/>
+    <w:lsdException w:uiPriority="0" w:name="HTML Acronym"/>
+    <w:lsdException w:uiPriority="0" w:name="HTML Address"/>
+    <w:lsdException w:uiPriority="0" w:name="HTML Cite"/>
+    <w:lsdException w:uiPriority="0" w:name="HTML Code"/>
+    <w:lsdException w:uiPriority="0" w:name="HTML Definition"/>
+    <w:lsdException w:uiPriority="0" w:name="HTML Keyboard"/>
+    <w:lsdException w:uiPriority="0" w:name="HTML Preformatted"/>
+    <w:lsdException w:uiPriority="0" w:name="HTML Sample"/>
+    <w:lsdException w:uiPriority="0" w:name="HTML Typewriter"/>
+    <w:lsdException w:uiPriority="0" w:name="HTML Variable"/>
+    <w:lsdException w:qFormat="1" w:uiPriority="99" w:name="Normal Table"/>
+    <w:lsdException w:qFormat="1" w:unhideWhenUsed="0" w:uiPriority="0" w:semiHidden="0" w:name="annotation subject"/>
+    <w:lsdException w:uiPriority="0" w:name="Table Simple 1"/>
+    <w:lsdException w:uiPriority="0" w:name="Table Simple 2"/>
+    <w:lsdException w:uiPriority="0" w:name="Table Simple 3"/>
+    <w:lsdException w:uiPriority="0" w:name="Table Classic 1"/>
+    <w:lsdException w:uiPriority="0" w:name="Table Classic 2"/>
+    <w:lsdException w:uiPriority="0" w:name="Table Classic 3"/>
+    <w:lsdException w:uiPriority="0" w:name="Table Classic 4"/>
+    <w:lsdException w:uiPriority="0" w:name="Table Colorful 1"/>
+    <w:lsdException w:uiPriority="0" w:name="Table Colorful 2"/>
+    <w:lsdException w:uiPriority="0" w:name="Table Colorful 3"/>
+    <w:lsdException w:uiPriority="0" w:name="Table Columns 1"/>
+    <w:lsdException w:uiPriority="0" w:name="Table Columns 2"/>
+    <w:lsdException w:uiPriority="0" w:name="Table Columns 3"/>
+    <w:lsdException w:uiPriority="0" w:name="Table Columns 4"/>
+    <w:lsdException w:uiPriority="0" w:name="Table Columns 5"/>
+    <w:lsdException w:uiPriority="0" w:name="Table Grid 1"/>
+    <w:lsdException w:uiPriority="0" w:name="Table Grid 2"/>
+    <w:lsdException w:uiPriority="0" w:name="Table Grid 3"/>
+    <w:lsdException w:uiPriority="0" w:name="Table Grid 4"/>
+    <w:lsdException w:uiPriority="0" w:name="Table Grid 5"/>
+    <w:lsdException w:uiPriority="0" w:name="Table Grid 6"/>
+    <w:lsdException w:uiPriority="0" w:name="Table Grid 7"/>
+    <w:lsdException w:uiPriority="0" w:name="Table Grid 8"/>
+    <w:lsdException w:uiPriority="0" w:name="Table List 1"/>
+    <w:lsdException w:uiPriority="0" w:name="Table List 2"/>
+    <w:lsdException w:uiPriority="0" w:name="Table List 3"/>
+    <w:lsdException w:uiPriority="0" w:name="Table List 4"/>
+    <w:lsdException w:uiPriority="0" w:name="Table List 5"/>
+    <w:lsdException w:uiPriority="0" w:name="Table List 6"/>
+    <w:lsdException w:uiPriority="0" w:name="Table List 7"/>
+    <w:lsdException w:uiPriority="0" w:name="Table List 8"/>
+    <w:lsdException w:uiPriority="0" w:name="Table 3D effects 1"/>
+    <w:lsdException w:uiPriority="0" w:name="Table 3D effects 2"/>
+    <w:lsdException w:uiPriority="0" w:name="Table 3D effects 3"/>
+    <w:lsdException w:uiPriority="0" w:name="Table Contemporary"/>
+    <w:lsdException w:uiPriority="0" w:name="Table Elegant"/>
+    <w:lsdException w:uiPriority="0" w:name="Table Professional"/>
+    <w:lsdException w:uiPriority="0" w:name="Table Subtle 1"/>
+    <w:lsdException w:uiPriority="0" w:name="Table Subtle 2"/>
+    <w:lsdException w:uiPriority="0" w:name="Table Web 1"/>
+    <w:lsdException w:uiPriority="0" w:name="Table Web 2"/>
+    <w:lsdException w:uiPriority="0" w:name="Table Web 3"/>
+    <w:lsdException w:qFormat="1" w:unhideWhenUsed="0" w:uiPriority="0" w:name="Balloon Text"/>
+    <w:lsdException w:qFormat="1" w:unhideWhenUsed="0" w:uiPriority="0" w:semiHidden="0" w:name="Table Grid"/>
+    <w:lsdException w:uiPriority="0" w:name="Table Theme"/>
+    <w:lsdException w:unhideWhenUsed="0" w:uiPriority="60" w:semiHidden="0" w:name="Light Shading"/>
+    <w:lsdException w:unhideWhenUsed="0" w:uiPriority="61" w:semiHidden="0" w:name="Light List"/>
+    <w:lsdException w:unhideWhenUsed="0" w:uiPriority="62" w:semiHidden="0" w:name="Light Grid"/>
+    <w:lsdException w:unhideWhenUsed="0" w:uiPriority="63" w:semiHidden="0" w:name="Medium Shading 1"/>
+    <w:lsdException w:unhideWhenUsed="0" w:uiPriority="64" w:semiHidden="0" w:name="Medium Shading 2"/>
+    <w:lsdException w:unhideWhenUsed="0" w:uiPriority="65" w:semiHidden="0" w:name="Medium List 1"/>
+    <w:lsdException w:unhideWhenUsed="0" w:uiPriority="66" w:semiHidden="0" w:name="Medium List 2"/>
+    <w:lsdException w:unhideWhenUsed="0" w:uiPriority="67" w:semiHidden="0" w:name="Medium Grid 1"/>
+    <w:lsdException w:unhideWhenUsed="0" w:uiPriority="68" w:semiHidden="0" w:name="Medium Grid 2"/>
+    <w:lsdException w:unhideWhenUsed="0" w:uiPriority="69" w:semiHidden="0" w:name="Medium Grid 3"/>
+    <w:lsdException w:unhideWhenUsed="0" w:uiPriority="70" w:semiHidden="0" w:name="Dark List"/>
+    <w:lsdException w:unhideWhenUsed="0" w:uiPriority="71" w:semiHidden="0" w:name="Colorful Shading"/>
+    <w:lsdException w:unhideWhenUsed="0" w:uiPriority="72" w:semiHidden="0" w:name="Colorful List"/>
+    <w:lsdException w:unhideWhenUsed="0" w:uiPriority="73" w:semiHidden="0" w:name="Colorful Grid"/>
+    <w:lsdException w:unhideWhenUsed="0" w:uiPriority="60" w:semiHidden="0" w:name="Light Shading Accent 1"/>
+    <w:lsdException w:unhideWhenUsed="0" w:uiPriority="61" w:semiHidden="0" w:name="Light List Accent 1"/>
+    <w:lsdException w:unhideWhenUsed="0" w:uiPriority="62" w:semiHidden="0" w:name="Light Grid Accent 1"/>
+    <w:lsdException w:unhideWhenUsed="0" w:uiPriority="63" w:semiHidden="0" w:name="Medium Shading 1 Accent 1"/>
+    <w:lsdException w:unhideWhenUsed="0" w:uiPriority="64" w:semiHidden="0" w:name="Medium Shading 2 Accent 1"/>
+    <w:lsdException w:unhideWhenUsed="0" w:uiPriority="65" w:semiHidden="0" w:name="Medium List 1 Accent 1"/>
+    <w:lsdException w:unhideWhenUsed="0" w:uiPriority="66" w:semiHidden="0" w:name="Medium List 2 Accent 1"/>
+    <w:lsdException w:unhideWhenUsed="0" w:uiPriority="67" w:semiHidden="0" w:name="Medium Grid 1 Accent 1"/>
+    <w:lsdException w:unhideWhenUsed="0" w:uiPriority="68" w:semiHidden="0" w:name="Medium Grid 2 Accent 1"/>
+    <w:lsdException w:unhideWhenUsed="0" w:uiPriority="69" w:semiHidden="0" w:name="Medium Grid 3 Accent 1"/>
+    <w:lsdException w:unhideWhenUsed="0" w:uiPriority="70" w:semiHidden="0" w:name="Dark List Accent 1"/>
+    <w:lsdException w:unhideWhenUsed="0" w:uiPriority="71" w:semiHidden="0" w:name="Colorful Shading Accent 1"/>
+    <w:lsdException w:unhideWhenUsed="0" w:uiPriority="72" w:semiHidden="0" w:name="Colorful List Accent 1"/>
+    <w:lsdException w:unhideWhenUsed="0" w:uiPriority="73" w:semiHidden="0" w:name="Colorful Grid Accent 1"/>
+    <w:lsdException w:unhideWhenUsed="0" w:uiPriority="60" w:semiHidden="0" w:name="Light Shading Accent 2"/>
+    <w:lsdException w:unhideWhenUsed="0" w:uiPriority="61" w:semiHidden="0" w:name="Light List Accent 2"/>
+    <w:lsdException w:unhideWhenUsed="0" w:uiPriority="62" w:semiHidden="0" w:name="Light Grid Accent 2"/>
+    <w:lsdException w:unhideWhenUsed="0" w:uiPriority="63" w:semiHidden="0" w:name="Medium Shading 1 Accent 2"/>
+    <w:lsdException w:unhideWhenUsed="0" w:uiPriority="64" w:semiHidden="0" w:name="Medium Shading 2 Accent 2"/>
+    <w:lsdException w:unhideWhenUsed="0" w:uiPriority="65" w:semiHidden="0" w:name="Medium List 1 Accent 2"/>
+    <w:lsdException w:unhideWhenUsed="0" w:uiPriority="66" w:semiHidden="0" w:name="Medium List 2 Accent 2"/>
+    <w:lsdException w:unhideWhenUsed="0" w:uiPriority="67" w:semiHidden="0" w:name="Medium Grid 1 Accent 2"/>
+    <w:lsdException w:unhideWhenUsed="0" w:uiPriority="68" w:semiHidden="0" w:name="Medium Grid 2 Accent 2"/>
+    <w:lsdException w:unhideWhenUsed="0" w:uiPriority="69" w:semiHidden="0" w:name="Medium Grid 3 Accent 2"/>
+    <w:lsdException w:unhideWhenUsed="0" w:uiPriority="70" w:semiHidden="0" w:name="Dark List Accent 2"/>
+    <w:lsdException w:unhideWhenUsed="0" w:uiPriority="71" w:semiHidden="0" w:name="Colorful Shading Accent 2"/>
+    <w:lsdException w:unhideWhenUsed="0" w:uiPriority="72" w:semiHidden="0" w:name="Colorful List Accent 2"/>
+    <w:lsdException w:unhideWhenUsed="0" w:uiPriority="73" w:semiHidden="0" w:name="Colorful Grid Accent 2"/>
+    <w:lsdException w:unhideWhenUsed="0" w:uiPriority="60" w:semiHidden="0" w:name="Light Shading Accent 3"/>
+    <w:lsdException w:unhideWhenUsed="0" w:uiPriority="61" w:semiHidden="0" w:name="Light List Accent 3"/>
+    <w:lsdException w:unhideWhenUsed="0" w:uiPriority="62" w:semiHidden="0" w:name="Light Grid Accent 3"/>
+    <w:lsdException w:unhideWhenUsed="0" w:uiPriority="63" w:semiHidden="0" w:name="Medium Shading 1 Accent 3"/>
+    <w:lsdException w:unhideWhenUsed="0" w:uiPriority="64" w:semiHidden="0" w:name="Medium Shading 2 Accent 3"/>
+    <w:lsdException w:unhideWhenUsed="0" w:uiPriority="65" w:semiHidden="0" w:name="Medium List 1 Accent 3"/>
+    <w:lsdException w:unhideWhenUsed="0" w:uiPriority="66" w:semiHidden="0" w:name="Medium List 2 Accent 3"/>
+    <w:lsdException w:unhideWhenUsed="0" w:uiPriority="67" w:semiHidden="0" w:name="Medium Grid 1 Accent 3"/>
+    <w:lsdException w:unhideWhenUsed="0" w:uiPriority="68" w:semiHidden="0" w:name="Medium Grid 2 Accent 3"/>
+    <w:lsdException w:unhideWhenUsed="0" w:uiPriority="69" w:semiHidden="0" w:name="Medium Grid 3 Accent 3"/>
+    <w:lsdException w:unhideWhenUsed="0" w:uiPriority="70" w:semiHidden="0" w:name="Dark List Accent 3"/>
+    <w:lsdException w:unhideWhenUsed="0" w:uiPriority="71" w:semiHidden="0" w:name="Colorful Shading Accent 3"/>
+    <w:lsdException w:unhideWhenUsed="0" w:uiPriority="72" w:semiHidden="0" w:name="Colorful List Accent 3"/>
+    <w:lsdException w:unhideWhenUsed="0" w:uiPriority="73" w:semiHidden="0" w:name="Colorful Grid Accent 3"/>
+    <w:lsdException w:unhideWhenUsed="0" w:uiPriority="60" w:semiHidden="0" w:name="Light Shading Accent 4"/>
+    <w:lsdException w:unhideWhenUsed="0" w:uiPriority="61" w:semiHidden="0" w:name="Light List Accent 4"/>
+    <w:lsdException w:unhideWhenUsed="0" w:uiPriority="62" w:semiHidden="0" w:name="Light Grid Accent 4"/>
+    <w:lsdException w:unhideWhenUsed="0" w:uiPriority="63" w:semiHidden="0" w:name="Medium Shading 1 Accent 4"/>
+    <w:lsdException w:unhideWhenUsed="0" w:uiPriority="64" w:semiHidden="0" w:name="Medium Shading 2 Accent 4"/>
+    <w:lsdException w:unhideWhenUsed="0" w:uiPriority="65" w:semiHidden="0" w:name="Medium List 1 Accent 4"/>
+    <w:lsdException w:unhideWhenUsed="0" w:uiPriority="66" w:semiHidden="0" w:name="Medium List 2 Accent 4"/>
+    <w:lsdException w:unhideWhenUsed="0" w:uiPriority="67" w:semiHidden="0" w:name="Medium Grid 1 Accent 4"/>
+    <w:lsdException w:unhideWhenUsed="0" w:uiPriority="68" w:semiHidden="0" w:name="Medium Grid 2 Accent 4"/>
+    <w:lsdException w:unhideWhenUsed="0" w:uiPriority="69" w:semiHidden="0" w:name="Medium Grid 3 Accent 4"/>
+    <w:lsdException w:unhideWhenUsed="0" w:uiPriority="70" w:semiHidden="0" w:name="Dark List Accent 4"/>
+    <w:lsdException w:unhideWhenUsed="0" w:uiPriority="71" w:semiHidden="0" w:name="Colorful Shading Accent 4"/>
+    <w:lsdException w:unhideWhenUsed="0" w:uiPriority="72" w:semiHidden="0" w:name="Colorful List Accent 4"/>
+    <w:lsdException w:unhideWhenUsed="0" w:uiPriority="73" w:semiHidden="0" w:name="Colorful Grid Accent 4"/>
+    <w:lsdException w:unhideWhenUsed="0" w:uiPriority="60" w:semiHidden="0" w:name="Light Shading Accent 5"/>
+    <w:lsdException w:unhideWhenUsed="0" w:uiPriority="61" w:semiHidden="0" w:name="Light List Accent 5"/>
+    <w:lsdException w:unhideWhenUsed="0" w:uiPriority="62" w:semiHidden="0" w:name="Light Grid Accent 5"/>
+    <w:lsdException w:unhideWhenUsed="0" w:uiPriority="63" w:semiHidden="0" w:name="Medium Shading 1 Accent 5"/>
+    <w:lsdException w:unhideWhenUsed="0" w:uiPriority="64" w:semiHidden="0" w:name="Medium Shading 2 Accent 5"/>
+    <w:lsdException w:unhideWhenUsed="0" w:uiPriority="65" w:semiHidden="0" w:name="Medium List 1 Accent 5"/>
+    <w:lsdException w:unhideWhenUsed="0" w:uiPriority="66" w:semiHidden="0" w:name="Medium List 2 Accent 5"/>
+    <w:lsdException w:unhideWhenUsed="0" w:uiPriority="67" w:semiHidden="0" w:name="Medium Grid 1 Accent 5"/>
+    <w:lsdException w:unhideWhenUsed="0" w:uiPriority="68" w:semiHidden="0" w:name="Medium Grid 2 Accent 5"/>
+    <w:lsdException w:unhideWhenUsed="0" w:uiPriority="69" w:semiHidden="0" w:name="Medium Grid 3 Accent 5"/>
+    <w:lsdException w:unhideWhenUsed="0" w:uiPriority="70" w:semiHidden="0" w:name="Dark List Accent 5"/>
+    <w:lsdException w:unhideWhenUsed="0" w:uiPriority="71" w:semiHidden="0" w:name="Colorful Shading Accent 5"/>
+    <w:lsdException w:unhideWhenUsed="0" w:uiPriority="72" w:semiHidden="0" w:name="Colorful List Accent 5"/>
+    <w:lsdException w:unhideWhenUsed="0" w:uiPriority="73" w:semiHidden="0" w:name="Colorful Grid Accent 5"/>
+    <w:lsdException w:unhideWhenUsed="0" w:uiPriority="60" w:semiHidden="0" w:name="Light Shading Accent 6"/>
+    <w:lsdException w:unhideWhenUsed="0" w:uiPriority="61" w:semiHidden="0" w:name="Light List Accent 6"/>
+    <w:lsdException w:unhideWhenUsed="0" w:uiPriority="62" w:semiHidden="0" w:name="Light Grid Accent 6"/>
+    <w:lsdException w:unhideWhenUsed="0" w:uiPriority="63" w:semiHidden="0" w:name="Medium Shading 1 Accent 6"/>
+    <w:lsdException w:unhideWhenUsed="0" w:uiPriority="64" w:semiHidden="0" w:name="Medium Shading 2 Accent 6"/>
+    <w:lsdException w:unhideWhenUsed="0" w:uiPriority="65" w:semiHidden="0" w:name="Medium List 1 Accent 6"/>
+    <w:lsdException w:unhideWhenUsed="0" w:uiPriority="66" w:semiHidden="0" w:name="Medium List 2 Accent 6"/>
+    <w:lsdException w:unhideWhenUsed="0" w:uiPriority="67" w:semiHidden="0" w:name="Medium Grid 1 Accent 6"/>
+    <w:lsdException w:unhideWhenUsed="0" w:uiPriority="68" w:semiHidden="0" w:name="Medium Grid 2 Accent 6"/>
+    <w:lsdException w:unhideWhenUsed="0" w:uiPriority="69" w:semiHidden="0" w:name="Medium Grid 3 Accent 6"/>
+    <w:lsdException w:unhideWhenUsed="0" w:uiPriority="70" w:semiHidden="0" w:name="Dark List Accent 6"/>
+    <w:lsdException w:unhideWhenUsed="0" w:uiPriority="71" w:semiHidden="0" w:name="Colorful Shading Accent 6"/>
+    <w:lsdException w:unhideWhenUsed="0" w:uiPriority="72" w:semiHidden="0" w:name="Colorful List Accent 6"/>
+    <w:lsdException w:unhideWhenUsed="0" w:uiPriority="73" w:semiHidden="0" w:name="Colorful Grid Accent 6"/>
   </w:latentStyles>
-  <w:style w:type="paragraph" w:default="1" w:styleId="a">
+  <w:style w:type="paragraph" w:default="1" w:styleId="1">
     <w:name w:val="Normal"/>
     <w:qFormat/>
+    <w:uiPriority w:val="0"/>
     <w:pPr>
       <w:widowControl w:val="0"/>
       <w:jc w:val="both"/>
     </w:pPr>
     <w:rPr>
+      <w:rFonts w:ascii="Times New Roman" w:hAnsi="Times New Roman" w:eastAsia="宋体" w:cs="Times New Roman"/>
       <w:kern w:val="2"/>
       <w:sz w:val="21"/>
       <w:szCs w:val="24"/>
+      <w:lang w:val="en-US" w:eastAsia="zh-CN" w:bidi="ar-SA"/>
     </w:rPr>
   </w:style>
-  <w:style w:type="character" w:default="1" w:styleId="a0">
+  <w:style w:type="character" w:default="1" w:styleId="11">
     <w:name w:val="Default Paragraph Font"/>
-    <w:uiPriority w:val="1"/>
     <w:semiHidden/>
     <w:unhideWhenUsed/>
+    <w:uiPriority w:val="1"/>
   </w:style>
-  <w:style w:type="table" w:default="1" w:styleId="a1">
+  <w:style w:type="table" w:default="1" w:styleId="9">
     <w:name w:val="Normal Table"/>
-    <w:uiPriority w:val="99"/>
     <w:semiHidden/>
     <w:unhideWhenUsed/>
+    <w:qFormat/>
+    <w:uiPriority w:val="99"/>
     <w:tblPr>
-      <w:tblInd w:w="0" w:type="dxa"/>
+      <w:tblLayout w:type="fixed"/>
       <w:tblCellMar>
         <w:top w:w="0" w:type="dxa"/>
         <w:left w:w="108" w:type="dxa"/>
@@ -4431,41 +3902,40 @@
       </w:tblCellMar>
     </w:tblPr>
   </w:style>
-  <w:style w:type="numbering" w:default="1" w:styleId="a2">
-    <w:name w:val="No List"/>
-    <w:uiPriority w:val="99"/>
+  <w:style w:type="paragraph" w:styleId="2">
+    <w:name w:val="Document Map"/>
+    <w:basedOn w:val="1"/>
     <w:semiHidden/>
-    <w:unhideWhenUsed/>
-  </w:style>
-  <w:style w:type="paragraph" w:styleId="a3">
-    <w:name w:val="Document Map"/>
-    <w:basedOn w:val="a"/>
-    <w:semiHidden/>
+    <w:uiPriority w:val="0"/>
     <w:pPr>
       <w:shd w:val="clear" w:color="auto" w:fill="000080"/>
     </w:pPr>
   </w:style>
-  <w:style w:type="paragraph" w:styleId="a4">
+  <w:style w:type="paragraph" w:styleId="3">
     <w:name w:val="annotation text"/>
-    <w:basedOn w:val="a"/>
-    <w:link w:val="a5"/>
+    <w:basedOn w:val="1"/>
+    <w:link w:val="15"/>
     <w:qFormat/>
+    <w:uiPriority w:val="0"/>
     <w:pPr>
       <w:jc w:val="left"/>
     </w:pPr>
   </w:style>
-  <w:style w:type="paragraph" w:styleId="a6">
+  <w:style w:type="paragraph" w:styleId="4">
     <w:name w:val="Balloon Text"/>
-    <w:basedOn w:val="a"/>
+    <w:basedOn w:val="1"/>
     <w:semiHidden/>
+    <w:qFormat/>
+    <w:uiPriority w:val="0"/>
     <w:rPr>
       <w:sz w:val="18"/>
       <w:szCs w:val="18"/>
     </w:rPr>
   </w:style>
-  <w:style w:type="paragraph" w:styleId="a7">
+  <w:style w:type="paragraph" w:styleId="5">
     <w:name w:val="footer"/>
-    <w:basedOn w:val="a"/>
+    <w:basedOn w:val="1"/>
+    <w:uiPriority w:val="0"/>
     <w:pPr>
       <w:tabs>
         <w:tab w:val="center" w:pos="4153"/>
@@ -4479,9 +3949,11 @@
       <w:szCs w:val="18"/>
     </w:rPr>
   </w:style>
-  <w:style w:type="paragraph" w:styleId="a8">
+  <w:style w:type="paragraph" w:styleId="6">
     <w:name w:val="header"/>
-    <w:basedOn w:val="a"/>
+    <w:basedOn w:val="1"/>
+    <w:qFormat/>
+    <w:uiPriority w:val="0"/>
     <w:pPr>
       <w:tabs>
         <w:tab w:val="center" w:pos="4153"/>
@@ -4496,10 +3968,11 @@
       <w:szCs w:val="20"/>
     </w:rPr>
   </w:style>
-  <w:style w:type="paragraph" w:styleId="a9">
+  <w:style w:type="paragraph" w:styleId="7">
     <w:name w:val="Title"/>
-    <w:basedOn w:val="a"/>
+    <w:basedOn w:val="1"/>
     <w:qFormat/>
+    <w:uiPriority w:val="0"/>
     <w:pPr>
       <w:spacing w:before="120"/>
       <w:ind w:right="-193"/>
@@ -4511,53 +3984,58 @@
       <w:szCs w:val="20"/>
     </w:rPr>
   </w:style>
-  <w:style w:type="paragraph" w:styleId="aa">
+  <w:style w:type="paragraph" w:styleId="8">
     <w:name w:val="annotation subject"/>
-    <w:basedOn w:val="a4"/>
-    <w:next w:val="a4"/>
-    <w:link w:val="ab"/>
+    <w:basedOn w:val="3"/>
+    <w:next w:val="3"/>
+    <w:link w:val="16"/>
     <w:qFormat/>
+    <w:uiPriority w:val="0"/>
     <w:rPr>
       <w:b/>
       <w:bCs/>
     </w:rPr>
   </w:style>
-  <w:style w:type="table" w:styleId="ac">
+  <w:style w:type="table" w:styleId="10">
     <w:name w:val="Table Grid"/>
-    <w:basedOn w:val="a1"/>
+    <w:basedOn w:val="9"/>
     <w:qFormat/>
+    <w:uiPriority w:val="0"/>
     <w:tblPr>
       <w:tblBorders>
-        <w:top w:val="single" w:sz="4" w:space="0" w:color="auto"/>
-        <w:left w:val="single" w:sz="4" w:space="0" w:color="auto"/>
-        <w:bottom w:val="single" w:sz="4" w:space="0" w:color="auto"/>
-        <w:right w:val="single" w:sz="4" w:space="0" w:color="auto"/>
-        <w:insideH w:val="single" w:sz="4" w:space="0" w:color="auto"/>
-        <w:insideV w:val="single" w:sz="4" w:space="0" w:color="auto"/>
+        <w:top w:val="single" w:color="auto" w:sz="4" w:space="0"/>
+        <w:left w:val="single" w:color="auto" w:sz="4" w:space="0"/>
+        <w:bottom w:val="single" w:color="auto" w:sz="4" w:space="0"/>
+        <w:right w:val="single" w:color="auto" w:sz="4" w:space="0"/>
+        <w:insideH w:val="single" w:color="auto" w:sz="4" w:space="0"/>
+        <w:insideV w:val="single" w:color="auto" w:sz="4" w:space="0"/>
       </w:tblBorders>
+      <w:tblLayout w:type="fixed"/>
     </w:tblPr>
   </w:style>
-  <w:style w:type="character" w:styleId="ad">
+  <w:style w:type="character" w:styleId="12">
     <w:name w:val="Hyperlink"/>
     <w:qFormat/>
+    <w:uiPriority w:val="0"/>
     <w:rPr>
       <w:color w:val="0000FF"/>
       <w:u w:val="single"/>
     </w:rPr>
   </w:style>
-  <w:style w:type="character" w:styleId="ae">
+  <w:style w:type="character" w:styleId="13">
     <w:name w:val="annotation reference"/>
     <w:qFormat/>
+    <w:uiPriority w:val="0"/>
     <w:rPr>
       <w:sz w:val="21"/>
       <w:szCs w:val="21"/>
     </w:rPr>
   </w:style>
-  <w:style w:type="paragraph" w:customStyle="1" w:styleId="af">
+  <w:style w:type="paragraph" w:customStyle="1" w:styleId="14">
     <w:name w:val="列出段落"/>
-    <w:basedOn w:val="a"/>
+    <w:basedOn w:val="1"/>
+    <w:qFormat/>
     <w:uiPriority w:val="34"/>
-    <w:qFormat/>
     <w:pPr>
       <w:widowControl/>
       <w:ind w:firstLine="420"/>
@@ -4568,19 +4046,21 @@
       <w:szCs w:val="21"/>
     </w:rPr>
   </w:style>
-  <w:style w:type="character" w:customStyle="1" w:styleId="a5">
+  <w:style w:type="character" w:customStyle="1" w:styleId="15">
     <w:name w:val="批注文字 字符"/>
-    <w:link w:val="a4"/>
+    <w:link w:val="3"/>
     <w:qFormat/>
+    <w:uiPriority w:val="0"/>
     <w:rPr>
       <w:kern w:val="2"/>
       <w:sz w:val="21"/>
       <w:szCs w:val="24"/>
     </w:rPr>
   </w:style>
-  <w:style w:type="character" w:customStyle="1" w:styleId="ab">
+  <w:style w:type="character" w:customStyle="1" w:styleId="16">
     <w:name w:val="批注主题 字符"/>
-    <w:link w:val="aa"/>
+    <w:link w:val="8"/>
+    <w:uiPriority w:val="0"/>
     <w:rPr>
       <w:b/>
       <w:bCs/>
@@ -4589,24 +4069,24 @@
       <w:szCs w:val="24"/>
     </w:rPr>
   </w:style>
-  <w:style w:type="character" w:customStyle="1" w:styleId="1">
+  <w:style w:type="character" w:customStyle="1" w:styleId="17">
     <w:name w:val="未处理的提及1"/>
-    <w:uiPriority w:val="99"/>
     <w:semiHidden/>
     <w:unhideWhenUsed/>
     <w:qFormat/>
+    <w:uiPriority w:val="99"/>
     <w:rPr>
       <w:color w:val="605E5C"/>
       <w:shd w:val="clear" w:color="auto" w:fill="E1DFDD"/>
     </w:rPr>
   </w:style>
-  <w:style w:type="character" w:styleId="af0">
+  <w:style w:type="character" w:customStyle="1" w:styleId="18">
     <w:name w:val="Unresolved Mention"/>
-    <w:basedOn w:val="a0"/>
-    <w:uiPriority w:val="99"/>
+    <w:basedOn w:val="11"/>
     <w:semiHidden/>
     <w:unhideWhenUsed/>
-    <w:rsid w:val="00FE72EF"/>
+    <w:qFormat/>
+    <w:uiPriority w:val="99"/>
     <w:rPr>
       <w:color w:val="605E5C"/>
       <w:shd w:val="clear" w:color="auto" w:fill="E1DFDD"/>
@@ -4867,7 +4347,6 @@
     </a:fmtScheme>
   </a:themeElements>
   <a:objectDefaults/>
-  <a:extraClrSchemeLst/>
 </a:theme>
 </file>
 
@@ -4877,9 +4356,9 @@
     <customSectPr/>
   </customSectProps>
   <customShpExts>
-    <customShpInfo spid="_x0000_s4098"/>
-    <customShpInfo spid="_x0000_s4099"/>
-    <customShpInfo spid="_x0000_s4097"/>
+    <customShpInfo spid="_x0000_s3074"/>
+    <customShpInfo spid="_x0000_s3075"/>
+    <customShpInfo spid="_x0000_s3073"/>
     <customShpInfo spid="_x0000_s1026"/>
   </customShpExts>
 </s:customData>
@@ -4899,8 +4378,6 @@
 
 <file path=customXml/itemProps2.xml><?xml version="1.0" encoding="utf-8"?>
 <ds:datastoreItem xmlns:ds="http://schemas.openxmlformats.org/officeDocument/2006/customXml" ds:itemID="{CC389CB2-C25B-4448-B997-8F3A950A2DCB}">
-  <ds:schemaRefs>
-    <ds:schemaRef ds:uri="http://schemas.openxmlformats.org/officeDocument/2006/bibliography"/>
-  </ds:schemaRefs>
+  <ds:schemaRefs/>
 </ds:datastoreItem>
 </file>